--- a/vizsgaremek_doku_(fodor).docx
+++ b/vizsgaremek_doku_(fodor).docx
@@ -1,6 +1,6 @@
 
 <file path=word/document.xml><?xml version="1.0" encoding="utf-8"?>
-<w:document xmlns:wpc="http://schemas.microsoft.com/office/word/2010/wordprocessingCanvas" xmlns:cx="http://schemas.microsoft.com/office/drawing/2014/chartex" xmlns:cx1="http://schemas.microsoft.com/office/drawing/2015/9/8/chartex" xmlns:cx2="http://schemas.microsoft.com/office/drawing/2015/10/21/chartex" xmlns:cx3="http://schemas.microsoft.com/office/drawing/2016/5/9/chartex" xmlns:cx4="http://schemas.microsoft.com/office/drawing/2016/5/10/chartex" xmlns:cx5="http://schemas.microsoft.com/office/drawing/2016/5/11/chartex" xmlns:cx6="http://schemas.microsoft.com/office/drawing/2016/5/12/chartex" xmlns:cx7="http://schemas.microsoft.com/office/drawing/2016/5/13/chartex" xmlns:cx8="http://schemas.microsoft.com/office/drawing/2016/5/14/chartex" xmlns:mc="http://schemas.openxmlformats.org/markup-compatibility/2006" xmlns:aink="http://schemas.microsoft.com/office/drawing/2016/ink" xmlns:am3d="http://schemas.microsoft.com/office/drawing/2017/model3d" xmlns:o="urn:schemas-microsoft-com:office:office" xmlns:r="http://schemas.openxmlformats.org/officeDocument/2006/relationships" xmlns:m="http://schemas.openxmlformats.org/officeDocument/2006/math" xmlns:v="urn:schemas-microsoft-com:vml" xmlns:wp14="http://schemas.microsoft.com/office/word/2010/wordprocessingDrawing" xmlns:wp="http://schemas.openxmlformats.org/drawingml/2006/wordprocessingDrawing" xmlns:w10="urn:schemas-microsoft-com:office:word" xmlns:w="http://schemas.openxmlformats.org/wordprocessingml/2006/main" xmlns:w14="http://schemas.microsoft.com/office/word/2010/wordml" xmlns:w15="http://schemas.microsoft.com/office/word/2012/wordml" xmlns:w16cex="http://schemas.microsoft.com/office/word/2018/wordml/cex" xmlns:w16cid="http://schemas.microsoft.com/office/word/2016/wordml/cid" xmlns:w16="http://schemas.microsoft.com/office/word/2018/wordml" xmlns:w16sdtdh="http://schemas.microsoft.com/office/word/2020/wordml/sdtdatahash" xmlns:w16se="http://schemas.microsoft.com/office/word/2015/wordml/symex" xmlns:wpg="http://schemas.microsoft.com/office/word/2010/wordprocessingGroup" xmlns:wpi="http://schemas.microsoft.com/office/word/2010/wordprocessingInk" xmlns:wne="http://schemas.microsoft.com/office/word/2006/wordml" xmlns:wps="http://schemas.microsoft.com/office/word/2010/wordprocessingShape" xmlns:a="http://schemas.openxmlformats.org/drawingml/2006/main" xmlns:pic="http://schemas.openxmlformats.org/drawingml/2006/picture" xmlns:a14="http://schemas.microsoft.com/office/drawing/2010/main" mc:Ignorable="w14 w15 w16se w16cid w16 w16cex w16sdtdh wp14">
+<w:document xmlns:wpc="http://schemas.microsoft.com/office/word/2010/wordprocessingCanvas" xmlns:cx="http://schemas.microsoft.com/office/drawing/2014/chartex" xmlns:cx1="http://schemas.microsoft.com/office/drawing/2015/9/8/chartex" xmlns:cx2="http://schemas.microsoft.com/office/drawing/2015/10/21/chartex" xmlns:cx3="http://schemas.microsoft.com/office/drawing/2016/5/9/chartex" xmlns:cx4="http://schemas.microsoft.com/office/drawing/2016/5/10/chartex" xmlns:cx5="http://schemas.microsoft.com/office/drawing/2016/5/11/chartex" xmlns:cx6="http://schemas.microsoft.com/office/drawing/2016/5/12/chartex" xmlns:cx7="http://schemas.microsoft.com/office/drawing/2016/5/13/chartex" xmlns:cx8="http://schemas.microsoft.com/office/drawing/2016/5/14/chartex" xmlns:mc="http://schemas.openxmlformats.org/markup-compatibility/2006" xmlns:aink="http://schemas.microsoft.com/office/drawing/2016/ink" xmlns:am3d="http://schemas.microsoft.com/office/drawing/2017/model3d" xmlns:o="urn:schemas-microsoft-com:office:office" xmlns:r="http://schemas.openxmlformats.org/officeDocument/2006/relationships" xmlns:m="http://schemas.openxmlformats.org/officeDocument/2006/math" xmlns:v="urn:schemas-microsoft-com:vml" xmlns:wp14="http://schemas.microsoft.com/office/word/2010/wordprocessingDrawing" xmlns:wp="http://schemas.openxmlformats.org/drawingml/2006/wordprocessingDrawing" xmlns:w10="urn:schemas-microsoft-com:office:word" xmlns:w="http://schemas.openxmlformats.org/wordprocessingml/2006/main" xmlns:w14="http://schemas.microsoft.com/office/word/2010/wordml" xmlns:w15="http://schemas.microsoft.com/office/word/2012/wordml" xmlns:w16cex="http://schemas.microsoft.com/office/word/2018/wordml/cex" xmlns:w16cid="http://schemas.microsoft.com/office/word/2016/wordml/cid" xmlns:w16="http://schemas.microsoft.com/office/word/2018/wordml" xmlns:w16sdtdh="http://schemas.microsoft.com/office/word/2020/wordml/sdtdatahash" xmlns:w16se="http://schemas.microsoft.com/office/word/2015/wordml/symex" xmlns:wpg="http://schemas.microsoft.com/office/word/2010/wordprocessingGroup" xmlns:wpi="http://schemas.microsoft.com/office/word/2010/wordprocessingInk" xmlns:wne="http://schemas.microsoft.com/office/word/2006/wordml" xmlns:wps="http://schemas.microsoft.com/office/word/2010/wordprocessingShape" mc:Ignorable="w14 w15 w16se w16cid w16 w16cex w16sdtdh wp14">
   <w:body>
     <w:p>
       <w:pPr>
@@ -105,8 +105,6 @@
       <w:proofErr w:type="spellEnd"/>
       <w:r>
         <w:tab/>
-      </w:r>
-      <w:r>
         <w:t>Fodor Dominik Tamás</w:t>
       </w:r>
       <w:r>
@@ -1635,6 +1633,7 @@
             <w:pStyle w:val="Tartalomjegyzkcmsora"/>
           </w:pPr>
           <w:r>
+            <w:lastRenderedPageBreak/>
             <w:t>Tartalom</w:t>
           </w:r>
         </w:p>
@@ -1666,9 +1665,10 @@
       <w:pPr>
         <w:pStyle w:val="Cmsor1"/>
       </w:pPr>
-      <w:bookmarkStart w:name="_Toc473730742" w:id="0"/>
-      <w:bookmarkStart w:name="_Toc210901032" w:id="1"/>
-      <w:r>
+      <w:bookmarkStart w:id="0" w:name="_Toc473730742"/>
+      <w:bookmarkStart w:id="1" w:name="_Toc210901032"/>
+      <w:r>
+        <w:lastRenderedPageBreak/>
         <w:t>Bevezetés</w:t>
       </w:r>
       <w:bookmarkEnd w:id="0"/>
@@ -1678,7 +1678,7 @@
       <w:pPr>
         <w:pStyle w:val="Cmsor2"/>
       </w:pPr>
-      <w:bookmarkStart w:name="_Toc210901033" w:id="2"/>
+      <w:bookmarkStart w:id="2" w:name="_Toc210901033"/>
       <w:r>
         <w:t>Téma megfogalmazás</w:t>
       </w:r>
@@ -1703,8 +1703,8 @@
       <w:pPr>
         <w:pStyle w:val="Cmsor2"/>
       </w:pPr>
-      <w:bookmarkStart w:name="_Toc473730745" w:id="3"/>
-      <w:bookmarkStart w:name="_Toc210901034" w:id="4"/>
+      <w:bookmarkStart w:id="3" w:name="_Toc473730745"/>
+      <w:bookmarkStart w:id="4" w:name="_Toc210901034"/>
       <w:r>
         <w:t>A felhasznált ismeretek</w:t>
       </w:r>
@@ -1716,7 +1716,7 @@
       <w:pPr>
         <w:pStyle w:val="Cmsor2"/>
       </w:pPr>
-      <w:bookmarkStart w:name="_Toc210901035" w:id="5"/>
+      <w:bookmarkStart w:id="5" w:name="_Toc210901035"/>
       <w:r>
         <w:t>A felhasznált szoftverek</w:t>
       </w:r>
@@ -1727,9 +1727,10 @@
       <w:pPr>
         <w:pStyle w:val="Cmsor1"/>
       </w:pPr>
-      <w:bookmarkStart w:name="_Toc473730746" w:id="6"/>
-      <w:bookmarkStart w:name="_Toc210901036" w:id="7"/>
-      <w:r>
+      <w:bookmarkStart w:id="6" w:name="_Toc473730746"/>
+      <w:bookmarkStart w:id="7" w:name="_Toc210901036"/>
+      <w:r>
+        <w:lastRenderedPageBreak/>
         <w:t>Felhasználói dokumentáció</w:t>
       </w:r>
       <w:bookmarkEnd w:id="6"/>
@@ -1739,7 +1740,7 @@
       <w:pPr>
         <w:pStyle w:val="Cmsor2"/>
       </w:pPr>
-      <w:bookmarkStart w:name="_Toc210901037" w:id="8"/>
+      <w:bookmarkStart w:id="8" w:name="_Toc210901037"/>
       <w:r>
         <w:t>A program általános specifikációja</w:t>
       </w:r>
@@ -1801,8 +1802,8 @@
       <w:pPr>
         <w:pStyle w:val="Cmsor2"/>
       </w:pPr>
-      <w:bookmarkStart w:name="_Toc473730747" w:id="9"/>
-      <w:bookmarkStart w:name="_Toc210901038" w:id="10"/>
+      <w:bookmarkStart w:id="9" w:name="_Toc473730747"/>
+      <w:bookmarkStart w:id="10" w:name="_Toc210901038"/>
       <w:r>
         <w:t>Rendszerkövetelmények</w:t>
       </w:r>
@@ -1812,439 +1813,235 @@
     <w:p>
       <w:pPr>
         <w:pStyle w:val="Cmsor3"/>
-        <w:rPr/>
-      </w:pPr>
-      <w:bookmarkStart w:name="_Toc210901039" w:id="11"/>
-      <w:r>
-        <w:rPr/>
+      </w:pPr>
+      <w:bookmarkStart w:id="11" w:name="_Toc210901039"/>
+      <w:r>
         <w:t>Hardver követelmények</w:t>
       </w:r>
       <w:bookmarkEnd w:id="11"/>
       <w:r>
-        <w:rPr/>
         <w:t xml:space="preserve"> </w:t>
       </w:r>
     </w:p>
     <w:p>
       <w:pPr>
-        <w:pStyle w:val="Norml"/>
         <w:ind w:left="340" w:firstLine="0"/>
         <w:rPr>
-          <w:rFonts w:ascii="Times New Roman" w:hAnsi="Times New Roman" w:eastAsia="Times New Roman" w:cs="Times New Roman"/>
-          <w:noProof w:val="0"/>
+          <w:rFonts w:eastAsia="Times New Roman" w:cs="Times New Roman"/>
+          <w:szCs w:val="24"/>
+        </w:rPr>
+      </w:pPr>
+      <w:r>
+        <w:rPr>
+          <w:rFonts w:eastAsia="Times New Roman" w:cs="Times New Roman"/>
+          <w:b/>
+          <w:bCs/>
+          <w:szCs w:val="24"/>
+        </w:rPr>
+        <w:t>Processzor:</w:t>
+      </w:r>
+      <w:r>
+        <w:rPr>
+          <w:rFonts w:eastAsia="Times New Roman" w:cs="Times New Roman"/>
+          <w:szCs w:val="24"/>
+        </w:rPr>
+        <w:t xml:space="preserve"> 1 GHz vagy gyorsabb, legalább 2 magos, kompatibilis 64 bites processzor.</w:t>
+      </w:r>
+    </w:p>
+    <w:p>
+      <w:r>
+        <w:t>RAM</w:t>
+      </w:r>
+      <w:r>
+        <w:t>: 4 gigabytes (GB)</w:t>
+      </w:r>
+    </w:p>
+    <w:p>
+      <w:r>
+        <w:t>Tárhely</w:t>
+      </w:r>
+      <w:r>
+        <w:t>: 64 GB</w:t>
+      </w:r>
+    </w:p>
+    <w:p>
+      <w:r>
+        <w:t>GPU: Compatible with DirectX 12</w:t>
+      </w:r>
+    </w:p>
+    <w:p>
+      <w:pPr>
+        <w:pStyle w:val="Cmsor3"/>
+        <w:rPr>
+          <w:color w:val="auto"/>
+        </w:rPr>
+      </w:pPr>
+      <w:bookmarkStart w:id="12" w:name="_Toc210901040"/>
+      <w:r>
+        <w:t>Szoftver követelmények</w:t>
+      </w:r>
+      <w:bookmarkEnd w:id="12"/>
+      <w:r>
+        <w:t xml:space="preserve"> </w:t>
+      </w:r>
+      <w:r>
+        <w:br/>
+      </w:r>
+      <w:r>
+        <w:rPr>
+          <w:color w:val="auto"/>
+        </w:rPr>
+        <w:t>Windows 11</w:t>
+      </w:r>
+    </w:p>
+    <w:p>
+      <w:pPr>
+        <w:ind w:firstLine="0"/>
+      </w:pPr>
+      <w:r>
+        <w:t>Chrome / bármely böngésző</w:t>
+      </w:r>
+    </w:p>
+    <w:p>
+      <w:pPr>
+        <w:ind w:firstLine="0"/>
+      </w:pPr>
+      <w:r>
+        <w:t xml:space="preserve">XAMPP </w:t>
+      </w:r>
+      <w:r>
+        <w:br/>
+      </w:r>
+      <w:r>
+        <w:t>Operációs rendszer: windows 10 vagy 11 64 bit.</w:t>
+      </w:r>
+      <w:r>
+        <w:br/>
+      </w:r>
+      <w:r>
+        <w:t>Kiszolgáló Környezet: XAMPP v8.2.</w:t>
+      </w:r>
+      <w:proofErr w:type="gramStart"/>
+      <w:r>
+        <w:t>x</w:t>
+      </w:r>
+      <w:proofErr w:type="gramEnd"/>
+      <w:r>
+        <w:t xml:space="preserve"> vagy újabb</w:t>
+      </w:r>
+      <w:r>
+        <w:br/>
+      </w:r>
+      <w:r>
+        <w:tab/>
+      </w:r>
+      <w:r>
+        <w:t xml:space="preserve">- </w:t>
+      </w:r>
+      <w:r>
+        <w:t>Apache</w:t>
+      </w:r>
+      <w:r>
+        <w:br/>
+      </w:r>
+      <w:r>
+        <w:tab/>
+      </w:r>
+      <w:r>
+        <w:t xml:space="preserve">- </w:t>
+      </w:r>
+      <w:r>
+        <w:t>PHP</w:t>
+      </w:r>
+    </w:p>
+    <w:p>
+      <w:pPr>
+        <w:ind w:firstLine="0"/>
+      </w:pPr>
+      <w:r>
+        <w:t>Bármely modern böngésző.</w:t>
+      </w:r>
+    </w:p>
+    <w:p>
+      <w:pPr>
+        <w:spacing w:before="240" w:after="240"/>
+      </w:pPr>
+      <w:r>
+        <w:rPr>
+          <w:rFonts w:eastAsia="Times New Roman" w:cs="Times New Roman"/>
+          <w:b/>
+          <w:bCs/>
+          <w:szCs w:val="24"/>
+        </w:rPr>
+        <w:t>Szükséges fájlok (GitHub tartalom):</w:t>
+      </w:r>
+      <w:r>
+        <w:rPr>
+          <w:rFonts w:eastAsia="Times New Roman" w:cs="Times New Roman"/>
+          <w:szCs w:val="24"/>
+        </w:rPr>
+        <w:t xml:space="preserve"> * A forráskód mappája (HTML, CSS, JS, PHP fájlok).</w:t>
+      </w:r>
+    </w:p>
+    <w:p>
+      <w:pPr>
+        <w:spacing w:before="240" w:after="240"/>
+        <w:ind w:left="708" w:firstLine="0"/>
+        <w:rPr>
+          <w:rFonts w:eastAsia="Times New Roman" w:cs="Times New Roman"/>
+          <w:szCs w:val="24"/>
+        </w:rPr>
+      </w:pPr>
+      <w:r>
+        <w:rPr>
+          <w:rFonts w:eastAsia="Times New Roman" w:cs="Times New Roman"/>
+          <w:b/>
+          <w:bCs/>
+          <w:szCs w:val="24"/>
+        </w:rPr>
+        <w:lastRenderedPageBreak/>
+        <w:t>Adatbázis állomány:</w:t>
+      </w:r>
+      <w:r>
+        <w:rPr>
+          <w:rFonts w:eastAsia="Times New Roman" w:cs="Times New Roman"/>
+          <w:szCs w:val="24"/>
+        </w:rPr>
+        <w:t xml:space="preserve"> A projekt gyökérmappájában található </w:t>
+      </w:r>
+      <w:r>
+        <w:rPr>
+          <w:rFonts w:ascii="Consolas" w:eastAsia="Consolas" w:hAnsi="Consolas" w:cs="Consolas"/>
+          <w:szCs w:val="24"/>
+        </w:rPr>
+        <w:t>.sql</w:t>
+      </w:r>
+      <w:r>
+        <w:rPr>
+          <w:rFonts w:eastAsia="Times New Roman" w:cs="Times New Roman"/>
+          <w:szCs w:val="24"/>
+        </w:rPr>
+        <w:t xml:space="preserve"> kiterjesztésű fájl, amely az adatbázis szerkezetét és alapértelmezett adatait tartalmazza.</w:t>
+      </w:r>
+    </w:p>
+    <w:p>
+      <w:pPr>
+        <w:pStyle w:val="Cmsor2"/>
+      </w:pPr>
+      <w:r>
+        <w:rPr>
+          <w:color w:val="4F6228" w:themeColor="accent3" w:themeShade="80"/>
           <w:sz w:val="24"/>
           <w:szCs w:val="24"/>
-          <w:lang w:val="hu-HU"/>
-        </w:rPr>
-      </w:pPr>
-      <w:r>
-        <w:rPr>
-          <w:rFonts w:ascii="Times New Roman" w:hAnsi="Times New Roman" w:eastAsia="Times New Roman" w:cs="Times New Roman"/>
-          <w:b w:val="1"/>
-          <w:bCs w:val="1"/>
-          <w:noProof w:val="0"/>
-          <w:sz w:val="24"/>
-          <w:szCs w:val="24"/>
-          <w:lang w:val="hu-HU"/>
-        </w:rPr>
-        <w:t>Processzor</w:t>
-      </w:r>
-      <w:r>
-        <w:rPr>
-          <w:rFonts w:ascii="Times New Roman" w:hAnsi="Times New Roman" w:eastAsia="Times New Roman" w:cs="Times New Roman"/>
-          <w:b w:val="1"/>
-          <w:bCs w:val="1"/>
-          <w:noProof w:val="0"/>
-          <w:sz w:val="24"/>
-          <w:szCs w:val="24"/>
-          <w:lang w:val="hu-HU"/>
-        </w:rPr>
-        <w:t>:</w:t>
-      </w:r>
-      <w:r>
-        <w:rPr>
-          <w:rFonts w:ascii="Times New Roman" w:hAnsi="Times New Roman" w:eastAsia="Times New Roman" w:cs="Times New Roman"/>
-          <w:noProof w:val="0"/>
-          <w:sz w:val="24"/>
-          <w:szCs w:val="24"/>
-          <w:lang w:val="hu-HU"/>
-        </w:rPr>
-        <w:t xml:space="preserve"> 1 </w:t>
-      </w:r>
-      <w:r>
-        <w:rPr>
-          <w:rFonts w:ascii="Times New Roman" w:hAnsi="Times New Roman" w:eastAsia="Times New Roman" w:cs="Times New Roman"/>
-          <w:noProof w:val="0"/>
-          <w:sz w:val="24"/>
-          <w:szCs w:val="24"/>
-          <w:lang w:val="hu-HU"/>
-        </w:rPr>
-        <w:t>GHz</w:t>
-      </w:r>
-      <w:r>
-        <w:rPr>
-          <w:rFonts w:ascii="Times New Roman" w:hAnsi="Times New Roman" w:eastAsia="Times New Roman" w:cs="Times New Roman"/>
-          <w:noProof w:val="0"/>
-          <w:sz w:val="24"/>
-          <w:szCs w:val="24"/>
-          <w:lang w:val="hu-HU"/>
-        </w:rPr>
-        <w:t xml:space="preserve"> vagy gyorsabb, legalább 2 magos, kompatibilis 64 bites processzor.</w:t>
-      </w:r>
-    </w:p>
-    <w:p>
-      <w:pPr>
-        <w:pStyle w:val="Norml"/>
-        <w:rPr>
-          <w:color w:val="auto"/>
-        </w:rPr>
-      </w:pPr>
-      <w:r>
-        <w:rPr>
-          <w:color w:val="auto"/>
-        </w:rPr>
-        <w:t>RAM</w:t>
-      </w:r>
-      <w:r>
-        <w:rPr>
-          <w:color w:val="auto"/>
-        </w:rPr>
-        <w:t xml:space="preserve">: 4 </w:t>
-      </w:r>
-      <w:r>
-        <w:rPr>
-          <w:color w:val="auto"/>
-        </w:rPr>
-        <w:t>gigabytes</w:t>
-      </w:r>
-      <w:r>
-        <w:rPr>
-          <w:color w:val="auto"/>
-        </w:rPr>
-        <w:t xml:space="preserve"> (GB)</w:t>
-      </w:r>
-    </w:p>
-    <w:p>
-      <w:pPr>
-        <w:pStyle w:val="Norml"/>
-        <w:rPr>
-          <w:color w:val="auto"/>
-        </w:rPr>
-      </w:pPr>
-      <w:r>
-        <w:rPr>
-          <w:color w:val="auto"/>
-        </w:rPr>
-        <w:t>Tárhely</w:t>
-      </w:r>
-      <w:r>
-        <w:rPr>
-          <w:color w:val="auto"/>
-        </w:rPr>
-        <w:t>: 64 GB</w:t>
-      </w:r>
-    </w:p>
-    <w:p>
-      <w:pPr>
-        <w:pStyle w:val="Norml"/>
-        <w:rPr>
-          <w:color w:val="auto"/>
-        </w:rPr>
-      </w:pPr>
-      <w:r>
-        <w:rPr>
-          <w:color w:val="auto"/>
-        </w:rPr>
-        <w:t xml:space="preserve">GPU: </w:t>
-      </w:r>
-      <w:r>
-        <w:rPr>
-          <w:color w:val="auto"/>
-        </w:rPr>
-        <w:t>Compatible</w:t>
-      </w:r>
-      <w:r>
-        <w:rPr>
-          <w:color w:val="auto"/>
         </w:rPr>
         <w:t xml:space="preserve"> </w:t>
       </w:r>
-      <w:r>
-        <w:rPr>
-          <w:color w:val="auto"/>
-        </w:rPr>
-        <w:t>with</w:t>
-      </w:r>
-      <w:r>
-        <w:rPr>
-          <w:color w:val="auto"/>
-        </w:rPr>
-        <w:t xml:space="preserve"> </w:t>
-      </w:r>
-      <w:r>
-        <w:rPr>
-          <w:color w:val="auto"/>
-        </w:rPr>
-        <w:t>DirectX</w:t>
-      </w:r>
-      <w:r>
-        <w:rPr>
-          <w:color w:val="auto"/>
-        </w:rPr>
-        <w:t xml:space="preserve"> 12</w:t>
-      </w:r>
-    </w:p>
-    <w:p>
-      <w:pPr>
-        <w:pStyle w:val="Cmsor3"/>
-        <w:rPr>
-          <w:color w:val="auto"/>
-        </w:rPr>
-      </w:pPr>
-      <w:bookmarkStart w:name="_Toc210901040" w:id="12"/>
-      <w:r>
-        <w:rPr/>
-        <w:t>Szoftver követelmények</w:t>
-      </w:r>
-      <w:bookmarkEnd w:id="12"/>
-      <w:r>
-        <w:rPr/>
-        <w:t xml:space="preserve"> </w:t>
-      </w:r>
-      <w:r>
-        <w:br/>
-      </w:r>
-      <w:r>
-        <w:rPr>
-          <w:color w:val="auto"/>
-        </w:rPr>
-        <w:t>Windows 11</w:t>
-      </w:r>
-      <w:proofErr w:type="spellStart"/>
-      <w:proofErr w:type="spellEnd"/>
-    </w:p>
-    <w:p>
-      <w:pPr>
-        <w:ind w:firstLine="0"/>
-        <w:rPr>
-          <w:color w:val="auto"/>
-        </w:rPr>
-      </w:pPr>
-      <w:r>
-        <w:rPr>
-          <w:color w:val="auto"/>
-        </w:rPr>
-        <w:t>Chrome / bármely böngésző</w:t>
-      </w:r>
-    </w:p>
-    <w:p>
-      <w:pPr>
-        <w:ind w:firstLine="0"/>
-        <w:rPr>
-          <w:color w:val="auto"/>
-        </w:rPr>
-      </w:pPr>
-      <w:r>
-        <w:rPr>
-          <w:color w:val="auto"/>
-        </w:rPr>
-        <w:t xml:space="preserve">XAMPP </w:t>
-      </w:r>
-      <w:r>
-        <w:br/>
-      </w:r>
-      <w:r>
-        <w:rPr>
-          <w:color w:val="auto"/>
-        </w:rPr>
-        <w:t xml:space="preserve">Operációs rendszer: </w:t>
-      </w:r>
-      <w:r>
-        <w:rPr>
-          <w:color w:val="auto"/>
-        </w:rPr>
-        <w:t>windows</w:t>
-      </w:r>
-      <w:r>
-        <w:rPr>
-          <w:color w:val="auto"/>
-        </w:rPr>
-        <w:t xml:space="preserve"> 10 vagy 11 64 bit.</w:t>
-      </w:r>
-      <w:r>
-        <w:br/>
-      </w:r>
-      <w:r>
-        <w:rPr>
-          <w:color w:val="auto"/>
-        </w:rPr>
-        <w:t>Kiszolgáló Környezet: XAMPP v8.2.x vagy újabb</w:t>
-      </w:r>
-      <w:r>
-        <w:br/>
-      </w:r>
-      <w:r>
-        <w:tab/>
-      </w:r>
-      <w:r>
-        <w:rPr>
-          <w:color w:val="auto"/>
-        </w:rPr>
-        <w:t xml:space="preserve">- </w:t>
-      </w:r>
-      <w:r>
-        <w:rPr>
-          <w:color w:val="auto"/>
-        </w:rPr>
-        <w:t>Apache</w:t>
-      </w:r>
-      <w:r>
-        <w:br/>
-      </w:r>
-      <w:r>
-        <w:tab/>
-      </w:r>
-      <w:r>
-        <w:rPr>
-          <w:color w:val="auto"/>
-        </w:rPr>
-        <w:t xml:space="preserve">- </w:t>
-      </w:r>
-      <w:r>
-        <w:rPr>
-          <w:color w:val="auto"/>
-        </w:rPr>
-        <w:t>PHP</w:t>
-      </w:r>
-    </w:p>
-    <w:p>
-      <w:pPr>
-        <w:ind w:firstLine="0"/>
-        <w:rPr>
-          <w:color w:val="auto"/>
-        </w:rPr>
-      </w:pPr>
-      <w:r>
-        <w:rPr>
-          <w:color w:val="auto"/>
-        </w:rPr>
-        <w:t>Bármely modern böngésző.</w:t>
-      </w:r>
-    </w:p>
-    <w:p>
-      <w:pPr>
-        <w:spacing w:before="240" w:beforeAutospacing="off" w:after="240" w:afterAutospacing="off"/>
-      </w:pPr>
-      <w:r>
-        <w:rPr>
-          <w:rFonts w:ascii="Times New Roman" w:hAnsi="Times New Roman" w:eastAsia="Times New Roman" w:cs="Times New Roman"/>
-          <w:b w:val="1"/>
-          <w:bCs w:val="1"/>
-          <w:noProof w:val="0"/>
-          <w:sz w:val="24"/>
-          <w:szCs w:val="24"/>
-          <w:lang w:val="hu-HU"/>
-        </w:rPr>
-        <w:t>Szükséges fájlok (GitHub tartalom):</w:t>
-      </w:r>
-      <w:r>
-        <w:rPr>
-          <w:rFonts w:ascii="Times New Roman" w:hAnsi="Times New Roman" w:eastAsia="Times New Roman" w:cs="Times New Roman"/>
-          <w:noProof w:val="0"/>
-          <w:sz w:val="24"/>
-          <w:szCs w:val="24"/>
-          <w:lang w:val="hu-HU"/>
-        </w:rPr>
-        <w:t xml:space="preserve"> * A forráskód mappája (HTML, CSS, JS, PHP fájlok).</w:t>
-      </w:r>
-    </w:p>
-    <w:p>
-      <w:pPr>
-        <w:pStyle w:val="Norml"/>
-        <w:spacing w:before="240" w:beforeAutospacing="off" w:after="240" w:afterAutospacing="off"/>
-        <w:ind w:left="708" w:firstLine="0"/>
-        <w:rPr>
-          <w:rFonts w:ascii="Times New Roman" w:hAnsi="Times New Roman" w:eastAsia="Times New Roman" w:cs="Times New Roman"/>
-          <w:noProof w:val="0"/>
-          <w:sz w:val="24"/>
-          <w:szCs w:val="24"/>
-          <w:lang w:val="hu-HU"/>
-        </w:rPr>
-      </w:pPr>
-      <w:r>
-        <w:rPr>
-          <w:rFonts w:ascii="Times New Roman" w:hAnsi="Times New Roman" w:eastAsia="Times New Roman" w:cs="Times New Roman"/>
-          <w:b w:val="1"/>
-          <w:bCs w:val="1"/>
-          <w:noProof w:val="0"/>
-          <w:sz w:val="24"/>
-          <w:szCs w:val="24"/>
-          <w:lang w:val="hu-HU"/>
-        </w:rPr>
-        <w:t>Adatbázis állomány:</w:t>
-      </w:r>
-      <w:r>
-        <w:rPr>
-          <w:rFonts w:ascii="Times New Roman" w:hAnsi="Times New Roman" w:eastAsia="Times New Roman" w:cs="Times New Roman"/>
-          <w:noProof w:val="0"/>
-          <w:sz w:val="24"/>
-          <w:szCs w:val="24"/>
-          <w:lang w:val="hu-HU"/>
-        </w:rPr>
-        <w:t xml:space="preserve"> A projekt gyökérmappájában található </w:t>
-      </w:r>
-      <w:r>
-        <w:rPr>
-          <w:rFonts w:ascii="Consolas" w:hAnsi="Consolas" w:eastAsia="Consolas" w:cs="Consolas"/>
-          <w:noProof w:val="0"/>
-          <w:sz w:val="24"/>
-          <w:szCs w:val="24"/>
-          <w:lang w:val="hu-HU"/>
-        </w:rPr>
-        <w:t>.</w:t>
-      </w:r>
-      <w:r>
-        <w:rPr>
-          <w:rFonts w:ascii="Consolas" w:hAnsi="Consolas" w:eastAsia="Consolas" w:cs="Consolas"/>
-          <w:noProof w:val="0"/>
-          <w:sz w:val="24"/>
-          <w:szCs w:val="24"/>
-          <w:lang w:val="hu-HU"/>
-        </w:rPr>
-        <w:t>sql</w:t>
-      </w:r>
-      <w:r>
-        <w:rPr>
-          <w:rFonts w:ascii="Times New Roman" w:hAnsi="Times New Roman" w:eastAsia="Times New Roman" w:cs="Times New Roman"/>
-          <w:noProof w:val="0"/>
-          <w:sz w:val="24"/>
-          <w:szCs w:val="24"/>
-          <w:lang w:val="hu-HU"/>
-        </w:rPr>
-        <w:t xml:space="preserve"> kiterjesztésű fájl, amely az adatbázis szerkezetét és alapértelmezett adatait tartalmazza.</w:t>
-      </w:r>
-    </w:p>
-    <w:p>
-      <w:pPr>
-        <w:pStyle w:val="Cmsor2"/>
-        <w:rPr/>
-      </w:pPr>
-      <w:r>
-        <w:rPr>
-          <w:color w:val="4F6228" w:themeColor="accent3" w:themeTint="FF" w:themeShade="80"/>
-          <w:sz w:val="24"/>
-          <w:szCs w:val="24"/>
-        </w:rPr>
-        <w:t xml:space="preserve"> </w:t>
-      </w:r>
-      <w:bookmarkStart w:name="_Toc210901041" w:id="13"/>
-      <w:r>
-        <w:rPr/>
+      <w:bookmarkStart w:id="13" w:name="_Toc210901041"/>
+      <w:r>
         <w:t>3. A program telepítése</w:t>
       </w:r>
       <w:bookmarkEnd w:id="13"/>
       <w:r>
-        <w:rPr/>
         <w:t xml:space="preserve"> </w:t>
       </w:r>
     </w:p>
@@ -2253,35 +2050,26 @@
         <w:pStyle w:val="Listaszerbekezds"/>
         <w:numPr>
           <w:ilvl w:val="0"/>
-          <w:numId w:val="20"/>
+          <w:numId w:val="1"/>
         </w:numPr>
         <w:rPr>
-          <w:rFonts w:ascii="Times New Roman" w:hAnsi="Times New Roman" w:eastAsia="Times New Roman" w:cs="Times New Roman"/>
-          <w:noProof w:val="0"/>
-          <w:sz w:val="24"/>
+          <w:rFonts w:eastAsia="Times New Roman" w:cs="Times New Roman"/>
           <w:szCs w:val="24"/>
-          <w:lang w:val="hu-HU"/>
-        </w:rPr>
-      </w:pPr>
-      <w:r>
-        <w:rPr>
-          <w:rFonts w:ascii="Times New Roman" w:hAnsi="Times New Roman" w:eastAsia="Times New Roman" w:cs="Times New Roman"/>
-          <w:b w:val="1"/>
-          <w:bCs w:val="1"/>
-          <w:noProof w:val="0"/>
-          <w:sz w:val="24"/>
+        </w:rPr>
+      </w:pPr>
+      <w:r>
+        <w:rPr>
+          <w:rFonts w:eastAsia="Times New Roman" w:cs="Times New Roman"/>
+          <w:b/>
+          <w:bCs/>
           <w:szCs w:val="24"/>
-          <w:lang w:val="hu-HU"/>
         </w:rPr>
         <w:t>XAMPP telepítése:</w:t>
       </w:r>
       <w:r>
         <w:rPr>
-          <w:rFonts w:ascii="Times New Roman" w:hAnsi="Times New Roman" w:eastAsia="Times New Roman" w:cs="Times New Roman"/>
-          <w:noProof w:val="0"/>
-          <w:sz w:val="24"/>
+          <w:rFonts w:eastAsia="Times New Roman" w:cs="Times New Roman"/>
           <w:szCs w:val="24"/>
-          <w:lang w:val="hu-HU"/>
         </w:rPr>
         <w:t xml:space="preserve"> Töltse le és telepítse a XAMPP csomagot a hivatalos oldalról.</w:t>
       </w:r>
@@ -2291,128 +2079,77 @@
         <w:pStyle w:val="Listaszerbekezds"/>
         <w:numPr>
           <w:ilvl w:val="0"/>
-          <w:numId w:val="20"/>
+          <w:numId w:val="1"/>
         </w:numPr>
         <w:rPr>
-          <w:rFonts w:ascii="Times New Roman" w:hAnsi="Times New Roman" w:eastAsia="Times New Roman" w:cs="Times New Roman"/>
-          <w:noProof w:val="0"/>
-          <w:sz w:val="24"/>
+          <w:rFonts w:eastAsia="Times New Roman" w:cs="Times New Roman"/>
           <w:szCs w:val="24"/>
-          <w:lang w:val="hu-HU"/>
-        </w:rPr>
-      </w:pPr>
-      <w:r>
-        <w:rPr>
-          <w:rFonts w:ascii="Times New Roman" w:hAnsi="Times New Roman" w:eastAsia="Times New Roman" w:cs="Times New Roman"/>
-          <w:b w:val="1"/>
-          <w:bCs w:val="1"/>
-          <w:noProof w:val="0"/>
-          <w:sz w:val="24"/>
+        </w:rPr>
+      </w:pPr>
+      <w:r>
+        <w:rPr>
+          <w:rFonts w:eastAsia="Times New Roman" w:cs="Times New Roman"/>
+          <w:b/>
+          <w:bCs/>
           <w:szCs w:val="24"/>
-          <w:lang w:val="hu-HU"/>
         </w:rPr>
         <w:t>Szerver indítása:</w:t>
       </w:r>
       <w:r>
         <w:rPr>
-          <w:rFonts w:ascii="Times New Roman" w:hAnsi="Times New Roman" w:eastAsia="Times New Roman" w:cs="Times New Roman"/>
-          <w:noProof w:val="0"/>
-          <w:sz w:val="24"/>
+          <w:rFonts w:eastAsia="Times New Roman" w:cs="Times New Roman"/>
           <w:szCs w:val="24"/>
-          <w:lang w:val="hu-HU"/>
         </w:rPr>
         <w:t xml:space="preserve"> Indítsa el a </w:t>
       </w:r>
       <w:r>
         <w:rPr>
-          <w:rFonts w:ascii="Times New Roman" w:hAnsi="Times New Roman" w:eastAsia="Times New Roman" w:cs="Times New Roman"/>
-          <w:b w:val="1"/>
-          <w:bCs w:val="1"/>
-          <w:noProof w:val="0"/>
-          <w:sz w:val="24"/>
+          <w:rFonts w:eastAsia="Times New Roman" w:cs="Times New Roman"/>
+          <w:b/>
+          <w:bCs/>
           <w:szCs w:val="24"/>
-          <w:lang w:val="hu-HU"/>
-        </w:rPr>
-        <w:t xml:space="preserve">XAMPP </w:t>
-      </w:r>
-      <w:r>
-        <w:rPr>
-          <w:rFonts w:ascii="Times New Roman" w:hAnsi="Times New Roman" w:eastAsia="Times New Roman" w:cs="Times New Roman"/>
-          <w:b w:val="1"/>
-          <w:bCs w:val="1"/>
-          <w:noProof w:val="0"/>
-          <w:sz w:val="24"/>
+        </w:rPr>
+        <w:t>XAMPP Control Panel</w:t>
+      </w:r>
+      <w:r>
+        <w:rPr>
+          <w:rFonts w:eastAsia="Times New Roman" w:cs="Times New Roman"/>
           <w:szCs w:val="24"/>
-          <w:lang w:val="hu-HU"/>
-        </w:rPr>
-        <w:t>Control</w:t>
-      </w:r>
-      <w:r>
-        <w:rPr>
-          <w:rFonts w:ascii="Times New Roman" w:hAnsi="Times New Roman" w:eastAsia="Times New Roman" w:cs="Times New Roman"/>
-          <w:b w:val="1"/>
-          <w:bCs w:val="1"/>
-          <w:noProof w:val="0"/>
-          <w:sz w:val="24"/>
+        </w:rPr>
+        <w:t xml:space="preserve">-t, és indítsa el az </w:t>
+      </w:r>
+      <w:r>
+        <w:rPr>
+          <w:rFonts w:eastAsia="Times New Roman" w:cs="Times New Roman"/>
+          <w:b/>
+          <w:bCs/>
           <w:szCs w:val="24"/>
-          <w:lang w:val="hu-HU"/>
-        </w:rPr>
-        <w:t xml:space="preserve"> Panel</w:t>
-      </w:r>
-      <w:r>
-        <w:rPr>
-          <w:rFonts w:ascii="Times New Roman" w:hAnsi="Times New Roman" w:eastAsia="Times New Roman" w:cs="Times New Roman"/>
-          <w:noProof w:val="0"/>
-          <w:sz w:val="24"/>
+        </w:rPr>
+        <w:t>Apache</w:t>
+      </w:r>
+      <w:r>
+        <w:rPr>
+          <w:rFonts w:eastAsia="Times New Roman" w:cs="Times New Roman"/>
           <w:szCs w:val="24"/>
-          <w:lang w:val="hu-HU"/>
-        </w:rPr>
-        <w:t xml:space="preserve">-t, és indítsa el az </w:t>
-      </w:r>
-      <w:r>
-        <w:rPr>
-          <w:rFonts w:ascii="Times New Roman" w:hAnsi="Times New Roman" w:eastAsia="Times New Roman" w:cs="Times New Roman"/>
-          <w:b w:val="1"/>
-          <w:bCs w:val="1"/>
-          <w:noProof w:val="0"/>
-          <w:sz w:val="24"/>
+        </w:rPr>
+        <w:t xml:space="preserve"> és </w:t>
+      </w:r>
+      <w:r>
+        <w:tab/>
+      </w:r>
+      <w:r>
+        <w:rPr>
+          <w:rFonts w:eastAsia="Times New Roman" w:cs="Times New Roman"/>
+          <w:b/>
+          <w:bCs/>
           <w:szCs w:val="24"/>
-          <w:lang w:val="hu-HU"/>
-        </w:rPr>
-        <w:t>Apache</w:t>
-      </w:r>
-      <w:r>
-        <w:rPr>
-          <w:rFonts w:ascii="Times New Roman" w:hAnsi="Times New Roman" w:eastAsia="Times New Roman" w:cs="Times New Roman"/>
-          <w:noProof w:val="0"/>
-          <w:sz w:val="24"/>
+        </w:rPr>
+        <w:t>MySQL</w:t>
+      </w:r>
+      <w:r>
+        <w:rPr>
+          <w:rFonts w:eastAsia="Times New Roman" w:cs="Times New Roman"/>
           <w:szCs w:val="24"/>
-          <w:lang w:val="hu-HU"/>
-        </w:rPr>
-        <w:t xml:space="preserve"> és </w:t>
-      </w:r>
-      <w:r>
-        <w:tab/>
-      </w:r>
-      <w:r>
-        <w:rPr>
-          <w:rFonts w:ascii="Times New Roman" w:hAnsi="Times New Roman" w:eastAsia="Times New Roman" w:cs="Times New Roman"/>
-          <w:b w:val="1"/>
-          <w:bCs w:val="1"/>
-          <w:noProof w:val="0"/>
-          <w:sz w:val="24"/>
-          <w:szCs w:val="24"/>
-          <w:lang w:val="hu-HU"/>
-        </w:rPr>
-        <w:t>MySQL</w:t>
-      </w:r>
-      <w:r>
-        <w:rPr>
-          <w:rFonts w:ascii="Times New Roman" w:hAnsi="Times New Roman" w:eastAsia="Times New Roman" w:cs="Times New Roman"/>
-          <w:noProof w:val="0"/>
-          <w:sz w:val="24"/>
-          <w:szCs w:val="24"/>
-          <w:lang w:val="hu-HU"/>
         </w:rPr>
         <w:t xml:space="preserve"> modulokat.</w:t>
       </w:r>
@@ -2422,21 +2159,17 @@
         <w:pStyle w:val="Listaszerbekezds"/>
         <w:numPr>
           <w:ilvl w:val="0"/>
-          <w:numId w:val="20"/>
+          <w:numId w:val="1"/>
         </w:numPr>
         <w:rPr>
-          <w:b w:val="1"/>
-          <w:bCs w:val="1"/>
-          <w:noProof w:val="0"/>
-          <w:lang w:val="hu-HU"/>
-        </w:rPr>
-      </w:pPr>
-      <w:r>
-        <w:rPr>
-          <w:b w:val="1"/>
-          <w:bCs w:val="1"/>
-          <w:noProof w:val="0"/>
-          <w:lang w:val="hu-HU"/>
+          <w:b/>
+          <w:bCs/>
+        </w:rPr>
+      </w:pPr>
+      <w:r>
+        <w:rPr>
+          <w:b/>
+          <w:bCs/>
         </w:rPr>
         <w:t>Adatbázis importálása:</w:t>
       </w:r>
@@ -2446,76 +2179,12 @@
         <w:pStyle w:val="Listaszerbekezds"/>
         <w:numPr>
           <w:ilvl w:val="1"/>
-          <w:numId w:val="20"/>
+          <w:numId w:val="1"/>
         </w:numPr>
-        <w:spacing w:before="240" w:beforeAutospacing="off" w:after="240" w:afterAutospacing="off"/>
-        <w:rPr>
-          <w:noProof w:val="0"/>
-          <w:lang w:val="hu-HU"/>
-        </w:rPr>
-      </w:pPr>
-      <w:r>
-        <w:rPr>
-          <w:noProof w:val="0"/>
-          <w:lang w:val="hu-HU"/>
-        </w:rPr>
-        <w:t xml:space="preserve">Nyomjon rá a </w:t>
-      </w:r>
-      <w:r>
-        <w:rPr>
-          <w:noProof w:val="0"/>
-          <w:lang w:val="hu-HU"/>
-        </w:rPr>
-        <w:t>MySQL</w:t>
-      </w:r>
-      <w:r>
-        <w:rPr>
-          <w:noProof w:val="0"/>
-          <w:lang w:val="hu-HU"/>
-        </w:rPr>
-        <w:t xml:space="preserve"> és </w:t>
-      </w:r>
-      <w:r>
-        <w:rPr>
-          <w:noProof w:val="0"/>
-          <w:lang w:val="hu-HU"/>
-        </w:rPr>
-        <w:t>apache</w:t>
-      </w:r>
-      <w:r>
-        <w:rPr>
-          <w:noProof w:val="0"/>
-          <w:lang w:val="hu-HU"/>
-        </w:rPr>
-        <w:t xml:space="preserve"> elindítása után a </w:t>
-      </w:r>
-      <w:r>
-        <w:rPr>
-          <w:noProof w:val="0"/>
-          <w:lang w:val="hu-HU"/>
-        </w:rPr>
-        <w:t>MySQL</w:t>
-      </w:r>
-      <w:r>
-        <w:rPr>
-          <w:noProof w:val="0"/>
-          <w:lang w:val="hu-HU"/>
-        </w:rPr>
-        <w:t xml:space="preserve"> sorban lévő </w:t>
-      </w:r>
-      <w:r>
-        <w:rPr>
-          <w:noProof w:val="0"/>
-          <w:lang w:val="hu-HU"/>
-        </w:rPr>
-        <w:t>admin</w:t>
-      </w:r>
-      <w:r>
-        <w:rPr>
-          <w:noProof w:val="0"/>
-          <w:lang w:val="hu-HU"/>
-        </w:rPr>
-        <w:t xml:space="preserve"> gombra</w:t>
+        <w:spacing w:before="240" w:after="240"/>
+      </w:pPr>
+      <w:r>
+        <w:t>Nyomjon rá a MySQL és apache elindítása után a MySQL sorban lévő admin gombra</w:t>
       </w:r>
     </w:p>
     <w:p>
@@ -2523,51 +2192,19 @@
         <w:pStyle w:val="Listaszerbekezds"/>
         <w:numPr>
           <w:ilvl w:val="1"/>
-          <w:numId w:val="20"/>
+          <w:numId w:val="1"/>
         </w:numPr>
-        <w:suppressLineNumbers w:val="0"/>
-        <w:bidi w:val="0"/>
-        <w:spacing w:before="240" w:beforeAutospacing="off" w:after="240" w:afterAutospacing="off" w:line="360" w:lineRule="auto"/>
-        <w:ind w:left="1420" w:right="0" w:hanging="360"/>
-        <w:jc w:val="left"/>
-        <w:rPr>
-          <w:noProof w:val="0"/>
-          <w:lang w:val="hu-HU"/>
-        </w:rPr>
-      </w:pPr>
-      <w:r>
-        <w:rPr>
-          <w:noProof w:val="0"/>
-          <w:lang w:val="hu-HU"/>
-        </w:rPr>
-        <w:t xml:space="preserve">Importálja be a </w:t>
-      </w:r>
-      <w:r>
-        <w:rPr>
-          <w:noProof w:val="0"/>
-          <w:lang w:val="hu-HU"/>
-        </w:rPr>
-        <w:t>warehouse.sql</w:t>
-      </w:r>
-      <w:r>
-        <w:rPr>
-          <w:noProof w:val="0"/>
-          <w:lang w:val="hu-HU"/>
-        </w:rPr>
-        <w:t xml:space="preserve"> fájl-t és utána a </w:t>
-      </w:r>
-      <w:r>
-        <w:rPr>
-          <w:noProof w:val="0"/>
-          <w:lang w:val="hu-HU"/>
-        </w:rPr>
+        <w:spacing w:before="240" w:after="240"/>
+      </w:pPr>
+      <w:r>
+        <w:t xml:space="preserve">Importálja be a warehouse.sql fájl-t és utána a </w:t>
+      </w:r>
+      <w:proofErr w:type="gramStart"/>
+      <w:r>
         <w:t>filling.sqlfájl</w:t>
       </w:r>
-      <w:r>
-        <w:rPr>
-          <w:noProof w:val="0"/>
-          <w:lang w:val="hu-HU"/>
-        </w:rPr>
+      <w:proofErr w:type="gramEnd"/>
+      <w:r>
         <w:t>-t.</w:t>
       </w:r>
     </w:p>
@@ -2576,24 +2213,14 @@
         <w:pStyle w:val="Listaszerbekezds"/>
         <w:numPr>
           <w:ilvl w:val="0"/>
-          <w:numId w:val="20"/>
+          <w:numId w:val="1"/>
         </w:numPr>
-        <w:suppressLineNumbers w:val="0"/>
-        <w:bidi w:val="0"/>
-        <w:spacing w:before="240" w:beforeAutospacing="off" w:after="240" w:afterAutospacing="off" w:line="360" w:lineRule="auto"/>
-        <w:ind w:right="0"/>
-        <w:jc w:val="left"/>
-        <w:rPr>
-          <w:noProof w:val="0"/>
-          <w:lang w:val="hu-HU"/>
-        </w:rPr>
-      </w:pPr>
-      <w:r>
-        <w:rPr>
-          <w:b w:val="1"/>
-          <w:bCs w:val="1"/>
-          <w:noProof w:val="0"/>
-          <w:lang w:val="hu-HU"/>
+        <w:spacing w:before="240" w:after="240"/>
+      </w:pPr>
+      <w:r>
+        <w:rPr>
+          <w:b/>
+          <w:bCs/>
         </w:rPr>
         <w:t>Futtatás:</w:t>
       </w:r>
@@ -2603,24 +2230,14 @@
         <w:pStyle w:val="Listaszerbekezds"/>
         <w:numPr>
           <w:ilvl w:val="1"/>
-          <w:numId w:val="20"/>
+          <w:numId w:val="1"/>
         </w:numPr>
-        <w:suppressLineNumbers w:val="0"/>
-        <w:bidi w:val="0"/>
-        <w:spacing w:before="240" w:beforeAutospacing="off" w:after="240" w:afterAutospacing="off" w:line="360" w:lineRule="auto"/>
-        <w:ind w:right="0"/>
-        <w:jc w:val="left"/>
-        <w:rPr>
-          <w:noProof w:val="0"/>
-          <w:lang w:val="hu-HU"/>
-        </w:rPr>
-      </w:pPr>
-      <w:r>
-        <w:rPr>
-          <w:b w:val="1"/>
-          <w:bCs w:val="1"/>
-          <w:noProof w:val="0"/>
-          <w:lang w:val="hu-HU"/>
+        <w:spacing w:before="240" w:after="240"/>
+      </w:pPr>
+      <w:r>
+        <w:rPr>
+          <w:b/>
+          <w:bCs/>
         </w:rPr>
         <w:t>Indítsa el a backendet.</w:t>
       </w:r>
@@ -2630,38 +2247,12 @@
         <w:pStyle w:val="Listaszerbekezds"/>
         <w:numPr>
           <w:ilvl w:val="2"/>
-          <w:numId w:val="20"/>
+          <w:numId w:val="1"/>
         </w:numPr>
-        <w:suppressLineNumbers w:val="0"/>
-        <w:bidi w:val="0"/>
-        <w:spacing w:before="240" w:beforeAutospacing="off" w:after="240" w:afterAutospacing="off" w:line="360" w:lineRule="auto"/>
-        <w:ind w:right="0"/>
-        <w:jc w:val="left"/>
-        <w:rPr>
-          <w:noProof w:val="0"/>
-          <w:lang w:val="hu-HU"/>
-        </w:rPr>
-      </w:pPr>
-      <w:r>
-        <w:rPr>
-          <w:noProof w:val="0"/>
-          <w:lang w:val="hu-HU"/>
-        </w:rPr>
-        <w:t xml:space="preserve">Lépjen be egy terminálba és jusson el a backend mappába, ott futtassa le a következő programot: </w:t>
-      </w:r>
-      <w:r>
-        <w:rPr>
-          <w:noProof w:val="0"/>
-          <w:lang w:val="hu-HU"/>
-        </w:rPr>
-        <w:t>npm</w:t>
-      </w:r>
-      <w:r>
-        <w:rPr>
-          <w:noProof w:val="0"/>
-          <w:lang w:val="hu-HU"/>
-        </w:rPr>
-        <w:t xml:space="preserve"> start</w:t>
+        <w:spacing w:before="240" w:after="240"/>
+      </w:pPr>
+      <w:r>
+        <w:t>Lépjen be egy terminálba és jusson el a backend mappába, ott futtassa le a következő programot: npm start</w:t>
       </w:r>
     </w:p>
     <w:p>
@@ -2669,23 +2260,11 @@
         <w:pStyle w:val="Listaszerbekezds"/>
         <w:numPr>
           <w:ilvl w:val="1"/>
-          <w:numId w:val="20"/>
+          <w:numId w:val="1"/>
         </w:numPr>
-        <w:suppressLineNumbers w:val="0"/>
-        <w:bidi w:val="0"/>
-        <w:spacing w:before="240" w:beforeAutospacing="off" w:after="240" w:afterAutospacing="off" w:line="360" w:lineRule="auto"/>
-        <w:ind w:right="0"/>
-        <w:jc w:val="left"/>
-        <w:rPr>
-          <w:noProof w:val="0"/>
-          <w:lang w:val="hu-HU"/>
-        </w:rPr>
-      </w:pPr>
-      <w:r>
-        <w:rPr>
-          <w:noProof w:val="0"/>
-          <w:lang w:val="hu-HU"/>
-        </w:rPr>
+        <w:spacing w:before="240" w:after="240"/>
+      </w:pPr>
+      <w:r>
         <w:t xml:space="preserve">Indítsa el a frontendet: </w:t>
       </w:r>
     </w:p>
@@ -2694,49 +2273,23 @@
         <w:pStyle w:val="Listaszerbekezds"/>
         <w:numPr>
           <w:ilvl w:val="2"/>
-          <w:numId w:val="20"/>
+          <w:numId w:val="1"/>
         </w:numPr>
-        <w:suppressLineNumbers w:val="0"/>
-        <w:bidi w:val="0"/>
-        <w:spacing w:before="240" w:beforeAutospacing="off" w:after="240" w:afterAutospacing="off" w:line="360" w:lineRule="auto"/>
-        <w:ind w:right="0"/>
-        <w:jc w:val="left"/>
-        <w:rPr>
-          <w:noProof w:val="0"/>
-          <w:lang w:val="hu-HU"/>
-        </w:rPr>
-      </w:pPr>
-      <w:r>
-        <w:rPr>
-          <w:noProof w:val="0"/>
-          <w:lang w:val="hu-HU"/>
-        </w:rPr>
-        <w:t xml:space="preserve">Lépjen be egy terminálba és jusson el a frontend mappába, ott futtassa le a következő programot: </w:t>
-      </w:r>
-      <w:r>
-        <w:rPr>
-          <w:noProof w:val="0"/>
-          <w:lang w:val="hu-HU"/>
-        </w:rPr>
-        <w:t>npm</w:t>
-      </w:r>
-      <w:r>
-        <w:rPr>
-          <w:noProof w:val="0"/>
-          <w:lang w:val="hu-HU"/>
-        </w:rPr>
-        <w:t xml:space="preserve"> start</w:t>
+        <w:spacing w:before="240" w:after="240"/>
+      </w:pPr>
+      <w:r>
+        <w:t>Lépjen be egy terminálba és jusson el a frontend mappába, ott futtassa le a következő programot: npm start</w:t>
       </w:r>
     </w:p>
     <w:p>
       <w:pPr>
         <w:pStyle w:val="Cmsor2"/>
       </w:pPr>
-      <w:bookmarkStart w:name="_Toc210901042" w:id="16"/>
+      <w:bookmarkStart w:id="14" w:name="_Toc210901042"/>
       <w:r>
         <w:t>A program használatának a részletes leírása</w:t>
       </w:r>
-      <w:bookmarkEnd w:id="16"/>
+      <w:bookmarkEnd w:id="14"/>
     </w:p>
     <w:p>
       <w:pPr>
@@ -2756,7 +2309,7 @@
         <w:pStyle w:val="Listaszerbekezds"/>
         <w:numPr>
           <w:ilvl w:val="0"/>
-          <w:numId w:val="6"/>
+          <w:numId w:val="10"/>
         </w:numPr>
         <w:rPr>
           <w:color w:val="FF0000"/>
@@ -2774,7 +2327,7 @@
         <w:pStyle w:val="Listaszerbekezds"/>
         <w:numPr>
           <w:ilvl w:val="0"/>
-          <w:numId w:val="6"/>
+          <w:numId w:val="10"/>
         </w:numPr>
         <w:rPr>
           <w:color w:val="FF0000"/>
@@ -2792,7 +2345,7 @@
         <w:pStyle w:val="Listaszerbekezds"/>
         <w:numPr>
           <w:ilvl w:val="0"/>
-          <w:numId w:val="6"/>
+          <w:numId w:val="10"/>
         </w:numPr>
         <w:rPr>
           <w:color w:val="FF0000"/>
@@ -2810,7 +2363,7 @@
         <w:pStyle w:val="Listaszerbekezds"/>
         <w:numPr>
           <w:ilvl w:val="0"/>
-          <w:numId w:val="6"/>
+          <w:numId w:val="10"/>
         </w:numPr>
         <w:rPr>
           <w:color w:val="FF0000"/>
@@ -2842,7 +2395,7 @@
         <w:pStyle w:val="Listaszerbekezds"/>
         <w:numPr>
           <w:ilvl w:val="0"/>
-          <w:numId w:val="6"/>
+          <w:numId w:val="10"/>
         </w:numPr>
         <w:rPr>
           <w:color w:val="FF0000"/>
@@ -2907,28 +2460,29 @@
       <w:pPr>
         <w:pStyle w:val="Cmsor1"/>
       </w:pPr>
-      <w:bookmarkStart w:name="_Toc473730749" w:id="17"/>
-      <w:bookmarkStart w:name="_Toc210901043" w:id="18"/>
-      <w:r>
+      <w:bookmarkStart w:id="15" w:name="_Toc473730749"/>
+      <w:bookmarkStart w:id="16" w:name="_Toc210901043"/>
+      <w:r>
+        <w:lastRenderedPageBreak/>
         <w:t>Fejlesztői dokumentáció</w:t>
       </w:r>
+      <w:bookmarkEnd w:id="15"/>
+      <w:bookmarkEnd w:id="16"/>
+    </w:p>
+    <w:p>
+      <w:r>
+        <w:t>A fejlesztői dokumentáció célja, hogy a segítse program logikájának, illetve a program kódjának a megértését, illetve a program továbbfejlesztését.  Szakemberek számára készül, elvárás tehát a pontosság és a szakmai jellegű stílus.</w:t>
+      </w:r>
+    </w:p>
+    <w:p>
+      <w:pPr>
+        <w:pStyle w:val="Cmsor2"/>
+      </w:pPr>
+      <w:bookmarkStart w:id="17" w:name="_Toc210901044"/>
+      <w:r>
+        <w:t>Az alkalmazott fejlesztői eszközök</w:t>
+      </w:r>
       <w:bookmarkEnd w:id="17"/>
-      <w:bookmarkEnd w:id="18"/>
-    </w:p>
-    <w:p>
-      <w:r>
-        <w:t>A fejlesztői dokumentáció célja, hogy a segítse program logikájának, illetve a program kódjának a megértését, illetve a program továbbfejlesztését.  Szakemberek számára készül, elvárás tehát a pontosság és a szakmai jellegű stílus.</w:t>
-      </w:r>
-    </w:p>
-    <w:p>
-      <w:pPr>
-        <w:pStyle w:val="Cmsor2"/>
-      </w:pPr>
-      <w:bookmarkStart w:name="_Toc210901044" w:id="19"/>
-      <w:r>
-        <w:t>Az alkalmazott fejlesztői eszközök</w:t>
-      </w:r>
-      <w:bookmarkEnd w:id="19"/>
     </w:p>
     <w:p>
       <w:r>
@@ -2948,7 +2502,7 @@
         <w:pStyle w:val="Listaszerbekezds"/>
         <w:numPr>
           <w:ilvl w:val="0"/>
-          <w:numId w:val="7"/>
+          <w:numId w:val="11"/>
         </w:numPr>
       </w:pPr>
       <w:r>
@@ -2960,7 +2514,7 @@
         <w:pStyle w:val="Listaszerbekezds"/>
         <w:numPr>
           <w:ilvl w:val="0"/>
-          <w:numId w:val="7"/>
+          <w:numId w:val="11"/>
         </w:numPr>
       </w:pPr>
       <w:r>
@@ -2973,14 +2527,246 @@
       </w:r>
     </w:p>
     <w:p>
+      <w:r>
+        <w:t>### Backend</w:t>
+      </w:r>
+    </w:p>
+    <w:p>
+      <w:r>
+        <w:t xml:space="preserve">- **Node.js**: JavaScript </w:t>
+      </w:r>
+      <w:proofErr w:type="spellStart"/>
+      <w:r>
+        <w:t>runtime</w:t>
+      </w:r>
+      <w:proofErr w:type="spellEnd"/>
+    </w:p>
+    <w:p>
+      <w:r>
+        <w:t>- **Express.js** (^5.1.0): Web keretrendszer</w:t>
+      </w:r>
+    </w:p>
+    <w:p>
+      <w:r>
+        <w:t xml:space="preserve">- **MySQL2** (^3.15.3): Adatbázis </w:t>
+      </w:r>
+      <w:proofErr w:type="spellStart"/>
+      <w:r>
+        <w:t>connector</w:t>
+      </w:r>
+      <w:proofErr w:type="spellEnd"/>
+    </w:p>
+    <w:p>
+      <w:r>
+        <w:t xml:space="preserve">- **Argon2** (^0.44.0): Jelszó </w:t>
+      </w:r>
+      <w:proofErr w:type="spellStart"/>
+      <w:r>
+        <w:t>hashelés</w:t>
+      </w:r>
+      <w:proofErr w:type="spellEnd"/>
+    </w:p>
+    <w:p>
+      <w:r>
+        <w:t xml:space="preserve">- **CORS** (^2.8.5): </w:t>
+      </w:r>
+      <w:proofErr w:type="spellStart"/>
+      <w:r>
+        <w:t>Cross-origin</w:t>
+      </w:r>
+      <w:proofErr w:type="spellEnd"/>
+      <w:r>
+        <w:t xml:space="preserve"> kérések</w:t>
+      </w:r>
+    </w:p>
+    <w:p>
+      <w:r>
+        <w:t>- **</w:t>
+      </w:r>
+      <w:proofErr w:type="spellStart"/>
+      <w:r>
+        <w:t>Dotenv</w:t>
+      </w:r>
+      <w:proofErr w:type="spellEnd"/>
+      <w:r>
+        <w:t>** (^17.2.3): Környezeti változók</w:t>
+      </w:r>
+    </w:p>
+    <w:p>
+      <w:r>
+        <w:t>- **</w:t>
+      </w:r>
+      <w:proofErr w:type="spellStart"/>
+      <w:r>
+        <w:t>Nodemon</w:t>
+      </w:r>
+      <w:proofErr w:type="spellEnd"/>
+      <w:r>
+        <w:t xml:space="preserve">** (^3.1.11): </w:t>
+      </w:r>
+      <w:proofErr w:type="spellStart"/>
+      <w:r>
+        <w:t>Desenvolvimento</w:t>
+      </w:r>
+      <w:proofErr w:type="spellEnd"/>
+      <w:r>
+        <w:t xml:space="preserve"> </w:t>
+      </w:r>
+      <w:proofErr w:type="spellStart"/>
+      <w:r>
+        <w:t>auto</w:t>
+      </w:r>
+      <w:proofErr w:type="spellEnd"/>
+      <w:r>
+        <w:t>-restart</w:t>
+      </w:r>
+    </w:p>
+    <w:p/>
+    <w:p>
+      <w:r>
+        <w:t>### Frontend</w:t>
+      </w:r>
+    </w:p>
+    <w:p>
+      <w:r>
+        <w:t>- **</w:t>
+      </w:r>
+      <w:proofErr w:type="spellStart"/>
+      <w:r>
+        <w:t>React</w:t>
+      </w:r>
+      <w:proofErr w:type="spellEnd"/>
+      <w:r>
+        <w:t>** (^19.1.1): UI keretrendszer</w:t>
+      </w:r>
+    </w:p>
+    <w:p>
+      <w:r>
+        <w:t>- **</w:t>
+      </w:r>
+      <w:proofErr w:type="spellStart"/>
+      <w:r>
+        <w:t>React</w:t>
+      </w:r>
+      <w:proofErr w:type="spellEnd"/>
+      <w:r>
+        <w:t xml:space="preserve"> Router DOM** (^7.9.6): </w:t>
+      </w:r>
+      <w:proofErr w:type="spellStart"/>
+      <w:r>
+        <w:t>Routing</w:t>
+      </w:r>
+      <w:proofErr w:type="spellEnd"/>
+    </w:p>
+    <w:p>
+      <w:r>
+        <w:t>- **</w:t>
+      </w:r>
+      <w:proofErr w:type="spellStart"/>
+      <w:r>
+        <w:t>React</w:t>
+      </w:r>
+      <w:proofErr w:type="spellEnd"/>
+      <w:r>
+        <w:t xml:space="preserve"> </w:t>
+      </w:r>
+      <w:proofErr w:type="spellStart"/>
+      <w:r>
+        <w:t>Bootstrap</w:t>
+      </w:r>
+      <w:proofErr w:type="spellEnd"/>
+      <w:r>
+        <w:t>** (^2.10.10): UI komponensek</w:t>
+      </w:r>
+    </w:p>
+    <w:p>
+      <w:r>
+        <w:t>- **</w:t>
+      </w:r>
+      <w:proofErr w:type="spellStart"/>
+      <w:r>
+        <w:t>Bootstrap</w:t>
+      </w:r>
+      <w:proofErr w:type="spellEnd"/>
+      <w:r>
+        <w:t>** (^5.3.8): CSS keretrendszer</w:t>
+      </w:r>
+    </w:p>
+    <w:p>
+      <w:r>
+        <w:lastRenderedPageBreak/>
+        <w:t>- **</w:t>
+      </w:r>
+      <w:proofErr w:type="spellStart"/>
+      <w:r>
+        <w:t>React</w:t>
+      </w:r>
+      <w:proofErr w:type="spellEnd"/>
+      <w:r>
+        <w:t xml:space="preserve"> </w:t>
+      </w:r>
+      <w:proofErr w:type="spellStart"/>
+      <w:r>
+        <w:t>Icons</w:t>
+      </w:r>
+      <w:proofErr w:type="spellEnd"/>
+      <w:r>
+        <w:t xml:space="preserve">** (^5.5.0): </w:t>
+      </w:r>
+      <w:proofErr w:type="spellStart"/>
+      <w:r>
+        <w:t>IkonLibrery</w:t>
+      </w:r>
+      <w:proofErr w:type="spellEnd"/>
+    </w:p>
+    <w:p>
+      <w:r>
+        <w:t>- **</w:t>
+      </w:r>
+      <w:proofErr w:type="spellStart"/>
+      <w:r>
+        <w:t>Vite</w:t>
+      </w:r>
+      <w:proofErr w:type="spellEnd"/>
+      <w:r>
+        <w:t xml:space="preserve">** (^7.1.7): </w:t>
+      </w:r>
+      <w:proofErr w:type="spellStart"/>
+      <w:r>
+        <w:t>Build</w:t>
+      </w:r>
+      <w:proofErr w:type="spellEnd"/>
+      <w:r>
+        <w:t xml:space="preserve"> </w:t>
+      </w:r>
+      <w:proofErr w:type="spellStart"/>
+      <w:r>
+        <w:t>tool</w:t>
+      </w:r>
+      <w:proofErr w:type="spellEnd"/>
+    </w:p>
+    <w:p>
+      <w:r>
+        <w:t>- **</w:t>
+      </w:r>
+      <w:proofErr w:type="spellStart"/>
+      <w:r>
+        <w:t>ESLint</w:t>
+      </w:r>
+      <w:proofErr w:type="spellEnd"/>
+      <w:r>
+        <w:t>** (^9.36.0): Kód minőség</w:t>
+      </w:r>
+    </w:p>
+    <w:p>
       <w:pPr>
         <w:pStyle w:val="Cmsor2"/>
       </w:pPr>
-      <w:bookmarkStart w:name="_Toc210901045" w:id="20"/>
+      <w:bookmarkStart w:id="18" w:name="_Toc210901045"/>
       <w:r>
         <w:t>Adatmodell leírása</w:t>
       </w:r>
-      <w:bookmarkEnd w:id="20"/>
+      <w:bookmarkEnd w:id="18"/>
     </w:p>
     <w:p>
       <w:r>
@@ -3003,7 +2789,7 @@
                     <pic:cNvPicPr/>
                   </pic:nvPicPr>
                   <pic:blipFill>
-                    <a:blip r:embed="rId12">
+                    <a:blip r:embed="rId11">
                       <a:extLst>
                         <a:ext uri="{28A0092B-C50C-407E-A947-70E740481C1C}">
                           <a14:useLocalDpi xmlns:a14="http://schemas.microsoft.com/office/drawing/2010/main" val="0"/>
@@ -3044,7 +2830,7 @@
         <w:pStyle w:val="Listaszerbekezds"/>
         <w:numPr>
           <w:ilvl w:val="0"/>
-          <w:numId w:val="8"/>
+          <w:numId w:val="12"/>
         </w:numPr>
       </w:pPr>
       <w:r>
@@ -3059,7 +2845,7 @@
         <w:pStyle w:val="Listaszerbekezds"/>
         <w:numPr>
           <w:ilvl w:val="0"/>
-          <w:numId w:val="8"/>
+          <w:numId w:val="12"/>
         </w:numPr>
       </w:pPr>
       <w:r>
@@ -3074,7 +2860,7 @@
         <w:pStyle w:val="Listaszerbekezds"/>
         <w:numPr>
           <w:ilvl w:val="0"/>
-          <w:numId w:val="8"/>
+          <w:numId w:val="12"/>
         </w:numPr>
       </w:pPr>
       <w:r>
@@ -3093,11 +2879,11 @@
       <w:pPr>
         <w:pStyle w:val="Cmsor2"/>
       </w:pPr>
-      <w:bookmarkStart w:name="_Toc210901046" w:id="21"/>
+      <w:bookmarkStart w:id="19" w:name="_Toc210901046"/>
       <w:r>
         <w:t>Részletes feladatspecifikáció, algoritmusok</w:t>
       </w:r>
-      <w:bookmarkEnd w:id="21"/>
+      <w:bookmarkEnd w:id="19"/>
     </w:p>
     <w:p>
       <w:r>
@@ -3125,28 +2911,1665 @@
         <w:t xml:space="preserve">-kód, esetleg UML aktivitás-diagram) Ajánlott terjedelem: a feladat jellegétől függően 2-5 oldal. 5. Forráskód </w:t>
       </w:r>
       <w:r>
-        <w:t xml:space="preserve"> A teljes forráskódot a nyomtatott dokumentációba nem kell beletenni! </w:t>
+        <w:t xml:space="preserve"> A teljes forráskódot a </w:t>
+      </w:r>
+      <w:r>
+        <w:lastRenderedPageBreak/>
+        <w:t xml:space="preserve">nyomtatott dokumentációba nem kell beletenni! </w:t>
       </w:r>
       <w:r>
         <w:t xml:space="preserve"> Lehet viszont a nyomtatott dokumentációban a fontosabb kódrészeket magyarázattal szerepeltetni </w:t>
       </w:r>
     </w:p>
     <w:p>
+      <w:r>
+        <w:t>Backend API Dokumentáció</w:t>
+      </w:r>
+    </w:p>
+    <w:p/>
+    <w:p>
+      <w:r>
+        <w:t>**</w:t>
+      </w:r>
+      <w:proofErr w:type="spellStart"/>
+      <w:r>
+        <w:t>Base</w:t>
+      </w:r>
+      <w:proofErr w:type="spellEnd"/>
+      <w:r>
+        <w:t xml:space="preserve"> URL**: `http://localhost:3000`</w:t>
+      </w:r>
+    </w:p>
+    <w:p/>
+    <w:p>
+      <w:r>
+        <w:t xml:space="preserve"> </w:t>
+      </w:r>
+      <w:proofErr w:type="spellStart"/>
+      <w:r>
+        <w:t>Autentifikáció</w:t>
+      </w:r>
+      <w:proofErr w:type="spellEnd"/>
+    </w:p>
+    <w:p/>
+    <w:p>
+      <w:r>
+        <w:t xml:space="preserve"> POST `/login`</w:t>
+      </w:r>
+    </w:p>
+    <w:p>
+      <w:r>
+        <w:t>Felhasználó bejelentkezése.</w:t>
+      </w:r>
+    </w:p>
+    <w:p/>
+    <w:p>
+      <w:r>
+        <w:t>**</w:t>
+      </w:r>
+      <w:proofErr w:type="spellStart"/>
+      <w:r>
+        <w:t>Request</w:t>
+      </w:r>
+      <w:proofErr w:type="spellEnd"/>
+      <w:r>
+        <w:t>**:</w:t>
+      </w:r>
+    </w:p>
+    <w:p>
+      <w:r>
+        <w:t>```</w:t>
+      </w:r>
+      <w:proofErr w:type="spellStart"/>
+      <w:r>
+        <w:t>json</w:t>
+      </w:r>
+      <w:proofErr w:type="spellEnd"/>
+    </w:p>
+    <w:p/>
+    <w:p>
+      <w:r>
+        <w:t xml:space="preserve">  "Email": "user@example.com",</w:t>
+      </w:r>
+    </w:p>
+    <w:p>
+      <w:r>
+        <w:t xml:space="preserve">  "</w:t>
+      </w:r>
+      <w:proofErr w:type="spellStart"/>
+      <w:r>
+        <w:t>Jelszo</w:t>
+      </w:r>
+      <w:proofErr w:type="spellEnd"/>
+      <w:r>
+        <w:t>": "</w:t>
+      </w:r>
+      <w:proofErr w:type="spellStart"/>
+      <w:r>
+        <w:t>password</w:t>
+      </w:r>
+      <w:proofErr w:type="spellEnd"/>
+      <w:r>
+        <w:t>"</w:t>
+      </w:r>
+    </w:p>
+    <w:p>
+      <w:r>
+        <w:t>}</w:t>
+      </w:r>
+    </w:p>
+    <w:p/>
+    <w:p>
+      <w:r>
+        <w:t>**</w:t>
+      </w:r>
+      <w:proofErr w:type="spellStart"/>
+      <w:r>
+        <w:t>Response</w:t>
+      </w:r>
+      <w:proofErr w:type="spellEnd"/>
+      <w:r>
+        <w:t>**:</w:t>
+      </w:r>
+    </w:p>
+    <w:p>
+      <w:r>
+        <w:t>- Sikeres: `200 OK` → "Sikeres bejelentkezés"</w:t>
+      </w:r>
+    </w:p>
+    <w:p>
+      <w:r>
+        <w:t xml:space="preserve">- Hiba: `401 </w:t>
+      </w:r>
+      <w:proofErr w:type="spellStart"/>
+      <w:r>
+        <w:t>Unauthorized</w:t>
+      </w:r>
+      <w:proofErr w:type="spellEnd"/>
+      <w:r>
+        <w:t>` → "</w:t>
+      </w:r>
+      <w:proofErr w:type="spellStart"/>
+      <w:r>
+        <w:t>Invalid</w:t>
+      </w:r>
+      <w:proofErr w:type="spellEnd"/>
+      <w:r>
+        <w:t xml:space="preserve"> email </w:t>
+      </w:r>
+      <w:proofErr w:type="spellStart"/>
+      <w:r>
+        <w:t>or</w:t>
+      </w:r>
+      <w:proofErr w:type="spellEnd"/>
+      <w:r>
+        <w:t xml:space="preserve"> </w:t>
+      </w:r>
+      <w:proofErr w:type="spellStart"/>
+      <w:r>
+        <w:t>password</w:t>
+      </w:r>
+      <w:proofErr w:type="spellEnd"/>
+      <w:r>
+        <w:t>"</w:t>
+      </w:r>
+    </w:p>
+    <w:p>
+      <w:r>
+        <w:t>- DB hiba: `500` → "Adatbázis hiba"</w:t>
+      </w:r>
+    </w:p>
+    <w:p/>
+    <w:p>
+      <w:r>
+        <w:t xml:space="preserve">**Kommentek**: </w:t>
+      </w:r>
+    </w:p>
+    <w:p>
+      <w:r>
+        <w:t>- Jelszó ellenőrzés Argon2-vel</w:t>
+      </w:r>
+    </w:p>
+    <w:p>
+      <w:r>
+        <w:t>- Session kezelés nincs implementálva (TODO</w:t>
+      </w:r>
+    </w:p>
+    <w:p/>
+    <w:p>
+      <w:r>
+        <w:t xml:space="preserve"> POST `/</w:t>
+      </w:r>
+      <w:proofErr w:type="spellStart"/>
+      <w:r>
+        <w:t>register</w:t>
+      </w:r>
+      <w:proofErr w:type="spellEnd"/>
+      <w:r>
+        <w:t>`</w:t>
+      </w:r>
+    </w:p>
+    <w:p>
+      <w:r>
+        <w:t>Új felhasználó regisztrációja.</w:t>
+      </w:r>
+    </w:p>
+    <w:p/>
+    <w:p>
+      <w:r>
+        <w:t>**</w:t>
+      </w:r>
+      <w:proofErr w:type="spellStart"/>
+      <w:r>
+        <w:t>Request</w:t>
+      </w:r>
+      <w:proofErr w:type="spellEnd"/>
+      <w:r>
+        <w:t>**:</w:t>
+      </w:r>
+    </w:p>
+    <w:p>
+      <w:r>
+        <w:t>```</w:t>
+      </w:r>
+      <w:proofErr w:type="spellStart"/>
+      <w:r>
+        <w:t>json</w:t>
+      </w:r>
+      <w:proofErr w:type="spellEnd"/>
+    </w:p>
+    <w:p>
+      <w:r>
+        <w:t>{</w:t>
+      </w:r>
+    </w:p>
+    <w:p>
+      <w:r>
+        <w:t xml:space="preserve">  "</w:t>
+      </w:r>
+      <w:proofErr w:type="spellStart"/>
+      <w:r>
+        <w:t>Felhasznalonev</w:t>
+      </w:r>
+      <w:proofErr w:type="spellEnd"/>
+      <w:r>
+        <w:t>": "</w:t>
+      </w:r>
+      <w:proofErr w:type="spellStart"/>
+      <w:r>
+        <w:t>username</w:t>
+      </w:r>
+      <w:proofErr w:type="spellEnd"/>
+      <w:r>
+        <w:t>",</w:t>
+      </w:r>
+    </w:p>
+    <w:p>
+      <w:r>
+        <w:t xml:space="preserve">  "Email": "user@example.com",</w:t>
+      </w:r>
+    </w:p>
+    <w:p>
+      <w:r>
+        <w:t xml:space="preserve">  "</w:t>
+      </w:r>
+      <w:proofErr w:type="spellStart"/>
+      <w:r>
+        <w:t>Jelszo</w:t>
+      </w:r>
+      <w:proofErr w:type="spellEnd"/>
+      <w:r>
+        <w:t>": "</w:t>
+      </w:r>
+      <w:proofErr w:type="spellStart"/>
+      <w:r>
+        <w:t>password</w:t>
+      </w:r>
+      <w:proofErr w:type="spellEnd"/>
+      <w:r>
+        <w:t>"</w:t>
+      </w:r>
+    </w:p>
+    <w:p>
+      <w:r>
+        <w:t>}</w:t>
+      </w:r>
+    </w:p>
+    <w:p>
+      <w:r>
+        <w:t>```</w:t>
+      </w:r>
+    </w:p>
+    <w:p/>
+    <w:p>
+      <w:r>
+        <w:t>**</w:t>
+      </w:r>
+      <w:proofErr w:type="spellStart"/>
+      <w:r>
+        <w:t>Response</w:t>
+      </w:r>
+      <w:proofErr w:type="spellEnd"/>
+      <w:r>
+        <w:t>**:</w:t>
+      </w:r>
+    </w:p>
+    <w:p>
+      <w:r>
+        <w:t xml:space="preserve">- Sikeres: `201 </w:t>
+      </w:r>
+      <w:proofErr w:type="spellStart"/>
+      <w:r>
+        <w:t>Created</w:t>
+      </w:r>
+      <w:proofErr w:type="spellEnd"/>
+      <w:r>
+        <w:t>` → "Sikeres regisztráció"</w:t>
+      </w:r>
+    </w:p>
+    <w:p>
+      <w:r>
+        <w:t>- DB hiba: `500` → "Adatbázis hiba"</w:t>
+      </w:r>
+    </w:p>
+    <w:p/>
+    <w:p>
+      <w:r>
+        <w:t>**Kommentek**:</w:t>
+      </w:r>
+    </w:p>
+    <w:p>
+      <w:r>
+        <w:t xml:space="preserve">- Jelszó automatikusan Argon2-vel </w:t>
+      </w:r>
+      <w:proofErr w:type="spellStart"/>
+      <w:r>
+        <w:t>hashelt</w:t>
+      </w:r>
+      <w:proofErr w:type="spellEnd"/>
+    </w:p>
+    <w:p>
+      <w:r>
+        <w:t xml:space="preserve">- Email és felhasználónév </w:t>
+      </w:r>
+      <w:proofErr w:type="spellStart"/>
+      <w:r>
+        <w:t>unicitást</w:t>
+      </w:r>
+      <w:proofErr w:type="spellEnd"/>
+      <w:r>
+        <w:t xml:space="preserve"> </w:t>
+      </w:r>
+      <w:proofErr w:type="spellStart"/>
+      <w:r>
+        <w:t>MySQL</w:t>
+      </w:r>
+      <w:proofErr w:type="spellEnd"/>
+      <w:r>
+        <w:t xml:space="preserve"> kényszer garantálja</w:t>
+      </w:r>
+    </w:p>
+    <w:p/>
+    <w:p>
+      <w:r>
+        <w:t>---</w:t>
+      </w:r>
+    </w:p>
+    <w:p/>
+    <w:p>
+      <w:r>
+        <w:t>Profil Kezelés</w:t>
+      </w:r>
+    </w:p>
+    <w:p/>
+    <w:p>
+      <w:r>
+        <w:t xml:space="preserve"> GET `/p/</w:t>
+      </w:r>
+      <w:proofErr w:type="spellStart"/>
+      <w:r>
+        <w:t>info</w:t>
+      </w:r>
+      <w:proofErr w:type="spellEnd"/>
+      <w:r>
+        <w:t>`</w:t>
+      </w:r>
+    </w:p>
+    <w:p>
+      <w:r>
+        <w:lastRenderedPageBreak/>
+        <w:t>Összes regisztrált felhasználó adatai.</w:t>
+      </w:r>
+    </w:p>
+    <w:p/>
+    <w:p>
+      <w:r>
+        <w:t>**</w:t>
+      </w:r>
+      <w:proofErr w:type="spellStart"/>
+      <w:r>
+        <w:t>Request</w:t>
+      </w:r>
+      <w:proofErr w:type="spellEnd"/>
+      <w:r>
+        <w:t>**: Nincs body</w:t>
+      </w:r>
+    </w:p>
+    <w:p/>
+    <w:p>
+      <w:r>
+        <w:t>**</w:t>
+      </w:r>
+      <w:proofErr w:type="spellStart"/>
+      <w:r>
+        <w:t>Response</w:t>
+      </w:r>
+      <w:proofErr w:type="spellEnd"/>
+      <w:r>
+        <w:t>**:</w:t>
+      </w:r>
+    </w:p>
+    <w:p>
+      <w:r>
+        <w:t>```</w:t>
+      </w:r>
+      <w:proofErr w:type="spellStart"/>
+      <w:r>
+        <w:t>json</w:t>
+      </w:r>
+      <w:proofErr w:type="spellEnd"/>
+    </w:p>
+    <w:p>
+      <w:r>
+        <w:t>[</w:t>
+      </w:r>
+    </w:p>
+    <w:p>
+      <w:r>
+        <w:t xml:space="preserve">  {</w:t>
+      </w:r>
+    </w:p>
+    <w:p>
+      <w:r>
+        <w:t xml:space="preserve">    "</w:t>
+      </w:r>
+      <w:proofErr w:type="spellStart"/>
+      <w:r>
+        <w:t>FelhasznaloNev</w:t>
+      </w:r>
+      <w:proofErr w:type="spellEnd"/>
+      <w:r>
+        <w:t>": "user1",</w:t>
+      </w:r>
+    </w:p>
+    <w:p>
+      <w:r>
+        <w:t xml:space="preserve">    "Email": "user1@example.com"</w:t>
+      </w:r>
+    </w:p>
+    <w:p>
+      <w:r>
+        <w:t xml:space="preserve">  },</w:t>
+      </w:r>
+    </w:p>
+    <w:p>
+      <w:r>
+        <w:t xml:space="preserve">  {</w:t>
+      </w:r>
+    </w:p>
+    <w:p>
+      <w:r>
+        <w:t xml:space="preserve">    "</w:t>
+      </w:r>
+      <w:proofErr w:type="spellStart"/>
+      <w:r>
+        <w:t>FelhasznaloNev</w:t>
+      </w:r>
+      <w:proofErr w:type="spellEnd"/>
+      <w:r>
+        <w:t>": "user2",</w:t>
+      </w:r>
+    </w:p>
+    <w:p>
+      <w:r>
+        <w:t xml:space="preserve">    "Email": "user2@example.com"</w:t>
+      </w:r>
+    </w:p>
+    <w:p>
+      <w:r>
+        <w:t xml:space="preserve">  }</w:t>
+      </w:r>
+    </w:p>
+    <w:p>
+      <w:r>
+        <w:t>]</w:t>
+      </w:r>
+    </w:p>
+    <w:p>
+      <w:r>
+        <w:t>```</w:t>
+      </w:r>
+    </w:p>
+    <w:p/>
+    <w:p>
+      <w:r>
+        <w:t>POST `/p/</w:t>
+      </w:r>
+      <w:proofErr w:type="spellStart"/>
+      <w:r>
+        <w:t>mod</w:t>
+      </w:r>
+      <w:proofErr w:type="spellEnd"/>
+      <w:r>
+        <w:t>`</w:t>
+      </w:r>
+    </w:p>
+    <w:p>
+      <w:r>
+        <w:t>Felhasználónév módosítása.</w:t>
+      </w:r>
+    </w:p>
+    <w:p/>
+    <w:p>
+      <w:r>
+        <w:t>**</w:t>
+      </w:r>
+      <w:proofErr w:type="spellStart"/>
+      <w:r>
+        <w:t>Request</w:t>
+      </w:r>
+      <w:proofErr w:type="spellEnd"/>
+      <w:r>
+        <w:t>**:</w:t>
+      </w:r>
+    </w:p>
+    <w:p>
+      <w:r>
+        <w:t>```</w:t>
+      </w:r>
+      <w:proofErr w:type="spellStart"/>
+      <w:r>
+        <w:t>json</w:t>
+      </w:r>
+      <w:proofErr w:type="spellEnd"/>
+    </w:p>
+    <w:p>
+      <w:r>
+        <w:t>{</w:t>
+      </w:r>
+    </w:p>
+    <w:p>
+      <w:r>
+        <w:t xml:space="preserve">  "</w:t>
+      </w:r>
+      <w:proofErr w:type="spellStart"/>
+      <w:r>
+        <w:t>Felhasznalonev</w:t>
+      </w:r>
+      <w:proofErr w:type="spellEnd"/>
+      <w:r>
+        <w:t>": "</w:t>
+      </w:r>
+      <w:proofErr w:type="spellStart"/>
+      <w:r>
+        <w:t>new_username</w:t>
+      </w:r>
+      <w:proofErr w:type="spellEnd"/>
+      <w:r>
+        <w:t>",</w:t>
+      </w:r>
+    </w:p>
+    <w:p>
+      <w:r>
+        <w:t xml:space="preserve">  "</w:t>
+      </w:r>
+      <w:proofErr w:type="spellStart"/>
+      <w:r>
+        <w:t>RegiFnev</w:t>
+      </w:r>
+      <w:proofErr w:type="spellEnd"/>
+      <w:r>
+        <w:t>": "</w:t>
+      </w:r>
+      <w:proofErr w:type="spellStart"/>
+      <w:r>
+        <w:t>old_username</w:t>
+      </w:r>
+      <w:proofErr w:type="spellEnd"/>
+      <w:r>
+        <w:t>"</w:t>
+      </w:r>
+    </w:p>
+    <w:p>
+      <w:r>
+        <w:lastRenderedPageBreak/>
+        <w:t>}</w:t>
+      </w:r>
+    </w:p>
+    <w:p>
+      <w:r>
+        <w:t>```</w:t>
+      </w:r>
+    </w:p>
+    <w:p/>
+    <w:p>
+      <w:r>
+        <w:t>**</w:t>
+      </w:r>
+      <w:proofErr w:type="spellStart"/>
+      <w:r>
+        <w:t>Response</w:t>
+      </w:r>
+      <w:proofErr w:type="spellEnd"/>
+      <w:r>
+        <w:t>**:</w:t>
+      </w:r>
+    </w:p>
+    <w:p>
+      <w:r>
+        <w:t>- Sikeres: `200 OK` → "Sikeres módosítás"</w:t>
+      </w:r>
+    </w:p>
+    <w:p>
+      <w:r>
+        <w:t>- Hiba: `500` → "Adatbázis hiba"</w:t>
+      </w:r>
+    </w:p>
+    <w:p/>
+    <w:p>
+      <w:r>
+        <w:t xml:space="preserve">**Kommentek**: </w:t>
+      </w:r>
+    </w:p>
+    <w:p>
+      <w:r>
+        <w:t>- Status: Tesztelni szükséges</w:t>
+      </w:r>
+    </w:p>
+    <w:p>
+      <w:r>
+        <w:t xml:space="preserve">- TODO: </w:t>
+      </w:r>
+      <w:proofErr w:type="spellStart"/>
+      <w:r>
+        <w:t>Autentifikáció</w:t>
+      </w:r>
+      <w:proofErr w:type="spellEnd"/>
+      <w:r>
+        <w:t xml:space="preserve"> </w:t>
+      </w:r>
+      <w:proofErr w:type="spellStart"/>
+      <w:r>
+        <w:t>megköveteltessé</w:t>
+      </w:r>
+      <w:proofErr w:type="spellEnd"/>
+      <w:r>
+        <w:t xml:space="preserve"> tenni</w:t>
+      </w:r>
+    </w:p>
+    <w:p/>
+    <w:p>
+      <w:r>
+        <w:t>---</w:t>
+      </w:r>
+    </w:p>
+    <w:p/>
+    <w:p>
+      <w:r>
+        <w:t>PATCH `/p/</w:t>
+      </w:r>
+      <w:proofErr w:type="spellStart"/>
+      <w:r>
+        <w:t>jelszo</w:t>
+      </w:r>
+      <w:proofErr w:type="spellEnd"/>
+      <w:r>
+        <w:t>`</w:t>
+      </w:r>
+    </w:p>
+    <w:p>
+      <w:r>
+        <w:t>Jelszó módosítása.</w:t>
+      </w:r>
+    </w:p>
+    <w:p/>
+    <w:p>
+      <w:r>
+        <w:t>**</w:t>
+      </w:r>
+      <w:proofErr w:type="spellStart"/>
+      <w:r>
+        <w:t>Request</w:t>
+      </w:r>
+      <w:proofErr w:type="spellEnd"/>
+      <w:r>
+        <w:t>**:</w:t>
+      </w:r>
+    </w:p>
+    <w:p>
+      <w:r>
+        <w:t>```</w:t>
+      </w:r>
+      <w:proofErr w:type="spellStart"/>
+      <w:r>
+        <w:t>json</w:t>
+      </w:r>
+      <w:proofErr w:type="spellEnd"/>
+    </w:p>
+    <w:p>
+      <w:r>
+        <w:t>{</w:t>
+      </w:r>
+    </w:p>
+    <w:p>
+      <w:r>
+        <w:t xml:space="preserve">  "</w:t>
+      </w:r>
+      <w:proofErr w:type="spellStart"/>
+      <w:r>
+        <w:t>UjJelszo</w:t>
+      </w:r>
+      <w:proofErr w:type="spellEnd"/>
+      <w:r>
+        <w:t>": "</w:t>
+      </w:r>
+      <w:proofErr w:type="spellStart"/>
+      <w:r>
+        <w:t>new_password</w:t>
+      </w:r>
+      <w:proofErr w:type="spellEnd"/>
+      <w:r>
+        <w:t>",</w:t>
+      </w:r>
+    </w:p>
+    <w:p>
+      <w:r>
+        <w:t xml:space="preserve">  "</w:t>
+      </w:r>
+      <w:proofErr w:type="spellStart"/>
+      <w:r>
+        <w:t>Felhasznalonev</w:t>
+      </w:r>
+      <w:proofErr w:type="spellEnd"/>
+      <w:r>
+        <w:t>": "</w:t>
+      </w:r>
+      <w:proofErr w:type="spellStart"/>
+      <w:r>
+        <w:t>username</w:t>
+      </w:r>
+      <w:proofErr w:type="spellEnd"/>
+      <w:r>
+        <w:t>"</w:t>
+      </w:r>
+    </w:p>
+    <w:p>
+      <w:r>
+        <w:t>}</w:t>
+      </w:r>
+    </w:p>
+    <w:p>
+      <w:r>
+        <w:t>```</w:t>
+      </w:r>
+    </w:p>
+    <w:p/>
+    <w:p>
+      <w:r>
+        <w:t>**</w:t>
+      </w:r>
+      <w:proofErr w:type="spellStart"/>
+      <w:r>
+        <w:t>Response</w:t>
+      </w:r>
+      <w:proofErr w:type="spellEnd"/>
+      <w:r>
+        <w:t>**:</w:t>
+      </w:r>
+    </w:p>
+    <w:p>
+      <w:r>
+        <w:t>- Sikeres: `200 OK` → "Sikeres jelszó módosítás"</w:t>
+      </w:r>
+    </w:p>
+    <w:p>
+      <w:r>
+        <w:lastRenderedPageBreak/>
+        <w:t>- Hiba: `500` → "Adatbázis hiba"</w:t>
+      </w:r>
+    </w:p>
+    <w:p/>
+    <w:p>
+      <w:r>
+        <w:t>**Kommentek**:</w:t>
+      </w:r>
+    </w:p>
+    <w:p>
+      <w:r>
+        <w:t>- Status: Tesztelni szükséges</w:t>
+      </w:r>
+    </w:p>
+    <w:p>
+      <w:r>
+        <w:t xml:space="preserve">- Jelszó érkezik </w:t>
+      </w:r>
+      <w:proofErr w:type="spellStart"/>
+      <w:r>
+        <w:t>plain</w:t>
+      </w:r>
+      <w:proofErr w:type="spellEnd"/>
+      <w:r>
+        <w:t xml:space="preserve"> text-ben → HTTPS kötelező </w:t>
+      </w:r>
+      <w:proofErr w:type="spellStart"/>
+      <w:r>
+        <w:t>prod</w:t>
+      </w:r>
+      <w:proofErr w:type="spellEnd"/>
+      <w:r>
+        <w:t>-ban</w:t>
+      </w:r>
+    </w:p>
+    <w:p/>
+    <w:p>
+      <w:r>
+        <w:t>---</w:t>
+      </w:r>
+    </w:p>
+    <w:p/>
+    <w:p>
+      <w:r>
+        <w:t>DELETE `/p/</w:t>
+      </w:r>
+      <w:proofErr w:type="spellStart"/>
+      <w:r>
+        <w:t>torles</w:t>
+      </w:r>
+      <w:proofErr w:type="spellEnd"/>
+      <w:r>
+        <w:t>`</w:t>
+      </w:r>
+    </w:p>
+    <w:p>
+      <w:r>
+        <w:t>Felhasználói profil törlése.</w:t>
+      </w:r>
+    </w:p>
+    <w:p/>
+    <w:p>
+      <w:r>
+        <w:t>**</w:t>
+      </w:r>
+      <w:proofErr w:type="spellStart"/>
+      <w:r>
+        <w:t>Request</w:t>
+      </w:r>
+      <w:proofErr w:type="spellEnd"/>
+      <w:r>
+        <w:t>**:</w:t>
+      </w:r>
+    </w:p>
+    <w:p>
+      <w:r>
+        <w:t>```</w:t>
+      </w:r>
+      <w:proofErr w:type="spellStart"/>
+      <w:r>
+        <w:t>json</w:t>
+      </w:r>
+      <w:proofErr w:type="spellEnd"/>
+    </w:p>
+    <w:p>
+      <w:r>
+        <w:t>{</w:t>
+      </w:r>
+    </w:p>
+    <w:p>
+      <w:r>
+        <w:t xml:space="preserve">  "</w:t>
+      </w:r>
+      <w:proofErr w:type="spellStart"/>
+      <w:r>
+        <w:t>Felhasznalonev</w:t>
+      </w:r>
+      <w:proofErr w:type="spellEnd"/>
+      <w:r>
+        <w:t>": "</w:t>
+      </w:r>
+      <w:proofErr w:type="spellStart"/>
+      <w:r>
+        <w:t>username</w:t>
+      </w:r>
+      <w:proofErr w:type="spellEnd"/>
+      <w:r>
+        <w:t>"</w:t>
+      </w:r>
+    </w:p>
+    <w:p>
+      <w:r>
+        <w:t>}</w:t>
+      </w:r>
+    </w:p>
+    <w:p>
+      <w:r>
+        <w:t>```</w:t>
+      </w:r>
+    </w:p>
+    <w:p/>
+    <w:p>
+      <w:r>
+        <w:t>**</w:t>
+      </w:r>
+      <w:proofErr w:type="spellStart"/>
+      <w:r>
+        <w:t>Response</w:t>
+      </w:r>
+      <w:proofErr w:type="spellEnd"/>
+      <w:r>
+        <w:t>**:</w:t>
+      </w:r>
+    </w:p>
+    <w:p>
+      <w:r>
+        <w:t>- Sikeres: `200 OK` → "Sikeres profil törlés"</w:t>
+      </w:r>
+    </w:p>
+    <w:p>
+      <w:r>
+        <w:t>- Hiba: `500` → "Adatbázis hiba"</w:t>
+      </w:r>
+    </w:p>
+    <w:p/>
+    <w:p>
+      <w:r>
+        <w:t>**Kommentek**:</w:t>
+      </w:r>
+    </w:p>
+    <w:p>
+      <w:r>
+        <w:t>- Status: Tesztelni szükséges</w:t>
+      </w:r>
+    </w:p>
+    <w:p>
+      <w:r>
+        <w:t>- Kötegelt törlés (</w:t>
+      </w:r>
+      <w:proofErr w:type="spellStart"/>
+      <w:r>
+        <w:t>fr-koto</w:t>
+      </w:r>
+      <w:proofErr w:type="spellEnd"/>
+      <w:r>
+        <w:t xml:space="preserve"> táblát is érinti CASCADE miatt)</w:t>
+      </w:r>
+    </w:p>
+    <w:p/>
+    <w:p>
+      <w:r>
+        <w:lastRenderedPageBreak/>
+        <w:t>---</w:t>
+      </w:r>
+    </w:p>
+    <w:p/>
+    <w:p>
+      <w:r>
+        <w:t>Raktár Kezelés</w:t>
+      </w:r>
+    </w:p>
+    <w:p/>
+    <w:p>
+      <w:r>
+        <w:t>GET `/</w:t>
+      </w:r>
+      <w:proofErr w:type="spellStart"/>
+      <w:r>
+        <w:t>raktar</w:t>
+      </w:r>
+      <w:proofErr w:type="spellEnd"/>
+      <w:r>
+        <w:t>`</w:t>
+      </w:r>
+    </w:p>
+    <w:p>
+      <w:r>
+        <w:t>Összes raktár információ lekérdezése.</w:t>
+      </w:r>
+    </w:p>
+    <w:p/>
+    <w:p>
+      <w:r>
+        <w:t>**</w:t>
+      </w:r>
+      <w:proofErr w:type="spellStart"/>
+      <w:r>
+        <w:t>Request</w:t>
+      </w:r>
+      <w:proofErr w:type="spellEnd"/>
+      <w:r>
+        <w:t>**: Nincs body</w:t>
+      </w:r>
+    </w:p>
+    <w:p/>
+    <w:p>
+      <w:r>
+        <w:t>**</w:t>
+      </w:r>
+      <w:proofErr w:type="spellStart"/>
+      <w:r>
+        <w:t>Response</w:t>
+      </w:r>
+      <w:proofErr w:type="spellEnd"/>
+      <w:r>
+        <w:t>**:</w:t>
+      </w:r>
+    </w:p>
+    <w:p>
+      <w:r>
+        <w:t>```</w:t>
+      </w:r>
+      <w:proofErr w:type="spellStart"/>
+      <w:r>
+        <w:t>json</w:t>
+      </w:r>
+      <w:proofErr w:type="spellEnd"/>
+    </w:p>
+    <w:p>
+      <w:r>
+        <w:t>[</w:t>
+      </w:r>
+    </w:p>
+    <w:p>
+      <w:r>
+        <w:t xml:space="preserve">  {</w:t>
+      </w:r>
+    </w:p>
+    <w:p>
+      <w:r>
+        <w:t xml:space="preserve">    "raktár száma": 1,</w:t>
+      </w:r>
+    </w:p>
+    <w:p>
+      <w:r>
+        <w:t xml:space="preserve">    "foglaltság": 0,</w:t>
+      </w:r>
+    </w:p>
+    <w:p>
+      <w:r>
+        <w:t xml:space="preserve">    "határidő": "2026-06-30",</w:t>
+      </w:r>
+    </w:p>
+    <w:p>
+      <w:r>
+        <w:t xml:space="preserve">    "</w:t>
+      </w:r>
+      <w:proofErr w:type="spellStart"/>
+      <w:r>
+        <w:t>Iranyitoszam</w:t>
+      </w:r>
+      <w:proofErr w:type="spellEnd"/>
+      <w:r>
+        <w:t>": 1011,</w:t>
+      </w:r>
+    </w:p>
+    <w:p>
+      <w:r>
+        <w:t xml:space="preserve">    "</w:t>
+      </w:r>
+      <w:proofErr w:type="spellStart"/>
+      <w:r>
+        <w:t>Hazszam</w:t>
+      </w:r>
+      <w:proofErr w:type="spellEnd"/>
+      <w:r>
+        <w:t>": 25,</w:t>
+      </w:r>
+    </w:p>
+    <w:p>
+      <w:r>
+        <w:t xml:space="preserve">    "Utca": "Pesti út"</w:t>
+      </w:r>
+    </w:p>
+    <w:p>
+      <w:r>
+        <w:t xml:space="preserve">  }</w:t>
+      </w:r>
+    </w:p>
+    <w:p>
+      <w:r>
+        <w:t>]</w:t>
+      </w:r>
+    </w:p>
+    <w:p>
+      <w:r>
+        <w:t>```</w:t>
+      </w:r>
+    </w:p>
+    <w:p/>
+    <w:p>
+      <w:r>
+        <w:t>**Kommentek**:</w:t>
+      </w:r>
+    </w:p>
+    <w:p>
+      <w:r>
+        <w:t xml:space="preserve">- Lekérdezés </w:t>
+      </w:r>
+      <w:proofErr w:type="spellStart"/>
+      <w:r>
+        <w:t>alias-okat</w:t>
+      </w:r>
+      <w:proofErr w:type="spellEnd"/>
+      <w:r>
+        <w:t xml:space="preserve"> használ (magyar oszlopnevek)</w:t>
+      </w:r>
+    </w:p>
+    <w:p/>
+    <w:p/>
+    <w:p>
+      <w:r>
+        <w:t>Árverés Kezelés</w:t>
+      </w:r>
+    </w:p>
+    <w:p/>
+    <w:p>
+      <w:r>
+        <w:t>GET `/</w:t>
+      </w:r>
+      <w:proofErr w:type="spellStart"/>
+      <w:r>
+        <w:t>arveres</w:t>
+      </w:r>
+      <w:proofErr w:type="spellEnd"/>
+      <w:r>
+        <w:t>`</w:t>
+      </w:r>
+    </w:p>
+    <w:p>
+      <w:r>
+        <w:t xml:space="preserve">Összes árverés és kapcsolódó raktár </w:t>
+      </w:r>
+      <w:proofErr w:type="spellStart"/>
+      <w:r>
+        <w:t>info</w:t>
+      </w:r>
+      <w:proofErr w:type="spellEnd"/>
+      <w:r>
+        <w:t>.</w:t>
+      </w:r>
+    </w:p>
+    <w:p/>
+    <w:p>
+      <w:r>
+        <w:t>**</w:t>
+      </w:r>
+      <w:proofErr w:type="spellStart"/>
+      <w:r>
+        <w:t>Request</w:t>
+      </w:r>
+      <w:proofErr w:type="spellEnd"/>
+      <w:r>
+        <w:t>**: Nincs body</w:t>
+      </w:r>
+    </w:p>
+    <w:p/>
+    <w:p>
+      <w:r>
+        <w:t>**</w:t>
+      </w:r>
+      <w:proofErr w:type="spellStart"/>
+      <w:r>
+        <w:t>Response</w:t>
+      </w:r>
+      <w:proofErr w:type="spellEnd"/>
+      <w:r>
+        <w:t>**:</w:t>
+      </w:r>
+    </w:p>
+    <w:p>
+      <w:r>
+        <w:t>```</w:t>
+      </w:r>
+      <w:proofErr w:type="spellStart"/>
+      <w:r>
+        <w:t>json</w:t>
+      </w:r>
+      <w:proofErr w:type="spellEnd"/>
+    </w:p>
+    <w:p>
+      <w:r>
+        <w:t>[</w:t>
+      </w:r>
+    </w:p>
+    <w:p>
+      <w:r>
+        <w:t xml:space="preserve">  {</w:t>
+      </w:r>
+    </w:p>
+    <w:p>
+      <w:r>
+        <w:t xml:space="preserve">    "</w:t>
+      </w:r>
+      <w:proofErr w:type="spellStart"/>
+      <w:r>
+        <w:t>id</w:t>
+      </w:r>
+      <w:proofErr w:type="spellEnd"/>
+      <w:r>
+        <w:t>": 1,</w:t>
+      </w:r>
+    </w:p>
+    <w:p>
+      <w:r>
+        <w:t xml:space="preserve">    "</w:t>
+      </w:r>
+      <w:proofErr w:type="spellStart"/>
+      <w:r>
+        <w:t>Iranyitoszam</w:t>
+      </w:r>
+      <w:proofErr w:type="spellEnd"/>
+      <w:r>
+        <w:t>": 1011,</w:t>
+      </w:r>
+    </w:p>
+    <w:p>
+      <w:r>
+        <w:t xml:space="preserve">    "</w:t>
+      </w:r>
+      <w:proofErr w:type="spellStart"/>
+      <w:r>
+        <w:t>Hazszam</w:t>
+      </w:r>
+      <w:proofErr w:type="spellEnd"/>
+      <w:r>
+        <w:t>": 25,</w:t>
+      </w:r>
+    </w:p>
+    <w:p>
+      <w:r>
+        <w:t xml:space="preserve">    "Utca": "Pesti út",</w:t>
+      </w:r>
+    </w:p>
+    <w:p>
+      <w:r>
+        <w:t xml:space="preserve">    "</w:t>
+      </w:r>
+      <w:proofErr w:type="spellStart"/>
+      <w:r>
+        <w:t>idopont</w:t>
+      </w:r>
+      <w:proofErr w:type="spellEnd"/>
+      <w:r>
+        <w:t>": "2026-04-12T10:00:00.000Z"</w:t>
+      </w:r>
+    </w:p>
+    <w:p>
+      <w:r>
+        <w:t xml:space="preserve">  }</w:t>
+      </w:r>
+    </w:p>
+    <w:p>
+      <w:r>
+        <w:t>]</w:t>
+      </w:r>
+    </w:p>
+    <w:p>
+      <w:r>
+        <w:t>```</w:t>
+      </w:r>
+    </w:p>
+    <w:p/>
+    <w:p>
+      <w:r>
+        <w:t>**Kommentek**:</w:t>
+      </w:r>
+    </w:p>
+    <w:p>
+      <w:r>
+        <w:t>- INNER JOIN: csak meglévő árveréseket adja vissza</w:t>
+      </w:r>
+    </w:p>
+    <w:p>
+      <w:r>
+        <w:t>- Frontend ezt használja az Árverések oldalon</w:t>
+      </w:r>
+    </w:p>
+    <w:p/>
+    <w:p>
+      <w:r>
+        <w:t>---</w:t>
+      </w:r>
+    </w:p>
+    <w:p/>
+    <w:p>
+      <w:r>
+        <w:t>#### GET `/</w:t>
+      </w:r>
+      <w:proofErr w:type="spellStart"/>
+      <w:r>
+        <w:t>arveresinfo</w:t>
+      </w:r>
+      <w:proofErr w:type="spellEnd"/>
+      <w:r>
+        <w:t>/:</w:t>
+      </w:r>
+      <w:proofErr w:type="spellStart"/>
+      <w:r>
+        <w:t>id</w:t>
+      </w:r>
+      <w:proofErr w:type="spellEnd"/>
+      <w:r>
+        <w:t>`</w:t>
+      </w:r>
+    </w:p>
+    <w:p>
+      <w:r>
+        <w:t>Egy adott árverés részletei és licit információ.</w:t>
+      </w:r>
+    </w:p>
+    <w:p/>
+    <w:p>
+      <w:r>
+        <w:t>**</w:t>
+      </w:r>
+      <w:proofErr w:type="spellStart"/>
+      <w:r>
+        <w:t>Request</w:t>
+      </w:r>
+      <w:proofErr w:type="spellEnd"/>
+      <w:r>
+        <w:t>**: URL paraméter `</w:t>
+      </w:r>
+      <w:proofErr w:type="spellStart"/>
+      <w:r>
+        <w:t>id</w:t>
+      </w:r>
+      <w:proofErr w:type="spellEnd"/>
+      <w:r>
+        <w:t>`</w:t>
+      </w:r>
+    </w:p>
+    <w:p/>
+    <w:p>
+      <w:r>
+        <w:t>**</w:t>
+      </w:r>
+      <w:proofErr w:type="spellStart"/>
+      <w:r>
+        <w:t>Response</w:t>
+      </w:r>
+      <w:proofErr w:type="spellEnd"/>
+      <w:r>
+        <w:t>**:</w:t>
+      </w:r>
+    </w:p>
+    <w:p>
+      <w:r>
+        <w:t>```</w:t>
+      </w:r>
+      <w:proofErr w:type="spellStart"/>
+      <w:r>
+        <w:t>json</w:t>
+      </w:r>
+      <w:proofErr w:type="spellEnd"/>
+    </w:p>
+    <w:p>
+      <w:r>
+        <w:t>[</w:t>
+      </w:r>
+    </w:p>
+    <w:p>
+      <w:r>
+        <w:t xml:space="preserve">  {</w:t>
+      </w:r>
+    </w:p>
+    <w:p>
+      <w:r>
+        <w:t xml:space="preserve">    "ID": 1,</w:t>
+      </w:r>
+    </w:p>
+    <w:p>
+      <w:r>
+        <w:t xml:space="preserve">    "AID": 1,</w:t>
+      </w:r>
+    </w:p>
+    <w:p>
+      <w:r>
+        <w:t xml:space="preserve">    "Licit": 5000,</w:t>
+      </w:r>
+    </w:p>
+    <w:p>
+      <w:r>
+        <w:t xml:space="preserve">    "</w:t>
+      </w:r>
+      <w:proofErr w:type="spellStart"/>
+      <w:r>
+        <w:t>kepUrl</w:t>
+      </w:r>
+      <w:proofErr w:type="spellEnd"/>
+      <w:r>
+        <w:t>": "https://example.com/image.jpg",</w:t>
+      </w:r>
+    </w:p>
+    <w:p>
+      <w:r>
+        <w:t xml:space="preserve">    "</w:t>
+      </w:r>
+      <w:proofErr w:type="spellStart"/>
+      <w:r>
+        <w:t>id</w:t>
+      </w:r>
+      <w:proofErr w:type="spellEnd"/>
+      <w:r>
+        <w:t>": 1,</w:t>
+      </w:r>
+    </w:p>
+    <w:p>
+      <w:r>
+        <w:t xml:space="preserve">    "</w:t>
+      </w:r>
+      <w:proofErr w:type="spellStart"/>
+      <w:r>
+        <w:t>idopont</w:t>
+      </w:r>
+      <w:proofErr w:type="spellEnd"/>
+      <w:r>
+        <w:t>": "2026-04-12T10:00:00.000Z",</w:t>
+      </w:r>
+    </w:p>
+    <w:p>
+      <w:r>
+        <w:t xml:space="preserve">    "</w:t>
+      </w:r>
+      <w:proofErr w:type="spellStart"/>
+      <w:r>
+        <w:t>JelentkezID</w:t>
+      </w:r>
+      <w:proofErr w:type="spellEnd"/>
+      <w:r>
+        <w:t>": 1</w:t>
+      </w:r>
+    </w:p>
+    <w:p>
+      <w:r>
+        <w:t xml:space="preserve">  }</w:t>
+      </w:r>
+    </w:p>
+    <w:p>
+      <w:r>
+        <w:t>]</w:t>
+      </w:r>
+    </w:p>
+    <w:p>
+      <w:r>
+        <w:t>```</w:t>
+      </w:r>
+    </w:p>
+    <w:p/>
+    <w:p>
+      <w:r>
+        <w:t>**Kommentek**:</w:t>
+      </w:r>
+    </w:p>
+    <w:p>
+      <w:r>
+        <w:t>- Megértés: `AID` az árverés ID-ja, nem az `ID`</w:t>
+      </w:r>
+    </w:p>
+    <w:p/>
+    <w:p>
+      <w:r>
+        <w:t>---</w:t>
+      </w:r>
+    </w:p>
+    <w:p/>
+    <w:p>
+      <w:r>
+        <w:lastRenderedPageBreak/>
+        <w:t>#### PATCH `/</w:t>
+      </w:r>
+      <w:proofErr w:type="spellStart"/>
+      <w:r>
+        <w:t>arveresinfo</w:t>
+      </w:r>
+      <w:proofErr w:type="spellEnd"/>
+      <w:r>
+        <w:t>/update`</w:t>
+      </w:r>
+    </w:p>
+    <w:p>
+      <w:r>
+        <w:t>Licit frissítése minimum követelménnyel.</w:t>
+      </w:r>
+    </w:p>
+    <w:p/>
+    <w:p>
+      <w:r>
+        <w:t>**</w:t>
+      </w:r>
+      <w:proofErr w:type="spellStart"/>
+      <w:r>
+        <w:t>Request</w:t>
+      </w:r>
+      <w:proofErr w:type="spellEnd"/>
+      <w:r>
+        <w:t>**:</w:t>
+      </w:r>
+    </w:p>
+    <w:p>
+      <w:r>
+        <w:t>```</w:t>
+      </w:r>
+      <w:proofErr w:type="spellStart"/>
+      <w:r>
+        <w:t>json</w:t>
+      </w:r>
+      <w:proofErr w:type="spellEnd"/>
+    </w:p>
+    <w:p>
+      <w:r>
+        <w:t>{</w:t>
+      </w:r>
+    </w:p>
+    <w:p>
+      <w:r>
+        <w:t xml:space="preserve">  "</w:t>
+      </w:r>
+      <w:proofErr w:type="spellStart"/>
+      <w:r>
+        <w:t>aid</w:t>
+      </w:r>
+      <w:proofErr w:type="spellEnd"/>
+      <w:r>
+        <w:t>": 1,</w:t>
+      </w:r>
+    </w:p>
+    <w:p>
+      <w:r>
+        <w:t xml:space="preserve">  "licit": 5100</w:t>
+      </w:r>
+    </w:p>
+    <w:p>
+      <w:r>
+        <w:t>}</w:t>
+      </w:r>
+    </w:p>
+    <w:p>
+      <w:r>
+        <w:t>```</w:t>
+      </w:r>
+    </w:p>
+    <w:p/>
+    <w:p>
+      <w:r>
+        <w:t>**</w:t>
+      </w:r>
+      <w:proofErr w:type="spellStart"/>
+      <w:r>
+        <w:t>Response</w:t>
+      </w:r>
+      <w:proofErr w:type="spellEnd"/>
+      <w:r>
+        <w:t>**:</w:t>
+      </w:r>
+    </w:p>
+    <w:p>
+      <w:r>
+        <w:t>- Sikeres: `200 OK` → "Sikeres licit!"</w:t>
+      </w:r>
+    </w:p>
+    <w:p>
+      <w:r>
+        <w:t xml:space="preserve">- Túl alacsony: `400 </w:t>
+      </w:r>
+      <w:proofErr w:type="spellStart"/>
+      <w:r>
+        <w:t>Bad</w:t>
+      </w:r>
+      <w:proofErr w:type="spellEnd"/>
+      <w:r>
+        <w:t xml:space="preserve"> </w:t>
+      </w:r>
+      <w:proofErr w:type="spellStart"/>
+      <w:r>
+        <w:t>Request</w:t>
+      </w:r>
+      <w:proofErr w:type="spellEnd"/>
+      <w:r>
+        <w:t>` → "A licit túl alacsony. Minimum: 5100"</w:t>
+      </w:r>
+    </w:p>
+    <w:p>
+      <w:r>
+        <w:t>- Hiba: `500` → "Adatbázis hiba a frissítéskor."</w:t>
+      </w:r>
+    </w:p>
+    <w:p/>
+    <w:p>
+      <w:r>
+        <w:t>**Logika**:</w:t>
+      </w:r>
+    </w:p>
+    <w:p>
+      <w:r>
+        <w:t xml:space="preserve">- Min. licit = jelenlegi + </w:t>
+      </w:r>
+      <w:proofErr w:type="gramStart"/>
+      <w:r>
+        <w:t>min(</w:t>
+      </w:r>
+      <w:proofErr w:type="gramEnd"/>
+      <w:r>
+        <w:t>10% jelenlegi, 50)</w:t>
+      </w:r>
+    </w:p>
+    <w:p>
+      <w:r>
+        <w:t xml:space="preserve">- Például: 5000 → minimum 5100 (10% = 500, de </w:t>
+      </w:r>
+      <w:proofErr w:type="spellStart"/>
+      <w:r>
+        <w:t>max</w:t>
+      </w:r>
+      <w:proofErr w:type="spellEnd"/>
+      <w:r>
+        <w:t xml:space="preserve"> 50)</w:t>
+      </w:r>
+    </w:p>
+    <w:p/>
+    <w:p>
+      <w:r>
+        <w:t>**Kommentek**:</w:t>
+      </w:r>
+    </w:p>
+    <w:p>
+      <w:r>
+        <w:t xml:space="preserve">- </w:t>
+      </w:r>
+      <w:proofErr w:type="spellStart"/>
+      <w:r>
+        <w:t>Frontier</w:t>
+      </w:r>
+      <w:proofErr w:type="spellEnd"/>
+      <w:r>
+        <w:t>: Kerül két lekérdezés (GET + UPDATE)</w:t>
+      </w:r>
+    </w:p>
+    <w:p>
       <w:pPr>
         <w:pStyle w:val="Cmsor2"/>
       </w:pPr>
-      <w:bookmarkStart w:name="_Toc210901047" w:id="22"/>
+      <w:bookmarkStart w:id="20" w:name="_Toc210901047"/>
       <w:r>
         <w:t>Tesztelési dokumentáció</w:t>
       </w:r>
-      <w:bookmarkEnd w:id="22"/>
+      <w:bookmarkEnd w:id="20"/>
     </w:p>
     <w:p>
       <w:pPr>
         <w:pStyle w:val="Listaszerbekezds"/>
         <w:numPr>
           <w:ilvl w:val="0"/>
-          <w:numId w:val="10"/>
+          <w:numId w:val="14"/>
         </w:numPr>
         <w:ind w:left="1560"/>
       </w:pPr>
@@ -3156,148 +4579,6 @@
       <w:r>
         <w:t>teszteset részletes bemutatása.</w:t>
       </w:r>
-    </w:p>
-    <w:p>
-      <w:pPr>
-        <w:pStyle w:val="Listaszerbekezds"/>
-        <w:numPr>
-          <w:ilvl w:val="0"/>
-          <w:numId w:val="9"/>
-        </w:numPr>
-        <w:ind w:left="1843"/>
-      </w:pPr>
-      <w:r>
-        <w:t xml:space="preserve">különböző felhasználó tevékenységek </w:t>
-      </w:r>
-      <w:r>
-        <w:t>esetén hogyan reagált a program</w:t>
-      </w:r>
-    </w:p>
-    <w:p>
-      <w:pPr>
-        <w:pStyle w:val="Listaszerbekezds"/>
-        <w:numPr>
-          <w:ilvl w:val="0"/>
-          <w:numId w:val="9"/>
-        </w:numPr>
-        <w:ind w:left="1843"/>
-      </w:pPr>
-      <w:r>
-        <w:t>milyen üzeneteket kaptunk</w:t>
-      </w:r>
-    </w:p>
-    <w:p>
-      <w:pPr>
-        <w:pStyle w:val="Listaszerbekezds"/>
-        <w:numPr>
-          <w:ilvl w:val="0"/>
-          <w:numId w:val="9"/>
-        </w:numPr>
-        <w:ind w:left="1843"/>
-      </w:pPr>
-      <w:r>
-        <w:t xml:space="preserve">mi a teendő az egyes üzenetek esetében </w:t>
-      </w:r>
-    </w:p>
-    <w:p>
-      <w:pPr>
-        <w:pStyle w:val="Listaszerbekezds"/>
-        <w:numPr>
-          <w:ilvl w:val="0"/>
-          <w:numId w:val="10"/>
-        </w:numPr>
-        <w:ind w:left="1560"/>
-      </w:pPr>
-      <w:r>
-        <w:t>Normál teszteset, extrém tesztes</w:t>
-      </w:r>
-      <w:r>
-        <w:t>et (bolondbiztosság tesztelése)</w:t>
-      </w:r>
-    </w:p>
-    <w:p>
-      <w:pPr>
-        <w:pStyle w:val="Listaszerbekezds"/>
-        <w:numPr>
-          <w:ilvl w:val="0"/>
-          <w:numId w:val="10"/>
-        </w:numPr>
-        <w:ind w:left="1560"/>
-      </w:pPr>
-      <w:r>
-        <w:t>A tesztelés során kiderült hibák felsorolása A tesztelési dokumentációból derüljön ki, hogy ismered a különböző tesztelési módszereket (pl. fek</w:t>
-      </w:r>
-      <w:r>
-        <w:t>ete doboz, fehér doboz módszer)</w:t>
-      </w:r>
-    </w:p>
-    <w:p>
-      <w:pPr>
-        <w:ind w:left="-76" w:firstLine="0"/>
-      </w:pPr>
-      <w:r>
-        <w:t xml:space="preserve">Ajánlott terjedelem: a feladat jellegétől függően 2-5 oldal. </w:t>
-      </w:r>
-    </w:p>
-    <w:p>
-      <w:pPr>
-        <w:ind w:left="-76" w:firstLine="0"/>
-      </w:pPr>
-    </w:p>
-    <w:p>
-      <w:pPr>
-        <w:ind w:firstLine="0"/>
-        <w:rPr>
-          <w:b/>
-          <w:bCs/>
-        </w:rPr>
-      </w:pPr>
-      <w:r>
-        <w:t>Unit tesztek:</w:t>
-      </w:r>
-      <w:r>
-        <w:br/>
-      </w:r>
-      <w:r>
-        <w:t>Backend</w:t>
-      </w:r>
-      <w:r>
-        <w:br/>
-      </w:r>
-    </w:p>
-    <w:p>
-      <w:pPr>
-        <w:ind w:left="360" w:firstLine="0"/>
-        <w:rPr>
-          <w:b/>
-          <w:bCs/>
-        </w:rPr>
-      </w:pPr>
-      <w:proofErr w:type="spellStart"/>
-      <w:r>
-        <w:rPr>
-          <w:b/>
-          <w:bCs/>
-        </w:rPr>
-        <w:t>register</w:t>
-      </w:r>
-      <w:proofErr w:type="spellEnd"/>
-      <w:r>
-        <w:rPr>
-          <w:b/>
-          <w:bCs/>
-        </w:rPr>
-        <w:t xml:space="preserve"> </w:t>
-      </w:r>
-      <w:proofErr w:type="spellStart"/>
-      <w:r>
-        <w:rPr>
-          <w:b/>
-          <w:bCs/>
-        </w:rPr>
-        <w:t>api</w:t>
-      </w:r>
-      <w:proofErr w:type="spellEnd"/>
     </w:p>
     <w:p>
       <w:pPr>
@@ -3306,119 +4587,171 @@
           <w:ilvl w:val="0"/>
           <w:numId w:val="13"/>
         </w:numPr>
-      </w:pPr>
-      <w:r>
-        <w:rPr>
-          <w:b/>
-          <w:bCs/>
-        </w:rPr>
-        <w:t>Bemenet:</w:t>
-      </w:r>
-      <w:r>
-        <w:t xml:space="preserve"> érvényes regisztrációs adatok</w:t>
-      </w:r>
-    </w:p>
-    <w:p>
-      <w:pPr>
+        <w:ind w:left="1843"/>
+      </w:pPr>
+      <w:r>
+        <w:t xml:space="preserve">különböző felhasználó tevékenységek </w:t>
+      </w:r>
+      <w:r>
+        <w:t>esetén hogyan reagált a program</w:t>
+      </w:r>
+    </w:p>
+    <w:p>
+      <w:pPr>
+        <w:pStyle w:val="Listaszerbekezds"/>
         <w:numPr>
           <w:ilvl w:val="0"/>
           <w:numId w:val="13"/>
         </w:numPr>
-      </w:pPr>
-      <w:r>
-        <w:rPr>
-          <w:b/>
-          <w:bCs/>
-        </w:rPr>
-        <w:t>Elvárt eredmény:</w:t>
-      </w:r>
-    </w:p>
-    <w:p>
-      <w:pPr>
+        <w:ind w:left="1843"/>
+      </w:pPr>
+      <w:r>
+        <w:t>milyen üzeneteket kaptunk</w:t>
+      </w:r>
+    </w:p>
+    <w:p>
+      <w:pPr>
+        <w:pStyle w:val="Listaszerbekezds"/>
         <w:numPr>
-          <w:ilvl w:val="1"/>
+          <w:ilvl w:val="0"/>
           <w:numId w:val="13"/>
         </w:numPr>
-      </w:pPr>
-      <w:r>
-        <w:t xml:space="preserve">A konzolban megjelenik: </w:t>
-      </w:r>
-      <w:r>
-        <w:rPr>
-          <w:i/>
-          <w:iCs/>
-        </w:rPr>
-        <w:t>„sikeres regisztráció”</w:t>
-      </w:r>
-    </w:p>
-    <w:p>
-      <w:pPr>
-        <w:numPr>
-          <w:ilvl w:val="1"/>
-          <w:numId w:val="13"/>
-        </w:numPr>
-      </w:pPr>
-      <w:r>
-        <w:t>A felhasználó bekerül az adatbázisba</w:t>
-      </w:r>
-    </w:p>
-    <w:p>
-      <w:pPr>
-        <w:numPr>
-          <w:ilvl w:val="1"/>
-          <w:numId w:val="13"/>
-        </w:numPr>
-      </w:pPr>
-      <w:r>
-        <w:t>A függvény hiba nélkül lefut</w:t>
-      </w:r>
-    </w:p>
-    <w:p>
-      <w:pPr>
-        <w:ind w:left="432" w:firstLine="0"/>
-        <w:rPr>
-          <w:b/>
-          <w:bCs/>
-        </w:rPr>
-      </w:pPr>
-      <w:r>
-        <w:rPr>
-          <w:b/>
-          <w:bCs/>
-        </w:rPr>
-        <w:t>login API</w:t>
-      </w:r>
-    </w:p>
-    <w:p>
-      <w:pPr>
+        <w:ind w:left="1843"/>
+      </w:pPr>
+      <w:r>
+        <w:t xml:space="preserve">mi a teendő az egyes üzenetek esetében </w:t>
+      </w:r>
+    </w:p>
+    <w:p>
+      <w:pPr>
+        <w:pStyle w:val="Listaszerbekezds"/>
         <w:numPr>
           <w:ilvl w:val="0"/>
           <w:numId w:val="14"/>
         </w:numPr>
-      </w:pPr>
-      <w:r>
-        <w:rPr>
-          <w:b/>
-          <w:bCs/>
-        </w:rPr>
-        <w:t>Bemenet:</w:t>
-      </w:r>
-      <w:r>
-        <w:t xml:space="preserve"> a korábban létrehozott felhasználó adatai</w:t>
-      </w:r>
-    </w:p>
-    <w:p>
-      <w:pPr>
+        <w:ind w:left="1560"/>
+      </w:pPr>
+      <w:r>
+        <w:lastRenderedPageBreak/>
+        <w:t>Normál teszteset, extrém tesztes</w:t>
+      </w:r>
+      <w:r>
+        <w:t>et (bolondbiztosság tesztelése)</w:t>
+      </w:r>
+    </w:p>
+    <w:p>
+      <w:pPr>
+        <w:pStyle w:val="Listaszerbekezds"/>
         <w:numPr>
           <w:ilvl w:val="0"/>
           <w:numId w:val="14"/>
         </w:numPr>
-      </w:pPr>
-      <w:r>
+        <w:ind w:left="1560"/>
+      </w:pPr>
+      <w:r>
+        <w:t>A tesztelés során kiderült hibák felsorolása A tesztelési dokumentációból derüljön ki, hogy ismered a különböző tesztelési módszereket (pl. fek</w:t>
+      </w:r>
+      <w:r>
+        <w:t>ete doboz, fehér doboz módszer)</w:t>
+      </w:r>
+    </w:p>
+    <w:p>
+      <w:pPr>
+        <w:ind w:left="-76" w:firstLine="0"/>
+      </w:pPr>
+      <w:r>
+        <w:t xml:space="preserve">Ajánlott terjedelem: a feladat jellegétől függően 2-5 oldal. </w:t>
+      </w:r>
+    </w:p>
+    <w:p>
+      <w:pPr>
+        <w:ind w:left="-76" w:firstLine="0"/>
+      </w:pPr>
+    </w:p>
+    <w:p>
+      <w:pPr>
+        <w:ind w:firstLine="0"/>
         <w:rPr>
           <w:b/>
           <w:bCs/>
         </w:rPr>
+      </w:pPr>
+      <w:r>
+        <w:t>Unit tesztek:</w:t>
+      </w:r>
+      <w:r>
+        <w:br/>
+        <w:t>Backend</w:t>
+      </w:r>
+      <w:r>
+        <w:br/>
+      </w:r>
+    </w:p>
+    <w:p>
+      <w:pPr>
+        <w:ind w:left="360" w:firstLine="0"/>
+        <w:rPr>
+          <w:b/>
+          <w:bCs/>
+        </w:rPr>
+      </w:pPr>
+      <w:proofErr w:type="spellStart"/>
+      <w:r>
+        <w:rPr>
+          <w:b/>
+          <w:bCs/>
+        </w:rPr>
+        <w:t>register</w:t>
+      </w:r>
+      <w:proofErr w:type="spellEnd"/>
+      <w:r>
+        <w:rPr>
+          <w:b/>
+          <w:bCs/>
+        </w:rPr>
+        <w:t xml:space="preserve"> </w:t>
+      </w:r>
+      <w:proofErr w:type="spellStart"/>
+      <w:r>
+        <w:rPr>
+          <w:b/>
+          <w:bCs/>
+        </w:rPr>
+        <w:t>api</w:t>
+      </w:r>
+      <w:proofErr w:type="spellEnd"/>
+    </w:p>
+    <w:p>
+      <w:pPr>
+        <w:pStyle w:val="Listaszerbekezds"/>
+        <w:numPr>
+          <w:ilvl w:val="0"/>
+          <w:numId w:val="17"/>
+        </w:numPr>
+      </w:pPr>
+      <w:r>
+        <w:rPr>
+          <w:b/>
+          <w:bCs/>
+        </w:rPr>
+        <w:t>Bemenet:</w:t>
+      </w:r>
+      <w:r>
+        <w:t xml:space="preserve"> érvényes regisztrációs adatok</w:t>
+      </w:r>
+    </w:p>
+    <w:p>
+      <w:pPr>
+        <w:numPr>
+          <w:ilvl w:val="0"/>
+          <w:numId w:val="17"/>
+        </w:numPr>
+      </w:pPr>
+      <w:r>
+        <w:rPr>
+          <w:b/>
+          <w:bCs/>
+        </w:rPr>
         <w:t>Elvárt eredmény:</w:t>
       </w:r>
     </w:p>
@@ -3426,7 +4759,7 @@
       <w:pPr>
         <w:numPr>
           <w:ilvl w:val="1"/>
-          <w:numId w:val="14"/>
+          <w:numId w:val="17"/>
         </w:numPr>
       </w:pPr>
       <w:r>
@@ -3437,33 +4770,25 @@
           <w:i/>
           <w:iCs/>
         </w:rPr>
-        <w:t>„sikeres bejelentkezés”</w:t>
+        <w:t>„sikeres regisztráció”</w:t>
       </w:r>
     </w:p>
     <w:p>
       <w:pPr>
         <w:numPr>
           <w:ilvl w:val="1"/>
-          <w:numId w:val="14"/>
+          <w:numId w:val="17"/>
         </w:numPr>
       </w:pPr>
       <w:r>
-        <w:t xml:space="preserve">A bejelentkezés logikailag sikeres (pl. visszatérési érték </w:t>
-      </w:r>
-      <w:proofErr w:type="spellStart"/>
-      <w:r>
-        <w:t>true</w:t>
-      </w:r>
-      <w:proofErr w:type="spellEnd"/>
-      <w:r>
-        <w:t>, vagy nem dob hibát)</w:t>
+        <w:t>A felhasználó bekerül az adatbázisba</w:t>
       </w:r>
     </w:p>
     <w:p>
       <w:pPr>
         <w:numPr>
           <w:ilvl w:val="1"/>
-          <w:numId w:val="14"/>
+          <w:numId w:val="17"/>
         </w:numPr>
       </w:pPr>
       <w:r>
@@ -3472,7 +4797,7 @@
     </w:p>
     <w:p>
       <w:pPr>
-        <w:ind w:firstLine="0"/>
+        <w:ind w:left="432" w:firstLine="0"/>
         <w:rPr>
           <w:b/>
           <w:bCs/>
@@ -3483,964 +4808,1066 @@
           <w:b/>
           <w:bCs/>
         </w:rPr>
-        <w:t>p/</w:t>
-      </w:r>
-      <w:proofErr w:type="spellStart"/>
+        <w:t>login API</w:t>
+      </w:r>
+    </w:p>
+    <w:p>
+      <w:pPr>
+        <w:numPr>
+          <w:ilvl w:val="0"/>
+          <w:numId w:val="18"/>
+        </w:numPr>
+      </w:pPr>
       <w:r>
         <w:rPr>
           <w:b/>
           <w:bCs/>
         </w:rPr>
-        <w:t>torles</w:t>
-      </w:r>
-      <w:proofErr w:type="spellEnd"/>
+        <w:t>Bemenet:</w:t>
+      </w:r>
+      <w:r>
+        <w:t xml:space="preserve"> a korábban létrehozott felhasználó adatai</w:t>
+      </w:r>
+    </w:p>
+    <w:p>
+      <w:pPr>
+        <w:numPr>
+          <w:ilvl w:val="0"/>
+          <w:numId w:val="18"/>
+        </w:numPr>
+      </w:pPr>
       <w:r>
         <w:rPr>
           <w:b/>
           <w:bCs/>
         </w:rPr>
+        <w:t>Elvárt eredmény:</w:t>
+      </w:r>
+    </w:p>
+    <w:p>
+      <w:pPr>
+        <w:numPr>
+          <w:ilvl w:val="1"/>
+          <w:numId w:val="18"/>
+        </w:numPr>
+      </w:pPr>
+      <w:r>
+        <w:t xml:space="preserve">A konzolban megjelenik: </w:t>
+      </w:r>
+      <w:r>
+        <w:rPr>
+          <w:i/>
+          <w:iCs/>
+        </w:rPr>
+        <w:t>„sikeres bejelentkezés”</w:t>
+      </w:r>
+    </w:p>
+    <w:p>
+      <w:pPr>
+        <w:numPr>
+          <w:ilvl w:val="1"/>
+          <w:numId w:val="18"/>
+        </w:numPr>
+      </w:pPr>
+      <w:r>
+        <w:t xml:space="preserve">A bejelentkezés logikailag sikeres (pl. visszatérési érték </w:t>
+      </w:r>
+      <w:proofErr w:type="spellStart"/>
+      <w:r>
+        <w:t>true</w:t>
+      </w:r>
+      <w:proofErr w:type="spellEnd"/>
+      <w:r>
+        <w:t>, vagy nem dob hibát)</w:t>
+      </w:r>
+    </w:p>
+    <w:p>
+      <w:pPr>
+        <w:numPr>
+          <w:ilvl w:val="1"/>
+          <w:numId w:val="18"/>
+        </w:numPr>
+      </w:pPr>
+      <w:r>
+        <w:t>A függvény hiba nélkül lefut</w:t>
+      </w:r>
+    </w:p>
+    <w:p>
+      <w:pPr>
+        <w:ind w:firstLine="0"/>
+        <w:rPr>
+          <w:b/>
+          <w:bCs/>
+        </w:rPr>
+      </w:pPr>
+      <w:r>
+        <w:rPr>
+          <w:b/>
+          <w:bCs/>
+        </w:rPr>
+        <w:t>p/</w:t>
+      </w:r>
+      <w:proofErr w:type="spellStart"/>
+      <w:r>
+        <w:rPr>
+          <w:b/>
+          <w:bCs/>
+        </w:rPr>
+        <w:t>torles</w:t>
+      </w:r>
+      <w:proofErr w:type="spellEnd"/>
+      <w:r>
+        <w:rPr>
+          <w:b/>
+          <w:bCs/>
+        </w:rPr>
         <w:t xml:space="preserve"> API</w:t>
       </w:r>
     </w:p>
     <w:p>
       <w:pPr>
+        <w:numPr>
+          <w:ilvl w:val="0"/>
+          <w:numId w:val="19"/>
+        </w:numPr>
+      </w:pPr>
+      <w:r>
+        <w:rPr>
+          <w:b/>
+          <w:bCs/>
+        </w:rPr>
+        <w:t>Bemenet:</w:t>
+      </w:r>
+      <w:r>
+        <w:t xml:space="preserve"> létező felhasználónév</w:t>
+      </w:r>
+    </w:p>
+    <w:p>
+      <w:pPr>
+        <w:numPr>
+          <w:ilvl w:val="0"/>
+          <w:numId w:val="19"/>
+        </w:numPr>
+      </w:pPr>
+      <w:r>
+        <w:rPr>
+          <w:b/>
+          <w:bCs/>
+        </w:rPr>
+        <w:t>Elvárt eredmény:</w:t>
+      </w:r>
+    </w:p>
+    <w:p>
+      <w:pPr>
+        <w:numPr>
+          <w:ilvl w:val="1"/>
+          <w:numId w:val="19"/>
+        </w:numPr>
+      </w:pPr>
+      <w:r>
+        <w:t xml:space="preserve">A konzolban megjelenik: </w:t>
+      </w:r>
+      <w:r>
+        <w:rPr>
+          <w:i/>
+          <w:iCs/>
+        </w:rPr>
+        <w:t>„sikeres törlés”</w:t>
+      </w:r>
+      <w:r>
+        <w:t xml:space="preserve"> (ha van ilyen üzenet)</w:t>
+      </w:r>
+    </w:p>
+    <w:p>
+      <w:pPr>
+        <w:numPr>
+          <w:ilvl w:val="1"/>
+          <w:numId w:val="19"/>
+        </w:numPr>
+      </w:pPr>
+      <w:r>
+        <w:t>A felhasználó törlődik az adatbázisból</w:t>
+      </w:r>
+    </w:p>
+    <w:p>
+      <w:pPr>
+        <w:numPr>
+          <w:ilvl w:val="1"/>
+          <w:numId w:val="19"/>
+        </w:numPr>
+      </w:pPr>
+      <w:r>
+        <w:t>A függvény hiba nélkül lefut</w:t>
+      </w:r>
+    </w:p>
+    <w:p>
+      <w:pPr>
+        <w:ind w:firstLine="0"/>
+      </w:pPr>
+      <w:r>
+        <w:lastRenderedPageBreak/>
+        <w:t>Integrációs teszt</w:t>
+      </w:r>
+    </w:p>
+    <w:p>
+      <w:pPr>
+        <w:ind w:left="-76" w:firstLine="0"/>
+        <w:rPr>
+          <w:b/>
+          <w:bCs/>
+        </w:rPr>
+      </w:pPr>
+      <w:r>
+        <w:rPr>
+          <w:b/>
+          <w:bCs/>
+        </w:rPr>
+        <w:t>Árverések</w:t>
+      </w:r>
+    </w:p>
+    <w:p>
+      <w:pPr>
+        <w:pStyle w:val="NormlWeb"/>
+      </w:pPr>
+      <w:proofErr w:type="gramStart"/>
+      <w:r>
+        <w:rPr>
+          <w:rFonts w:hAnsi="Symbol"/>
+        </w:rPr>
+        <w:t></w:t>
+      </w:r>
+      <w:r>
+        <w:t xml:space="preserve">  </w:t>
+      </w:r>
+      <w:r>
+        <w:rPr>
+          <w:rStyle w:val="Kiemels2"/>
+          <w:rFonts w:eastAsiaTheme="majorEastAsia"/>
+        </w:rPr>
+        <w:t>Teszt</w:t>
+      </w:r>
+      <w:proofErr w:type="gramEnd"/>
+      <w:r>
+        <w:rPr>
+          <w:rStyle w:val="Kiemels2"/>
+          <w:rFonts w:eastAsiaTheme="majorEastAsia"/>
+        </w:rPr>
+        <w:t xml:space="preserve"> célja:</w:t>
+      </w:r>
+      <w:r>
+        <w:t xml:space="preserve"> Ellenőrizni, hogy a frontend megfelelően kommunikál a backend API-</w:t>
+      </w:r>
+      <w:proofErr w:type="spellStart"/>
+      <w:r>
+        <w:t>val</w:t>
+      </w:r>
+      <w:proofErr w:type="spellEnd"/>
+      <w:r>
+        <w:t xml:space="preserve"> az árverések listázása és a licitálási folyamat indítása során.</w:t>
+      </w:r>
+    </w:p>
+    <w:p>
+      <w:pPr>
+        <w:pStyle w:val="NormlWeb"/>
+      </w:pPr>
+      <w:proofErr w:type="gramStart"/>
+      <w:r>
+        <w:rPr>
+          <w:rFonts w:hAnsi="Symbol"/>
+        </w:rPr>
+        <w:t></w:t>
+      </w:r>
+      <w:r>
+        <w:t xml:space="preserve">  </w:t>
+      </w:r>
+      <w:r>
+        <w:rPr>
+          <w:rStyle w:val="Kiemels2"/>
+          <w:rFonts w:eastAsiaTheme="majorEastAsia"/>
+        </w:rPr>
+        <w:t>Lépések</w:t>
+      </w:r>
+      <w:proofErr w:type="gramEnd"/>
+      <w:r>
+        <w:rPr>
+          <w:rStyle w:val="Kiemels2"/>
+          <w:rFonts w:eastAsiaTheme="majorEastAsia"/>
+        </w:rPr>
+        <w:t>:</w:t>
+      </w:r>
+    </w:p>
+    <w:p>
+      <w:pPr>
+        <w:pStyle w:val="NormlWeb"/>
+        <w:numPr>
+          <w:ilvl w:val="0"/>
+          <w:numId w:val="20"/>
+        </w:numPr>
+      </w:pPr>
+      <w:r>
+        <w:t xml:space="preserve">Megnyitottam az </w:t>
+      </w:r>
+      <w:r>
+        <w:rPr>
+          <w:rStyle w:val="Kiemels"/>
+          <w:rFonts w:eastAsiaTheme="majorEastAsia"/>
+        </w:rPr>
+        <w:t>Árverések</w:t>
+      </w:r>
+      <w:r>
+        <w:t xml:space="preserve"> oldalt.</w:t>
+      </w:r>
+    </w:p>
+    <w:p>
+      <w:pPr>
+        <w:pStyle w:val="NormlWeb"/>
+        <w:numPr>
+          <w:ilvl w:val="0"/>
+          <w:numId w:val="20"/>
+        </w:numPr>
+      </w:pPr>
+      <w:r>
+        <w:t>A frontend lekérte a backendtől az árverések listáját (</w:t>
+      </w:r>
+      <w:r>
+        <w:rPr>
+          <w:rStyle w:val="HTML-kd"/>
+          <w:rFonts w:eastAsiaTheme="majorEastAsia"/>
+        </w:rPr>
+        <w:t>/</w:t>
+      </w:r>
+      <w:proofErr w:type="spellStart"/>
+      <w:r>
+        <w:rPr>
+          <w:rStyle w:val="HTML-kd"/>
+          <w:rFonts w:eastAsiaTheme="majorEastAsia"/>
+        </w:rPr>
+        <w:t>arveresek</w:t>
+      </w:r>
+      <w:proofErr w:type="spellEnd"/>
+      <w:r>
+        <w:t xml:space="preserve"> </w:t>
+      </w:r>
+      <w:proofErr w:type="spellStart"/>
+      <w:r>
+        <w:t>endpoint</w:t>
+      </w:r>
+      <w:proofErr w:type="spellEnd"/>
+      <w:r>
+        <w:t>).</w:t>
+      </w:r>
+    </w:p>
+    <w:p>
+      <w:pPr>
+        <w:pStyle w:val="NormlWeb"/>
+        <w:numPr>
+          <w:ilvl w:val="0"/>
+          <w:numId w:val="20"/>
+        </w:numPr>
+      </w:pPr>
+      <w:r>
+        <w:t xml:space="preserve">A listában egy tetszőleges árverésnél a </w:t>
+      </w:r>
+      <w:r>
+        <w:rPr>
+          <w:rStyle w:val="Kiemels"/>
+          <w:rFonts w:eastAsiaTheme="majorEastAsia"/>
+        </w:rPr>
+        <w:t>Licitálás</w:t>
+      </w:r>
+      <w:r>
+        <w:t xml:space="preserve"> gombra kattintottam.</w:t>
+      </w:r>
+    </w:p>
+    <w:p>
+      <w:pPr>
+        <w:pStyle w:val="NormlWeb"/>
+        <w:numPr>
+          <w:ilvl w:val="0"/>
+          <w:numId w:val="20"/>
+        </w:numPr>
+      </w:pPr>
+      <w:r>
+        <w:t>A frontend meghívta az adott árverés részleteit lekérő API-t (</w:t>
+      </w:r>
+      <w:r>
+        <w:rPr>
+          <w:rStyle w:val="HTML-kd"/>
+          <w:rFonts w:eastAsiaTheme="majorEastAsia"/>
+        </w:rPr>
+        <w:t>/</w:t>
+      </w:r>
+      <w:proofErr w:type="spellStart"/>
+      <w:r>
+        <w:rPr>
+          <w:rStyle w:val="HTML-kd"/>
+          <w:rFonts w:eastAsiaTheme="majorEastAsia"/>
+        </w:rPr>
+        <w:t>arveresinfo</w:t>
+      </w:r>
+      <w:proofErr w:type="spellEnd"/>
+      <w:r>
+        <w:rPr>
+          <w:rStyle w:val="HTML-kd"/>
+          <w:rFonts w:eastAsiaTheme="majorEastAsia"/>
+        </w:rPr>
+        <w:t>/{</w:t>
+      </w:r>
+      <w:proofErr w:type="spellStart"/>
+      <w:r>
+        <w:rPr>
+          <w:rStyle w:val="HTML-kd"/>
+          <w:rFonts w:eastAsiaTheme="majorEastAsia"/>
+        </w:rPr>
+        <w:t>id</w:t>
+      </w:r>
+      <w:proofErr w:type="spellEnd"/>
+      <w:r>
+        <w:rPr>
+          <w:rStyle w:val="HTML-kd"/>
+          <w:rFonts w:eastAsiaTheme="majorEastAsia"/>
+        </w:rPr>
+        <w:t>}</w:t>
+      </w:r>
+      <w:r>
+        <w:t>).</w:t>
+      </w:r>
+    </w:p>
+    <w:p>
+      <w:pPr>
+        <w:pStyle w:val="NormlWeb"/>
+        <w:numPr>
+          <w:ilvl w:val="0"/>
+          <w:numId w:val="20"/>
+        </w:numPr>
+      </w:pPr>
+      <w:r>
+        <w:t>A rendszer az adott árverés ID-ja alapján megnyitotta a licitáló oldalt.</w:t>
+      </w:r>
+    </w:p>
+    <w:p>
+      <w:pPr>
+        <w:pStyle w:val="NormlWeb"/>
+        <w:numPr>
+          <w:ilvl w:val="0"/>
+          <w:numId w:val="20"/>
+        </w:numPr>
+      </w:pPr>
+      <w:r>
+        <w:t>Licitáltam az oldalon, a legmagasabb összeget feldolgozta és elmentette, sikeresen meghívta a (</w:t>
+      </w:r>
+      <w:proofErr w:type="spellStart"/>
+      <w:r>
+        <w:t>arveresinfo</w:t>
+      </w:r>
+      <w:proofErr w:type="spellEnd"/>
+      <w:r>
+        <w:t>/update</w:t>
+      </w:r>
+      <w:r>
+        <w:t>) API-t</w:t>
+      </w:r>
+    </w:p>
+    <w:p>
+      <w:pPr>
+        <w:pStyle w:val="NormlWeb"/>
+        <w:ind w:left="720"/>
+      </w:pPr>
+    </w:p>
+    <w:p>
+      <w:pPr>
+        <w:pStyle w:val="NormlWeb"/>
+      </w:pPr>
+      <w:proofErr w:type="gramStart"/>
+      <w:r>
+        <w:rPr>
+          <w:rFonts w:hAnsi="Symbol"/>
+        </w:rPr>
+        <w:t></w:t>
+      </w:r>
+      <w:r>
+        <w:t xml:space="preserve">  </w:t>
+      </w:r>
+      <w:r>
+        <w:rPr>
+          <w:rStyle w:val="Kiemels2"/>
+          <w:rFonts w:eastAsiaTheme="majorEastAsia"/>
+        </w:rPr>
+        <w:t>Elvárt</w:t>
+      </w:r>
+      <w:proofErr w:type="gramEnd"/>
+      <w:r>
+        <w:rPr>
+          <w:rStyle w:val="Kiemels2"/>
+          <w:rFonts w:eastAsiaTheme="majorEastAsia"/>
+        </w:rPr>
+        <w:t xml:space="preserve"> eredmény:</w:t>
+      </w:r>
+      <w:r>
+        <w:t xml:space="preserve"> A licitáló oldal a megfelelő árverés adataival jelenik meg.</w:t>
+      </w:r>
+    </w:p>
+    <w:p>
+      <w:pPr>
+        <w:pStyle w:val="NormlWeb"/>
+      </w:pPr>
+      <w:proofErr w:type="gramStart"/>
+      <w:r>
+        <w:rPr>
+          <w:rFonts w:hAnsi="Symbol"/>
+        </w:rPr>
+        <w:t></w:t>
+      </w:r>
+      <w:r>
+        <w:t xml:space="preserve">  </w:t>
+      </w:r>
+      <w:r>
+        <w:rPr>
+          <w:rStyle w:val="Kiemels2"/>
+          <w:rFonts w:eastAsiaTheme="majorEastAsia"/>
+        </w:rPr>
+        <w:t>Tényleges</w:t>
+      </w:r>
+      <w:proofErr w:type="gramEnd"/>
+      <w:r>
+        <w:rPr>
+          <w:rStyle w:val="Kiemels2"/>
+          <w:rFonts w:eastAsiaTheme="majorEastAsia"/>
+        </w:rPr>
+        <w:t xml:space="preserve"> eredmény:</w:t>
+      </w:r>
+      <w:r>
+        <w:t xml:space="preserve"> Az oldal helyesen megnyílt, és a backendből érkező adatok megjelentek</w:t>
+      </w:r>
+    </w:p>
+    <w:p>
+      <w:pPr>
+        <w:pStyle w:val="NormlWeb"/>
+      </w:pPr>
+    </w:p>
+    <w:p>
+      <w:pPr>
+        <w:pStyle w:val="NormlWeb"/>
+      </w:pPr>
+      <w:r>
+        <w:t>A</w:t>
+      </w:r>
+      <w:r>
+        <w:rPr>
+          <w:b/>
+          <w:bCs/>
+        </w:rPr>
+        <w:t xml:space="preserve"> raktárak</w:t>
+      </w:r>
+      <w:r>
+        <w:t xml:space="preserve"> oldalon a frontend sikeresen kommunikál a backenddel: a raktárak adatai az adatbázisból érkeznek, a backend API helyesen szolgáltatja az információkat, amelyeket a frontend megfelelően megjelenít.</w:t>
+      </w:r>
+    </w:p>
+    <w:p>
+      <w:pPr>
+        <w:pStyle w:val="NormlWeb"/>
+        <w:rPr>
+          <w:b/>
+          <w:bCs/>
+        </w:rPr>
+      </w:pPr>
+      <w:proofErr w:type="spellStart"/>
+      <w:r>
+        <w:rPr>
+          <w:b/>
+          <w:bCs/>
+        </w:rPr>
+        <w:t>regisztáció</w:t>
+      </w:r>
+      <w:proofErr w:type="spellEnd"/>
+    </w:p>
+    <w:p>
+      <w:pPr>
+        <w:pStyle w:val="NormlWeb"/>
+      </w:pPr>
+      <w:proofErr w:type="gramStart"/>
+      <w:r>
+        <w:rPr>
+          <w:rFonts w:hAnsi="Symbol"/>
+        </w:rPr>
+        <w:t></w:t>
+      </w:r>
+      <w:r>
+        <w:t xml:space="preserve">  Megnyitottam</w:t>
+      </w:r>
+      <w:proofErr w:type="gramEnd"/>
+      <w:r>
+        <w:t xml:space="preserve"> a regisztrációs oldalt.</w:t>
+      </w:r>
+    </w:p>
+    <w:p>
+      <w:pPr>
+        <w:pStyle w:val="NormlWeb"/>
+      </w:pPr>
+      <w:proofErr w:type="gramStart"/>
+      <w:r>
+        <w:rPr>
+          <w:rFonts w:hAnsi="Symbol"/>
+        </w:rPr>
+        <w:t></w:t>
+      </w:r>
+      <w:r>
+        <w:t xml:space="preserve">  Kitöltöttem</w:t>
+      </w:r>
+      <w:proofErr w:type="gramEnd"/>
+      <w:r>
+        <w:t xml:space="preserve"> a szükséges mezőket (név, e</w:t>
+      </w:r>
+      <w:r>
+        <w:noBreakHyphen/>
+        <w:t>mail, jelszó stb.).</w:t>
+      </w:r>
+    </w:p>
+    <w:p>
+      <w:pPr>
+        <w:pStyle w:val="NormlWeb"/>
+      </w:pPr>
+      <w:proofErr w:type="gramStart"/>
+      <w:r>
+        <w:rPr>
+          <w:rFonts w:hAnsi="Symbol"/>
+        </w:rPr>
+        <w:t></w:t>
+      </w:r>
+      <w:r>
+        <w:t xml:space="preserve">  Rákattintottam</w:t>
+      </w:r>
+      <w:proofErr w:type="gramEnd"/>
+      <w:r>
+        <w:t xml:space="preserve"> a </w:t>
+      </w:r>
+      <w:r>
+        <w:rPr>
+          <w:rStyle w:val="Kiemels2"/>
+          <w:rFonts w:eastAsiaTheme="majorEastAsia"/>
+        </w:rPr>
+        <w:t>Regisztráció</w:t>
+      </w:r>
+      <w:r>
+        <w:t xml:space="preserve"> gombra.</w:t>
+      </w:r>
+    </w:p>
+    <w:p>
+      <w:pPr>
+        <w:pStyle w:val="NormlWeb"/>
+      </w:pPr>
+      <w:proofErr w:type="gramStart"/>
+      <w:r>
+        <w:rPr>
+          <w:rFonts w:hAnsi="Symbol"/>
+        </w:rPr>
+        <w:t></w:t>
+      </w:r>
+      <w:r>
+        <w:t xml:space="preserve">  A</w:t>
+      </w:r>
+      <w:proofErr w:type="gramEnd"/>
+      <w:r>
+        <w:t xml:space="preserve"> rendszer feldolgozta a megadott adatokat.</w:t>
+      </w:r>
+    </w:p>
+    <w:p>
+      <w:pPr>
+        <w:pStyle w:val="NormlWeb"/>
+      </w:pPr>
+      <w:proofErr w:type="gramStart"/>
+      <w:r>
+        <w:rPr>
+          <w:rFonts w:hAnsi="Symbol"/>
+        </w:rPr>
+        <w:t></w:t>
+      </w:r>
+      <w:r>
+        <w:t xml:space="preserve">  A</w:t>
+      </w:r>
+      <w:proofErr w:type="gramEnd"/>
+      <w:r>
+        <w:t xml:space="preserve"> regisztráció sikeresen megtörtént, a rendszer visszajelzést adott a sikeres műveletről.</w:t>
+      </w:r>
+    </w:p>
+    <w:p>
+      <w:pPr>
+        <w:pStyle w:val="NormlWeb"/>
+        <w:rPr>
+          <w:b/>
+          <w:bCs/>
+        </w:rPr>
+      </w:pPr>
+    </w:p>
+    <w:p>
+      <w:pPr>
+        <w:pStyle w:val="NormlWeb"/>
+        <w:rPr>
+          <w:b/>
+          <w:bCs/>
+        </w:rPr>
+      </w:pPr>
+      <w:r>
+        <w:rPr>
+          <w:b/>
+          <w:bCs/>
+        </w:rPr>
+        <w:t>bejelentkezés</w:t>
+      </w:r>
+    </w:p>
+    <w:p>
+      <w:pPr>
+        <w:pStyle w:val="NormlWeb"/>
+      </w:pPr>
+      <w:r>
+        <w:rPr>
+          <w:b/>
+          <w:bCs/>
+        </w:rPr>
+        <w:t xml:space="preserve">elvárt eredmény: </w:t>
+      </w:r>
+      <w:r>
+        <w:t>sikeresen bejelentkezik a regisztrált fiókkal</w:t>
+      </w:r>
+    </w:p>
+    <w:p>
+      <w:pPr>
+        <w:pStyle w:val="NormlWeb"/>
+      </w:pPr>
+      <w:r>
+        <w:rPr>
+          <w:b/>
+          <w:bCs/>
+        </w:rPr>
+        <w:lastRenderedPageBreak/>
+        <w:t>tényleges eredmény</w:t>
+      </w:r>
+      <w:r>
+        <w:t>:</w:t>
+      </w:r>
+      <w:r>
+        <w:t xml:space="preserve"> sikeres a bejelentkezés</w:t>
+      </w:r>
+    </w:p>
+    <w:p>
+      <w:pPr>
+        <w:pStyle w:val="NormlWeb"/>
+        <w:rPr>
+          <w:b/>
+          <w:bCs/>
+        </w:rPr>
+      </w:pPr>
+      <w:r>
+        <w:rPr>
+          <w:b/>
+          <w:bCs/>
+        </w:rPr>
+        <w:t>lépések</w:t>
+      </w:r>
+      <w:r>
+        <w:rPr>
+          <w:b/>
+          <w:bCs/>
+        </w:rPr>
+        <w:t>:</w:t>
+      </w:r>
+    </w:p>
+    <w:p>
+      <w:pPr>
+        <w:pStyle w:val="NormlWeb"/>
+      </w:pPr>
+      <w:proofErr w:type="gramStart"/>
+      <w:r>
+        <w:rPr>
+          <w:rFonts w:hAnsi="Symbol"/>
+        </w:rPr>
+        <w:t></w:t>
+      </w:r>
+      <w:r>
+        <w:t xml:space="preserve">  Megnyitottam</w:t>
+      </w:r>
+      <w:proofErr w:type="gramEnd"/>
+      <w:r>
+        <w:t xml:space="preserve"> a bejelentkezési oldalt.</w:t>
+      </w:r>
+    </w:p>
+    <w:p>
+      <w:pPr>
+        <w:pStyle w:val="NormlWeb"/>
+      </w:pPr>
+      <w:proofErr w:type="gramStart"/>
+      <w:r>
+        <w:rPr>
+          <w:rFonts w:hAnsi="Symbol"/>
+        </w:rPr>
+        <w:t></w:t>
+      </w:r>
+      <w:r>
+        <w:t xml:space="preserve">  Beírtam</w:t>
+      </w:r>
+      <w:proofErr w:type="gramEnd"/>
+      <w:r>
+        <w:t xml:space="preserve"> a regisztrált fiókom adatait.</w:t>
+      </w:r>
+    </w:p>
+    <w:p>
+      <w:pPr>
+        <w:pStyle w:val="NormlWeb"/>
+      </w:pPr>
+      <w:proofErr w:type="gramStart"/>
+      <w:r>
+        <w:rPr>
+          <w:rFonts w:hAnsi="Symbol"/>
+        </w:rPr>
+        <w:t></w:t>
+      </w:r>
+      <w:r>
+        <w:t xml:space="preserve">  A</w:t>
+      </w:r>
+      <w:proofErr w:type="gramEnd"/>
+      <w:r>
+        <w:t xml:space="preserve"> rendszer elfogadta a megadott adatokat, a bejelentkezés sikeres volt.</w:t>
+      </w:r>
+    </w:p>
+    <w:p>
+      <w:pPr>
+        <w:pStyle w:val="NormlWeb"/>
+      </w:pPr>
+      <w:proofErr w:type="gramStart"/>
+      <w:r>
+        <w:rPr>
+          <w:rFonts w:hAnsi="Symbol"/>
+        </w:rPr>
+        <w:t></w:t>
+      </w:r>
+      <w:r>
+        <w:t xml:space="preserve">  A</w:t>
+      </w:r>
+      <w:proofErr w:type="gramEnd"/>
+      <w:r>
+        <w:t xml:space="preserve"> bejelentkezés után azonban nem irányít át a profil oldalra, pedig ez lenne az elvárt működés.</w:t>
+      </w:r>
+    </w:p>
+    <w:p>
+      <w:pPr>
+        <w:pStyle w:val="NormlWeb"/>
+      </w:pPr>
+    </w:p>
+    <w:p>
+      <w:pPr>
+        <w:pStyle w:val="NormlWeb"/>
+      </w:pPr>
+    </w:p>
+    <w:p>
+      <w:pPr>
+        <w:pStyle w:val="NormlWeb"/>
+        <w:rPr>
+          <w:b/>
+          <w:bCs/>
+        </w:rPr>
+      </w:pPr>
+    </w:p>
+    <w:p>
+      <w:pPr>
+        <w:pStyle w:val="NormlWeb"/>
+        <w:rPr>
+          <w:b/>
+          <w:bCs/>
+        </w:rPr>
+      </w:pPr>
+    </w:p>
+    <w:p>
+      <w:pPr>
+        <w:ind w:left="-76" w:firstLine="0"/>
+      </w:pPr>
+    </w:p>
+    <w:p>
+      <w:pPr>
+        <w:ind w:left="-76" w:firstLine="0"/>
+      </w:pPr>
+    </w:p>
+    <w:p>
+      <w:pPr>
+        <w:ind w:left="-76" w:firstLine="0"/>
+      </w:pPr>
+    </w:p>
+    <w:p>
+      <w:pPr>
+        <w:pStyle w:val="Cmsor1"/>
+      </w:pPr>
+      <w:bookmarkStart w:id="21" w:name="_Toc210901048"/>
+      <w:r>
+        <w:lastRenderedPageBreak/>
+        <w:t>Összefoglalás</w:t>
+      </w:r>
+      <w:bookmarkEnd w:id="21"/>
+    </w:p>
+    <w:p>
+      <w:pPr>
+        <w:pStyle w:val="Cmsor2"/>
+      </w:pPr>
+      <w:bookmarkStart w:id="22" w:name="_Toc210901049"/>
+      <w:r>
+        <w:t>Önértékelés</w:t>
+      </w:r>
+      <w:bookmarkEnd w:id="22"/>
+    </w:p>
+    <w:p>
+      <w:r>
+        <w:t>A kitűzött célok elérése, a felmerült problémák és megoldásuk felsorolása.</w:t>
+      </w:r>
+    </w:p>
+    <w:p>
+      <w:r>
+        <w:t>A saját fejlődés bemutatása (mit tanult meg, hogyan alkalmazta…)</w:t>
+      </w:r>
+    </w:p>
+    <w:p>
+      <w:r>
+        <w:t>Ajánlott terjedelem: 0,5-1 oldal</w:t>
+      </w:r>
+    </w:p>
+    <w:p>
+      <w:pPr>
+        <w:pStyle w:val="Cmsor2"/>
+      </w:pPr>
+      <w:bookmarkStart w:id="23" w:name="_Toc210901050"/>
+      <w:r>
+        <w:t>Továbbfejlesztési lehetőségek</w:t>
+      </w:r>
+      <w:bookmarkEnd w:id="23"/>
+    </w:p>
+    <w:p>
+      <w:pPr>
+        <w:pStyle w:val="Listaszerbekezds"/>
         <w:numPr>
           <w:ilvl w:val="0"/>
           <w:numId w:val="15"/>
         </w:numPr>
       </w:pPr>
       <w:r>
-        <w:rPr>
-          <w:b/>
-          <w:bCs/>
-        </w:rPr>
-        <w:t>Bemenet:</w:t>
-      </w:r>
-      <w:r>
-        <w:t xml:space="preserve"> létező felhasználónév</w:t>
-      </w:r>
-    </w:p>
-    <w:p>
-      <w:pPr>
+        <w:t>Olyan ötletek, amelyeket meg akartál valósítani, de nem sikerült</w:t>
+      </w:r>
+      <w:r>
+        <w:t>, vagy nem fért bele az időbe</w:t>
+      </w:r>
+    </w:p>
+    <w:p>
+      <w:pPr>
+        <w:pStyle w:val="Listaszerbekezds"/>
         <w:numPr>
           <w:ilvl w:val="0"/>
           <w:numId w:val="15"/>
         </w:numPr>
       </w:pPr>
       <w:r>
-        <w:rPr>
-          <w:b/>
-          <w:bCs/>
-        </w:rPr>
-        <w:t>Elvárt eredmény:</w:t>
-      </w:r>
-    </w:p>
-    <w:p>
-      <w:pPr>
-        <w:numPr>
-          <w:ilvl w:val="1"/>
-          <w:numId w:val="15"/>
-        </w:numPr>
-      </w:pPr>
-      <w:r>
-        <w:t xml:space="preserve">A konzolban megjelenik: </w:t>
-      </w:r>
-      <w:r>
-        <w:rPr>
-          <w:i/>
-          <w:iCs/>
-        </w:rPr>
-        <w:t>„sikeres törlés”</w:t>
-      </w:r>
-      <w:r>
-        <w:t xml:space="preserve"> (ha van ilyen üzenet)</w:t>
-      </w:r>
-    </w:p>
-    <w:p>
-      <w:pPr>
-        <w:numPr>
-          <w:ilvl w:val="1"/>
-          <w:numId w:val="15"/>
-        </w:numPr>
-      </w:pPr>
-      <w:r>
-        <w:t>A felhasználó törlődik az adatbázisból</w:t>
-      </w:r>
-    </w:p>
-    <w:p>
-      <w:pPr>
-        <w:numPr>
-          <w:ilvl w:val="1"/>
-          <w:numId w:val="15"/>
-        </w:numPr>
-      </w:pPr>
-      <w:r>
-        <w:t>A függvény hiba nélkül lefut</w:t>
-      </w:r>
-    </w:p>
-    <w:p>
-      <w:pPr>
-        <w:ind w:firstLine="0"/>
-      </w:pPr>
-      <w:r>
-        <w:t>Integrációs teszt</w:t>
-      </w:r>
-    </w:p>
-    <w:p>
-      <w:pPr>
-        <w:ind w:left="-76" w:firstLine="0"/>
-        <w:rPr>
-          <w:b/>
-          <w:bCs/>
-        </w:rPr>
-      </w:pPr>
-      <w:r>
-        <w:rPr>
-          <w:b/>
-          <w:bCs/>
-        </w:rPr>
-        <w:t>Árverések</w:t>
-      </w:r>
-    </w:p>
-    <w:p>
-      <w:pPr>
-        <w:pStyle w:val="NormlWeb"/>
-      </w:pPr>
-      <w:proofErr w:type="gramStart"/>
-      <w:r>
-        <w:rPr>
-          <w:rFonts w:hAnsi="Symbol"/>
-        </w:rPr>
-        <w:t></w:t>
-      </w:r>
-      <w:r>
-        <w:t xml:space="preserve">  </w:t>
-      </w:r>
-      <w:r>
-        <w:rPr>
-          <w:rStyle w:val="Kiemels2"/>
-          <w:rFonts w:eastAsiaTheme="majorEastAsia"/>
-        </w:rPr>
-        <w:t>Teszt</w:t>
-      </w:r>
-      <w:proofErr w:type="gramEnd"/>
-      <w:r>
-        <w:rPr>
-          <w:rStyle w:val="Kiemels2"/>
-          <w:rFonts w:eastAsiaTheme="majorEastAsia"/>
-        </w:rPr>
-        <w:t xml:space="preserve"> célja:</w:t>
-      </w:r>
-      <w:r>
-        <w:t xml:space="preserve"> Ellenőrizni, hogy a frontend megfelelően kommunikál a backend API-</w:t>
-      </w:r>
-      <w:proofErr w:type="spellStart"/>
-      <w:r>
-        <w:t>val</w:t>
-      </w:r>
-      <w:proofErr w:type="spellEnd"/>
-      <w:r>
-        <w:t xml:space="preserve"> az árverések listázása és a licitálási folyamat indítása során.</w:t>
-      </w:r>
-    </w:p>
-    <w:p>
-      <w:pPr>
-        <w:pStyle w:val="NormlWeb"/>
-      </w:pPr>
-      <w:proofErr w:type="gramStart"/>
-      <w:r>
-        <w:rPr>
-          <w:rFonts w:hAnsi="Symbol"/>
-        </w:rPr>
-        <w:t></w:t>
-      </w:r>
-      <w:r>
-        <w:t xml:space="preserve">  </w:t>
-      </w:r>
-      <w:r>
-        <w:rPr>
-          <w:rStyle w:val="Kiemels2"/>
-          <w:rFonts w:eastAsiaTheme="majorEastAsia"/>
-        </w:rPr>
-        <w:t>Lépések</w:t>
-      </w:r>
-      <w:proofErr w:type="gramEnd"/>
-      <w:r>
-        <w:rPr>
-          <w:rStyle w:val="Kiemels2"/>
-          <w:rFonts w:eastAsiaTheme="majorEastAsia"/>
-        </w:rPr>
-        <w:t>:</w:t>
-      </w:r>
-    </w:p>
-    <w:p>
-      <w:pPr>
-        <w:pStyle w:val="NormlWeb"/>
-        <w:numPr>
-          <w:ilvl w:val="0"/>
-          <w:numId w:val="16"/>
-        </w:numPr>
-      </w:pPr>
-      <w:r>
-        <w:t xml:space="preserve">Megnyitottam az </w:t>
-      </w:r>
-      <w:r>
-        <w:rPr>
-          <w:rStyle w:val="Kiemels"/>
-          <w:rFonts w:eastAsiaTheme="majorEastAsia"/>
-        </w:rPr>
-        <w:t>Árverések</w:t>
-      </w:r>
-      <w:r>
-        <w:t xml:space="preserve"> oldalt.</w:t>
-      </w:r>
-    </w:p>
-    <w:p>
-      <w:pPr>
-        <w:pStyle w:val="NormlWeb"/>
-        <w:numPr>
-          <w:ilvl w:val="0"/>
-          <w:numId w:val="16"/>
-        </w:numPr>
-      </w:pPr>
-      <w:r>
-        <w:t>A frontend lekérte a backendtől az árverések listáját (</w:t>
-      </w:r>
-      <w:r>
-        <w:rPr>
-          <w:rStyle w:val="HTML-kd"/>
-          <w:rFonts w:eastAsiaTheme="majorEastAsia"/>
-        </w:rPr>
-        <w:t>/</w:t>
-      </w:r>
-      <w:proofErr w:type="spellStart"/>
-      <w:r>
-        <w:rPr>
-          <w:rStyle w:val="HTML-kd"/>
-          <w:rFonts w:eastAsiaTheme="majorEastAsia"/>
-        </w:rPr>
-        <w:t>arveresek</w:t>
-      </w:r>
-      <w:proofErr w:type="spellEnd"/>
-      <w:r>
-        <w:t xml:space="preserve"> </w:t>
-      </w:r>
-      <w:proofErr w:type="spellStart"/>
-      <w:r>
-        <w:t>endpoint</w:t>
-      </w:r>
-      <w:proofErr w:type="spellEnd"/>
-      <w:r>
-        <w:t>).</w:t>
-      </w:r>
-    </w:p>
-    <w:p>
-      <w:pPr>
-        <w:pStyle w:val="NormlWeb"/>
-        <w:numPr>
-          <w:ilvl w:val="0"/>
-          <w:numId w:val="16"/>
-        </w:numPr>
-      </w:pPr>
-      <w:r>
-        <w:t xml:space="preserve">A listában egy tetszőleges árverésnél a </w:t>
-      </w:r>
-      <w:r>
-        <w:rPr>
-          <w:rStyle w:val="Kiemels"/>
-          <w:rFonts w:eastAsiaTheme="majorEastAsia"/>
-        </w:rPr>
-        <w:t>Licitálás</w:t>
-      </w:r>
-      <w:r>
-        <w:t xml:space="preserve"> gombra kattintottam.</w:t>
-      </w:r>
-    </w:p>
-    <w:p>
-      <w:pPr>
-        <w:pStyle w:val="NormlWeb"/>
-        <w:numPr>
-          <w:ilvl w:val="0"/>
-          <w:numId w:val="16"/>
-        </w:numPr>
-      </w:pPr>
-      <w:r>
-        <w:t>A frontend meghívta az adott árverés részleteit lekérő API-t (</w:t>
-      </w:r>
-      <w:r>
-        <w:rPr>
-          <w:rStyle w:val="HTML-kd"/>
-          <w:rFonts w:eastAsiaTheme="majorEastAsia"/>
-        </w:rPr>
-        <w:t>/</w:t>
-      </w:r>
-      <w:proofErr w:type="spellStart"/>
-      <w:r>
-        <w:rPr>
-          <w:rStyle w:val="HTML-kd"/>
-          <w:rFonts w:eastAsiaTheme="majorEastAsia"/>
-        </w:rPr>
-        <w:t>arveresinfo</w:t>
-      </w:r>
-      <w:proofErr w:type="spellEnd"/>
-      <w:r>
-        <w:rPr>
-          <w:rStyle w:val="HTML-kd"/>
-          <w:rFonts w:eastAsiaTheme="majorEastAsia"/>
-        </w:rPr>
-        <w:t>/{</w:t>
-      </w:r>
-      <w:proofErr w:type="spellStart"/>
-      <w:r>
-        <w:rPr>
-          <w:rStyle w:val="HTML-kd"/>
-          <w:rFonts w:eastAsiaTheme="majorEastAsia"/>
-        </w:rPr>
-        <w:t>id</w:t>
-      </w:r>
-      <w:proofErr w:type="spellEnd"/>
-      <w:r>
-        <w:rPr>
-          <w:rStyle w:val="HTML-kd"/>
-          <w:rFonts w:eastAsiaTheme="majorEastAsia"/>
-        </w:rPr>
-        <w:t>}</w:t>
-      </w:r>
-      <w:r>
-        <w:t>).</w:t>
-      </w:r>
-    </w:p>
-    <w:p>
-      <w:pPr>
-        <w:pStyle w:val="NormlWeb"/>
-        <w:numPr>
-          <w:ilvl w:val="0"/>
-          <w:numId w:val="16"/>
-        </w:numPr>
-      </w:pPr>
-      <w:r>
-        <w:t>A rendszer az adott árverés ID-ja alapján megnyitotta a licitáló oldalt.</w:t>
-      </w:r>
-    </w:p>
-    <w:p>
-      <w:pPr>
-        <w:pStyle w:val="NormlWeb"/>
-        <w:numPr>
-          <w:ilvl w:val="0"/>
-          <w:numId w:val="16"/>
-        </w:numPr>
-      </w:pPr>
-      <w:r>
-        <w:t>Licitáltam az oldalon, a legmagasabb összeget feldolgozta és elmentette, sikeresen meghívta a (</w:t>
-      </w:r>
-      <w:proofErr w:type="spellStart"/>
-      <w:r>
-        <w:t>arveresinfo</w:t>
-      </w:r>
-      <w:proofErr w:type="spellEnd"/>
-      <w:r>
-        <w:t>/update</w:t>
-      </w:r>
-      <w:r>
-        <w:t>) API-t</w:t>
-      </w:r>
-    </w:p>
-    <w:p>
-      <w:pPr>
-        <w:pStyle w:val="NormlWeb"/>
-        <w:ind w:left="720"/>
-      </w:pPr>
-    </w:p>
-    <w:p>
-      <w:pPr>
-        <w:pStyle w:val="NormlWeb"/>
-      </w:pPr>
-      <w:proofErr w:type="gramStart"/>
-      <w:r>
-        <w:rPr>
-          <w:rFonts w:hAnsi="Symbol"/>
-        </w:rPr>
-        <w:t></w:t>
-      </w:r>
-      <w:r>
-        <w:t xml:space="preserve">  </w:t>
-      </w:r>
-      <w:r>
-        <w:rPr>
-          <w:rStyle w:val="Kiemels2"/>
-          <w:rFonts w:eastAsiaTheme="majorEastAsia"/>
-        </w:rPr>
-        <w:t>Elvárt</w:t>
-      </w:r>
-      <w:proofErr w:type="gramEnd"/>
-      <w:r>
-        <w:rPr>
-          <w:rStyle w:val="Kiemels2"/>
-          <w:rFonts w:eastAsiaTheme="majorEastAsia"/>
-        </w:rPr>
-        <w:t xml:space="preserve"> eredmény:</w:t>
-      </w:r>
-      <w:r>
-        <w:t xml:space="preserve"> A licitáló oldal a megfelelő árverés adataival jelenik meg.</w:t>
-      </w:r>
-    </w:p>
-    <w:p>
-      <w:pPr>
-        <w:pStyle w:val="NormlWeb"/>
-      </w:pPr>
-      <w:proofErr w:type="gramStart"/>
-      <w:r>
-        <w:rPr>
-          <w:rFonts w:hAnsi="Symbol"/>
-        </w:rPr>
-        <w:t></w:t>
-      </w:r>
-      <w:r>
-        <w:t xml:space="preserve">  </w:t>
-      </w:r>
-      <w:r>
-        <w:rPr>
-          <w:rStyle w:val="Kiemels2"/>
-          <w:rFonts w:eastAsiaTheme="majorEastAsia"/>
-        </w:rPr>
-        <w:t>Tényleges</w:t>
-      </w:r>
-      <w:proofErr w:type="gramEnd"/>
-      <w:r>
-        <w:rPr>
-          <w:rStyle w:val="Kiemels2"/>
-          <w:rFonts w:eastAsiaTheme="majorEastAsia"/>
-        </w:rPr>
-        <w:t xml:space="preserve"> eredmény:</w:t>
-      </w:r>
-      <w:r>
-        <w:t xml:space="preserve"> Az oldal helyesen megnyílt, és a backendből érkező adatok megjelentek</w:t>
-      </w:r>
-    </w:p>
-    <w:p>
-      <w:pPr>
-        <w:pStyle w:val="NormlWeb"/>
-      </w:pPr>
-    </w:p>
-    <w:p>
-      <w:pPr>
-        <w:pStyle w:val="NormlWeb"/>
-      </w:pPr>
-      <w:r>
-        <w:t>A</w:t>
-      </w:r>
-      <w:r>
-        <w:rPr>
-          <w:b/>
-          <w:bCs/>
-        </w:rPr>
-        <w:t xml:space="preserve"> raktárak</w:t>
-      </w:r>
-      <w:r>
-        <w:t xml:space="preserve"> oldalon a frontend sikeresen kommunikál a backenddel: a raktárak adatai az adatbázisból érkeznek, a backend API helyesen szolgáltatja az információkat, amelyeket a frontend megfelelően megjelenít.</w:t>
-      </w:r>
-    </w:p>
-    <w:p>
-      <w:pPr>
-        <w:pStyle w:val="NormlWeb"/>
-        <w:rPr>
-          <w:b/>
-          <w:bCs/>
-        </w:rPr>
-      </w:pPr>
-      <w:proofErr w:type="spellStart"/>
-      <w:r>
-        <w:rPr>
-          <w:b/>
-          <w:bCs/>
-        </w:rPr>
-        <w:t>regisztáció</w:t>
-      </w:r>
-      <w:proofErr w:type="spellEnd"/>
-    </w:p>
-    <w:p>
-      <w:pPr>
-        <w:pStyle w:val="NormlWeb"/>
-      </w:pPr>
-      <w:proofErr w:type="gramStart"/>
-      <w:r>
-        <w:rPr>
-          <w:rFonts w:hAnsi="Symbol"/>
-        </w:rPr>
-        <w:t></w:t>
-      </w:r>
-      <w:r>
-        <w:t xml:space="preserve">  Megnyitottam</w:t>
-      </w:r>
-      <w:proofErr w:type="gramEnd"/>
-      <w:r>
-        <w:t xml:space="preserve"> a regisztrációs oldalt.</w:t>
-      </w:r>
-    </w:p>
-    <w:p>
-      <w:pPr>
-        <w:pStyle w:val="NormlWeb"/>
-      </w:pPr>
-      <w:proofErr w:type="gramStart"/>
-      <w:r>
-        <w:rPr>
-          <w:rFonts w:hAnsi="Symbol"/>
-        </w:rPr>
-        <w:t></w:t>
-      </w:r>
-      <w:r>
-        <w:t xml:space="preserve">  Kitöltöttem</w:t>
-      </w:r>
-      <w:proofErr w:type="gramEnd"/>
-      <w:r>
-        <w:t xml:space="preserve"> a szükséges mezőket (név, e</w:t>
-      </w:r>
-      <w:r>
-        <w:noBreakHyphen/>
-        <w:t>mail, jelszó stb.).</w:t>
-      </w:r>
-    </w:p>
-    <w:p>
-      <w:pPr>
-        <w:pStyle w:val="NormlWeb"/>
-      </w:pPr>
-      <w:proofErr w:type="gramStart"/>
-      <w:r>
-        <w:rPr>
-          <w:rFonts w:hAnsi="Symbol"/>
-        </w:rPr>
-        <w:t></w:t>
-      </w:r>
-      <w:r>
-        <w:t xml:space="preserve">  Rákattintottam</w:t>
-      </w:r>
-      <w:proofErr w:type="gramEnd"/>
-      <w:r>
-        <w:t xml:space="preserve"> a </w:t>
-      </w:r>
-      <w:r>
-        <w:rPr>
-          <w:rStyle w:val="Kiemels2"/>
-          <w:rFonts w:eastAsiaTheme="majorEastAsia"/>
-        </w:rPr>
-        <w:t>Regisztráció</w:t>
-      </w:r>
-      <w:r>
-        <w:t xml:space="preserve"> gombra.</w:t>
-      </w:r>
-    </w:p>
-    <w:p>
-      <w:pPr>
-        <w:pStyle w:val="NormlWeb"/>
-      </w:pPr>
-      <w:proofErr w:type="gramStart"/>
-      <w:r>
-        <w:rPr>
-          <w:rFonts w:hAnsi="Symbol"/>
-        </w:rPr>
-        <w:t></w:t>
-      </w:r>
-      <w:r>
-        <w:t xml:space="preserve">  A</w:t>
-      </w:r>
-      <w:proofErr w:type="gramEnd"/>
-      <w:r>
-        <w:t xml:space="preserve"> rendszer feldolgozta a megadott adatokat.</w:t>
-      </w:r>
-    </w:p>
-    <w:p>
-      <w:pPr>
-        <w:pStyle w:val="NormlWeb"/>
-      </w:pPr>
-      <w:proofErr w:type="gramStart"/>
-      <w:r>
-        <w:rPr>
-          <w:rFonts w:hAnsi="Symbol"/>
-        </w:rPr>
-        <w:t></w:t>
-      </w:r>
-      <w:r>
-        <w:t xml:space="preserve">  A</w:t>
-      </w:r>
-      <w:proofErr w:type="gramEnd"/>
-      <w:r>
-        <w:t xml:space="preserve"> regisztráció sikeresen megtörtént, a rendszer visszajelzést adott a sikeres műveletről.</w:t>
-      </w:r>
-    </w:p>
-    <w:p>
-      <w:pPr>
-        <w:pStyle w:val="NormlWeb"/>
-        <w:rPr>
-          <w:b/>
-          <w:bCs/>
-        </w:rPr>
-      </w:pPr>
-    </w:p>
-    <w:p>
-      <w:pPr>
-        <w:pStyle w:val="NormlWeb"/>
-        <w:rPr>
-          <w:b/>
-          <w:bCs/>
-        </w:rPr>
-      </w:pPr>
-      <w:r>
-        <w:rPr>
-          <w:b/>
-          <w:bCs/>
-        </w:rPr>
-        <w:t>bejelentkezés</w:t>
-      </w:r>
-    </w:p>
-    <w:p>
-      <w:pPr>
-        <w:pStyle w:val="NormlWeb"/>
-      </w:pPr>
-      <w:r>
-        <w:rPr>
-          <w:b/>
-          <w:bCs/>
-        </w:rPr>
-        <w:t xml:space="preserve">elvárt eredmény: </w:t>
-      </w:r>
-      <w:r>
-        <w:t>sikeresen bejelentkezik a regisztrált fiókkal</w:t>
-      </w:r>
-    </w:p>
-    <w:p>
-      <w:pPr>
-        <w:pStyle w:val="NormlWeb"/>
-      </w:pPr>
-      <w:r>
-        <w:rPr>
-          <w:b/>
-          <w:bCs/>
-        </w:rPr>
-        <w:t>tényleges eredmény</w:t>
-      </w:r>
-      <w:r>
-        <w:t>:</w:t>
-      </w:r>
-      <w:r>
-        <w:t xml:space="preserve"> sikeres a bejelentkezés</w:t>
-      </w:r>
-    </w:p>
-    <w:p>
-      <w:pPr>
-        <w:pStyle w:val="NormlWeb"/>
-        <w:rPr>
-          <w:b/>
-          <w:bCs/>
-        </w:rPr>
-      </w:pPr>
-      <w:r>
-        <w:rPr>
-          <w:b/>
-          <w:bCs/>
-        </w:rPr>
-        <w:t>lépések</w:t>
-      </w:r>
-      <w:r>
-        <w:rPr>
-          <w:b/>
-          <w:bCs/>
-        </w:rPr>
-        <w:t>:</w:t>
-      </w:r>
-    </w:p>
-    <w:p>
-      <w:pPr>
-        <w:pStyle w:val="NormlWeb"/>
-      </w:pPr>
-      <w:proofErr w:type="gramStart"/>
-      <w:r>
-        <w:rPr>
-          <w:rFonts w:hAnsi="Symbol"/>
-        </w:rPr>
-        <w:t></w:t>
-      </w:r>
-      <w:r>
-        <w:t xml:space="preserve">  Megnyitottam</w:t>
-      </w:r>
-      <w:proofErr w:type="gramEnd"/>
-      <w:r>
-        <w:t xml:space="preserve"> a bejelentkezési oldalt.</w:t>
-      </w:r>
-    </w:p>
-    <w:p>
-      <w:pPr>
-        <w:pStyle w:val="NormlWeb"/>
-      </w:pPr>
-      <w:proofErr w:type="gramStart"/>
-      <w:r>
-        <w:rPr>
-          <w:rFonts w:hAnsi="Symbol"/>
-        </w:rPr>
-        <w:t></w:t>
-      </w:r>
-      <w:r>
-        <w:t xml:space="preserve">  Beírtam</w:t>
-      </w:r>
-      <w:proofErr w:type="gramEnd"/>
-      <w:r>
-        <w:t xml:space="preserve"> a regisztrált fiókom adatait.</w:t>
-      </w:r>
-    </w:p>
-    <w:p>
-      <w:pPr>
-        <w:pStyle w:val="NormlWeb"/>
-      </w:pPr>
-      <w:proofErr w:type="gramStart"/>
-      <w:r>
-        <w:rPr>
-          <w:rFonts w:hAnsi="Symbol"/>
-        </w:rPr>
-        <w:t></w:t>
-      </w:r>
-      <w:r>
-        <w:t xml:space="preserve">  A</w:t>
-      </w:r>
-      <w:proofErr w:type="gramEnd"/>
-      <w:r>
-        <w:t xml:space="preserve"> rendszer elfogadta a megadott adatokat, a bejelentkezés sikeres volt.</w:t>
-      </w:r>
-    </w:p>
-    <w:p>
-      <w:pPr>
-        <w:pStyle w:val="NormlWeb"/>
-      </w:pPr>
-      <w:proofErr w:type="gramStart"/>
-      <w:r>
-        <w:rPr>
-          <w:rFonts w:hAnsi="Symbol"/>
-        </w:rPr>
-        <w:t></w:t>
-      </w:r>
-      <w:r>
-        <w:t xml:space="preserve">  A</w:t>
-      </w:r>
-      <w:proofErr w:type="gramEnd"/>
-      <w:r>
-        <w:t xml:space="preserve"> bejelentkezés után azonban nem irányít át a profil oldalra, pedig ez lenne az elvárt működés.</w:t>
-      </w:r>
-    </w:p>
-    <w:p>
-      <w:pPr>
-        <w:pStyle w:val="NormlWeb"/>
-      </w:pPr>
-    </w:p>
-    <w:p>
-      <w:pPr>
-        <w:pStyle w:val="NormlWeb"/>
-      </w:pPr>
-    </w:p>
-    <w:p>
-      <w:pPr>
-        <w:pStyle w:val="NormlWeb"/>
-        <w:rPr>
-          <w:b/>
-          <w:bCs/>
-        </w:rPr>
-      </w:pPr>
-    </w:p>
-    <w:p>
-      <w:pPr>
-        <w:pStyle w:val="NormlWeb"/>
-        <w:rPr>
-          <w:b/>
-          <w:bCs/>
-        </w:rPr>
-      </w:pPr>
-    </w:p>
-    <w:p>
-      <w:pPr>
-        <w:ind w:left="-76" w:firstLine="0"/>
-      </w:pPr>
-    </w:p>
-    <w:p>
-      <w:pPr>
-        <w:ind w:left="-76" w:firstLine="0"/>
-      </w:pPr>
-    </w:p>
-    <w:p>
-      <w:pPr>
-        <w:ind w:left="-76" w:firstLine="0"/>
-      </w:pPr>
+        <w:t xml:space="preserve">Olyan ötletek, amelyeket még érdemes a jövőben megvalósítani </w:t>
+      </w:r>
+    </w:p>
+    <w:p>
+      <w:r>
+        <w:t xml:space="preserve">Ajánlott terjedelem: </w:t>
+      </w:r>
+      <w:r>
+        <w:t>0,5-1</w:t>
+      </w:r>
+      <w:r>
+        <w:t xml:space="preserve"> oldal</w:t>
+      </w:r>
     </w:p>
     <w:p>
       <w:pPr>
         <w:pStyle w:val="Cmsor1"/>
       </w:pPr>
-      <w:bookmarkStart w:name="_Toc210901048" w:id="23"/>
-      <w:r>
-        <w:t>Összefoglalás</w:t>
-      </w:r>
-      <w:bookmarkEnd w:id="23"/>
-    </w:p>
-    <w:p>
-      <w:pPr>
-        <w:pStyle w:val="Cmsor2"/>
-      </w:pPr>
-      <w:bookmarkStart w:name="_Toc210901049" w:id="24"/>
-      <w:r>
-        <w:t>Önértékelés</w:t>
+      <w:bookmarkStart w:id="24" w:name="_Toc473730753"/>
+      <w:bookmarkStart w:id="25" w:name="_Toc210901051"/>
+      <w:r>
+        <w:lastRenderedPageBreak/>
+        <w:t xml:space="preserve">Felhasznált </w:t>
+      </w:r>
+      <w:r>
+        <w:t xml:space="preserve">Források és </w:t>
+      </w:r>
+      <w:proofErr w:type="spellStart"/>
+      <w:r>
+        <w:t>Irod</w:t>
+      </w:r>
+      <w:r>
+        <w:t>ALMA</w:t>
+      </w:r>
+      <w:r>
+        <w:t>k</w:t>
       </w:r>
       <w:bookmarkEnd w:id="24"/>
-    </w:p>
-    <w:p>
-      <w:r>
-        <w:t>A kitűzött célok elérése, a felmerült problémák és megoldásuk felsorolása.</w:t>
-      </w:r>
-    </w:p>
-    <w:p>
-      <w:r>
-        <w:t>A saját fejlődés bemutatása (mit tanult meg, hogyan alkalmazta…)</w:t>
-      </w:r>
-    </w:p>
-    <w:p>
-      <w:r>
-        <w:t>Ajánlott terjedelem: 0,5-1 oldal</w:t>
-      </w:r>
-    </w:p>
-    <w:p>
-      <w:pPr>
-        <w:pStyle w:val="Cmsor2"/>
-      </w:pPr>
-      <w:bookmarkStart w:name="_Toc210901050" w:id="25"/>
-      <w:r>
-        <w:t>Továbbfejlesztési lehetőségek</w:t>
-      </w:r>
       <w:bookmarkEnd w:id="25"/>
-    </w:p>
-    <w:p>
-      <w:pPr>
-        <w:pStyle w:val="Listaszerbekezds"/>
-        <w:numPr>
-          <w:ilvl w:val="0"/>
-          <w:numId w:val="11"/>
-        </w:numPr>
-      </w:pPr>
-      <w:r>
-        <w:t>Olyan ötletek, amelyeket meg akartál valósítani, de nem sikerült</w:t>
-      </w:r>
-      <w:r>
-        <w:t>, vagy nem fért bele az időbe</w:t>
-      </w:r>
-    </w:p>
-    <w:p>
-      <w:pPr>
-        <w:pStyle w:val="Listaszerbekezds"/>
-        <w:numPr>
-          <w:ilvl w:val="0"/>
-          <w:numId w:val="11"/>
-        </w:numPr>
-      </w:pPr>
-      <w:r>
-        <w:t xml:space="preserve">Olyan ötletek, amelyeket még érdemes a jövőben megvalósítani </w:t>
-      </w:r>
-    </w:p>
-    <w:p>
-      <w:r>
-        <w:t xml:space="preserve">Ajánlott terjedelem: </w:t>
-      </w:r>
-      <w:r>
-        <w:t>0,5-1</w:t>
-      </w:r>
-      <w:r>
-        <w:t xml:space="preserve"> oldal</w:t>
+      <w:proofErr w:type="spellEnd"/>
+    </w:p>
+    <w:p>
+      <w:r>
+        <w:t>Minden olyan forrás pontos megadása, amelyet a szakdolgozatodban felhasználtál.</w:t>
+      </w:r>
+    </w:p>
+    <w:p>
+      <w:r>
+        <w:t xml:space="preserve">A forrás lehet pl. </w:t>
+      </w:r>
+    </w:p>
+    <w:p>
+      <w:r>
+        <w:t>Könyv. Meg kell adnod a következőket: sze</w:t>
+      </w:r>
+      <w:r>
+        <w:t>rző(k), cím, kiadó, kiadás éve.</w:t>
+      </w:r>
+    </w:p>
+    <w:p>
+      <w:r>
+        <w:t>Weboldal. Meg kell</w:t>
+      </w:r>
+      <w:r>
+        <w:t xml:space="preserve"> adnod a linket, az oldal címét</w:t>
+      </w:r>
+      <w:r>
+        <w:t xml:space="preserve"> Mikor láttad utoljára.</w:t>
+      </w:r>
+    </w:p>
+    <w:p>
+      <w:r>
+        <w:t>Elektronikus dokumentum. Meg kell adn</w:t>
+      </w:r>
+      <w:r>
+        <w:t>od a szerzőt, a letöltés helyét</w:t>
+      </w:r>
+      <w:r>
+        <w:t>, idejét</w:t>
+      </w:r>
+    </w:p>
+    <w:p>
+      <w:r>
+        <w:t>Ha a szakdolgozatban valamely forrásból szó szerint idézel, akkor a megfelelő szövegrészt idézőjelbe kell tenni, és lábjegyzetben meg ke</w:t>
+      </w:r>
+      <w:r>
+        <w:t>ll jelölnöd az idézet forrását.</w:t>
+      </w:r>
+    </w:p>
+    <w:p>
+      <w:r>
+        <w:t>Ajánlott terjedelem: ½ -</w:t>
+      </w:r>
+      <w:r>
+        <w:t>1 oldal.</w:t>
       </w:r>
     </w:p>
     <w:p>
       <w:pPr>
         <w:pStyle w:val="Cmsor1"/>
       </w:pPr>
-      <w:bookmarkStart w:name="_Toc473730753" w:id="26"/>
-      <w:bookmarkStart w:name="_Toc210901051" w:id="27"/>
-      <w:r>
-        <w:t xml:space="preserve">Felhasznált </w:t>
-      </w:r>
-      <w:r>
-        <w:t xml:space="preserve">Források és </w:t>
-      </w:r>
-      <w:proofErr w:type="spellStart"/>
-      <w:r>
-        <w:t>Irod</w:t>
-      </w:r>
-      <w:r>
-        <w:t>ALMA</w:t>
-      </w:r>
-      <w:r>
-        <w:t>k</w:t>
+      <w:bookmarkStart w:id="26" w:name="_Toc210901052"/>
+      <w:r>
+        <w:lastRenderedPageBreak/>
+        <w:t>Ábrajegyzék</w:t>
       </w:r>
       <w:bookmarkEnd w:id="26"/>
-      <w:bookmarkEnd w:id="27"/>
-      <w:proofErr w:type="spellEnd"/>
-    </w:p>
-    <w:p>
-      <w:r>
-        <w:t>Minden olyan forrás pontos megadása, amelyet a szakdolgozatodban felhasználtál.</w:t>
-      </w:r>
-    </w:p>
-    <w:p>
-      <w:r>
-        <w:t xml:space="preserve">A forrás lehet pl. </w:t>
-      </w:r>
-    </w:p>
-    <w:p>
-      <w:r>
-        <w:t>Könyv. Meg kell adnod a következőket: sze</w:t>
-      </w:r>
-      <w:r>
-        <w:t>rző(k), cím, kiadó, kiadás éve.</w:t>
-      </w:r>
-    </w:p>
-    <w:p>
-      <w:r>
-        <w:t>Weboldal. Meg kell</w:t>
-      </w:r>
-      <w:r>
-        <w:t xml:space="preserve"> adnod a linket, az oldal címét</w:t>
-      </w:r>
-      <w:r>
-        <w:t xml:space="preserve"> Mikor láttad utoljára.</w:t>
-      </w:r>
-    </w:p>
-    <w:p>
-      <w:r>
-        <w:t>Elektronikus dokumentum. Meg kell adn</w:t>
-      </w:r>
-      <w:r>
-        <w:t>od a szerzőt, a letöltés helyét</w:t>
-      </w:r>
-      <w:r>
-        <w:t>, idejét</w:t>
-      </w:r>
-    </w:p>
-    <w:p>
-      <w:r>
-        <w:t>Ha a szakdolgozatban valamely forrásból szó szerint idézel, akkor a megfelelő szövegrészt idézőjelbe kell tenni, és lábjegyzetben meg ke</w:t>
-      </w:r>
-      <w:r>
-        <w:t>ll jelölnöd az idézet forrását.</w:t>
-      </w:r>
-    </w:p>
-    <w:p>
-      <w:r>
-        <w:t>Ajánlott terjedelem: ½ -</w:t>
-      </w:r>
-      <w:r>
-        <w:t>1 oldal.</w:t>
-      </w:r>
-    </w:p>
-    <w:p>
-      <w:pPr>
-        <w:pStyle w:val="Cmsor1"/>
-      </w:pPr>
-      <w:bookmarkStart w:name="_Toc210901052" w:id="28"/>
-      <w:r>
-        <w:t>Ábrajegyzék</w:t>
-      </w:r>
-      <w:bookmarkEnd w:id="28"/>
     </w:p>
     <w:p>
       <w:pPr>
@@ -4449,7 +5876,7 @@
           <w:tab w:val="right" w:leader="dot" w:pos="8720"/>
         </w:tabs>
         <w:rPr>
-          <w:rFonts w:asciiTheme="minorHAnsi" w:hAnsiTheme="minorHAnsi" w:eastAsiaTheme="minorEastAsia" w:cstheme="minorBidi"/>
+          <w:rFonts w:asciiTheme="minorHAnsi" w:eastAsiaTheme="minorEastAsia" w:hAnsiTheme="minorHAnsi" w:cstheme="minorBidi"/>
           <w:noProof/>
           <w:sz w:val="22"/>
           <w:lang w:eastAsia="hu-HU"/>
@@ -4464,7 +5891,7 @@
       <w:r>
         <w:fldChar w:fldCharType="separate"/>
       </w:r>
-      <w:hyperlink w:history="1" w:anchor="_Toc63250394">
+      <w:hyperlink w:anchor="_Toc63250394" w:history="1">
         <w:r>
           <w:rPr>
             <w:rStyle w:val="Hiperhivatkozs"/>
@@ -4528,11 +5955,11 @@
       </w:r>
     </w:p>
     <w:sectPr>
-      <w:headerReference w:type="default" r:id="rId13"/>
-      <w:footerReference w:type="default" r:id="rId14"/>
-      <w:headerReference w:type="first" r:id="rId15"/>
-      <w:footerReference w:type="first" r:id="rId16"/>
-      <w:pgSz w:w="11906" w:h="16838" w:orient="portrait"/>
+      <w:headerReference w:type="default" r:id="rId12"/>
+      <w:footerReference w:type="default" r:id="rId13"/>
+      <w:headerReference w:type="first" r:id="rId14"/>
+      <w:footerReference w:type="first" r:id="rId15"/>
+      <w:pgSz w:w="11906" w:h="16838"/>
       <w:pgMar w:top="1418" w:right="1418" w:bottom="1418" w:left="1418" w:header="709" w:footer="709" w:gutter="340"/>
       <w:cols w:space="708"/>
       <w:titlePg/>
@@ -4580,24 +6007,14 @@
     <w:pPr>
       <w:pStyle w:val="llb"/>
     </w:pPr>
-    <w:r>
-      <w:fldChar w:fldCharType="begin"/>
-    </w:r>
-    <w:r>
-      <w:instrText> DATE   \* MERGEFORMAT </w:instrText>
-    </w:r>
-    <w:r>
-      <w:fldChar w:fldCharType="separate"/>
-    </w:r>
-    <w:r>
-      <w:rPr>
-        <w:noProof/>
-      </w:rPr>
-      <w:t>2026. 03. 30.</w:t>
-    </w:r>
-    <w:r>
-      <w:fldChar w:fldCharType="end"/>
-    </w:r>
+    <w:fldSimple w:instr="DATE   \* MERGEFORMAT">
+      <w:r>
+        <w:rPr>
+          <w:noProof/>
+        </w:rPr>
+        <w:t>2026. 04. 15.</w:t>
+      </w:r>
+    </w:fldSimple>
     <w:r>
       <w:tab/>
     </w:r>
@@ -4728,100 +6145,10 @@
       </w:tabs>
     </w:pPr>
     <w:r>
-      <w:t>Záródolgozat címe</w:t>
+      <w:t>Záródolgozat cím</w:t>
     </w:r>
     <w:r>
-      <w:tab/>
-    </w:r>
-    <w:r>
-      <w:tab/>
-    </w:r>
-    <w:r>
-      <w:tab/>
-    </w:r>
-    <w:r>
-      <w:tab/>
-    </w:r>
-    <w:r>
-      <w:tab/>
-    </w:r>
-    <w:r>
-      <w:tab/>
-    </w:r>
-    <w:r>
-      <w:tab/>
-    </w:r>
-    <w:r>
-      <w:tab/>
-    </w:r>
-    <w:r>
-      <w:tab/>
-    </w:r>
-    <w:r>
-      <w:tab/>
-    </w:r>
-    <w:r>
-      <w:tab/>
-    </w:r>
-    <w:r>
-      <w:tab/>
-    </w:r>
-    <w:r>
-      <w:tab/>
-    </w:r>
-    <w:r>
-      <w:tab/>
-    </w:r>
-    <w:r>
-      <w:tab/>
-    </w:r>
-    <w:r>
-      <w:tab/>
-    </w:r>
-    <w:r>
-      <w:tab/>
-    </w:r>
-    <w:r>
-      <w:tab/>
-    </w:r>
-    <w:r>
-      <w:tab/>
-    </w:r>
-    <w:r>
-      <w:tab/>
-    </w:r>
-    <w:r>
-      <w:tab/>
-    </w:r>
-    <w:r>
-      <w:tab/>
-    </w:r>
-    <w:r>
-      <w:tab/>
-    </w:r>
-    <w:r>
-      <w:tab/>
-    </w:r>
-    <w:r>
-      <w:tab/>
-    </w:r>
-    <w:r>
-      <w:tab/>
-    </w:r>
-    <w:r>
-      <w:tab/>
-    </w:r>
-    <w:r>
-      <w:tab/>
-    </w:r>
-    <w:r>
-      <w:tab/>
-    </w:r>
-    <w:r>
-      <w:tab/>
-    </w:r>
-    <w:r>
-      <w:tab/>
+      <w:t>e</w:t>
     </w:r>
     <w:r>
       <w:tab/>
@@ -4896,454 +6223,6 @@
 
 <file path=word/numbering.xml><?xml version="1.0" encoding="utf-8"?>
 <w:numbering xmlns:wpc="http://schemas.microsoft.com/office/word/2010/wordprocessingCanvas" xmlns:cx="http://schemas.microsoft.com/office/drawing/2014/chartex" xmlns:cx1="http://schemas.microsoft.com/office/drawing/2015/9/8/chartex" xmlns:cx2="http://schemas.microsoft.com/office/drawing/2015/10/21/chartex" xmlns:cx3="http://schemas.microsoft.com/office/drawing/2016/5/9/chartex" xmlns:cx4="http://schemas.microsoft.com/office/drawing/2016/5/10/chartex" xmlns:cx5="http://schemas.microsoft.com/office/drawing/2016/5/11/chartex" xmlns:cx6="http://schemas.microsoft.com/office/drawing/2016/5/12/chartex" xmlns:cx7="http://schemas.microsoft.com/office/drawing/2016/5/13/chartex" xmlns:cx8="http://schemas.microsoft.com/office/drawing/2016/5/14/chartex" xmlns:mc="http://schemas.openxmlformats.org/markup-compatibility/2006" xmlns:aink="http://schemas.microsoft.com/office/drawing/2016/ink" xmlns:am3d="http://schemas.microsoft.com/office/drawing/2017/model3d" xmlns:o="urn:schemas-microsoft-com:office:office" xmlns:r="http://schemas.openxmlformats.org/officeDocument/2006/relationships" xmlns:m="http://schemas.openxmlformats.org/officeDocument/2006/math" xmlns:v="urn:schemas-microsoft-com:vml" xmlns:wp14="http://schemas.microsoft.com/office/word/2010/wordprocessingDrawing" xmlns:wp="http://schemas.openxmlformats.org/drawingml/2006/wordprocessingDrawing" xmlns:w10="urn:schemas-microsoft-com:office:word" xmlns:w="http://schemas.openxmlformats.org/wordprocessingml/2006/main" xmlns:w14="http://schemas.microsoft.com/office/word/2010/wordml" xmlns:w15="http://schemas.microsoft.com/office/word/2012/wordml" xmlns:w16cex="http://schemas.microsoft.com/office/word/2018/wordml/cex" xmlns:w16cid="http://schemas.microsoft.com/office/word/2016/wordml/cid" xmlns:w16="http://schemas.microsoft.com/office/word/2018/wordml" xmlns:w16sdtdh="http://schemas.microsoft.com/office/word/2020/wordml/sdtdatahash" xmlns:w16se="http://schemas.microsoft.com/office/word/2015/wordml/symex" xmlns:wpg="http://schemas.microsoft.com/office/word/2010/wordprocessingGroup" xmlns:wpi="http://schemas.microsoft.com/office/word/2010/wordprocessingInk" xmlns:wne="http://schemas.microsoft.com/office/word/2006/wordml" xmlns:wps="http://schemas.microsoft.com/office/word/2010/wordprocessingShape" mc:Ignorable="w14 w15 w16se w16cid w16 w16cex w16sdtdh wp14">
-  <w:abstractNum xmlns:w="http://schemas.openxmlformats.org/wordprocessingml/2006/main" w:abstractNumId="17">
-    <w:nsid w:val="1841ef25"/>
-    <w:multiLevelType xmlns:w="http://schemas.openxmlformats.org/wordprocessingml/2006/main" w:val="hybridMultilevel"/>
-    <w:lvl xmlns:w="http://schemas.openxmlformats.org/wordprocessingml/2006/main" w:ilvl="0">
-      <w:start w:val="1"/>
-      <w:numFmt w:val="bullet"/>
-      <w:lvlText w:val=""/>
-      <w:lvlJc w:val="left"/>
-      <w:pPr>
-        <w:ind w:left="700" w:hanging="360"/>
-      </w:pPr>
-      <w:rPr>
-        <w:rFonts w:hint="default" w:ascii="Symbol" w:hAnsi="Symbol"/>
-      </w:rPr>
-    </w:lvl>
-    <w:lvl xmlns:w="http://schemas.openxmlformats.org/wordprocessingml/2006/main" w:ilvl="1">
-      <w:start w:val="1"/>
-      <w:numFmt w:val="bullet"/>
-      <w:lvlText w:val="o"/>
-      <w:lvlJc w:val="left"/>
-      <w:pPr>
-        <w:ind w:left="1420" w:hanging="360"/>
-      </w:pPr>
-      <w:rPr>
-        <w:rFonts w:hint="default" w:ascii="Courier New" w:hAnsi="Courier New"/>
-      </w:rPr>
-    </w:lvl>
-    <w:lvl xmlns:w="http://schemas.openxmlformats.org/wordprocessingml/2006/main" w:ilvl="2">
-      <w:start w:val="1"/>
-      <w:numFmt w:val="bullet"/>
-      <w:lvlText w:val=""/>
-      <w:lvlJc w:val="left"/>
-      <w:pPr>
-        <w:ind w:left="2140" w:hanging="360"/>
-      </w:pPr>
-      <w:rPr>
-        <w:rFonts w:hint="default" w:ascii="Wingdings" w:hAnsi="Wingdings"/>
-      </w:rPr>
-    </w:lvl>
-    <w:lvl xmlns:w="http://schemas.openxmlformats.org/wordprocessingml/2006/main" w:ilvl="3">
-      <w:start w:val="1"/>
-      <w:numFmt w:val="bullet"/>
-      <w:lvlText w:val=""/>
-      <w:lvlJc w:val="left"/>
-      <w:pPr>
-        <w:ind w:left="2860" w:hanging="360"/>
-      </w:pPr>
-      <w:rPr>
-        <w:rFonts w:hint="default" w:ascii="Symbol" w:hAnsi="Symbol"/>
-      </w:rPr>
-    </w:lvl>
-    <w:lvl xmlns:w="http://schemas.openxmlformats.org/wordprocessingml/2006/main" w:ilvl="4">
-      <w:start w:val="1"/>
-      <w:numFmt w:val="bullet"/>
-      <w:lvlText w:val="o"/>
-      <w:lvlJc w:val="left"/>
-      <w:pPr>
-        <w:ind w:left="3580" w:hanging="360"/>
-      </w:pPr>
-      <w:rPr>
-        <w:rFonts w:hint="default" w:ascii="Courier New" w:hAnsi="Courier New"/>
-      </w:rPr>
-    </w:lvl>
-    <w:lvl xmlns:w="http://schemas.openxmlformats.org/wordprocessingml/2006/main" w:ilvl="5">
-      <w:start w:val="1"/>
-      <w:numFmt w:val="bullet"/>
-      <w:lvlText w:val=""/>
-      <w:lvlJc w:val="left"/>
-      <w:pPr>
-        <w:ind w:left="4300" w:hanging="360"/>
-      </w:pPr>
-      <w:rPr>
-        <w:rFonts w:hint="default" w:ascii="Wingdings" w:hAnsi="Wingdings"/>
-      </w:rPr>
-    </w:lvl>
-    <w:lvl xmlns:w="http://schemas.openxmlformats.org/wordprocessingml/2006/main" w:ilvl="6">
-      <w:start w:val="1"/>
-      <w:numFmt w:val="bullet"/>
-      <w:lvlText w:val=""/>
-      <w:lvlJc w:val="left"/>
-      <w:pPr>
-        <w:ind w:left="5020" w:hanging="360"/>
-      </w:pPr>
-      <w:rPr>
-        <w:rFonts w:hint="default" w:ascii="Symbol" w:hAnsi="Symbol"/>
-      </w:rPr>
-    </w:lvl>
-    <w:lvl xmlns:w="http://schemas.openxmlformats.org/wordprocessingml/2006/main" w:ilvl="7">
-      <w:start w:val="1"/>
-      <w:numFmt w:val="bullet"/>
-      <w:lvlText w:val="o"/>
-      <w:lvlJc w:val="left"/>
-      <w:pPr>
-        <w:ind w:left="5740" w:hanging="360"/>
-      </w:pPr>
-      <w:rPr>
-        <w:rFonts w:hint="default" w:ascii="Courier New" w:hAnsi="Courier New"/>
-      </w:rPr>
-    </w:lvl>
-    <w:lvl xmlns:w="http://schemas.openxmlformats.org/wordprocessingml/2006/main" w:ilvl="8">
-      <w:start w:val="1"/>
-      <w:numFmt w:val="bullet"/>
-      <w:lvlText w:val=""/>
-      <w:lvlJc w:val="left"/>
-      <w:pPr>
-        <w:ind w:left="6460" w:hanging="360"/>
-      </w:pPr>
-      <w:rPr>
-        <w:rFonts w:hint="default" w:ascii="Wingdings" w:hAnsi="Wingdings"/>
-      </w:rPr>
-    </w:lvl>
-  </w:abstractNum>
-  <w:abstractNum xmlns:w="http://schemas.openxmlformats.org/wordprocessingml/2006/main" w:abstractNumId="16">
-    <w:nsid w:val="cafb181"/>
-    <w:multiLevelType xmlns:w="http://schemas.openxmlformats.org/wordprocessingml/2006/main" w:val="hybridMultilevel"/>
-    <w:lvl xmlns:w="http://schemas.openxmlformats.org/wordprocessingml/2006/main" w:ilvl="0">
-      <w:start w:val="1"/>
-      <w:numFmt w:val="bullet"/>
-      <w:lvlText w:val=""/>
-      <w:lvlJc w:val="left"/>
-      <w:pPr>
-        <w:ind w:left="1040" w:hanging="360"/>
-      </w:pPr>
-      <w:rPr>
-        <w:rFonts w:hint="default" w:ascii="Symbol" w:hAnsi="Symbol"/>
-      </w:rPr>
-    </w:lvl>
-    <w:lvl xmlns:w="http://schemas.openxmlformats.org/wordprocessingml/2006/main" w:ilvl="1">
-      <w:start w:val="1"/>
-      <w:numFmt w:val="bullet"/>
-      <w:lvlText w:val="o"/>
-      <w:lvlJc w:val="left"/>
-      <w:pPr>
-        <w:ind w:left="1760" w:hanging="360"/>
-      </w:pPr>
-      <w:rPr>
-        <w:rFonts w:hint="default" w:ascii="Courier New" w:hAnsi="Courier New"/>
-      </w:rPr>
-    </w:lvl>
-    <w:lvl xmlns:w="http://schemas.openxmlformats.org/wordprocessingml/2006/main" w:ilvl="2">
-      <w:start w:val="1"/>
-      <w:numFmt w:val="bullet"/>
-      <w:lvlText w:val=""/>
-      <w:lvlJc w:val="left"/>
-      <w:pPr>
-        <w:ind w:left="2480" w:hanging="360"/>
-      </w:pPr>
-      <w:rPr>
-        <w:rFonts w:hint="default" w:ascii="Wingdings" w:hAnsi="Wingdings"/>
-      </w:rPr>
-    </w:lvl>
-    <w:lvl xmlns:w="http://schemas.openxmlformats.org/wordprocessingml/2006/main" w:ilvl="3">
-      <w:start w:val="1"/>
-      <w:numFmt w:val="bullet"/>
-      <w:lvlText w:val=""/>
-      <w:lvlJc w:val="left"/>
-      <w:pPr>
-        <w:ind w:left="3200" w:hanging="360"/>
-      </w:pPr>
-      <w:rPr>
-        <w:rFonts w:hint="default" w:ascii="Symbol" w:hAnsi="Symbol"/>
-      </w:rPr>
-    </w:lvl>
-    <w:lvl xmlns:w="http://schemas.openxmlformats.org/wordprocessingml/2006/main" w:ilvl="4">
-      <w:start w:val="1"/>
-      <w:numFmt w:val="bullet"/>
-      <w:lvlText w:val="o"/>
-      <w:lvlJc w:val="left"/>
-      <w:pPr>
-        <w:ind w:left="3920" w:hanging="360"/>
-      </w:pPr>
-      <w:rPr>
-        <w:rFonts w:hint="default" w:ascii="Courier New" w:hAnsi="Courier New"/>
-      </w:rPr>
-    </w:lvl>
-    <w:lvl xmlns:w="http://schemas.openxmlformats.org/wordprocessingml/2006/main" w:ilvl="5">
-      <w:start w:val="1"/>
-      <w:numFmt w:val="bullet"/>
-      <w:lvlText w:val=""/>
-      <w:lvlJc w:val="left"/>
-      <w:pPr>
-        <w:ind w:left="4640" w:hanging="360"/>
-      </w:pPr>
-      <w:rPr>
-        <w:rFonts w:hint="default" w:ascii="Wingdings" w:hAnsi="Wingdings"/>
-      </w:rPr>
-    </w:lvl>
-    <w:lvl xmlns:w="http://schemas.openxmlformats.org/wordprocessingml/2006/main" w:ilvl="6">
-      <w:start w:val="1"/>
-      <w:numFmt w:val="bullet"/>
-      <w:lvlText w:val=""/>
-      <w:lvlJc w:val="left"/>
-      <w:pPr>
-        <w:ind w:left="5360" w:hanging="360"/>
-      </w:pPr>
-      <w:rPr>
-        <w:rFonts w:hint="default" w:ascii="Symbol" w:hAnsi="Symbol"/>
-      </w:rPr>
-    </w:lvl>
-    <w:lvl xmlns:w="http://schemas.openxmlformats.org/wordprocessingml/2006/main" w:ilvl="7">
-      <w:start w:val="1"/>
-      <w:numFmt w:val="bullet"/>
-      <w:lvlText w:val="o"/>
-      <w:lvlJc w:val="left"/>
-      <w:pPr>
-        <w:ind w:left="6080" w:hanging="360"/>
-      </w:pPr>
-      <w:rPr>
-        <w:rFonts w:hint="default" w:ascii="Courier New" w:hAnsi="Courier New"/>
-      </w:rPr>
-    </w:lvl>
-    <w:lvl xmlns:w="http://schemas.openxmlformats.org/wordprocessingml/2006/main" w:ilvl="8">
-      <w:start w:val="1"/>
-      <w:numFmt w:val="bullet"/>
-      <w:lvlText w:val=""/>
-      <w:lvlJc w:val="left"/>
-      <w:pPr>
-        <w:ind w:left="6800" w:hanging="360"/>
-      </w:pPr>
-      <w:rPr>
-        <w:rFonts w:hint="default" w:ascii="Wingdings" w:hAnsi="Wingdings"/>
-      </w:rPr>
-    </w:lvl>
-  </w:abstractNum>
-  <w:abstractNum xmlns:w="http://schemas.openxmlformats.org/wordprocessingml/2006/main" w:abstractNumId="15">
-    <w:nsid w:val="438836a9"/>
-    <w:multiLevelType xmlns:w="http://schemas.openxmlformats.org/wordprocessingml/2006/main" w:val="hybridMultilevel"/>
-    <w:lvl xmlns:w="http://schemas.openxmlformats.org/wordprocessingml/2006/main" w:ilvl="0">
-      <w:start w:val="1"/>
-      <w:numFmt w:val="bullet"/>
-      <w:lvlText w:val=""/>
-      <w:lvlJc w:val="left"/>
-      <w:pPr>
-        <w:ind w:left="1040" w:hanging="360"/>
-      </w:pPr>
-      <w:rPr>
-        <w:rFonts w:hint="default" w:ascii="Symbol" w:hAnsi="Symbol"/>
-      </w:rPr>
-    </w:lvl>
-    <w:lvl xmlns:w="http://schemas.openxmlformats.org/wordprocessingml/2006/main" w:ilvl="1">
-      <w:start w:val="1"/>
-      <w:numFmt w:val="bullet"/>
-      <w:lvlText w:val="o"/>
-      <w:lvlJc w:val="left"/>
-      <w:pPr>
-        <w:ind w:left="1760" w:hanging="360"/>
-      </w:pPr>
-      <w:rPr>
-        <w:rFonts w:hint="default" w:ascii="Courier New" w:hAnsi="Courier New"/>
-      </w:rPr>
-    </w:lvl>
-    <w:lvl xmlns:w="http://schemas.openxmlformats.org/wordprocessingml/2006/main" w:ilvl="2">
-      <w:start w:val="1"/>
-      <w:numFmt w:val="bullet"/>
-      <w:lvlText w:val=""/>
-      <w:lvlJc w:val="left"/>
-      <w:pPr>
-        <w:ind w:left="2480" w:hanging="360"/>
-      </w:pPr>
-      <w:rPr>
-        <w:rFonts w:hint="default" w:ascii="Wingdings" w:hAnsi="Wingdings"/>
-      </w:rPr>
-    </w:lvl>
-    <w:lvl xmlns:w="http://schemas.openxmlformats.org/wordprocessingml/2006/main" w:ilvl="3">
-      <w:start w:val="1"/>
-      <w:numFmt w:val="bullet"/>
-      <w:lvlText w:val=""/>
-      <w:lvlJc w:val="left"/>
-      <w:pPr>
-        <w:ind w:left="3200" w:hanging="360"/>
-      </w:pPr>
-      <w:rPr>
-        <w:rFonts w:hint="default" w:ascii="Symbol" w:hAnsi="Symbol"/>
-      </w:rPr>
-    </w:lvl>
-    <w:lvl xmlns:w="http://schemas.openxmlformats.org/wordprocessingml/2006/main" w:ilvl="4">
-      <w:start w:val="1"/>
-      <w:numFmt w:val="bullet"/>
-      <w:lvlText w:val="o"/>
-      <w:lvlJc w:val="left"/>
-      <w:pPr>
-        <w:ind w:left="3920" w:hanging="360"/>
-      </w:pPr>
-      <w:rPr>
-        <w:rFonts w:hint="default" w:ascii="Courier New" w:hAnsi="Courier New"/>
-      </w:rPr>
-    </w:lvl>
-    <w:lvl xmlns:w="http://schemas.openxmlformats.org/wordprocessingml/2006/main" w:ilvl="5">
-      <w:start w:val="1"/>
-      <w:numFmt w:val="bullet"/>
-      <w:lvlText w:val=""/>
-      <w:lvlJc w:val="left"/>
-      <w:pPr>
-        <w:ind w:left="4640" w:hanging="360"/>
-      </w:pPr>
-      <w:rPr>
-        <w:rFonts w:hint="default" w:ascii="Wingdings" w:hAnsi="Wingdings"/>
-      </w:rPr>
-    </w:lvl>
-    <w:lvl xmlns:w="http://schemas.openxmlformats.org/wordprocessingml/2006/main" w:ilvl="6">
-      <w:start w:val="1"/>
-      <w:numFmt w:val="bullet"/>
-      <w:lvlText w:val=""/>
-      <w:lvlJc w:val="left"/>
-      <w:pPr>
-        <w:ind w:left="5360" w:hanging="360"/>
-      </w:pPr>
-      <w:rPr>
-        <w:rFonts w:hint="default" w:ascii="Symbol" w:hAnsi="Symbol"/>
-      </w:rPr>
-    </w:lvl>
-    <w:lvl xmlns:w="http://schemas.openxmlformats.org/wordprocessingml/2006/main" w:ilvl="7">
-      <w:start w:val="1"/>
-      <w:numFmt w:val="bullet"/>
-      <w:lvlText w:val="o"/>
-      <w:lvlJc w:val="left"/>
-      <w:pPr>
-        <w:ind w:left="6080" w:hanging="360"/>
-      </w:pPr>
-      <w:rPr>
-        <w:rFonts w:hint="default" w:ascii="Courier New" w:hAnsi="Courier New"/>
-      </w:rPr>
-    </w:lvl>
-    <w:lvl xmlns:w="http://schemas.openxmlformats.org/wordprocessingml/2006/main" w:ilvl="8">
-      <w:start w:val="1"/>
-      <w:numFmt w:val="bullet"/>
-      <w:lvlText w:val=""/>
-      <w:lvlJc w:val="left"/>
-      <w:pPr>
-        <w:ind w:left="6800" w:hanging="360"/>
-      </w:pPr>
-      <w:rPr>
-        <w:rFonts w:hint="default" w:ascii="Wingdings" w:hAnsi="Wingdings"/>
-      </w:rPr>
-    </w:lvl>
-  </w:abstractNum>
-  <w:abstractNum xmlns:w="http://schemas.openxmlformats.org/wordprocessingml/2006/main" w:abstractNumId="14">
-    <w:nsid w:val="190b67ea"/>
-    <w:multiLevelType xmlns:w="http://schemas.openxmlformats.org/wordprocessingml/2006/main" w:val="hybridMultilevel"/>
-    <w:lvl xmlns:w="http://schemas.openxmlformats.org/wordprocessingml/2006/main" w:ilvl="0">
-      <w:start w:val="1"/>
-      <w:numFmt w:val="bullet"/>
-      <w:lvlText w:val=""/>
-      <w:lvlJc w:val="left"/>
-      <w:pPr>
-        <w:ind w:left="1040" w:hanging="360"/>
-      </w:pPr>
-      <w:rPr>
-        <w:rFonts w:hint="default" w:ascii="Symbol" w:hAnsi="Symbol"/>
-      </w:rPr>
-    </w:lvl>
-    <w:lvl xmlns:w="http://schemas.openxmlformats.org/wordprocessingml/2006/main" w:ilvl="1">
-      <w:start w:val="1"/>
-      <w:numFmt w:val="bullet"/>
-      <w:lvlText w:val="o"/>
-      <w:lvlJc w:val="left"/>
-      <w:pPr>
-        <w:ind w:left="1760" w:hanging="360"/>
-      </w:pPr>
-      <w:rPr>
-        <w:rFonts w:hint="default" w:ascii="Courier New" w:hAnsi="Courier New"/>
-      </w:rPr>
-    </w:lvl>
-    <w:lvl xmlns:w="http://schemas.openxmlformats.org/wordprocessingml/2006/main" w:ilvl="2">
-      <w:start w:val="1"/>
-      <w:numFmt w:val="bullet"/>
-      <w:lvlText w:val=""/>
-      <w:lvlJc w:val="left"/>
-      <w:pPr>
-        <w:ind w:left="2480" w:hanging="360"/>
-      </w:pPr>
-      <w:rPr>
-        <w:rFonts w:hint="default" w:ascii="Wingdings" w:hAnsi="Wingdings"/>
-      </w:rPr>
-    </w:lvl>
-    <w:lvl xmlns:w="http://schemas.openxmlformats.org/wordprocessingml/2006/main" w:ilvl="3">
-      <w:start w:val="1"/>
-      <w:numFmt w:val="bullet"/>
-      <w:lvlText w:val=""/>
-      <w:lvlJc w:val="left"/>
-      <w:pPr>
-        <w:ind w:left="3200" w:hanging="360"/>
-      </w:pPr>
-      <w:rPr>
-        <w:rFonts w:hint="default" w:ascii="Symbol" w:hAnsi="Symbol"/>
-      </w:rPr>
-    </w:lvl>
-    <w:lvl xmlns:w="http://schemas.openxmlformats.org/wordprocessingml/2006/main" w:ilvl="4">
-      <w:start w:val="1"/>
-      <w:numFmt w:val="bullet"/>
-      <w:lvlText w:val="o"/>
-      <w:lvlJc w:val="left"/>
-      <w:pPr>
-        <w:ind w:left="3920" w:hanging="360"/>
-      </w:pPr>
-      <w:rPr>
-        <w:rFonts w:hint="default" w:ascii="Courier New" w:hAnsi="Courier New"/>
-      </w:rPr>
-    </w:lvl>
-    <w:lvl xmlns:w="http://schemas.openxmlformats.org/wordprocessingml/2006/main" w:ilvl="5">
-      <w:start w:val="1"/>
-      <w:numFmt w:val="bullet"/>
-      <w:lvlText w:val=""/>
-      <w:lvlJc w:val="left"/>
-      <w:pPr>
-        <w:ind w:left="4640" w:hanging="360"/>
-      </w:pPr>
-      <w:rPr>
-        <w:rFonts w:hint="default" w:ascii="Wingdings" w:hAnsi="Wingdings"/>
-      </w:rPr>
-    </w:lvl>
-    <w:lvl xmlns:w="http://schemas.openxmlformats.org/wordprocessingml/2006/main" w:ilvl="6">
-      <w:start w:val="1"/>
-      <w:numFmt w:val="bullet"/>
-      <w:lvlText w:val=""/>
-      <w:lvlJc w:val="left"/>
-      <w:pPr>
-        <w:ind w:left="5360" w:hanging="360"/>
-      </w:pPr>
-      <w:rPr>
-        <w:rFonts w:hint="default" w:ascii="Symbol" w:hAnsi="Symbol"/>
-      </w:rPr>
-    </w:lvl>
-    <w:lvl xmlns:w="http://schemas.openxmlformats.org/wordprocessingml/2006/main" w:ilvl="7">
-      <w:start w:val="1"/>
-      <w:numFmt w:val="bullet"/>
-      <w:lvlText w:val="o"/>
-      <w:lvlJc w:val="left"/>
-      <w:pPr>
-        <w:ind w:left="6080" w:hanging="360"/>
-      </w:pPr>
-      <w:rPr>
-        <w:rFonts w:hint="default" w:ascii="Courier New" w:hAnsi="Courier New"/>
-      </w:rPr>
-    </w:lvl>
-    <w:lvl xmlns:w="http://schemas.openxmlformats.org/wordprocessingml/2006/main" w:ilvl="8">
-      <w:start w:val="1"/>
-      <w:numFmt w:val="bullet"/>
-      <w:lvlText w:val=""/>
-      <w:lvlJc w:val="left"/>
-      <w:pPr>
-        <w:ind w:left="6800" w:hanging="360"/>
-      </w:pPr>
-      <w:rPr>
-        <w:rFonts w:hint="default" w:ascii="Wingdings" w:hAnsi="Wingdings"/>
-      </w:rPr>
-    </w:lvl>
-  </w:abstractNum>
   <w:abstractNum w:abstractNumId="0" w15:restartNumberingAfterBreak="0">
     <w:nsid w:val="05140A7B"/>
     <w:multiLevelType w:val="hybridMultilevel"/>
@@ -5357,7 +6236,7 @@
         <w:ind w:left="1060" w:hanging="360"/>
       </w:pPr>
       <w:rPr>
-        <w:rFonts w:hint="default" w:ascii="Symbol" w:hAnsi="Symbol"/>
+        <w:rFonts w:ascii="Symbol" w:hAnsi="Symbol" w:hint="default"/>
       </w:rPr>
     </w:lvl>
     <w:lvl w:ilvl="1" w:tplc="040E0003" w:tentative="1">
@@ -5369,7 +6248,7 @@
         <w:ind w:left="1780" w:hanging="360"/>
       </w:pPr>
       <w:rPr>
-        <w:rFonts w:hint="default" w:ascii="Courier New" w:hAnsi="Courier New" w:cs="Courier New"/>
+        <w:rFonts w:ascii="Courier New" w:hAnsi="Courier New" w:cs="Courier New" w:hint="default"/>
       </w:rPr>
     </w:lvl>
     <w:lvl w:ilvl="2" w:tplc="040E0005" w:tentative="1">
@@ -5381,7 +6260,7 @@
         <w:ind w:left="2500" w:hanging="360"/>
       </w:pPr>
       <w:rPr>
-        <w:rFonts w:hint="default" w:ascii="Wingdings" w:hAnsi="Wingdings"/>
+        <w:rFonts w:ascii="Wingdings" w:hAnsi="Wingdings" w:hint="default"/>
       </w:rPr>
     </w:lvl>
     <w:lvl w:ilvl="3" w:tplc="040E0001" w:tentative="1">
@@ -5393,7 +6272,7 @@
         <w:ind w:left="3220" w:hanging="360"/>
       </w:pPr>
       <w:rPr>
-        <w:rFonts w:hint="default" w:ascii="Symbol" w:hAnsi="Symbol"/>
+        <w:rFonts w:ascii="Symbol" w:hAnsi="Symbol" w:hint="default"/>
       </w:rPr>
     </w:lvl>
     <w:lvl w:ilvl="4" w:tplc="040E0003" w:tentative="1">
@@ -5405,7 +6284,7 @@
         <w:ind w:left="3940" w:hanging="360"/>
       </w:pPr>
       <w:rPr>
-        <w:rFonts w:hint="default" w:ascii="Courier New" w:hAnsi="Courier New" w:cs="Courier New"/>
+        <w:rFonts w:ascii="Courier New" w:hAnsi="Courier New" w:cs="Courier New" w:hint="default"/>
       </w:rPr>
     </w:lvl>
     <w:lvl w:ilvl="5" w:tplc="040E0005" w:tentative="1">
@@ -5417,7 +6296,7 @@
         <w:ind w:left="4660" w:hanging="360"/>
       </w:pPr>
       <w:rPr>
-        <w:rFonts w:hint="default" w:ascii="Wingdings" w:hAnsi="Wingdings"/>
+        <w:rFonts w:ascii="Wingdings" w:hAnsi="Wingdings" w:hint="default"/>
       </w:rPr>
     </w:lvl>
     <w:lvl w:ilvl="6" w:tplc="040E0001" w:tentative="1">
@@ -5429,7 +6308,7 @@
         <w:ind w:left="5380" w:hanging="360"/>
       </w:pPr>
       <w:rPr>
-        <w:rFonts w:hint="default" w:ascii="Symbol" w:hAnsi="Symbol"/>
+        <w:rFonts w:ascii="Symbol" w:hAnsi="Symbol" w:hint="default"/>
       </w:rPr>
     </w:lvl>
     <w:lvl w:ilvl="7" w:tplc="040E0003" w:tentative="1">
@@ -5441,7 +6320,7 @@
         <w:ind w:left="6100" w:hanging="360"/>
       </w:pPr>
       <w:rPr>
-        <w:rFonts w:hint="default" w:ascii="Courier New" w:hAnsi="Courier New" w:cs="Courier New"/>
+        <w:rFonts w:ascii="Courier New" w:hAnsi="Courier New" w:cs="Courier New" w:hint="default"/>
       </w:rPr>
     </w:lvl>
     <w:lvl w:ilvl="8" w:tplc="040E0005" w:tentative="1">
@@ -5453,7 +6332,7 @@
         <w:ind w:left="6820" w:hanging="360"/>
       </w:pPr>
       <w:rPr>
-        <w:rFonts w:hint="default" w:ascii="Wingdings" w:hAnsi="Wingdings"/>
+        <w:rFonts w:ascii="Wingdings" w:hAnsi="Wingdings" w:hint="default"/>
       </w:rPr>
     </w:lvl>
   </w:abstractNum>
@@ -5473,7 +6352,7 @@
         <w:ind w:left="720" w:hanging="360"/>
       </w:pPr>
       <w:rPr>
-        <w:rFonts w:hint="default" w:ascii="Symbol" w:hAnsi="Symbol"/>
+        <w:rFonts w:ascii="Symbol" w:hAnsi="Symbol" w:hint="default"/>
         <w:sz w:val="20"/>
       </w:rPr>
     </w:lvl>
@@ -5489,7 +6368,7 @@
         <w:ind w:left="1440" w:hanging="360"/>
       </w:pPr>
       <w:rPr>
-        <w:rFonts w:hint="default" w:ascii="Courier New" w:hAnsi="Courier New"/>
+        <w:rFonts w:ascii="Courier New" w:hAnsi="Courier New" w:hint="default"/>
         <w:sz w:val="20"/>
       </w:rPr>
     </w:lvl>
@@ -5505,7 +6384,7 @@
         <w:ind w:left="2160" w:hanging="360"/>
       </w:pPr>
       <w:rPr>
-        <w:rFonts w:hint="default" w:ascii="Wingdings" w:hAnsi="Wingdings"/>
+        <w:rFonts w:ascii="Wingdings" w:hAnsi="Wingdings" w:hint="default"/>
         <w:sz w:val="20"/>
       </w:rPr>
     </w:lvl>
@@ -5521,7 +6400,7 @@
         <w:ind w:left="2880" w:hanging="360"/>
       </w:pPr>
       <w:rPr>
-        <w:rFonts w:hint="default" w:ascii="Wingdings" w:hAnsi="Wingdings"/>
+        <w:rFonts w:ascii="Wingdings" w:hAnsi="Wingdings" w:hint="default"/>
         <w:sz w:val="20"/>
       </w:rPr>
     </w:lvl>
@@ -5537,7 +6416,7 @@
         <w:ind w:left="3600" w:hanging="360"/>
       </w:pPr>
       <w:rPr>
-        <w:rFonts w:hint="default" w:ascii="Wingdings" w:hAnsi="Wingdings"/>
+        <w:rFonts w:ascii="Wingdings" w:hAnsi="Wingdings" w:hint="default"/>
         <w:sz w:val="20"/>
       </w:rPr>
     </w:lvl>
@@ -5553,7 +6432,7 @@
         <w:ind w:left="4320" w:hanging="360"/>
       </w:pPr>
       <w:rPr>
-        <w:rFonts w:hint="default" w:ascii="Wingdings" w:hAnsi="Wingdings"/>
+        <w:rFonts w:ascii="Wingdings" w:hAnsi="Wingdings" w:hint="default"/>
         <w:sz w:val="20"/>
       </w:rPr>
     </w:lvl>
@@ -5569,7 +6448,7 @@
         <w:ind w:left="5040" w:hanging="360"/>
       </w:pPr>
       <w:rPr>
-        <w:rFonts w:hint="default" w:ascii="Wingdings" w:hAnsi="Wingdings"/>
+        <w:rFonts w:ascii="Wingdings" w:hAnsi="Wingdings" w:hint="default"/>
         <w:sz w:val="20"/>
       </w:rPr>
     </w:lvl>
@@ -5585,7 +6464,7 @@
         <w:ind w:left="5760" w:hanging="360"/>
       </w:pPr>
       <w:rPr>
-        <w:rFonts w:hint="default" w:ascii="Wingdings" w:hAnsi="Wingdings"/>
+        <w:rFonts w:ascii="Wingdings" w:hAnsi="Wingdings" w:hint="default"/>
         <w:sz w:val="20"/>
       </w:rPr>
     </w:lvl>
@@ -5601,12 +6480,125 @@
         <w:ind w:left="6480" w:hanging="360"/>
       </w:pPr>
       <w:rPr>
-        <w:rFonts w:hint="default" w:ascii="Wingdings" w:hAnsi="Wingdings"/>
+        <w:rFonts w:ascii="Wingdings" w:hAnsi="Wingdings" w:hint="default"/>
         <w:sz w:val="20"/>
       </w:rPr>
     </w:lvl>
   </w:abstractNum>
   <w:abstractNum w:abstractNumId="2" w15:restartNumberingAfterBreak="0">
+    <w:nsid w:val="0CAFB181"/>
+    <w:multiLevelType w:val="hybridMultilevel"/>
+    <w:tmpl w:val="2B3637B2"/>
+    <w:lvl w:ilvl="0" w:tplc="30DA9D60">
+      <w:start w:val="1"/>
+      <w:numFmt w:val="bullet"/>
+      <w:lvlText w:val=""/>
+      <w:lvlJc w:val="left"/>
+      <w:pPr>
+        <w:ind w:left="1040" w:hanging="360"/>
+      </w:pPr>
+      <w:rPr>
+        <w:rFonts w:ascii="Symbol" w:hAnsi="Symbol" w:hint="default"/>
+      </w:rPr>
+    </w:lvl>
+    <w:lvl w:ilvl="1" w:tplc="D700A1DA">
+      <w:start w:val="1"/>
+      <w:numFmt w:val="bullet"/>
+      <w:lvlText w:val="o"/>
+      <w:lvlJc w:val="left"/>
+      <w:pPr>
+        <w:ind w:left="1760" w:hanging="360"/>
+      </w:pPr>
+      <w:rPr>
+        <w:rFonts w:ascii="Courier New" w:hAnsi="Courier New" w:hint="default"/>
+      </w:rPr>
+    </w:lvl>
+    <w:lvl w:ilvl="2" w:tplc="A8682EB0">
+      <w:start w:val="1"/>
+      <w:numFmt w:val="bullet"/>
+      <w:lvlText w:val=""/>
+      <w:lvlJc w:val="left"/>
+      <w:pPr>
+        <w:ind w:left="2480" w:hanging="360"/>
+      </w:pPr>
+      <w:rPr>
+        <w:rFonts w:ascii="Wingdings" w:hAnsi="Wingdings" w:hint="default"/>
+      </w:rPr>
+    </w:lvl>
+    <w:lvl w:ilvl="3" w:tplc="87C4D238">
+      <w:start w:val="1"/>
+      <w:numFmt w:val="bullet"/>
+      <w:lvlText w:val=""/>
+      <w:lvlJc w:val="left"/>
+      <w:pPr>
+        <w:ind w:left="3200" w:hanging="360"/>
+      </w:pPr>
+      <w:rPr>
+        <w:rFonts w:ascii="Symbol" w:hAnsi="Symbol" w:hint="default"/>
+      </w:rPr>
+    </w:lvl>
+    <w:lvl w:ilvl="4" w:tplc="319A59A4">
+      <w:start w:val="1"/>
+      <w:numFmt w:val="bullet"/>
+      <w:lvlText w:val="o"/>
+      <w:lvlJc w:val="left"/>
+      <w:pPr>
+        <w:ind w:left="3920" w:hanging="360"/>
+      </w:pPr>
+      <w:rPr>
+        <w:rFonts w:ascii="Courier New" w:hAnsi="Courier New" w:hint="default"/>
+      </w:rPr>
+    </w:lvl>
+    <w:lvl w:ilvl="5" w:tplc="533A680E">
+      <w:start w:val="1"/>
+      <w:numFmt w:val="bullet"/>
+      <w:lvlText w:val=""/>
+      <w:lvlJc w:val="left"/>
+      <w:pPr>
+        <w:ind w:left="4640" w:hanging="360"/>
+      </w:pPr>
+      <w:rPr>
+        <w:rFonts w:ascii="Wingdings" w:hAnsi="Wingdings" w:hint="default"/>
+      </w:rPr>
+    </w:lvl>
+    <w:lvl w:ilvl="6" w:tplc="5448AD7A">
+      <w:start w:val="1"/>
+      <w:numFmt w:val="bullet"/>
+      <w:lvlText w:val=""/>
+      <w:lvlJc w:val="left"/>
+      <w:pPr>
+        <w:ind w:left="5360" w:hanging="360"/>
+      </w:pPr>
+      <w:rPr>
+        <w:rFonts w:ascii="Symbol" w:hAnsi="Symbol" w:hint="default"/>
+      </w:rPr>
+    </w:lvl>
+    <w:lvl w:ilvl="7" w:tplc="C2FCE42C">
+      <w:start w:val="1"/>
+      <w:numFmt w:val="bullet"/>
+      <w:lvlText w:val="o"/>
+      <w:lvlJc w:val="left"/>
+      <w:pPr>
+        <w:ind w:left="6080" w:hanging="360"/>
+      </w:pPr>
+      <w:rPr>
+        <w:rFonts w:ascii="Courier New" w:hAnsi="Courier New" w:hint="default"/>
+      </w:rPr>
+    </w:lvl>
+    <w:lvl w:ilvl="8" w:tplc="07F8F96A">
+      <w:start w:val="1"/>
+      <w:numFmt w:val="bullet"/>
+      <w:lvlText w:val=""/>
+      <w:lvlJc w:val="left"/>
+      <w:pPr>
+        <w:ind w:left="6800" w:hanging="360"/>
+      </w:pPr>
+      <w:rPr>
+        <w:rFonts w:ascii="Wingdings" w:hAnsi="Wingdings" w:hint="default"/>
+      </w:rPr>
+    </w:lvl>
+  </w:abstractNum>
+  <w:abstractNum w:abstractNumId="3" w15:restartNumberingAfterBreak="0">
     <w:nsid w:val="100A0E32"/>
     <w:multiLevelType w:val="hybridMultilevel"/>
     <w:tmpl w:val="A740AE26"/>
@@ -5619,7 +6611,7 @@
         <w:ind w:left="1060" w:hanging="360"/>
       </w:pPr>
       <w:rPr>
-        <w:rFonts w:hint="default" w:ascii="Symbol" w:hAnsi="Symbol"/>
+        <w:rFonts w:ascii="Symbol" w:hAnsi="Symbol" w:hint="default"/>
       </w:rPr>
     </w:lvl>
     <w:lvl w:ilvl="1" w:tplc="040E0003" w:tentative="1">
@@ -5631,7 +6623,7 @@
         <w:ind w:left="1780" w:hanging="360"/>
       </w:pPr>
       <w:rPr>
-        <w:rFonts w:hint="default" w:ascii="Courier New" w:hAnsi="Courier New" w:cs="Courier New"/>
+        <w:rFonts w:ascii="Courier New" w:hAnsi="Courier New" w:cs="Courier New" w:hint="default"/>
       </w:rPr>
     </w:lvl>
     <w:lvl w:ilvl="2" w:tplc="040E0005" w:tentative="1">
@@ -5643,7 +6635,7 @@
         <w:ind w:left="2500" w:hanging="360"/>
       </w:pPr>
       <w:rPr>
-        <w:rFonts w:hint="default" w:ascii="Wingdings" w:hAnsi="Wingdings"/>
+        <w:rFonts w:ascii="Wingdings" w:hAnsi="Wingdings" w:hint="default"/>
       </w:rPr>
     </w:lvl>
     <w:lvl w:ilvl="3" w:tplc="040E0001" w:tentative="1">
@@ -5655,7 +6647,7 @@
         <w:ind w:left="3220" w:hanging="360"/>
       </w:pPr>
       <w:rPr>
-        <w:rFonts w:hint="default" w:ascii="Symbol" w:hAnsi="Symbol"/>
+        <w:rFonts w:ascii="Symbol" w:hAnsi="Symbol" w:hint="default"/>
       </w:rPr>
     </w:lvl>
     <w:lvl w:ilvl="4" w:tplc="040E0003" w:tentative="1">
@@ -5667,7 +6659,7 @@
         <w:ind w:left="3940" w:hanging="360"/>
       </w:pPr>
       <w:rPr>
-        <w:rFonts w:hint="default" w:ascii="Courier New" w:hAnsi="Courier New" w:cs="Courier New"/>
+        <w:rFonts w:ascii="Courier New" w:hAnsi="Courier New" w:cs="Courier New" w:hint="default"/>
       </w:rPr>
     </w:lvl>
     <w:lvl w:ilvl="5" w:tplc="040E0005" w:tentative="1">
@@ -5679,7 +6671,7 @@
         <w:ind w:left="4660" w:hanging="360"/>
       </w:pPr>
       <w:rPr>
-        <w:rFonts w:hint="default" w:ascii="Wingdings" w:hAnsi="Wingdings"/>
+        <w:rFonts w:ascii="Wingdings" w:hAnsi="Wingdings" w:hint="default"/>
       </w:rPr>
     </w:lvl>
     <w:lvl w:ilvl="6" w:tplc="040E0001" w:tentative="1">
@@ -5691,7 +6683,7 @@
         <w:ind w:left="5380" w:hanging="360"/>
       </w:pPr>
       <w:rPr>
-        <w:rFonts w:hint="default" w:ascii="Symbol" w:hAnsi="Symbol"/>
+        <w:rFonts w:ascii="Symbol" w:hAnsi="Symbol" w:hint="default"/>
       </w:rPr>
     </w:lvl>
     <w:lvl w:ilvl="7" w:tplc="040E0003" w:tentative="1">
@@ -5703,7 +6695,7 @@
         <w:ind w:left="6100" w:hanging="360"/>
       </w:pPr>
       <w:rPr>
-        <w:rFonts w:hint="default" w:ascii="Courier New" w:hAnsi="Courier New" w:cs="Courier New"/>
+        <w:rFonts w:ascii="Courier New" w:hAnsi="Courier New" w:cs="Courier New" w:hint="default"/>
       </w:rPr>
     </w:lvl>
     <w:lvl w:ilvl="8" w:tplc="040E0005" w:tentative="1">
@@ -5715,11 +6707,11 @@
         <w:ind w:left="6820" w:hanging="360"/>
       </w:pPr>
       <w:rPr>
-        <w:rFonts w:hint="default" w:ascii="Wingdings" w:hAnsi="Wingdings"/>
+        <w:rFonts w:ascii="Wingdings" w:hAnsi="Wingdings" w:hint="default"/>
       </w:rPr>
     </w:lvl>
   </w:abstractNum>
-  <w:abstractNum w:abstractNumId="3" w15:restartNumberingAfterBreak="0">
+  <w:abstractNum w:abstractNumId="4" w15:restartNumberingAfterBreak="0">
     <w:nsid w:val="15687717"/>
     <w:multiLevelType w:val="hybridMultilevel"/>
     <w:tmpl w:val="009CD47E"/>
@@ -5732,7 +6724,7 @@
         <w:ind w:left="1060" w:hanging="360"/>
       </w:pPr>
       <w:rPr>
-        <w:rFonts w:hint="default" w:ascii="Symbol" w:hAnsi="Symbol"/>
+        <w:rFonts w:ascii="Symbol" w:hAnsi="Symbol" w:hint="default"/>
       </w:rPr>
     </w:lvl>
     <w:lvl w:ilvl="1" w:tplc="040E0003" w:tentative="1">
@@ -5744,7 +6736,7 @@
         <w:ind w:left="1780" w:hanging="360"/>
       </w:pPr>
       <w:rPr>
-        <w:rFonts w:hint="default" w:ascii="Courier New" w:hAnsi="Courier New" w:cs="Courier New"/>
+        <w:rFonts w:ascii="Courier New" w:hAnsi="Courier New" w:cs="Courier New" w:hint="default"/>
       </w:rPr>
     </w:lvl>
     <w:lvl w:ilvl="2" w:tplc="040E0005" w:tentative="1">
@@ -5756,7 +6748,7 @@
         <w:ind w:left="2500" w:hanging="360"/>
       </w:pPr>
       <w:rPr>
-        <w:rFonts w:hint="default" w:ascii="Wingdings" w:hAnsi="Wingdings"/>
+        <w:rFonts w:ascii="Wingdings" w:hAnsi="Wingdings" w:hint="default"/>
       </w:rPr>
     </w:lvl>
     <w:lvl w:ilvl="3" w:tplc="040E0001" w:tentative="1">
@@ -5768,7 +6760,7 @@
         <w:ind w:left="3220" w:hanging="360"/>
       </w:pPr>
       <w:rPr>
-        <w:rFonts w:hint="default" w:ascii="Symbol" w:hAnsi="Symbol"/>
+        <w:rFonts w:ascii="Symbol" w:hAnsi="Symbol" w:hint="default"/>
       </w:rPr>
     </w:lvl>
     <w:lvl w:ilvl="4" w:tplc="040E0003" w:tentative="1">
@@ -5780,7 +6772,7 @@
         <w:ind w:left="3940" w:hanging="360"/>
       </w:pPr>
       <w:rPr>
-        <w:rFonts w:hint="default" w:ascii="Courier New" w:hAnsi="Courier New" w:cs="Courier New"/>
+        <w:rFonts w:ascii="Courier New" w:hAnsi="Courier New" w:cs="Courier New" w:hint="default"/>
       </w:rPr>
     </w:lvl>
     <w:lvl w:ilvl="5" w:tplc="040E0005" w:tentative="1">
@@ -5792,7 +6784,7 @@
         <w:ind w:left="4660" w:hanging="360"/>
       </w:pPr>
       <w:rPr>
-        <w:rFonts w:hint="default" w:ascii="Wingdings" w:hAnsi="Wingdings"/>
+        <w:rFonts w:ascii="Wingdings" w:hAnsi="Wingdings" w:hint="default"/>
       </w:rPr>
     </w:lvl>
     <w:lvl w:ilvl="6" w:tplc="040E0001" w:tentative="1">
@@ -5804,7 +6796,7 @@
         <w:ind w:left="5380" w:hanging="360"/>
       </w:pPr>
       <w:rPr>
-        <w:rFonts w:hint="default" w:ascii="Symbol" w:hAnsi="Symbol"/>
+        <w:rFonts w:ascii="Symbol" w:hAnsi="Symbol" w:hint="default"/>
       </w:rPr>
     </w:lvl>
     <w:lvl w:ilvl="7" w:tplc="040E0003" w:tentative="1">
@@ -5816,7 +6808,7 @@
         <w:ind w:left="6100" w:hanging="360"/>
       </w:pPr>
       <w:rPr>
-        <w:rFonts w:hint="default" w:ascii="Courier New" w:hAnsi="Courier New" w:cs="Courier New"/>
+        <w:rFonts w:ascii="Courier New" w:hAnsi="Courier New" w:cs="Courier New" w:hint="default"/>
       </w:rPr>
     </w:lvl>
     <w:lvl w:ilvl="8" w:tplc="040E0005" w:tentative="1">
@@ -5828,11 +6820,124 @@
         <w:ind w:left="6820" w:hanging="360"/>
       </w:pPr>
       <w:rPr>
-        <w:rFonts w:hint="default" w:ascii="Wingdings" w:hAnsi="Wingdings"/>
+        <w:rFonts w:ascii="Wingdings" w:hAnsi="Wingdings" w:hint="default"/>
       </w:rPr>
     </w:lvl>
   </w:abstractNum>
-  <w:abstractNum w:abstractNumId="4" w15:restartNumberingAfterBreak="0">
+  <w:abstractNum w:abstractNumId="5" w15:restartNumberingAfterBreak="0">
+    <w:nsid w:val="1841EF25"/>
+    <w:multiLevelType w:val="hybridMultilevel"/>
+    <w:tmpl w:val="AEAEB616"/>
+    <w:lvl w:ilvl="0" w:tplc="0AD26DD4">
+      <w:start w:val="1"/>
+      <w:numFmt w:val="bullet"/>
+      <w:lvlText w:val=""/>
+      <w:lvlJc w:val="left"/>
+      <w:pPr>
+        <w:ind w:left="700" w:hanging="360"/>
+      </w:pPr>
+      <w:rPr>
+        <w:rFonts w:ascii="Symbol" w:hAnsi="Symbol" w:hint="default"/>
+      </w:rPr>
+    </w:lvl>
+    <w:lvl w:ilvl="1" w:tplc="FDDEDB4E">
+      <w:start w:val="1"/>
+      <w:numFmt w:val="bullet"/>
+      <w:lvlText w:val="o"/>
+      <w:lvlJc w:val="left"/>
+      <w:pPr>
+        <w:ind w:left="1420" w:hanging="360"/>
+      </w:pPr>
+      <w:rPr>
+        <w:rFonts w:ascii="Courier New" w:hAnsi="Courier New" w:hint="default"/>
+      </w:rPr>
+    </w:lvl>
+    <w:lvl w:ilvl="2" w:tplc="036C86EE">
+      <w:start w:val="1"/>
+      <w:numFmt w:val="bullet"/>
+      <w:lvlText w:val=""/>
+      <w:lvlJc w:val="left"/>
+      <w:pPr>
+        <w:ind w:left="2140" w:hanging="360"/>
+      </w:pPr>
+      <w:rPr>
+        <w:rFonts w:ascii="Wingdings" w:hAnsi="Wingdings" w:hint="default"/>
+      </w:rPr>
+    </w:lvl>
+    <w:lvl w:ilvl="3" w:tplc="BF581AD6">
+      <w:start w:val="1"/>
+      <w:numFmt w:val="bullet"/>
+      <w:lvlText w:val=""/>
+      <w:lvlJc w:val="left"/>
+      <w:pPr>
+        <w:ind w:left="2860" w:hanging="360"/>
+      </w:pPr>
+      <w:rPr>
+        <w:rFonts w:ascii="Symbol" w:hAnsi="Symbol" w:hint="default"/>
+      </w:rPr>
+    </w:lvl>
+    <w:lvl w:ilvl="4" w:tplc="D6807528">
+      <w:start w:val="1"/>
+      <w:numFmt w:val="bullet"/>
+      <w:lvlText w:val="o"/>
+      <w:lvlJc w:val="left"/>
+      <w:pPr>
+        <w:ind w:left="3580" w:hanging="360"/>
+      </w:pPr>
+      <w:rPr>
+        <w:rFonts w:ascii="Courier New" w:hAnsi="Courier New" w:hint="default"/>
+      </w:rPr>
+    </w:lvl>
+    <w:lvl w:ilvl="5" w:tplc="19BCBBFC">
+      <w:start w:val="1"/>
+      <w:numFmt w:val="bullet"/>
+      <w:lvlText w:val=""/>
+      <w:lvlJc w:val="left"/>
+      <w:pPr>
+        <w:ind w:left="4300" w:hanging="360"/>
+      </w:pPr>
+      <w:rPr>
+        <w:rFonts w:ascii="Wingdings" w:hAnsi="Wingdings" w:hint="default"/>
+      </w:rPr>
+    </w:lvl>
+    <w:lvl w:ilvl="6" w:tplc="2D149C9A">
+      <w:start w:val="1"/>
+      <w:numFmt w:val="bullet"/>
+      <w:lvlText w:val=""/>
+      <w:lvlJc w:val="left"/>
+      <w:pPr>
+        <w:ind w:left="5020" w:hanging="360"/>
+      </w:pPr>
+      <w:rPr>
+        <w:rFonts w:ascii="Symbol" w:hAnsi="Symbol" w:hint="default"/>
+      </w:rPr>
+    </w:lvl>
+    <w:lvl w:ilvl="7" w:tplc="4692A4D0">
+      <w:start w:val="1"/>
+      <w:numFmt w:val="bullet"/>
+      <w:lvlText w:val="o"/>
+      <w:lvlJc w:val="left"/>
+      <w:pPr>
+        <w:ind w:left="5740" w:hanging="360"/>
+      </w:pPr>
+      <w:rPr>
+        <w:rFonts w:ascii="Courier New" w:hAnsi="Courier New" w:hint="default"/>
+      </w:rPr>
+    </w:lvl>
+    <w:lvl w:ilvl="8" w:tplc="6DD86EB8">
+      <w:start w:val="1"/>
+      <w:numFmt w:val="bullet"/>
+      <w:lvlText w:val=""/>
+      <w:lvlJc w:val="left"/>
+      <w:pPr>
+        <w:ind w:left="6460" w:hanging="360"/>
+      </w:pPr>
+      <w:rPr>
+        <w:rFonts w:ascii="Wingdings" w:hAnsi="Wingdings" w:hint="default"/>
+      </w:rPr>
+    </w:lvl>
+  </w:abstractNum>
+  <w:abstractNum w:abstractNumId="6" w15:restartNumberingAfterBreak="0">
     <w:nsid w:val="18467DDC"/>
     <w:multiLevelType w:val="hybridMultilevel"/>
     <w:tmpl w:val="85C418EE"/>
@@ -5845,7 +6950,7 @@
         <w:ind w:left="1060" w:hanging="360"/>
       </w:pPr>
       <w:rPr>
-        <w:rFonts w:hint="default" w:ascii="Symbol" w:hAnsi="Symbol"/>
+        <w:rFonts w:ascii="Symbol" w:hAnsi="Symbol" w:hint="default"/>
       </w:rPr>
     </w:lvl>
     <w:lvl w:ilvl="1" w:tplc="040E0003" w:tentative="1">
@@ -5857,7 +6962,7 @@
         <w:ind w:left="1780" w:hanging="360"/>
       </w:pPr>
       <w:rPr>
-        <w:rFonts w:hint="default" w:ascii="Courier New" w:hAnsi="Courier New" w:cs="Courier New"/>
+        <w:rFonts w:ascii="Courier New" w:hAnsi="Courier New" w:cs="Courier New" w:hint="default"/>
       </w:rPr>
     </w:lvl>
     <w:lvl w:ilvl="2" w:tplc="040E0005" w:tentative="1">
@@ -5869,7 +6974,7 @@
         <w:ind w:left="2500" w:hanging="360"/>
       </w:pPr>
       <w:rPr>
-        <w:rFonts w:hint="default" w:ascii="Wingdings" w:hAnsi="Wingdings"/>
+        <w:rFonts w:ascii="Wingdings" w:hAnsi="Wingdings" w:hint="default"/>
       </w:rPr>
     </w:lvl>
     <w:lvl w:ilvl="3" w:tplc="040E0001" w:tentative="1">
@@ -5881,7 +6986,7 @@
         <w:ind w:left="3220" w:hanging="360"/>
       </w:pPr>
       <w:rPr>
-        <w:rFonts w:hint="default" w:ascii="Symbol" w:hAnsi="Symbol"/>
+        <w:rFonts w:ascii="Symbol" w:hAnsi="Symbol" w:hint="default"/>
       </w:rPr>
     </w:lvl>
     <w:lvl w:ilvl="4" w:tplc="040E0003" w:tentative="1">
@@ -5893,7 +6998,7 @@
         <w:ind w:left="3940" w:hanging="360"/>
       </w:pPr>
       <w:rPr>
-        <w:rFonts w:hint="default" w:ascii="Courier New" w:hAnsi="Courier New" w:cs="Courier New"/>
+        <w:rFonts w:ascii="Courier New" w:hAnsi="Courier New" w:cs="Courier New" w:hint="default"/>
       </w:rPr>
     </w:lvl>
     <w:lvl w:ilvl="5" w:tplc="040E0005" w:tentative="1">
@@ -5905,7 +7010,7 @@
         <w:ind w:left="4660" w:hanging="360"/>
       </w:pPr>
       <w:rPr>
-        <w:rFonts w:hint="default" w:ascii="Wingdings" w:hAnsi="Wingdings"/>
+        <w:rFonts w:ascii="Wingdings" w:hAnsi="Wingdings" w:hint="default"/>
       </w:rPr>
     </w:lvl>
     <w:lvl w:ilvl="6" w:tplc="040E0001" w:tentative="1">
@@ -5917,7 +7022,7 @@
         <w:ind w:left="5380" w:hanging="360"/>
       </w:pPr>
       <w:rPr>
-        <w:rFonts w:hint="default" w:ascii="Symbol" w:hAnsi="Symbol"/>
+        <w:rFonts w:ascii="Symbol" w:hAnsi="Symbol" w:hint="default"/>
       </w:rPr>
     </w:lvl>
     <w:lvl w:ilvl="7" w:tplc="040E0003" w:tentative="1">
@@ -5929,7 +7034,7 @@
         <w:ind w:left="6100" w:hanging="360"/>
       </w:pPr>
       <w:rPr>
-        <w:rFonts w:hint="default" w:ascii="Courier New" w:hAnsi="Courier New" w:cs="Courier New"/>
+        <w:rFonts w:ascii="Courier New" w:hAnsi="Courier New" w:cs="Courier New" w:hint="default"/>
       </w:rPr>
     </w:lvl>
     <w:lvl w:ilvl="8" w:tplc="040E0005" w:tentative="1">
@@ -5941,11 +7046,124 @@
         <w:ind w:left="6820" w:hanging="360"/>
       </w:pPr>
       <w:rPr>
-        <w:rFonts w:hint="default" w:ascii="Wingdings" w:hAnsi="Wingdings"/>
+        <w:rFonts w:ascii="Wingdings" w:hAnsi="Wingdings" w:hint="default"/>
       </w:rPr>
     </w:lvl>
   </w:abstractNum>
-  <w:abstractNum w:abstractNumId="5" w15:restartNumberingAfterBreak="0">
+  <w:abstractNum w:abstractNumId="7" w15:restartNumberingAfterBreak="0">
+    <w:nsid w:val="190B67EA"/>
+    <w:multiLevelType w:val="hybridMultilevel"/>
+    <w:tmpl w:val="E5A2FDA0"/>
+    <w:lvl w:ilvl="0" w:tplc="8FC63E3C">
+      <w:start w:val="1"/>
+      <w:numFmt w:val="bullet"/>
+      <w:lvlText w:val=""/>
+      <w:lvlJc w:val="left"/>
+      <w:pPr>
+        <w:ind w:left="1040" w:hanging="360"/>
+      </w:pPr>
+      <w:rPr>
+        <w:rFonts w:ascii="Symbol" w:hAnsi="Symbol" w:hint="default"/>
+      </w:rPr>
+    </w:lvl>
+    <w:lvl w:ilvl="1" w:tplc="06203ADC">
+      <w:start w:val="1"/>
+      <w:numFmt w:val="bullet"/>
+      <w:lvlText w:val="o"/>
+      <w:lvlJc w:val="left"/>
+      <w:pPr>
+        <w:ind w:left="1760" w:hanging="360"/>
+      </w:pPr>
+      <w:rPr>
+        <w:rFonts w:ascii="Courier New" w:hAnsi="Courier New" w:hint="default"/>
+      </w:rPr>
+    </w:lvl>
+    <w:lvl w:ilvl="2" w:tplc="88FC95AC">
+      <w:start w:val="1"/>
+      <w:numFmt w:val="bullet"/>
+      <w:lvlText w:val=""/>
+      <w:lvlJc w:val="left"/>
+      <w:pPr>
+        <w:ind w:left="2480" w:hanging="360"/>
+      </w:pPr>
+      <w:rPr>
+        <w:rFonts w:ascii="Wingdings" w:hAnsi="Wingdings" w:hint="default"/>
+      </w:rPr>
+    </w:lvl>
+    <w:lvl w:ilvl="3" w:tplc="842A9DD2">
+      <w:start w:val="1"/>
+      <w:numFmt w:val="bullet"/>
+      <w:lvlText w:val=""/>
+      <w:lvlJc w:val="left"/>
+      <w:pPr>
+        <w:ind w:left="3200" w:hanging="360"/>
+      </w:pPr>
+      <w:rPr>
+        <w:rFonts w:ascii="Symbol" w:hAnsi="Symbol" w:hint="default"/>
+      </w:rPr>
+    </w:lvl>
+    <w:lvl w:ilvl="4" w:tplc="0E669CE2">
+      <w:start w:val="1"/>
+      <w:numFmt w:val="bullet"/>
+      <w:lvlText w:val="o"/>
+      <w:lvlJc w:val="left"/>
+      <w:pPr>
+        <w:ind w:left="3920" w:hanging="360"/>
+      </w:pPr>
+      <w:rPr>
+        <w:rFonts w:ascii="Courier New" w:hAnsi="Courier New" w:hint="default"/>
+      </w:rPr>
+    </w:lvl>
+    <w:lvl w:ilvl="5" w:tplc="358245EA">
+      <w:start w:val="1"/>
+      <w:numFmt w:val="bullet"/>
+      <w:lvlText w:val=""/>
+      <w:lvlJc w:val="left"/>
+      <w:pPr>
+        <w:ind w:left="4640" w:hanging="360"/>
+      </w:pPr>
+      <w:rPr>
+        <w:rFonts w:ascii="Wingdings" w:hAnsi="Wingdings" w:hint="default"/>
+      </w:rPr>
+    </w:lvl>
+    <w:lvl w:ilvl="6" w:tplc="B150D144">
+      <w:start w:val="1"/>
+      <w:numFmt w:val="bullet"/>
+      <w:lvlText w:val=""/>
+      <w:lvlJc w:val="left"/>
+      <w:pPr>
+        <w:ind w:left="5360" w:hanging="360"/>
+      </w:pPr>
+      <w:rPr>
+        <w:rFonts w:ascii="Symbol" w:hAnsi="Symbol" w:hint="default"/>
+      </w:rPr>
+    </w:lvl>
+    <w:lvl w:ilvl="7" w:tplc="BD32C1BA">
+      <w:start w:val="1"/>
+      <w:numFmt w:val="bullet"/>
+      <w:lvlText w:val="o"/>
+      <w:lvlJc w:val="left"/>
+      <w:pPr>
+        <w:ind w:left="6080" w:hanging="360"/>
+      </w:pPr>
+      <w:rPr>
+        <w:rFonts w:ascii="Courier New" w:hAnsi="Courier New" w:hint="default"/>
+      </w:rPr>
+    </w:lvl>
+    <w:lvl w:ilvl="8" w:tplc="A01251C2">
+      <w:start w:val="1"/>
+      <w:numFmt w:val="bullet"/>
+      <w:lvlText w:val=""/>
+      <w:lvlJc w:val="left"/>
+      <w:pPr>
+        <w:ind w:left="6800" w:hanging="360"/>
+      </w:pPr>
+      <w:rPr>
+        <w:rFonts w:ascii="Wingdings" w:hAnsi="Wingdings" w:hint="default"/>
+      </w:rPr>
+    </w:lvl>
+  </w:abstractNum>
+  <w:abstractNum w:abstractNumId="8" w15:restartNumberingAfterBreak="0">
     <w:nsid w:val="1B320454"/>
     <w:multiLevelType w:val="hybridMultilevel"/>
     <w:tmpl w:val="8F08C358"/>
@@ -5958,7 +7176,7 @@
         <w:ind w:left="1060" w:hanging="360"/>
       </w:pPr>
       <w:rPr>
-        <w:rFonts w:hint="default" w:ascii="Symbol" w:hAnsi="Symbol"/>
+        <w:rFonts w:ascii="Symbol" w:hAnsi="Symbol" w:hint="default"/>
       </w:rPr>
     </w:lvl>
     <w:lvl w:ilvl="1" w:tplc="040E0003" w:tentative="1">
@@ -5970,7 +7188,7 @@
         <w:ind w:left="1780" w:hanging="360"/>
       </w:pPr>
       <w:rPr>
-        <w:rFonts w:hint="default" w:ascii="Courier New" w:hAnsi="Courier New" w:cs="Courier New"/>
+        <w:rFonts w:ascii="Courier New" w:hAnsi="Courier New" w:cs="Courier New" w:hint="default"/>
       </w:rPr>
     </w:lvl>
     <w:lvl w:ilvl="2" w:tplc="040E0005" w:tentative="1">
@@ -5982,7 +7200,7 @@
         <w:ind w:left="2500" w:hanging="360"/>
       </w:pPr>
       <w:rPr>
-        <w:rFonts w:hint="default" w:ascii="Wingdings" w:hAnsi="Wingdings"/>
+        <w:rFonts w:ascii="Wingdings" w:hAnsi="Wingdings" w:hint="default"/>
       </w:rPr>
     </w:lvl>
     <w:lvl w:ilvl="3" w:tplc="040E0001" w:tentative="1">
@@ -5994,7 +7212,7 @@
         <w:ind w:left="3220" w:hanging="360"/>
       </w:pPr>
       <w:rPr>
-        <w:rFonts w:hint="default" w:ascii="Symbol" w:hAnsi="Symbol"/>
+        <w:rFonts w:ascii="Symbol" w:hAnsi="Symbol" w:hint="default"/>
       </w:rPr>
     </w:lvl>
     <w:lvl w:ilvl="4" w:tplc="040E0003" w:tentative="1">
@@ -6006,7 +7224,7 @@
         <w:ind w:left="3940" w:hanging="360"/>
       </w:pPr>
       <w:rPr>
-        <w:rFonts w:hint="default" w:ascii="Courier New" w:hAnsi="Courier New" w:cs="Courier New"/>
+        <w:rFonts w:ascii="Courier New" w:hAnsi="Courier New" w:cs="Courier New" w:hint="default"/>
       </w:rPr>
     </w:lvl>
     <w:lvl w:ilvl="5" w:tplc="040E0005" w:tentative="1">
@@ -6018,7 +7236,7 @@
         <w:ind w:left="4660" w:hanging="360"/>
       </w:pPr>
       <w:rPr>
-        <w:rFonts w:hint="default" w:ascii="Wingdings" w:hAnsi="Wingdings"/>
+        <w:rFonts w:ascii="Wingdings" w:hAnsi="Wingdings" w:hint="default"/>
       </w:rPr>
     </w:lvl>
     <w:lvl w:ilvl="6" w:tplc="040E0001" w:tentative="1">
@@ -6030,7 +7248,7 @@
         <w:ind w:left="5380" w:hanging="360"/>
       </w:pPr>
       <w:rPr>
-        <w:rFonts w:hint="default" w:ascii="Symbol" w:hAnsi="Symbol"/>
+        <w:rFonts w:ascii="Symbol" w:hAnsi="Symbol" w:hint="default"/>
       </w:rPr>
     </w:lvl>
     <w:lvl w:ilvl="7" w:tplc="040E0003" w:tentative="1">
@@ -6042,7 +7260,7 @@
         <w:ind w:left="6100" w:hanging="360"/>
       </w:pPr>
       <w:rPr>
-        <w:rFonts w:hint="default" w:ascii="Courier New" w:hAnsi="Courier New" w:cs="Courier New"/>
+        <w:rFonts w:ascii="Courier New" w:hAnsi="Courier New" w:cs="Courier New" w:hint="default"/>
       </w:rPr>
     </w:lvl>
     <w:lvl w:ilvl="8" w:tplc="040E0005" w:tentative="1">
@@ -6054,11 +7272,11 @@
         <w:ind w:left="6820" w:hanging="360"/>
       </w:pPr>
       <w:rPr>
-        <w:rFonts w:hint="default" w:ascii="Wingdings" w:hAnsi="Wingdings"/>
+        <w:rFonts w:ascii="Wingdings" w:hAnsi="Wingdings" w:hint="default"/>
       </w:rPr>
     </w:lvl>
   </w:abstractNum>
-  <w:abstractNum w:abstractNumId="6" w15:restartNumberingAfterBreak="0">
+  <w:abstractNum w:abstractNumId="9" w15:restartNumberingAfterBreak="0">
     <w:nsid w:val="1F8E3315"/>
     <w:multiLevelType w:val="multilevel"/>
     <w:tmpl w:val="CD30648C"/>
@@ -6171,7 +7389,7 @@
       </w:rPr>
     </w:lvl>
   </w:abstractNum>
-  <w:abstractNum w:abstractNumId="7" w15:restartNumberingAfterBreak="0">
+  <w:abstractNum w:abstractNumId="10" w15:restartNumberingAfterBreak="0">
     <w:nsid w:val="28E21AF9"/>
     <w:multiLevelType w:val="multilevel"/>
     <w:tmpl w:val="FF368088"/>
@@ -6187,7 +7405,7 @@
         <w:ind w:left="720" w:hanging="360"/>
       </w:pPr>
       <w:rPr>
-        <w:rFonts w:hint="default" w:ascii="Symbol" w:hAnsi="Symbol"/>
+        <w:rFonts w:ascii="Symbol" w:hAnsi="Symbol" w:hint="default"/>
         <w:sz w:val="20"/>
       </w:rPr>
     </w:lvl>
@@ -6203,7 +7421,7 @@
         <w:ind w:left="1440" w:hanging="360"/>
       </w:pPr>
       <w:rPr>
-        <w:rFonts w:hint="default" w:ascii="Courier New" w:hAnsi="Courier New"/>
+        <w:rFonts w:ascii="Courier New" w:hAnsi="Courier New" w:hint="default"/>
         <w:sz w:val="20"/>
       </w:rPr>
     </w:lvl>
@@ -6219,7 +7437,7 @@
         <w:ind w:left="2160" w:hanging="360"/>
       </w:pPr>
       <w:rPr>
-        <w:rFonts w:hint="default" w:ascii="Wingdings" w:hAnsi="Wingdings"/>
+        <w:rFonts w:ascii="Wingdings" w:hAnsi="Wingdings" w:hint="default"/>
         <w:sz w:val="20"/>
       </w:rPr>
     </w:lvl>
@@ -6235,7 +7453,7 @@
         <w:ind w:left="2880" w:hanging="360"/>
       </w:pPr>
       <w:rPr>
-        <w:rFonts w:hint="default" w:ascii="Wingdings" w:hAnsi="Wingdings"/>
+        <w:rFonts w:ascii="Wingdings" w:hAnsi="Wingdings" w:hint="default"/>
         <w:sz w:val="20"/>
       </w:rPr>
     </w:lvl>
@@ -6251,7 +7469,7 @@
         <w:ind w:left="3600" w:hanging="360"/>
       </w:pPr>
       <w:rPr>
-        <w:rFonts w:hint="default" w:ascii="Wingdings" w:hAnsi="Wingdings"/>
+        <w:rFonts w:ascii="Wingdings" w:hAnsi="Wingdings" w:hint="default"/>
         <w:sz w:val="20"/>
       </w:rPr>
     </w:lvl>
@@ -6267,7 +7485,7 @@
         <w:ind w:left="4320" w:hanging="360"/>
       </w:pPr>
       <w:rPr>
-        <w:rFonts w:hint="default" w:ascii="Wingdings" w:hAnsi="Wingdings"/>
+        <w:rFonts w:ascii="Wingdings" w:hAnsi="Wingdings" w:hint="default"/>
         <w:sz w:val="20"/>
       </w:rPr>
     </w:lvl>
@@ -6283,7 +7501,7 @@
         <w:ind w:left="5040" w:hanging="360"/>
       </w:pPr>
       <w:rPr>
-        <w:rFonts w:hint="default" w:ascii="Wingdings" w:hAnsi="Wingdings"/>
+        <w:rFonts w:ascii="Wingdings" w:hAnsi="Wingdings" w:hint="default"/>
         <w:sz w:val="20"/>
       </w:rPr>
     </w:lvl>
@@ -6299,7 +7517,7 @@
         <w:ind w:left="5760" w:hanging="360"/>
       </w:pPr>
       <w:rPr>
-        <w:rFonts w:hint="default" w:ascii="Wingdings" w:hAnsi="Wingdings"/>
+        <w:rFonts w:ascii="Wingdings" w:hAnsi="Wingdings" w:hint="default"/>
         <w:sz w:val="20"/>
       </w:rPr>
     </w:lvl>
@@ -6315,12 +7533,125 @@
         <w:ind w:left="6480" w:hanging="360"/>
       </w:pPr>
       <w:rPr>
-        <w:rFonts w:hint="default" w:ascii="Wingdings" w:hAnsi="Wingdings"/>
+        <w:rFonts w:ascii="Wingdings" w:hAnsi="Wingdings" w:hint="default"/>
         <w:sz w:val="20"/>
       </w:rPr>
     </w:lvl>
   </w:abstractNum>
-  <w:abstractNum w:abstractNumId="8" w15:restartNumberingAfterBreak="0">
+  <w:abstractNum w:abstractNumId="11" w15:restartNumberingAfterBreak="0">
+    <w:nsid w:val="438836A9"/>
+    <w:multiLevelType w:val="hybridMultilevel"/>
+    <w:tmpl w:val="E118F900"/>
+    <w:lvl w:ilvl="0" w:tplc="34EA3CA2">
+      <w:start w:val="1"/>
+      <w:numFmt w:val="bullet"/>
+      <w:lvlText w:val=""/>
+      <w:lvlJc w:val="left"/>
+      <w:pPr>
+        <w:ind w:left="1040" w:hanging="360"/>
+      </w:pPr>
+      <w:rPr>
+        <w:rFonts w:ascii="Symbol" w:hAnsi="Symbol" w:hint="default"/>
+      </w:rPr>
+    </w:lvl>
+    <w:lvl w:ilvl="1" w:tplc="7BB409BC">
+      <w:start w:val="1"/>
+      <w:numFmt w:val="bullet"/>
+      <w:lvlText w:val="o"/>
+      <w:lvlJc w:val="left"/>
+      <w:pPr>
+        <w:ind w:left="1760" w:hanging="360"/>
+      </w:pPr>
+      <w:rPr>
+        <w:rFonts w:ascii="Courier New" w:hAnsi="Courier New" w:hint="default"/>
+      </w:rPr>
+    </w:lvl>
+    <w:lvl w:ilvl="2" w:tplc="DD0EF9BE">
+      <w:start w:val="1"/>
+      <w:numFmt w:val="bullet"/>
+      <w:lvlText w:val=""/>
+      <w:lvlJc w:val="left"/>
+      <w:pPr>
+        <w:ind w:left="2480" w:hanging="360"/>
+      </w:pPr>
+      <w:rPr>
+        <w:rFonts w:ascii="Wingdings" w:hAnsi="Wingdings" w:hint="default"/>
+      </w:rPr>
+    </w:lvl>
+    <w:lvl w:ilvl="3" w:tplc="7CEAA86E">
+      <w:start w:val="1"/>
+      <w:numFmt w:val="bullet"/>
+      <w:lvlText w:val=""/>
+      <w:lvlJc w:val="left"/>
+      <w:pPr>
+        <w:ind w:left="3200" w:hanging="360"/>
+      </w:pPr>
+      <w:rPr>
+        <w:rFonts w:ascii="Symbol" w:hAnsi="Symbol" w:hint="default"/>
+      </w:rPr>
+    </w:lvl>
+    <w:lvl w:ilvl="4" w:tplc="1A7ECAFC">
+      <w:start w:val="1"/>
+      <w:numFmt w:val="bullet"/>
+      <w:lvlText w:val="o"/>
+      <w:lvlJc w:val="left"/>
+      <w:pPr>
+        <w:ind w:left="3920" w:hanging="360"/>
+      </w:pPr>
+      <w:rPr>
+        <w:rFonts w:ascii="Courier New" w:hAnsi="Courier New" w:hint="default"/>
+      </w:rPr>
+    </w:lvl>
+    <w:lvl w:ilvl="5" w:tplc="9A02E90C">
+      <w:start w:val="1"/>
+      <w:numFmt w:val="bullet"/>
+      <w:lvlText w:val=""/>
+      <w:lvlJc w:val="left"/>
+      <w:pPr>
+        <w:ind w:left="4640" w:hanging="360"/>
+      </w:pPr>
+      <w:rPr>
+        <w:rFonts w:ascii="Wingdings" w:hAnsi="Wingdings" w:hint="default"/>
+      </w:rPr>
+    </w:lvl>
+    <w:lvl w:ilvl="6" w:tplc="18E8E496">
+      <w:start w:val="1"/>
+      <w:numFmt w:val="bullet"/>
+      <w:lvlText w:val=""/>
+      <w:lvlJc w:val="left"/>
+      <w:pPr>
+        <w:ind w:left="5360" w:hanging="360"/>
+      </w:pPr>
+      <w:rPr>
+        <w:rFonts w:ascii="Symbol" w:hAnsi="Symbol" w:hint="default"/>
+      </w:rPr>
+    </w:lvl>
+    <w:lvl w:ilvl="7" w:tplc="F25EC7D0">
+      <w:start w:val="1"/>
+      <w:numFmt w:val="bullet"/>
+      <w:lvlText w:val="o"/>
+      <w:lvlJc w:val="left"/>
+      <w:pPr>
+        <w:ind w:left="6080" w:hanging="360"/>
+      </w:pPr>
+      <w:rPr>
+        <w:rFonts w:ascii="Courier New" w:hAnsi="Courier New" w:hint="default"/>
+      </w:rPr>
+    </w:lvl>
+    <w:lvl w:ilvl="8" w:tplc="F9A855AA">
+      <w:start w:val="1"/>
+      <w:numFmt w:val="bullet"/>
+      <w:lvlText w:val=""/>
+      <w:lvlJc w:val="left"/>
+      <w:pPr>
+        <w:ind w:left="6800" w:hanging="360"/>
+      </w:pPr>
+      <w:rPr>
+        <w:rFonts w:ascii="Wingdings" w:hAnsi="Wingdings" w:hint="default"/>
+      </w:rPr>
+    </w:lvl>
+  </w:abstractNum>
+  <w:abstractNum w:abstractNumId="12" w15:restartNumberingAfterBreak="0">
     <w:nsid w:val="532A36A3"/>
     <w:multiLevelType w:val="hybridMultilevel"/>
     <w:tmpl w:val="82A475FE"/>
@@ -6406,7 +7737,7 @@
       </w:pPr>
     </w:lvl>
   </w:abstractNum>
-  <w:abstractNum w:abstractNumId="9" w15:restartNumberingAfterBreak="0">
+  <w:abstractNum w:abstractNumId="13" w15:restartNumberingAfterBreak="0">
     <w:nsid w:val="57F22669"/>
     <w:multiLevelType w:val="multilevel"/>
     <w:tmpl w:val="45E85A80"/>
@@ -6501,7 +7832,7 @@
       </w:pPr>
     </w:lvl>
   </w:abstractNum>
-  <w:abstractNum w:abstractNumId="10" w15:restartNumberingAfterBreak="0">
+  <w:abstractNum w:abstractNumId="14" w15:restartNumberingAfterBreak="0">
     <w:nsid w:val="5EF82D8B"/>
     <w:multiLevelType w:val="hybridMultilevel"/>
     <w:tmpl w:val="D80CDE0E"/>
@@ -6514,7 +7845,7 @@
         <w:ind w:left="1060" w:hanging="360"/>
       </w:pPr>
       <w:rPr>
-        <w:rFonts w:hint="default" w:ascii="Symbol" w:hAnsi="Symbol"/>
+        <w:rFonts w:ascii="Symbol" w:hAnsi="Symbol" w:hint="default"/>
       </w:rPr>
     </w:lvl>
     <w:lvl w:ilvl="1" w:tplc="040E0003" w:tentative="1">
@@ -6526,7 +7857,7 @@
         <w:ind w:left="1780" w:hanging="360"/>
       </w:pPr>
       <w:rPr>
-        <w:rFonts w:hint="default" w:ascii="Courier New" w:hAnsi="Courier New" w:cs="Courier New"/>
+        <w:rFonts w:ascii="Courier New" w:hAnsi="Courier New" w:cs="Courier New" w:hint="default"/>
       </w:rPr>
     </w:lvl>
     <w:lvl w:ilvl="2" w:tplc="040E0005" w:tentative="1">
@@ -6538,7 +7869,7 @@
         <w:ind w:left="2500" w:hanging="360"/>
       </w:pPr>
       <w:rPr>
-        <w:rFonts w:hint="default" w:ascii="Wingdings" w:hAnsi="Wingdings"/>
+        <w:rFonts w:ascii="Wingdings" w:hAnsi="Wingdings" w:hint="default"/>
       </w:rPr>
     </w:lvl>
     <w:lvl w:ilvl="3" w:tplc="040E0001" w:tentative="1">
@@ -6550,7 +7881,7 @@
         <w:ind w:left="3220" w:hanging="360"/>
       </w:pPr>
       <w:rPr>
-        <w:rFonts w:hint="default" w:ascii="Symbol" w:hAnsi="Symbol"/>
+        <w:rFonts w:ascii="Symbol" w:hAnsi="Symbol" w:hint="default"/>
       </w:rPr>
     </w:lvl>
     <w:lvl w:ilvl="4" w:tplc="040E0003" w:tentative="1">
@@ -6562,7 +7893,7 @@
         <w:ind w:left="3940" w:hanging="360"/>
       </w:pPr>
       <w:rPr>
-        <w:rFonts w:hint="default" w:ascii="Courier New" w:hAnsi="Courier New" w:cs="Courier New"/>
+        <w:rFonts w:ascii="Courier New" w:hAnsi="Courier New" w:cs="Courier New" w:hint="default"/>
       </w:rPr>
     </w:lvl>
     <w:lvl w:ilvl="5" w:tplc="040E0005" w:tentative="1">
@@ -6574,7 +7905,7 @@
         <w:ind w:left="4660" w:hanging="360"/>
       </w:pPr>
       <w:rPr>
-        <w:rFonts w:hint="default" w:ascii="Wingdings" w:hAnsi="Wingdings"/>
+        <w:rFonts w:ascii="Wingdings" w:hAnsi="Wingdings" w:hint="default"/>
       </w:rPr>
     </w:lvl>
     <w:lvl w:ilvl="6" w:tplc="040E0001" w:tentative="1">
@@ -6586,7 +7917,7 @@
         <w:ind w:left="5380" w:hanging="360"/>
       </w:pPr>
       <w:rPr>
-        <w:rFonts w:hint="default" w:ascii="Symbol" w:hAnsi="Symbol"/>
+        <w:rFonts w:ascii="Symbol" w:hAnsi="Symbol" w:hint="default"/>
       </w:rPr>
     </w:lvl>
     <w:lvl w:ilvl="7" w:tplc="040E0003" w:tentative="1">
@@ -6598,7 +7929,7 @@
         <w:ind w:left="6100" w:hanging="360"/>
       </w:pPr>
       <w:rPr>
-        <w:rFonts w:hint="default" w:ascii="Courier New" w:hAnsi="Courier New" w:cs="Courier New"/>
+        <w:rFonts w:ascii="Courier New" w:hAnsi="Courier New" w:cs="Courier New" w:hint="default"/>
       </w:rPr>
     </w:lvl>
     <w:lvl w:ilvl="8" w:tplc="040E0005" w:tentative="1">
@@ -6610,11 +7941,11 @@
         <w:ind w:left="6820" w:hanging="360"/>
       </w:pPr>
       <w:rPr>
-        <w:rFonts w:hint="default" w:ascii="Wingdings" w:hAnsi="Wingdings"/>
+        <w:rFonts w:ascii="Wingdings" w:hAnsi="Wingdings" w:hint="default"/>
       </w:rPr>
     </w:lvl>
   </w:abstractNum>
-  <w:abstractNum w:abstractNumId="11" w15:restartNumberingAfterBreak="0">
+  <w:abstractNum w:abstractNumId="15" w15:restartNumberingAfterBreak="0">
     <w:nsid w:val="5F2E42AC"/>
     <w:multiLevelType w:val="multilevel"/>
     <w:tmpl w:val="2CA65CB0"/>
@@ -6727,7 +8058,7 @@
       </w:rPr>
     </w:lvl>
   </w:abstractNum>
-  <w:abstractNum w:abstractNumId="12" w15:restartNumberingAfterBreak="0">
+  <w:abstractNum w:abstractNumId="16" w15:restartNumberingAfterBreak="0">
     <w:nsid w:val="7909302F"/>
     <w:multiLevelType w:val="multilevel"/>
     <w:tmpl w:val="75C813BC"/>
@@ -6743,7 +8074,7 @@
         <w:ind w:left="720" w:hanging="360"/>
       </w:pPr>
       <w:rPr>
-        <w:rFonts w:hint="default" w:ascii="Symbol" w:hAnsi="Symbol"/>
+        <w:rFonts w:ascii="Symbol" w:hAnsi="Symbol" w:hint="default"/>
         <w:sz w:val="20"/>
       </w:rPr>
     </w:lvl>
@@ -6759,7 +8090,7 @@
         <w:ind w:left="1440" w:hanging="360"/>
       </w:pPr>
       <w:rPr>
-        <w:rFonts w:hint="default" w:ascii="Courier New" w:hAnsi="Courier New"/>
+        <w:rFonts w:ascii="Courier New" w:hAnsi="Courier New" w:hint="default"/>
         <w:sz w:val="20"/>
       </w:rPr>
     </w:lvl>
@@ -6775,7 +8106,7 @@
         <w:ind w:left="2160" w:hanging="360"/>
       </w:pPr>
       <w:rPr>
-        <w:rFonts w:hint="default" w:ascii="Wingdings" w:hAnsi="Wingdings"/>
+        <w:rFonts w:ascii="Wingdings" w:hAnsi="Wingdings" w:hint="default"/>
         <w:sz w:val="20"/>
       </w:rPr>
     </w:lvl>
@@ -6791,7 +8122,7 @@
         <w:ind w:left="2880" w:hanging="360"/>
       </w:pPr>
       <w:rPr>
-        <w:rFonts w:hint="default" w:ascii="Wingdings" w:hAnsi="Wingdings"/>
+        <w:rFonts w:ascii="Wingdings" w:hAnsi="Wingdings" w:hint="default"/>
         <w:sz w:val="20"/>
       </w:rPr>
     </w:lvl>
@@ -6807,7 +8138,7 @@
         <w:ind w:left="3600" w:hanging="360"/>
       </w:pPr>
       <w:rPr>
-        <w:rFonts w:hint="default" w:ascii="Wingdings" w:hAnsi="Wingdings"/>
+        <w:rFonts w:ascii="Wingdings" w:hAnsi="Wingdings" w:hint="default"/>
         <w:sz w:val="20"/>
       </w:rPr>
     </w:lvl>
@@ -6823,7 +8154,7 @@
         <w:ind w:left="4320" w:hanging="360"/>
       </w:pPr>
       <w:rPr>
-        <w:rFonts w:hint="default" w:ascii="Wingdings" w:hAnsi="Wingdings"/>
+        <w:rFonts w:ascii="Wingdings" w:hAnsi="Wingdings" w:hint="default"/>
         <w:sz w:val="20"/>
       </w:rPr>
     </w:lvl>
@@ -6839,7 +8170,7 @@
         <w:ind w:left="5040" w:hanging="360"/>
       </w:pPr>
       <w:rPr>
-        <w:rFonts w:hint="default" w:ascii="Wingdings" w:hAnsi="Wingdings"/>
+        <w:rFonts w:ascii="Wingdings" w:hAnsi="Wingdings" w:hint="default"/>
         <w:sz w:val="20"/>
       </w:rPr>
     </w:lvl>
@@ -6855,7 +8186,7 @@
         <w:ind w:left="5760" w:hanging="360"/>
       </w:pPr>
       <w:rPr>
-        <w:rFonts w:hint="default" w:ascii="Wingdings" w:hAnsi="Wingdings"/>
+        <w:rFonts w:ascii="Wingdings" w:hAnsi="Wingdings" w:hint="default"/>
         <w:sz w:val="20"/>
       </w:rPr>
     </w:lvl>
@@ -6871,12 +8202,12 @@
         <w:ind w:left="6480" w:hanging="360"/>
       </w:pPr>
       <w:rPr>
-        <w:rFonts w:hint="default" w:ascii="Wingdings" w:hAnsi="Wingdings"/>
+        <w:rFonts w:ascii="Wingdings" w:hAnsi="Wingdings" w:hint="default"/>
         <w:sz w:val="20"/>
       </w:rPr>
     </w:lvl>
   </w:abstractNum>
-  <w:abstractNum w:abstractNumId="13" w15:restartNumberingAfterBreak="0">
+  <w:abstractNum w:abstractNumId="17" w15:restartNumberingAfterBreak="0">
     <w:nsid w:val="796266FF"/>
     <w:multiLevelType w:val="multilevel"/>
     <w:tmpl w:val="16D69618"/>
@@ -6892,7 +8223,7 @@
         <w:ind w:left="720" w:hanging="360"/>
       </w:pPr>
       <w:rPr>
-        <w:rFonts w:hint="default" w:ascii="Symbol" w:hAnsi="Symbol"/>
+        <w:rFonts w:ascii="Symbol" w:hAnsi="Symbol" w:hint="default"/>
         <w:sz w:val="20"/>
       </w:rPr>
     </w:lvl>
@@ -6908,7 +8239,7 @@
         <w:ind w:left="1440" w:hanging="360"/>
       </w:pPr>
       <w:rPr>
-        <w:rFonts w:hint="default" w:ascii="Courier New" w:hAnsi="Courier New"/>
+        <w:rFonts w:ascii="Courier New" w:hAnsi="Courier New" w:hint="default"/>
         <w:sz w:val="20"/>
       </w:rPr>
     </w:lvl>
@@ -6924,7 +8255,7 @@
         <w:ind w:left="2160" w:hanging="360"/>
       </w:pPr>
       <w:rPr>
-        <w:rFonts w:hint="default" w:ascii="Wingdings" w:hAnsi="Wingdings"/>
+        <w:rFonts w:ascii="Wingdings" w:hAnsi="Wingdings" w:hint="default"/>
         <w:sz w:val="20"/>
       </w:rPr>
     </w:lvl>
@@ -6940,7 +8271,7 @@
         <w:ind w:left="2880" w:hanging="360"/>
       </w:pPr>
       <w:rPr>
-        <w:rFonts w:hint="default" w:ascii="Wingdings" w:hAnsi="Wingdings"/>
+        <w:rFonts w:ascii="Wingdings" w:hAnsi="Wingdings" w:hint="default"/>
         <w:sz w:val="20"/>
       </w:rPr>
     </w:lvl>
@@ -6956,7 +8287,7 @@
         <w:ind w:left="3600" w:hanging="360"/>
       </w:pPr>
       <w:rPr>
-        <w:rFonts w:hint="default" w:ascii="Wingdings" w:hAnsi="Wingdings"/>
+        <w:rFonts w:ascii="Wingdings" w:hAnsi="Wingdings" w:hint="default"/>
         <w:sz w:val="20"/>
       </w:rPr>
     </w:lvl>
@@ -6972,7 +8303,7 @@
         <w:ind w:left="4320" w:hanging="360"/>
       </w:pPr>
       <w:rPr>
-        <w:rFonts w:hint="default" w:ascii="Wingdings" w:hAnsi="Wingdings"/>
+        <w:rFonts w:ascii="Wingdings" w:hAnsi="Wingdings" w:hint="default"/>
         <w:sz w:val="20"/>
       </w:rPr>
     </w:lvl>
@@ -6988,7 +8319,7 @@
         <w:ind w:left="5040" w:hanging="360"/>
       </w:pPr>
       <w:rPr>
-        <w:rFonts w:hint="default" w:ascii="Wingdings" w:hAnsi="Wingdings"/>
+        <w:rFonts w:ascii="Wingdings" w:hAnsi="Wingdings" w:hint="default"/>
         <w:sz w:val="20"/>
       </w:rPr>
     </w:lvl>
@@ -7004,7 +8335,7 @@
         <w:ind w:left="5760" w:hanging="360"/>
       </w:pPr>
       <w:rPr>
-        <w:rFonts w:hint="default" w:ascii="Wingdings" w:hAnsi="Wingdings"/>
+        <w:rFonts w:ascii="Wingdings" w:hAnsi="Wingdings" w:hint="default"/>
         <w:sz w:val="20"/>
       </w:rPr>
     </w:lvl>
@@ -7020,80 +8351,80 @@
         <w:ind w:left="6480" w:hanging="360"/>
       </w:pPr>
       <w:rPr>
-        <w:rFonts w:hint="default" w:ascii="Wingdings" w:hAnsi="Wingdings"/>
+        <w:rFonts w:ascii="Wingdings" w:hAnsi="Wingdings" w:hint="default"/>
         <w:sz w:val="20"/>
       </w:rPr>
     </w:lvl>
   </w:abstractNum>
-  <w:num w:numId="20">
-    <w:abstractNumId w:val="17"/>
+  <w:num w:numId="1">
+    <w:abstractNumId w:val="5"/>
   </w:num>
-  <w:num w:numId="19">
+  <w:num w:numId="2">
+    <w:abstractNumId w:val="2"/>
+  </w:num>
+  <w:num w:numId="3">
+    <w:abstractNumId w:val="11"/>
+  </w:num>
+  <w:num w:numId="4">
+    <w:abstractNumId w:val="7"/>
+  </w:num>
+  <w:num w:numId="5">
+    <w:abstractNumId w:val="9"/>
+  </w:num>
+  <w:num w:numId="6">
+    <w:abstractNumId w:val="15"/>
+  </w:num>
+  <w:num w:numId="7">
+    <w:abstractNumId w:val="9"/>
+  </w:num>
+  <w:num w:numId="8">
+    <w:abstractNumId w:val="13"/>
+  </w:num>
+  <w:num w:numId="9">
+    <w:abstractNumId w:val="8"/>
+  </w:num>
+  <w:num w:numId="10">
+    <w:abstractNumId w:val="0"/>
+  </w:num>
+  <w:num w:numId="11">
+    <w:abstractNumId w:val="14"/>
+  </w:num>
+  <w:num w:numId="12">
+    <w:abstractNumId w:val="4"/>
+  </w:num>
+  <w:num w:numId="13">
+    <w:abstractNumId w:val="3"/>
+  </w:num>
+  <w:num w:numId="14">
+    <w:abstractNumId w:val="12"/>
+  </w:num>
+  <w:num w:numId="15">
+    <w:abstractNumId w:val="6"/>
+  </w:num>
+  <w:num w:numId="16">
+    <w:abstractNumId w:val="13"/>
+  </w:num>
+  <w:num w:numId="17">
     <w:abstractNumId w:val="16"/>
   </w:num>
   <w:num w:numId="18">
-    <w:abstractNumId w:val="15"/>
-  </w:num>
-  <w:num w:numId="17">
-    <w:abstractNumId w:val="14"/>
-  </w:num>
-  <w:num w:numId="1">
-    <w:abstractNumId w:val="6"/>
-  </w:num>
-  <w:num w:numId="2">
-    <w:abstractNumId w:val="11"/>
-  </w:num>
-  <w:num w:numId="3">
-    <w:abstractNumId w:val="6"/>
-  </w:num>
-  <w:num w:numId="4">
-    <w:abstractNumId w:val="9"/>
-  </w:num>
-  <w:num w:numId="5">
-    <w:abstractNumId w:val="5"/>
-  </w:num>
-  <w:num w:numId="6">
-    <w:abstractNumId w:val="0"/>
-  </w:num>
-  <w:num w:numId="7">
     <w:abstractNumId w:val="10"/>
   </w:num>
-  <w:num w:numId="8">
-    <w:abstractNumId w:val="3"/>
-  </w:num>
-  <w:num w:numId="9">
-    <w:abstractNumId w:val="2"/>
-  </w:num>
-  <w:num w:numId="10">
-    <w:abstractNumId w:val="8"/>
-  </w:num>
-  <w:num w:numId="11">
-    <w:abstractNumId w:val="4"/>
-  </w:num>
-  <w:num w:numId="12">
-    <w:abstractNumId w:val="9"/>
-  </w:num>
-  <w:num w:numId="13">
-    <w:abstractNumId w:val="12"/>
-  </w:num>
-  <w:num w:numId="14">
-    <w:abstractNumId w:val="7"/>
-  </w:num>
-  <w:num w:numId="15">
+  <w:num w:numId="19">
     <w:abstractNumId w:val="1"/>
   </w:num>
-  <w:num w:numId="16">
-    <w:abstractNumId w:val="13"/>
+  <w:num w:numId="20">
+    <w:abstractNumId w:val="17"/>
   </w:num>
 </w:numbering>
 </file>
 
 <file path=word/styles.xml><?xml version="1.0" encoding="utf-8"?>
-<w:styles xmlns:wp14="http://schemas.microsoft.com/office/word/2010/wordprocessingDrawing" xmlns:mc="http://schemas.openxmlformats.org/markup-compatibility/2006" xmlns:r="http://schemas.openxmlformats.org/officeDocument/2006/relationships" xmlns:w="http://schemas.openxmlformats.org/wordprocessingml/2006/main" xmlns:w14="http://schemas.microsoft.com/office/word/2010/wordml" xmlns:w15="http://schemas.microsoft.com/office/word/2012/wordml" xmlns:w16cex="http://schemas.microsoft.com/office/word/2018/wordml/cex" xmlns:w16cid="http://schemas.microsoft.com/office/word/2016/wordml/cid" xmlns:w16="http://schemas.microsoft.com/office/word/2018/wordml" xmlns:w16sdtdh="http://schemas.microsoft.com/office/word/2020/wordml/sdtdatahash" xmlns:w16se="http://schemas.microsoft.com/office/word/2015/wordml/symex" mc:Ignorable="w14 w15 w16se w16cid w16 w16cex w16sdtdh wp14">
+<w:styles xmlns:mc="http://schemas.openxmlformats.org/markup-compatibility/2006" xmlns:r="http://schemas.openxmlformats.org/officeDocument/2006/relationships" xmlns:w="http://schemas.openxmlformats.org/wordprocessingml/2006/main" xmlns:w14="http://schemas.microsoft.com/office/word/2010/wordml" xmlns:w15="http://schemas.microsoft.com/office/word/2012/wordml" xmlns:w16cex="http://schemas.microsoft.com/office/word/2018/wordml/cex" xmlns:w16cid="http://schemas.microsoft.com/office/word/2016/wordml/cid" xmlns:w16="http://schemas.microsoft.com/office/word/2018/wordml" xmlns:w16sdtdh="http://schemas.microsoft.com/office/word/2020/wordml/sdtdatahash" xmlns:w16se="http://schemas.microsoft.com/office/word/2015/wordml/symex" mc:Ignorable="w14 w15 w16se w16cid w16 w16cex w16sdtdh">
   <w:docDefaults>
     <w:rPrDefault>
       <w:rPr>
-        <w:rFonts w:ascii="Times New Roman" w:hAnsi="Times New Roman" w:eastAsiaTheme="minorHAnsi" w:cstheme="minorHAnsi"/>
+        <w:rFonts w:ascii="Times New Roman" w:eastAsiaTheme="minorHAnsi" w:hAnsi="Times New Roman" w:cstheme="minorHAnsi"/>
         <w:sz w:val="24"/>
         <w:szCs w:val="22"/>
         <w:lang w:val="hu-HU" w:eastAsia="en-US" w:bidi="ar-SA"/>
@@ -7104,14 +8435,14 @@
   <w:latentStyles w:defLockedState="0" w:defUIPriority="99" w:defSemiHidden="0" w:defUnhideWhenUsed="0" w:defQFormat="0" w:count="376">
     <w:lsdException w:name="Normal" w:uiPriority="0" w:qFormat="1"/>
     <w:lsdException w:name="heading 1" w:uiPriority="9" w:qFormat="1"/>
-    <w:lsdException w:name="heading 2" w:uiPriority="9" w:semiHidden="1" w:unhideWhenUsed="1" w:qFormat="1"/>
-    <w:lsdException w:name="heading 3" w:uiPriority="9" w:semiHidden="1" w:unhideWhenUsed="1" w:qFormat="1"/>
-    <w:lsdException w:name="heading 4" w:uiPriority="9" w:semiHidden="1" w:unhideWhenUsed="1" w:qFormat="1"/>
-    <w:lsdException w:name="heading 5" w:uiPriority="9" w:semiHidden="1" w:unhideWhenUsed="1" w:qFormat="1"/>
-    <w:lsdException w:name="heading 6" w:uiPriority="9" w:semiHidden="1" w:unhideWhenUsed="1" w:qFormat="1"/>
-    <w:lsdException w:name="heading 7" w:uiPriority="9" w:semiHidden="1" w:unhideWhenUsed="1" w:qFormat="1"/>
-    <w:lsdException w:name="heading 8" w:uiPriority="9" w:semiHidden="1" w:unhideWhenUsed="1" w:qFormat="1"/>
-    <w:lsdException w:name="heading 9" w:uiPriority="9" w:semiHidden="1" w:unhideWhenUsed="1" w:qFormat="1"/>
+    <w:lsdException w:name="heading 2" w:semiHidden="1" w:uiPriority="9" w:unhideWhenUsed="1" w:qFormat="1"/>
+    <w:lsdException w:name="heading 3" w:semiHidden="1" w:uiPriority="9" w:unhideWhenUsed="1" w:qFormat="1"/>
+    <w:lsdException w:name="heading 4" w:semiHidden="1" w:uiPriority="9" w:unhideWhenUsed="1" w:qFormat="1"/>
+    <w:lsdException w:name="heading 5" w:semiHidden="1" w:uiPriority="9" w:unhideWhenUsed="1" w:qFormat="1"/>
+    <w:lsdException w:name="heading 6" w:semiHidden="1" w:uiPriority="9" w:unhideWhenUsed="1" w:qFormat="1"/>
+    <w:lsdException w:name="heading 7" w:semiHidden="1" w:uiPriority="9" w:unhideWhenUsed="1" w:qFormat="1"/>
+    <w:lsdException w:name="heading 8" w:semiHidden="1" w:uiPriority="9" w:unhideWhenUsed="1" w:qFormat="1"/>
+    <w:lsdException w:name="heading 9" w:semiHidden="1" w:uiPriority="9" w:unhideWhenUsed="1" w:qFormat="1"/>
     <w:lsdException w:name="index 1" w:semiHidden="1" w:unhideWhenUsed="1"/>
     <w:lsdException w:name="index 2" w:semiHidden="1" w:unhideWhenUsed="1"/>
     <w:lsdException w:name="index 3" w:semiHidden="1" w:unhideWhenUsed="1"/>
@@ -7121,22 +8452,22 @@
     <w:lsdException w:name="index 7" w:semiHidden="1" w:unhideWhenUsed="1"/>
     <w:lsdException w:name="index 8" w:semiHidden="1" w:unhideWhenUsed="1"/>
     <w:lsdException w:name="index 9" w:semiHidden="1" w:unhideWhenUsed="1"/>
-    <w:lsdException w:name="toc 1" w:uiPriority="39" w:semiHidden="1" w:unhideWhenUsed="1" w:qFormat="1"/>
-    <w:lsdException w:name="toc 2" w:uiPriority="39" w:semiHidden="1" w:unhideWhenUsed="1" w:qFormat="1"/>
-    <w:lsdException w:name="toc 3" w:uiPriority="39" w:semiHidden="1" w:unhideWhenUsed="1" w:qFormat="1"/>
-    <w:lsdException w:name="toc 4" w:uiPriority="39" w:semiHidden="1" w:unhideWhenUsed="1"/>
-    <w:lsdException w:name="toc 5" w:uiPriority="39" w:semiHidden="1" w:unhideWhenUsed="1"/>
-    <w:lsdException w:name="toc 6" w:uiPriority="39" w:semiHidden="1" w:unhideWhenUsed="1"/>
-    <w:lsdException w:name="toc 7" w:uiPriority="39" w:semiHidden="1" w:unhideWhenUsed="1"/>
-    <w:lsdException w:name="toc 8" w:uiPriority="39" w:semiHidden="1" w:unhideWhenUsed="1"/>
-    <w:lsdException w:name="toc 9" w:uiPriority="39" w:semiHidden="1" w:unhideWhenUsed="1"/>
+    <w:lsdException w:name="toc 1" w:semiHidden="1" w:uiPriority="39" w:unhideWhenUsed="1" w:qFormat="1"/>
+    <w:lsdException w:name="toc 2" w:semiHidden="1" w:uiPriority="39" w:unhideWhenUsed="1" w:qFormat="1"/>
+    <w:lsdException w:name="toc 3" w:semiHidden="1" w:uiPriority="39" w:unhideWhenUsed="1" w:qFormat="1"/>
+    <w:lsdException w:name="toc 4" w:semiHidden="1" w:uiPriority="39" w:unhideWhenUsed="1"/>
+    <w:lsdException w:name="toc 5" w:semiHidden="1" w:uiPriority="39" w:unhideWhenUsed="1"/>
+    <w:lsdException w:name="toc 6" w:semiHidden="1" w:uiPriority="39" w:unhideWhenUsed="1"/>
+    <w:lsdException w:name="toc 7" w:semiHidden="1" w:uiPriority="39" w:unhideWhenUsed="1"/>
+    <w:lsdException w:name="toc 8" w:semiHidden="1" w:uiPriority="39" w:unhideWhenUsed="1"/>
+    <w:lsdException w:name="toc 9" w:semiHidden="1" w:uiPriority="39" w:unhideWhenUsed="1"/>
     <w:lsdException w:name="Normal Indent" w:semiHidden="1" w:unhideWhenUsed="1"/>
     <w:lsdException w:name="footnote text" w:semiHidden="1" w:unhideWhenUsed="1"/>
     <w:lsdException w:name="annotation text" w:semiHidden="1" w:unhideWhenUsed="1"/>
     <w:lsdException w:name="header" w:semiHidden="1" w:unhideWhenUsed="1"/>
     <w:lsdException w:name="footer" w:semiHidden="1" w:unhideWhenUsed="1"/>
     <w:lsdException w:name="index heading" w:semiHidden="1" w:unhideWhenUsed="1"/>
-    <w:lsdException w:name="caption" w:uiPriority="35" w:semiHidden="1" w:unhideWhenUsed="1" w:qFormat="1"/>
+    <w:lsdException w:name="caption" w:semiHidden="1" w:uiPriority="35" w:unhideWhenUsed="1" w:qFormat="1"/>
     <w:lsdException w:name="table of figures" w:semiHidden="1" w:unhideWhenUsed="1"/>
     <w:lsdException w:name="envelope address" w:semiHidden="1" w:unhideWhenUsed="1"/>
     <w:lsdException w:name="envelope return" w:semiHidden="1" w:unhideWhenUsed="1"/>
@@ -7167,7 +8498,7 @@
     <w:lsdException w:name="Title" w:uiPriority="10" w:qFormat="1"/>
     <w:lsdException w:name="Closing" w:semiHidden="1" w:unhideWhenUsed="1"/>
     <w:lsdException w:name="Signature" w:semiHidden="1" w:unhideWhenUsed="1"/>
-    <w:lsdException w:name="Default Paragraph Font" w:uiPriority="1" w:semiHidden="1" w:unhideWhenUsed="1"/>
+    <w:lsdException w:name="Default Paragraph Font" w:semiHidden="1" w:uiPriority="1" w:unhideWhenUsed="1"/>
     <w:lsdException w:name="Body Text" w:semiHidden="1" w:unhideWhenUsed="1"/>
     <w:lsdException w:name="Body Text Indent" w:semiHidden="1" w:unhideWhenUsed="1"/>
     <w:lsdException w:name="List Continue" w:semiHidden="1" w:unhideWhenUsed="1"/>
@@ -7367,8 +8698,8 @@
     <w:lsdException w:name="Subtle Reference" w:uiPriority="31" w:qFormat="1"/>
     <w:lsdException w:name="Intense Reference" w:uiPriority="32" w:qFormat="1"/>
     <w:lsdException w:name="Book Title" w:uiPriority="33" w:qFormat="1"/>
-    <w:lsdException w:name="Bibliography" w:uiPriority="37" w:semiHidden="1" w:unhideWhenUsed="1"/>
-    <w:lsdException w:name="TOC Heading" w:uiPriority="39" w:semiHidden="1" w:unhideWhenUsed="1" w:qFormat="1"/>
+    <w:lsdException w:name="Bibliography" w:semiHidden="1" w:uiPriority="37" w:unhideWhenUsed="1"/>
+    <w:lsdException w:name="TOC Heading" w:semiHidden="1" w:uiPriority="39" w:unhideWhenUsed="1" w:qFormat="1"/>
     <w:lsdException w:name="Plain Table 1" w:uiPriority="41"/>
     <w:lsdException w:name="Plain Table 2" w:uiPriority="42"/>
     <w:lsdException w:name="Plain Table 3" w:uiPriority="43"/>
@@ -7479,7 +8810,7 @@
     <w:lsdException w:name="Unresolved Mention" w:semiHidden="1" w:unhideWhenUsed="1"/>
     <w:lsdException w:name="Smart Link" w:semiHidden="1" w:unhideWhenUsed="1"/>
   </w:latentStyles>
-  <w:style w:type="paragraph" w:styleId="Norml" w:default="1">
+  <w:style w:type="paragraph" w:default="1" w:styleId="Norml">
     <w:name w:val="Normal"/>
     <w:qFormat/>
     <w:rsid w:val="001737EE"/>
@@ -7502,13 +8833,13 @@
       <w:keepLines/>
       <w:pageBreakBefore/>
       <w:numPr>
-        <w:numId w:val="4"/>
+        <w:numId w:val="8"/>
       </w:numPr>
       <w:spacing w:before="480"/>
       <w:outlineLvl w:val="0"/>
     </w:pPr>
     <w:rPr>
-      <w:rFonts w:asciiTheme="majorHAnsi" w:hAnsiTheme="majorHAnsi" w:eastAsiaTheme="majorEastAsia" w:cstheme="majorBidi"/>
+      <w:rFonts w:asciiTheme="majorHAnsi" w:eastAsiaTheme="majorEastAsia" w:hAnsiTheme="majorHAnsi" w:cstheme="majorBidi"/>
       <w:b/>
       <w:bCs/>
       <w:color w:val="4F6228" w:themeColor="accent3" w:themeShade="80"/>
@@ -7531,13 +8862,13 @@
       <w:keepLines/>
       <w:numPr>
         <w:ilvl w:val="1"/>
-        <w:numId w:val="4"/>
+        <w:numId w:val="8"/>
       </w:numPr>
       <w:spacing w:before="200"/>
       <w:outlineLvl w:val="1"/>
     </w:pPr>
     <w:rPr>
-      <w:rFonts w:asciiTheme="majorHAnsi" w:hAnsiTheme="majorHAnsi" w:eastAsiaTheme="majorEastAsia" w:cstheme="majorBidi"/>
+      <w:rFonts w:asciiTheme="majorHAnsi" w:eastAsiaTheme="majorEastAsia" w:hAnsiTheme="majorHAnsi" w:cstheme="majorBidi"/>
       <w:b/>
       <w:bCs/>
       <w:color w:val="090B05"/>
@@ -7559,13 +8890,13 @@
       <w:keepLines/>
       <w:numPr>
         <w:ilvl w:val="2"/>
-        <w:numId w:val="4"/>
+        <w:numId w:val="8"/>
       </w:numPr>
       <w:spacing w:before="200"/>
       <w:outlineLvl w:val="2"/>
     </w:pPr>
     <w:rPr>
-      <w:rFonts w:asciiTheme="majorHAnsi" w:hAnsiTheme="majorHAnsi" w:eastAsiaTheme="majorEastAsia" w:cstheme="majorBidi"/>
+      <w:rFonts w:asciiTheme="majorHAnsi" w:eastAsiaTheme="majorEastAsia" w:hAnsiTheme="majorHAnsi" w:cstheme="majorBidi"/>
       <w:b/>
       <w:bCs/>
       <w:color w:val="4F6228" w:themeColor="accent3" w:themeShade="80"/>
@@ -7586,13 +8917,13 @@
       <w:keepLines/>
       <w:numPr>
         <w:ilvl w:val="3"/>
-        <w:numId w:val="4"/>
+        <w:numId w:val="8"/>
       </w:numPr>
       <w:spacing w:before="40" w:after="0"/>
       <w:outlineLvl w:val="3"/>
     </w:pPr>
     <w:rPr>
-      <w:rFonts w:asciiTheme="majorHAnsi" w:hAnsiTheme="majorHAnsi" w:eastAsiaTheme="majorEastAsia" w:cstheme="majorBidi"/>
+      <w:rFonts w:asciiTheme="majorHAnsi" w:eastAsiaTheme="majorEastAsia" w:hAnsiTheme="majorHAnsi" w:cstheme="majorBidi"/>
       <w:i/>
       <w:iCs/>
       <w:color w:val="365F91" w:themeColor="accent1" w:themeShade="BF"/>
@@ -7613,13 +8944,13 @@
       <w:keepLines/>
       <w:numPr>
         <w:ilvl w:val="4"/>
-        <w:numId w:val="4"/>
+        <w:numId w:val="8"/>
       </w:numPr>
       <w:spacing w:before="40" w:after="0"/>
       <w:outlineLvl w:val="4"/>
     </w:pPr>
     <w:rPr>
-      <w:rFonts w:asciiTheme="majorHAnsi" w:hAnsiTheme="majorHAnsi" w:eastAsiaTheme="majorEastAsia" w:cstheme="majorBidi"/>
+      <w:rFonts w:asciiTheme="majorHAnsi" w:eastAsiaTheme="majorEastAsia" w:hAnsiTheme="majorHAnsi" w:cstheme="majorBidi"/>
       <w:color w:val="365F91" w:themeColor="accent1" w:themeShade="BF"/>
     </w:rPr>
   </w:style>
@@ -7638,13 +8969,13 @@
       <w:keepLines/>
       <w:numPr>
         <w:ilvl w:val="5"/>
-        <w:numId w:val="4"/>
+        <w:numId w:val="8"/>
       </w:numPr>
       <w:spacing w:before="40" w:after="0"/>
       <w:outlineLvl w:val="5"/>
     </w:pPr>
     <w:rPr>
-      <w:rFonts w:asciiTheme="majorHAnsi" w:hAnsiTheme="majorHAnsi" w:eastAsiaTheme="majorEastAsia" w:cstheme="majorBidi"/>
+      <w:rFonts w:asciiTheme="majorHAnsi" w:eastAsiaTheme="majorEastAsia" w:hAnsiTheme="majorHAnsi" w:cstheme="majorBidi"/>
       <w:color w:val="243F60" w:themeColor="accent1" w:themeShade="7F"/>
     </w:rPr>
   </w:style>
@@ -7663,13 +8994,13 @@
       <w:keepLines/>
       <w:numPr>
         <w:ilvl w:val="6"/>
-        <w:numId w:val="4"/>
+        <w:numId w:val="8"/>
       </w:numPr>
       <w:spacing w:before="40" w:after="0"/>
       <w:outlineLvl w:val="6"/>
     </w:pPr>
     <w:rPr>
-      <w:rFonts w:asciiTheme="majorHAnsi" w:hAnsiTheme="majorHAnsi" w:eastAsiaTheme="majorEastAsia" w:cstheme="majorBidi"/>
+      <w:rFonts w:asciiTheme="majorHAnsi" w:eastAsiaTheme="majorEastAsia" w:hAnsiTheme="majorHAnsi" w:cstheme="majorBidi"/>
       <w:i/>
       <w:iCs/>
       <w:color w:val="243F60" w:themeColor="accent1" w:themeShade="7F"/>
@@ -7690,13 +9021,13 @@
       <w:keepLines/>
       <w:numPr>
         <w:ilvl w:val="7"/>
-        <w:numId w:val="4"/>
+        <w:numId w:val="8"/>
       </w:numPr>
       <w:spacing w:before="40" w:after="0"/>
       <w:outlineLvl w:val="7"/>
     </w:pPr>
     <w:rPr>
-      <w:rFonts w:asciiTheme="majorHAnsi" w:hAnsiTheme="majorHAnsi" w:eastAsiaTheme="majorEastAsia" w:cstheme="majorBidi"/>
+      <w:rFonts w:asciiTheme="majorHAnsi" w:eastAsiaTheme="majorEastAsia" w:hAnsiTheme="majorHAnsi" w:cstheme="majorBidi"/>
       <w:color w:val="272727" w:themeColor="text1" w:themeTint="D8"/>
       <w:sz w:val="21"/>
       <w:szCs w:val="21"/>
@@ -7717,13 +9048,13 @@
       <w:keepLines/>
       <w:numPr>
         <w:ilvl w:val="8"/>
-        <w:numId w:val="4"/>
+        <w:numId w:val="8"/>
       </w:numPr>
       <w:spacing w:before="40" w:after="0"/>
       <w:outlineLvl w:val="8"/>
     </w:pPr>
     <w:rPr>
-      <w:rFonts w:asciiTheme="majorHAnsi" w:hAnsiTheme="majorHAnsi" w:eastAsiaTheme="majorEastAsia" w:cstheme="majorBidi"/>
+      <w:rFonts w:asciiTheme="majorHAnsi" w:eastAsiaTheme="majorEastAsia" w:hAnsiTheme="majorHAnsi" w:cstheme="majorBidi"/>
       <w:i/>
       <w:iCs/>
       <w:color w:val="272727" w:themeColor="text1" w:themeTint="D8"/>
@@ -7731,13 +9062,13 @@
       <w:szCs w:val="21"/>
     </w:rPr>
   </w:style>
-  <w:style w:type="character" w:styleId="Bekezdsalapbettpusa" w:default="1">
+  <w:style w:type="character" w:default="1" w:styleId="Bekezdsalapbettpusa">
     <w:name w:val="Default Paragraph Font"/>
     <w:uiPriority w:val="1"/>
     <w:semiHidden/>
     <w:unhideWhenUsed/>
   </w:style>
-  <w:style w:type="table" w:styleId="Normltblzat" w:default="1">
+  <w:style w:type="table" w:default="1" w:styleId="Normltblzat">
     <w:name w:val="Normal Table"/>
     <w:uiPriority w:val="99"/>
     <w:semiHidden/>
@@ -7752,7 +9083,7 @@
       </w:tblCellMar>
     </w:tblPr>
   </w:style>
-  <w:style w:type="numbering" w:styleId="Nemlista" w:default="1">
+  <w:style w:type="numbering" w:default="1" w:styleId="Nemlista">
     <w:name w:val="No List"/>
     <w:uiPriority w:val="99"/>
     <w:semiHidden/>
@@ -7774,7 +9105,7 @@
       <w:jc w:val="center"/>
     </w:pPr>
     <w:rPr>
-      <w:rFonts w:cs="Times New Roman" w:eastAsiaTheme="majorEastAsia"/>
+      <w:rFonts w:eastAsiaTheme="majorEastAsia" w:cs="Times New Roman"/>
       <w:b/>
       <w:color w:val="4F6228" w:themeColor="accent3" w:themeShade="80"/>
       <w:spacing w:val="5"/>
@@ -7783,14 +9114,14 @@
       <w:szCs w:val="96"/>
     </w:rPr>
   </w:style>
-  <w:style w:type="character" w:styleId="CmChar" w:customStyle="1">
+  <w:style w:type="character" w:customStyle="1" w:styleId="CmChar">
     <w:name w:val="Cím Char"/>
     <w:basedOn w:val="Bekezdsalapbettpusa"/>
     <w:link w:val="Cm"/>
     <w:uiPriority w:val="10"/>
     <w:rsid w:val="005B208E"/>
     <w:rPr>
-      <w:rFonts w:cs="Times New Roman" w:eastAsiaTheme="majorEastAsia"/>
+      <w:rFonts w:eastAsiaTheme="majorEastAsia" w:cs="Times New Roman"/>
       <w:b/>
       <w:color w:val="4F6228" w:themeColor="accent3" w:themeShade="80"/>
       <w:spacing w:val="5"/>
@@ -7799,14 +9130,14 @@
       <w:szCs w:val="96"/>
     </w:rPr>
   </w:style>
-  <w:style w:type="character" w:styleId="Cmsor1Char" w:customStyle="1">
+  <w:style w:type="character" w:customStyle="1" w:styleId="Cmsor1Char">
     <w:name w:val="Címsor 1 Char"/>
     <w:basedOn w:val="Bekezdsalapbettpusa"/>
     <w:link w:val="Cmsor1"/>
     <w:uiPriority w:val="9"/>
     <w:rsid w:val="009E2EEA"/>
     <w:rPr>
-      <w:rFonts w:asciiTheme="majorHAnsi" w:hAnsiTheme="majorHAnsi" w:eastAsiaTheme="majorEastAsia" w:cstheme="majorBidi"/>
+      <w:rFonts w:asciiTheme="majorHAnsi" w:eastAsiaTheme="majorEastAsia" w:hAnsiTheme="majorHAnsi" w:cstheme="majorBidi"/>
       <w:b/>
       <w:bCs/>
       <w:color w:val="4F6228" w:themeColor="accent3" w:themeShade="80"/>
@@ -7814,14 +9145,14 @@
       <w:szCs w:val="28"/>
     </w:rPr>
   </w:style>
-  <w:style w:type="character" w:styleId="Cmsor2Char" w:customStyle="1">
+  <w:style w:type="character" w:customStyle="1" w:styleId="Cmsor2Char">
     <w:name w:val="Címsor 2 Char"/>
     <w:basedOn w:val="Bekezdsalapbettpusa"/>
     <w:link w:val="Cmsor2"/>
     <w:uiPriority w:val="9"/>
     <w:rsid w:val="00AC7CA9"/>
     <w:rPr>
-      <w:rFonts w:asciiTheme="majorHAnsi" w:hAnsiTheme="majorHAnsi" w:eastAsiaTheme="majorEastAsia" w:cstheme="majorBidi"/>
+      <w:rFonts w:asciiTheme="majorHAnsi" w:eastAsiaTheme="majorEastAsia" w:hAnsiTheme="majorHAnsi" w:cstheme="majorBidi"/>
       <w:b/>
       <w:bCs/>
       <w:color w:val="090B05"/>
@@ -7829,14 +9160,14 @@
       <w:szCs w:val="26"/>
     </w:rPr>
   </w:style>
-  <w:style w:type="character" w:styleId="Cmsor3Char" w:customStyle="1">
+  <w:style w:type="character" w:customStyle="1" w:styleId="Cmsor3Char">
     <w:name w:val="Címsor 3 Char"/>
     <w:basedOn w:val="Bekezdsalapbettpusa"/>
     <w:link w:val="Cmsor3"/>
     <w:uiPriority w:val="9"/>
     <w:rsid w:val="00AC7CA9"/>
     <w:rPr>
-      <w:rFonts w:asciiTheme="majorHAnsi" w:hAnsiTheme="majorHAnsi" w:eastAsiaTheme="majorEastAsia" w:cstheme="majorBidi"/>
+      <w:rFonts w:asciiTheme="majorHAnsi" w:eastAsiaTheme="majorEastAsia" w:hAnsiTheme="majorHAnsi" w:cstheme="majorBidi"/>
       <w:b/>
       <w:bCs/>
       <w:color w:val="4F6228" w:themeColor="accent3" w:themeShade="80"/>
@@ -7877,7 +9208,7 @@
       <w:ind w:left="220"/>
     </w:pPr>
     <w:rPr>
-      <w:rFonts w:asciiTheme="minorHAnsi" w:hAnsiTheme="minorHAnsi" w:eastAsiaTheme="minorEastAsia" w:cstheme="minorBidi"/>
+      <w:rFonts w:asciiTheme="minorHAnsi" w:eastAsiaTheme="minorEastAsia" w:hAnsiTheme="minorHAnsi" w:cstheme="minorBidi"/>
       <w:sz w:val="22"/>
       <w:lang w:eastAsia="hu-HU"/>
     </w:rPr>
@@ -7895,7 +9226,7 @@
       <w:spacing w:after="100" w:line="276" w:lineRule="auto"/>
     </w:pPr>
     <w:rPr>
-      <w:rFonts w:asciiTheme="minorHAnsi" w:hAnsiTheme="minorHAnsi" w:eastAsiaTheme="minorEastAsia" w:cstheme="minorBidi"/>
+      <w:rFonts w:asciiTheme="minorHAnsi" w:eastAsiaTheme="minorEastAsia" w:hAnsiTheme="minorHAnsi" w:cstheme="minorBidi"/>
       <w:sz w:val="22"/>
       <w:lang w:eastAsia="hu-HU"/>
     </w:rPr>
@@ -7914,7 +9245,7 @@
       <w:ind w:left="440"/>
     </w:pPr>
     <w:rPr>
-      <w:rFonts w:asciiTheme="minorHAnsi" w:hAnsiTheme="minorHAnsi" w:eastAsiaTheme="minorEastAsia" w:cstheme="minorBidi"/>
+      <w:rFonts w:asciiTheme="minorHAnsi" w:eastAsiaTheme="minorEastAsia" w:hAnsiTheme="minorHAnsi" w:cstheme="minorBidi"/>
       <w:sz w:val="22"/>
       <w:lang w:eastAsia="hu-HU"/>
     </w:rPr>
@@ -7933,7 +9264,7 @@
       <w:szCs w:val="16"/>
     </w:rPr>
   </w:style>
-  <w:style w:type="character" w:styleId="BuborkszvegChar" w:customStyle="1">
+  <w:style w:type="character" w:customStyle="1" w:styleId="BuborkszvegChar">
     <w:name w:val="Buborékszöveg Char"/>
     <w:basedOn w:val="Bekezdsalapbettpusa"/>
     <w:link w:val="Buborkszveg"/>
@@ -7975,7 +9306,7 @@
       <w:jc w:val="center"/>
     </w:pPr>
     <w:rPr>
-      <w:rFonts w:asciiTheme="majorHAnsi" w:hAnsiTheme="majorHAnsi" w:eastAsiaTheme="majorEastAsia" w:cstheme="majorBidi"/>
+      <w:rFonts w:asciiTheme="majorHAnsi" w:eastAsiaTheme="majorEastAsia" w:hAnsiTheme="majorHAnsi" w:cstheme="majorBidi"/>
       <w:b/>
       <w:i/>
       <w:iCs/>
@@ -7985,14 +9316,14 @@
       <w:szCs w:val="56"/>
     </w:rPr>
   </w:style>
-  <w:style w:type="character" w:styleId="AlcmChar" w:customStyle="1">
+  <w:style w:type="character" w:customStyle="1" w:styleId="AlcmChar">
     <w:name w:val="Alcím Char"/>
     <w:basedOn w:val="Bekezdsalapbettpusa"/>
     <w:link w:val="Alcm"/>
     <w:uiPriority w:val="11"/>
     <w:rsid w:val="00AD6EBE"/>
     <w:rPr>
-      <w:rFonts w:asciiTheme="majorHAnsi" w:hAnsiTheme="majorHAnsi" w:eastAsiaTheme="majorEastAsia" w:cstheme="majorBidi"/>
+      <w:rFonts w:asciiTheme="majorHAnsi" w:eastAsiaTheme="majorEastAsia" w:hAnsiTheme="majorHAnsi" w:cstheme="majorBidi"/>
       <w:b/>
       <w:i/>
       <w:iCs/>
@@ -8002,7 +9333,7 @@
       <w:szCs w:val="56"/>
     </w:rPr>
   </w:style>
-  <w:style w:type="character" w:styleId="Cmsor4Char" w:customStyle="1">
+  <w:style w:type="character" w:customStyle="1" w:styleId="Cmsor4Char">
     <w:name w:val="Címsor 4 Char"/>
     <w:basedOn w:val="Bekezdsalapbettpusa"/>
     <w:link w:val="Cmsor4"/>
@@ -8010,13 +9341,13 @@
     <w:semiHidden/>
     <w:rsid w:val="00AC7CA9"/>
     <w:rPr>
-      <w:rFonts w:asciiTheme="majorHAnsi" w:hAnsiTheme="majorHAnsi" w:eastAsiaTheme="majorEastAsia" w:cstheme="majorBidi"/>
+      <w:rFonts w:asciiTheme="majorHAnsi" w:eastAsiaTheme="majorEastAsia" w:hAnsiTheme="majorHAnsi" w:cstheme="majorBidi"/>
       <w:i/>
       <w:iCs/>
       <w:color w:val="365F91" w:themeColor="accent1" w:themeShade="BF"/>
     </w:rPr>
   </w:style>
-  <w:style w:type="character" w:styleId="Cmsor5Char" w:customStyle="1">
+  <w:style w:type="character" w:customStyle="1" w:styleId="Cmsor5Char">
     <w:name w:val="Címsor 5 Char"/>
     <w:basedOn w:val="Bekezdsalapbettpusa"/>
     <w:link w:val="Cmsor5"/>
@@ -8024,11 +9355,11 @@
     <w:semiHidden/>
     <w:rsid w:val="00AC7CA9"/>
     <w:rPr>
-      <w:rFonts w:asciiTheme="majorHAnsi" w:hAnsiTheme="majorHAnsi" w:eastAsiaTheme="majorEastAsia" w:cstheme="majorBidi"/>
+      <w:rFonts w:asciiTheme="majorHAnsi" w:eastAsiaTheme="majorEastAsia" w:hAnsiTheme="majorHAnsi" w:cstheme="majorBidi"/>
       <w:color w:val="365F91" w:themeColor="accent1" w:themeShade="BF"/>
     </w:rPr>
   </w:style>
-  <w:style w:type="character" w:styleId="Cmsor6Char" w:customStyle="1">
+  <w:style w:type="character" w:customStyle="1" w:styleId="Cmsor6Char">
     <w:name w:val="Címsor 6 Char"/>
     <w:basedOn w:val="Bekezdsalapbettpusa"/>
     <w:link w:val="Cmsor6"/>
@@ -8036,11 +9367,11 @@
     <w:semiHidden/>
     <w:rsid w:val="00AC7CA9"/>
     <w:rPr>
-      <w:rFonts w:asciiTheme="majorHAnsi" w:hAnsiTheme="majorHAnsi" w:eastAsiaTheme="majorEastAsia" w:cstheme="majorBidi"/>
+      <w:rFonts w:asciiTheme="majorHAnsi" w:eastAsiaTheme="majorEastAsia" w:hAnsiTheme="majorHAnsi" w:cstheme="majorBidi"/>
       <w:color w:val="243F60" w:themeColor="accent1" w:themeShade="7F"/>
     </w:rPr>
   </w:style>
-  <w:style w:type="character" w:styleId="Cmsor7Char" w:customStyle="1">
+  <w:style w:type="character" w:customStyle="1" w:styleId="Cmsor7Char">
     <w:name w:val="Címsor 7 Char"/>
     <w:basedOn w:val="Bekezdsalapbettpusa"/>
     <w:link w:val="Cmsor7"/>
@@ -8048,13 +9379,13 @@
     <w:semiHidden/>
     <w:rsid w:val="00AC7CA9"/>
     <w:rPr>
-      <w:rFonts w:asciiTheme="majorHAnsi" w:hAnsiTheme="majorHAnsi" w:eastAsiaTheme="majorEastAsia" w:cstheme="majorBidi"/>
+      <w:rFonts w:asciiTheme="majorHAnsi" w:eastAsiaTheme="majorEastAsia" w:hAnsiTheme="majorHAnsi" w:cstheme="majorBidi"/>
       <w:i/>
       <w:iCs/>
       <w:color w:val="243F60" w:themeColor="accent1" w:themeShade="7F"/>
     </w:rPr>
   </w:style>
-  <w:style w:type="character" w:styleId="Cmsor8Char" w:customStyle="1">
+  <w:style w:type="character" w:customStyle="1" w:styleId="Cmsor8Char">
     <w:name w:val="Címsor 8 Char"/>
     <w:basedOn w:val="Bekezdsalapbettpusa"/>
     <w:link w:val="Cmsor8"/>
@@ -8062,13 +9393,13 @@
     <w:semiHidden/>
     <w:rsid w:val="00AC7CA9"/>
     <w:rPr>
-      <w:rFonts w:asciiTheme="majorHAnsi" w:hAnsiTheme="majorHAnsi" w:eastAsiaTheme="majorEastAsia" w:cstheme="majorBidi"/>
+      <w:rFonts w:asciiTheme="majorHAnsi" w:eastAsiaTheme="majorEastAsia" w:hAnsiTheme="majorHAnsi" w:cstheme="majorBidi"/>
       <w:color w:val="272727" w:themeColor="text1" w:themeTint="D8"/>
       <w:sz w:val="21"/>
       <w:szCs w:val="21"/>
     </w:rPr>
   </w:style>
-  <w:style w:type="character" w:styleId="Cmsor9Char" w:customStyle="1">
+  <w:style w:type="character" w:customStyle="1" w:styleId="Cmsor9Char">
     <w:name w:val="Címsor 9 Char"/>
     <w:basedOn w:val="Bekezdsalapbettpusa"/>
     <w:link w:val="Cmsor9"/>
@@ -8076,7 +9407,7 @@
     <w:semiHidden/>
     <w:rsid w:val="00AC7CA9"/>
     <w:rPr>
-      <w:rFonts w:asciiTheme="majorHAnsi" w:hAnsiTheme="majorHAnsi" w:eastAsiaTheme="majorEastAsia" w:cstheme="majorBidi"/>
+      <w:rFonts w:asciiTheme="majorHAnsi" w:eastAsiaTheme="majorEastAsia" w:hAnsiTheme="majorHAnsi" w:cstheme="majorBidi"/>
       <w:i/>
       <w:iCs/>
       <w:color w:val="272727" w:themeColor="text1" w:themeTint="D8"/>
@@ -8142,7 +9473,7 @@
       <w:szCs w:val="20"/>
     </w:rPr>
   </w:style>
-  <w:style w:type="character" w:styleId="JegyzetszvegChar" w:customStyle="1">
+  <w:style w:type="character" w:customStyle="1" w:styleId="JegyzetszvegChar">
     <w:name w:val="Jegyzetszöveg Char"/>
     <w:basedOn w:val="Bekezdsalapbettpusa"/>
     <w:link w:val="Jegyzetszveg"/>
@@ -8168,7 +9499,7 @@
       <w:bCs/>
     </w:rPr>
   </w:style>
-  <w:style w:type="character" w:styleId="MegjegyzstrgyaChar" w:customStyle="1">
+  <w:style w:type="character" w:customStyle="1" w:styleId="MegjegyzstrgyaChar">
     <w:name w:val="Megjegyzés tárgya Char"/>
     <w:basedOn w:val="JegyzetszvegChar"/>
     <w:link w:val="Megjegyzstrgya"/>
@@ -8208,7 +9539,7 @@
       <w:spacing w:after="0" w:line="240" w:lineRule="auto"/>
     </w:pPr>
   </w:style>
-  <w:style w:type="character" w:styleId="lfejChar" w:customStyle="1">
+  <w:style w:type="character" w:customStyle="1" w:styleId="lfejChar">
     <w:name w:val="Élőfej Char"/>
     <w:basedOn w:val="Bekezdsalapbettpusa"/>
     <w:link w:val="lfej"/>
@@ -8230,7 +9561,7 @@
       <w:spacing w:after="0" w:line="240" w:lineRule="auto"/>
     </w:pPr>
   </w:style>
-  <w:style w:type="character" w:styleId="llbChar" w:customStyle="1">
+  <w:style w:type="character" w:customStyle="1" w:styleId="llbChar">
     <w:name w:val="Élőláb Char"/>
     <w:basedOn w:val="Bekezdsalapbettpusa"/>
     <w:link w:val="llb"/>
@@ -8244,12 +9575,12 @@
     <w:rsid w:val="00FB4123"/>
     <w:tblPr>
       <w:tblBorders>
-        <w:top w:val="single" w:color="000000" w:themeColor="text1" w:sz="4" w:space="0"/>
-        <w:left w:val="single" w:color="000000" w:themeColor="text1" w:sz="4" w:space="0"/>
-        <w:bottom w:val="single" w:color="000000" w:themeColor="text1" w:sz="4" w:space="0"/>
-        <w:right w:val="single" w:color="000000" w:themeColor="text1" w:sz="4" w:space="0"/>
-        <w:insideH w:val="single" w:color="000000" w:themeColor="text1" w:sz="4" w:space="0"/>
-        <w:insideV w:val="single" w:color="000000" w:themeColor="text1" w:sz="4" w:space="0"/>
+        <w:top w:val="single" w:sz="4" w:space="0" w:color="000000" w:themeColor="text1"/>
+        <w:left w:val="single" w:sz="4" w:space="0" w:color="000000" w:themeColor="text1"/>
+        <w:bottom w:val="single" w:sz="4" w:space="0" w:color="000000" w:themeColor="text1"/>
+        <w:right w:val="single" w:sz="4" w:space="0" w:color="000000" w:themeColor="text1"/>
+        <w:insideH w:val="single" w:sz="4" w:space="0" w:color="000000" w:themeColor="text1"/>
+        <w:insideV w:val="single" w:sz="4" w:space="0" w:color="000000" w:themeColor="text1"/>
       </w:tblBorders>
     </w:tblPr>
   </w:style>
@@ -8300,7 +9631,7 @@
     <w:unhideWhenUsed/>
     <w:rsid w:val="005706F9"/>
     <w:rPr>
-      <w:rFonts w:ascii="Courier New" w:hAnsi="Courier New" w:eastAsia="Times New Roman" w:cs="Courier New"/>
+      <w:rFonts w:ascii="Courier New" w:eastAsia="Times New Roman" w:hAnsi="Courier New" w:cs="Courier New"/>
       <w:sz w:val="20"/>
       <w:szCs w:val="20"/>
     </w:rPr>
@@ -8594,6 +9925,12 @@
 </file>
 
 <file path=customXml/item1.xml><?xml version="1.0" encoding="utf-8"?>
+<p:properties xmlns:p="http://schemas.microsoft.com/office/2006/metadata/properties" xmlns:xsi="http://www.w3.org/2001/XMLSchema-instance" xmlns:pc="http://schemas.microsoft.com/office/infopath/2007/PartnerControls">
+  <documentManagement/>
+</p:properties>
+</file>
+
+<file path=customXml/item2.xml><?xml version="1.0" encoding="utf-8"?>
 <?mso-contentType ?>
 <FormTemplates xmlns="http://schemas.microsoft.com/sharepoint/v3/contenttype/forms">
   <Display>DocumentLibraryForm</Display>
@@ -8602,17 +9939,7 @@
 </FormTemplates>
 </file>
 
-<file path=customXml/item2.xml><?xml version="1.0" encoding="utf-8"?>
-<p:properties xmlns:p="http://schemas.microsoft.com/office/2006/metadata/properties" xmlns:xsi="http://www.w3.org/2001/XMLSchema-instance" xmlns:pc="http://schemas.microsoft.com/office/infopath/2007/PartnerControls">
-  <documentManagement/>
-</p:properties>
-</file>
-
 <file path=customXml/item3.xml><?xml version="1.0" encoding="utf-8"?>
-<b:Sources xmlns:b="http://schemas.openxmlformats.org/officeDocument/2006/bibliography" xmlns="http://schemas.openxmlformats.org/officeDocument/2006/bibliography" SelectedStyle="\APA.XSL" StyleName="APA"/>
-</file>
-
-<file path=customXml/item4.xml><?xml version="1.0" encoding="utf-8"?>
 <ct:contentTypeSchema xmlns:ct="http://schemas.microsoft.com/office/2006/metadata/contentType" xmlns:ma="http://schemas.microsoft.com/office/2006/metadata/properties/metaAttributes" ct:_="" ma:_="" ma:contentTypeName="Dokumentum" ma:contentTypeID="0x010100A68ACE93D0DEBA4D8A5EE55AD7C8D291" ma:contentTypeVersion="0" ma:contentTypeDescription="Új dokumentum létrehozása." ma:contentTypeScope="" ma:versionID="938c6fba1452f923f2ea492e382da0ce">
   <xsd:schema xmlns:xsd="http://www.w3.org/2001/XMLSchema" xmlns:xs="http://www.w3.org/2001/XMLSchema" xmlns:p="http://schemas.microsoft.com/office/2006/metadata/properties" targetNamespace="http://schemas.microsoft.com/office/2006/metadata/properties" ma:root="true" ma:fieldsID="842132b1d35b662612c3cf288125e263">
     <xsd:element name="properties">
@@ -8726,15 +10053,11 @@
 </ct:contentTypeSchema>
 </file>
 
-<file path=customXml/itemProps1.xml><?xml version="1.0" encoding="utf-8"?>
-<ds:datastoreItem xmlns:ds="http://schemas.openxmlformats.org/officeDocument/2006/customXml" ds:itemID="{49E9CE2F-4863-430F-A73B-CD3063AB172E}">
-  <ds:schemaRefs>
-    <ds:schemaRef ds:uri="http://schemas.microsoft.com/sharepoint/v3/contenttype/forms"/>
-  </ds:schemaRefs>
-</ds:datastoreItem>
+<file path=customXml/item4.xml><?xml version="1.0" encoding="utf-8"?>
+<b:Sources xmlns:b="http://schemas.openxmlformats.org/officeDocument/2006/bibliography" xmlns="http://schemas.openxmlformats.org/officeDocument/2006/bibliography" SelectedStyle="\APA.XSL" StyleName="APA"/>
 </file>
 
-<file path=customXml/itemProps2.xml><?xml version="1.0" encoding="utf-8"?>
+<file path=customXml/itemProps1.xml><?xml version="1.0" encoding="utf-8"?>
 <ds:datastoreItem xmlns:ds="http://schemas.openxmlformats.org/officeDocument/2006/customXml" ds:itemID="{4683CF39-CBC1-469A-88EA-F31417A0D119}">
   <ds:schemaRefs>
     <ds:schemaRef ds:uri="http://schemas.microsoft.com/office/2006/metadata/properties"/>
@@ -8743,15 +10066,15 @@
 </ds:datastoreItem>
 </file>
 
-<file path=customXml/itemProps3.xml><?xml version="1.0" encoding="utf-8"?>
-<ds:datastoreItem xmlns:ds="http://schemas.openxmlformats.org/officeDocument/2006/customXml" ds:itemID="{31D8A198-B5FD-41D1-8F98-20D226CAF475}">
+<file path=customXml/itemProps2.xml><?xml version="1.0" encoding="utf-8"?>
+<ds:datastoreItem xmlns:ds="http://schemas.openxmlformats.org/officeDocument/2006/customXml" ds:itemID="{49E9CE2F-4863-430F-A73B-CD3063AB172E}">
   <ds:schemaRefs>
-    <ds:schemaRef ds:uri="http://schemas.openxmlformats.org/officeDocument/2006/bibliography"/>
+    <ds:schemaRef ds:uri="http://schemas.microsoft.com/sharepoint/v3/contenttype/forms"/>
   </ds:schemaRefs>
 </ds:datastoreItem>
 </file>
 
-<file path=customXml/itemProps4.xml><?xml version="1.0" encoding="utf-8"?>
+<file path=customXml/itemProps3.xml><?xml version="1.0" encoding="utf-8"?>
 <ds:datastoreItem xmlns:ds="http://schemas.openxmlformats.org/officeDocument/2006/customXml" ds:itemID="{AE40C25B-A472-468B-AE3F-5868DB08A665}">
   <ds:schemaRefs>
     <ds:schemaRef ds:uri="http://schemas.microsoft.com/office/2006/metadata/contentType"/>
@@ -8765,4 +10088,12 @@
     <ds:schemaRef ds:uri="http://schemas.microsoft.com/office/infopath/2007/PartnerControls"/>
   </ds:schemaRefs>
 </ds:datastoreItem>
+</file>
+
+<file path=customXml/itemProps4.xml><?xml version="1.0" encoding="utf-8"?>
+<ds:datastoreItem xmlns:ds="http://schemas.openxmlformats.org/officeDocument/2006/customXml" ds:itemID="{31D8A198-B5FD-41D1-8F98-20D226CAF475}">
+  <ds:schemaRefs>
+    <ds:schemaRef ds:uri="http://schemas.openxmlformats.org/officeDocument/2006/bibliography"/>
+  </ds:schemaRefs>
+</ds:datastoreItem>
 </file>
--- a/vizsgaremek_doku_(fodor).docx
+++ b/vizsgaremek_doku_(fodor).docx
@@ -119,7 +119,6 @@
       <w:r>
         <w:t xml:space="preserve">Lantos </w:t>
       </w:r>
-      <w:proofErr w:type="gramStart"/>
       <w:r>
         <w:t>P</w:t>
       </w:r>
@@ -127,11 +126,7 @@
         <w:t>éter</w:t>
       </w:r>
       <w:r>
-        <w:t xml:space="preserve">,   </w:t>
-      </w:r>
-      <w:proofErr w:type="gramEnd"/>
-      <w:r>
-        <w:t xml:space="preserve">      </w:t>
+        <w:t xml:space="preserve">,         </w:t>
       </w:r>
       <w:r>
         <w:tab/>
@@ -1919,15 +1914,7 @@
         <w:br/>
       </w:r>
       <w:r>
-        <w:t>Kiszolgáló Környezet: XAMPP v8.2.</w:t>
-      </w:r>
-      <w:proofErr w:type="gramStart"/>
-      <w:r>
-        <w:t>x</w:t>
-      </w:r>
-      <w:proofErr w:type="gramEnd"/>
-      <w:r>
-        <w:t xml:space="preserve"> vagy újabb</w:t>
+        <w:t>Kiszolgáló Környezet: XAMPP v8.2.x vagy újabb</w:t>
       </w:r>
       <w:r>
         <w:br/>
@@ -2197,15 +2184,7 @@
         <w:spacing w:before="240" w:after="240"/>
       </w:pPr>
       <w:r>
-        <w:t xml:space="preserve">Importálja be a warehouse.sql fájl-t és utána a </w:t>
-      </w:r>
-      <w:proofErr w:type="gramStart"/>
-      <w:r>
-        <w:t>filling.sqlfájl</w:t>
-      </w:r>
-      <w:proofErr w:type="gramEnd"/>
-      <w:r>
-        <w:t>-t.</w:t>
+        <w:t>Importálja be a warehouse.sql fájl-t és utána a filling.sqlfájl-t.</w:t>
       </w:r>
     </w:p>
     <w:p>
@@ -2412,28 +2391,14 @@
         <w:rPr>
           <w:color w:val="FF0000"/>
         </w:rPr>
-        <w:t>screenshot-</w:t>
-      </w:r>
-      <w:proofErr w:type="gramStart"/>
+        <w:t>screenshot-okat</w:t>
+      </w:r>
+      <w:proofErr w:type="spellEnd"/>
       <w:r>
         <w:rPr>
           <w:color w:val="FF0000"/>
         </w:rPr>
-        <w:t>okat</w:t>
-      </w:r>
-      <w:proofErr w:type="spellEnd"/>
-      <w:r>
-        <w:rPr>
-          <w:color w:val="FF0000"/>
-        </w:rPr>
-        <w:t xml:space="preserve"> ,</w:t>
-      </w:r>
-      <w:proofErr w:type="gramEnd"/>
-      <w:r>
-        <w:rPr>
-          <w:color w:val="FF0000"/>
-        </w:rPr>
-        <w:t xml:space="preserve"> de a ne legyen túlzott a képek aránya a szöveghez képest. Kb. 2-3 oldalanként egy ábra megfelelő. </w:t>
+        <w:t xml:space="preserve"> , de a ne legyen túlzott a képek aránya a szöveghez képest. Kb. 2-3 oldalanként egy ábra megfelelő. </w:t>
       </w:r>
     </w:p>
     <w:p>
@@ -2486,15 +2451,7 @@
     </w:p>
     <w:p>
       <w:r>
-        <w:t xml:space="preserve">Fel kell sorolnod az összes olyan szoftver </w:t>
-      </w:r>
-      <w:proofErr w:type="gramStart"/>
-      <w:r>
-        <w:t>eszközt</w:t>
-      </w:r>
-      <w:proofErr w:type="gramEnd"/>
-      <w:r>
-        <w:t xml:space="preserve"> amelyet a program fejlesztéséhez, illetve a dokumentáció készítéséhez felhasználtál. (Pl. programozási nyelv, fejlesztői környezet, adatbázis-kezelő rendszer, kép-, szöveg-, zeneszerkesztő program stb.)</w:t>
+        <w:t>Fel kell sorolnod az összes olyan szoftver eszközt amelyet a program fejlesztéséhez, illetve a dokumentáció készítéséhez felhasználtál. (Pl. programozási nyelv, fejlesztői környezet, adatbázis-kezelő rendszer, kép-, szöveg-, zeneszerkesztő program stb.)</w:t>
       </w:r>
     </w:p>
     <w:p>
@@ -2893,7 +2850,6 @@
         <w:t> Az algoritmizálható részek leírása valamilyen algoritmus-leíró eszközzel (</w:t>
       </w:r>
       <w:proofErr w:type="spellStart"/>
-      <w:proofErr w:type="gramStart"/>
       <w:r>
         <w:t>struktogram</w:t>
       </w:r>
@@ -2906,7 +2862,6 @@
         <w:t>pszeudo</w:t>
       </w:r>
       <w:proofErr w:type="spellEnd"/>
-      <w:proofErr w:type="gramEnd"/>
       <w:r>
         <w:t xml:space="preserve">-kód, esetleg UML aktivitás-diagram) Ajánlott terjedelem: a feladat jellegétől függően 2-5 oldal. 5. Forráskód </w:t>
       </w:r>
@@ -3195,18 +3150,306 @@
         <w:t>}</w:t>
       </w:r>
     </w:p>
+    <w:p/>
+    <w:p>
+      <w:r>
+        <w:t>**</w:t>
+      </w:r>
+      <w:proofErr w:type="spellStart"/>
+      <w:r>
+        <w:t>Response</w:t>
+      </w:r>
+      <w:proofErr w:type="spellEnd"/>
+      <w:r>
+        <w:t>**:</w:t>
+      </w:r>
+    </w:p>
+    <w:p>
+      <w:r>
+        <w:t xml:space="preserve">- Sikeres: `201 </w:t>
+      </w:r>
+      <w:proofErr w:type="spellStart"/>
+      <w:r>
+        <w:t>Created</w:t>
+      </w:r>
+      <w:proofErr w:type="spellEnd"/>
+      <w:r>
+        <w:t>` → "Sikeres regisztráció"</w:t>
+      </w:r>
+    </w:p>
+    <w:p>
+      <w:r>
+        <w:t>- DB hiba: `500` → "Adatbázis hiba"</w:t>
+      </w:r>
+    </w:p>
+    <w:p/>
+    <w:p>
+      <w:r>
+        <w:t>**Kommentek**:</w:t>
+      </w:r>
+    </w:p>
+    <w:p>
+      <w:r>
+        <w:t xml:space="preserve">- Jelszó automatikusan Argon2-vel </w:t>
+      </w:r>
+      <w:proofErr w:type="spellStart"/>
+      <w:r>
+        <w:t>hashelt</w:t>
+      </w:r>
+      <w:proofErr w:type="spellEnd"/>
+    </w:p>
+    <w:p>
+      <w:r>
+        <w:t xml:space="preserve">- Email és felhasználónév </w:t>
+      </w:r>
+      <w:proofErr w:type="spellStart"/>
+      <w:r>
+        <w:t>unicitást</w:t>
+      </w:r>
+      <w:proofErr w:type="spellEnd"/>
+      <w:r>
+        <w:t xml:space="preserve"> </w:t>
+      </w:r>
+      <w:proofErr w:type="spellStart"/>
+      <w:r>
+        <w:t>MySQL</w:t>
+      </w:r>
+      <w:proofErr w:type="spellEnd"/>
+      <w:r>
+        <w:t xml:space="preserve"> kényszer garantálja</w:t>
+      </w:r>
+    </w:p>
+    <w:p/>
+    <w:p>
+      <w:r>
+        <w:t>Profil Kezelés</w:t>
+      </w:r>
+    </w:p>
+    <w:p/>
+    <w:p>
+      <w:r>
+        <w:t xml:space="preserve"> GET `/p/</w:t>
+      </w:r>
+      <w:proofErr w:type="spellStart"/>
+      <w:r>
+        <w:t>info</w:t>
+      </w:r>
+      <w:proofErr w:type="spellEnd"/>
+      <w:r>
+        <w:t>`</w:t>
+      </w:r>
+    </w:p>
+    <w:p>
+      <w:r>
+        <w:t>Összes regisztrált felhasználó adatai.</w:t>
+      </w:r>
+    </w:p>
+    <w:p/>
+    <w:p>
+      <w:r>
+        <w:t>**</w:t>
+      </w:r>
+      <w:proofErr w:type="spellStart"/>
+      <w:r>
+        <w:t>Request</w:t>
+      </w:r>
+      <w:proofErr w:type="spellEnd"/>
+      <w:r>
+        <w:t>**: Nincs body</w:t>
+      </w:r>
+    </w:p>
+    <w:p/>
+    <w:p>
+      <w:r>
+        <w:t>**</w:t>
+      </w:r>
+      <w:proofErr w:type="spellStart"/>
+      <w:r>
+        <w:t>Response</w:t>
+      </w:r>
+      <w:proofErr w:type="spellEnd"/>
+      <w:r>
+        <w:t>**:</w:t>
+      </w:r>
+    </w:p>
     <w:p>
       <w:r>
         <w:t>```</w:t>
       </w:r>
+      <w:proofErr w:type="spellStart"/>
+      <w:r>
+        <w:t>json</w:t>
+      </w:r>
+      <w:proofErr w:type="spellEnd"/>
+    </w:p>
+    <w:p>
+      <w:r>
+        <w:t>[</w:t>
+      </w:r>
+    </w:p>
+    <w:p>
+      <w:r>
+        <w:t xml:space="preserve">  {</w:t>
+      </w:r>
+    </w:p>
+    <w:p>
+      <w:r>
+        <w:t xml:space="preserve">    "</w:t>
+      </w:r>
+      <w:proofErr w:type="spellStart"/>
+      <w:r>
+        <w:t>FelhasznaloNev</w:t>
+      </w:r>
+      <w:proofErr w:type="spellEnd"/>
+      <w:r>
+        <w:t>": "user1",</w:t>
+      </w:r>
+    </w:p>
+    <w:p>
+      <w:r>
+        <w:t xml:space="preserve">    "Email": "user1@example.com"</w:t>
+      </w:r>
+    </w:p>
+    <w:p>
+      <w:r>
+        <w:t xml:space="preserve">  },</w:t>
+      </w:r>
+    </w:p>
+    <w:p>
+      <w:r>
+        <w:t xml:space="preserve">  {</w:t>
+      </w:r>
+    </w:p>
+    <w:p>
+      <w:r>
+        <w:t xml:space="preserve">    "</w:t>
+      </w:r>
+      <w:proofErr w:type="spellStart"/>
+      <w:r>
+        <w:t>FelhasznaloNev</w:t>
+      </w:r>
+      <w:proofErr w:type="spellEnd"/>
+      <w:r>
+        <w:t>": "user2",</w:t>
+      </w:r>
+    </w:p>
+    <w:p>
+      <w:r>
+        <w:t xml:space="preserve">    "Email": "user2@example.com"</w:t>
+      </w:r>
+    </w:p>
+    <w:p>
+      <w:r>
+        <w:t xml:space="preserve">  }</w:t>
+      </w:r>
+    </w:p>
+    <w:p>
+      <w:r>
+        <w:t>]</w:t>
+      </w:r>
     </w:p>
     <w:p/>
     <w:p>
       <w:r>
+        <w:t>POST `/p/</w:t>
+      </w:r>
+      <w:proofErr w:type="spellStart"/>
+      <w:r>
+        <w:t>mod</w:t>
+      </w:r>
+      <w:proofErr w:type="spellEnd"/>
+      <w:r>
+        <w:t>`</w:t>
+      </w:r>
+    </w:p>
+    <w:p>
+      <w:r>
+        <w:t>Felhasználónév módosítása.</w:t>
+      </w:r>
+    </w:p>
+    <w:p/>
+    <w:p>
+      <w:r>
         <w:t>**</w:t>
       </w:r>
       <w:proofErr w:type="spellStart"/>
       <w:r>
+        <w:t>Request</w:t>
+      </w:r>
+      <w:proofErr w:type="spellEnd"/>
+      <w:r>
+        <w:t>**:</w:t>
+      </w:r>
+    </w:p>
+    <w:p>
+      <w:r>
+        <w:t>```</w:t>
+      </w:r>
+      <w:proofErr w:type="spellStart"/>
+      <w:r>
+        <w:t>json</w:t>
+      </w:r>
+      <w:proofErr w:type="spellEnd"/>
+    </w:p>
+    <w:p>
+      <w:r>
+        <w:t>{</w:t>
+      </w:r>
+    </w:p>
+    <w:p>
+      <w:r>
+        <w:t xml:space="preserve">  "</w:t>
+      </w:r>
+      <w:proofErr w:type="spellStart"/>
+      <w:r>
+        <w:t>Felhasznalonev</w:t>
+      </w:r>
+      <w:proofErr w:type="spellEnd"/>
+      <w:r>
+        <w:t>": "</w:t>
+      </w:r>
+      <w:proofErr w:type="spellStart"/>
+      <w:r>
+        <w:t>new_username</w:t>
+      </w:r>
+      <w:proofErr w:type="spellEnd"/>
+      <w:r>
+        <w:t>",</w:t>
+      </w:r>
+    </w:p>
+    <w:p>
+      <w:r>
+        <w:t xml:space="preserve">  "</w:t>
+      </w:r>
+      <w:proofErr w:type="spellStart"/>
+      <w:r>
+        <w:t>RegiFnev</w:t>
+      </w:r>
+      <w:proofErr w:type="spellEnd"/>
+      <w:r>
+        <w:t>": "</w:t>
+      </w:r>
+      <w:proofErr w:type="spellStart"/>
+      <w:r>
+        <w:t>old_username</w:t>
+      </w:r>
+      <w:proofErr w:type="spellEnd"/>
+      <w:r>
+        <w:t>"</w:t>
+      </w:r>
+    </w:p>
+    <w:p>
+      <w:r>
+        <w:t>}</w:t>
+      </w:r>
+    </w:p>
+    <w:p/>
+    <w:p>
+      <w:r>
+        <w:t>**</w:t>
+      </w:r>
+      <w:proofErr w:type="spellStart"/>
+      <w:r>
         <w:t>Response</w:t>
       </w:r>
       <w:proofErr w:type="spellEnd"/>
@@ -3216,480 +3459,7 @@
     </w:p>
     <w:p>
       <w:r>
-        <w:t xml:space="preserve">- Sikeres: `201 </w:t>
-      </w:r>
-      <w:proofErr w:type="spellStart"/>
-      <w:r>
-        <w:t>Created</w:t>
-      </w:r>
-      <w:proofErr w:type="spellEnd"/>
-      <w:r>
-        <w:t>` → "Sikeres regisztráció"</w:t>
-      </w:r>
-    </w:p>
-    <w:p>
-      <w:r>
-        <w:t>- DB hiba: `500` → "Adatbázis hiba"</w:t>
-      </w:r>
-    </w:p>
-    <w:p/>
-    <w:p>
-      <w:r>
-        <w:t>**Kommentek**:</w:t>
-      </w:r>
-    </w:p>
-    <w:p>
-      <w:r>
-        <w:t xml:space="preserve">- Jelszó automatikusan Argon2-vel </w:t>
-      </w:r>
-      <w:proofErr w:type="spellStart"/>
-      <w:r>
-        <w:t>hashelt</w:t>
-      </w:r>
-      <w:proofErr w:type="spellEnd"/>
-    </w:p>
-    <w:p>
-      <w:r>
-        <w:t xml:space="preserve">- Email és felhasználónév </w:t>
-      </w:r>
-      <w:proofErr w:type="spellStart"/>
-      <w:r>
-        <w:t>unicitást</w:t>
-      </w:r>
-      <w:proofErr w:type="spellEnd"/>
-      <w:r>
-        <w:t xml:space="preserve"> </w:t>
-      </w:r>
-      <w:proofErr w:type="spellStart"/>
-      <w:r>
-        <w:t>MySQL</w:t>
-      </w:r>
-      <w:proofErr w:type="spellEnd"/>
-      <w:r>
-        <w:t xml:space="preserve"> kényszer garantálja</w:t>
-      </w:r>
-    </w:p>
-    <w:p/>
-    <w:p>
-      <w:r>
-        <w:t>---</w:t>
-      </w:r>
-    </w:p>
-    <w:p/>
-    <w:p>
-      <w:r>
-        <w:t>Profil Kezelés</w:t>
-      </w:r>
-    </w:p>
-    <w:p/>
-    <w:p>
-      <w:r>
-        <w:t xml:space="preserve"> GET `/p/</w:t>
-      </w:r>
-      <w:proofErr w:type="spellStart"/>
-      <w:r>
-        <w:t>info</w:t>
-      </w:r>
-      <w:proofErr w:type="spellEnd"/>
-      <w:r>
-        <w:t>`</w:t>
-      </w:r>
-    </w:p>
-    <w:p>
-      <w:r>
-        <w:lastRenderedPageBreak/>
-        <w:t>Összes regisztrált felhasználó adatai.</w:t>
-      </w:r>
-    </w:p>
-    <w:p/>
-    <w:p>
-      <w:r>
-        <w:t>**</w:t>
-      </w:r>
-      <w:proofErr w:type="spellStart"/>
-      <w:r>
-        <w:t>Request</w:t>
-      </w:r>
-      <w:proofErr w:type="spellEnd"/>
-      <w:r>
-        <w:t>**: Nincs body</w:t>
-      </w:r>
-    </w:p>
-    <w:p/>
-    <w:p>
-      <w:r>
-        <w:t>**</w:t>
-      </w:r>
-      <w:proofErr w:type="spellStart"/>
-      <w:r>
-        <w:t>Response</w:t>
-      </w:r>
-      <w:proofErr w:type="spellEnd"/>
-      <w:r>
-        <w:t>**:</w:t>
-      </w:r>
-    </w:p>
-    <w:p>
-      <w:r>
-        <w:t>```</w:t>
-      </w:r>
-      <w:proofErr w:type="spellStart"/>
-      <w:r>
-        <w:t>json</w:t>
-      </w:r>
-      <w:proofErr w:type="spellEnd"/>
-    </w:p>
-    <w:p>
-      <w:r>
-        <w:t>[</w:t>
-      </w:r>
-    </w:p>
-    <w:p>
-      <w:r>
-        <w:t xml:space="preserve">  {</w:t>
-      </w:r>
-    </w:p>
-    <w:p>
-      <w:r>
-        <w:t xml:space="preserve">    "</w:t>
-      </w:r>
-      <w:proofErr w:type="spellStart"/>
-      <w:r>
-        <w:t>FelhasznaloNev</w:t>
-      </w:r>
-      <w:proofErr w:type="spellEnd"/>
-      <w:r>
-        <w:t>": "user1",</w:t>
-      </w:r>
-    </w:p>
-    <w:p>
-      <w:r>
-        <w:t xml:space="preserve">    "Email": "user1@example.com"</w:t>
-      </w:r>
-    </w:p>
-    <w:p>
-      <w:r>
-        <w:t xml:space="preserve">  },</w:t>
-      </w:r>
-    </w:p>
-    <w:p>
-      <w:r>
-        <w:t xml:space="preserve">  {</w:t>
-      </w:r>
-    </w:p>
-    <w:p>
-      <w:r>
-        <w:t xml:space="preserve">    "</w:t>
-      </w:r>
-      <w:proofErr w:type="spellStart"/>
-      <w:r>
-        <w:t>FelhasznaloNev</w:t>
-      </w:r>
-      <w:proofErr w:type="spellEnd"/>
-      <w:r>
-        <w:t>": "user2",</w:t>
-      </w:r>
-    </w:p>
-    <w:p>
-      <w:r>
-        <w:t xml:space="preserve">    "Email": "user2@example.com"</w:t>
-      </w:r>
-    </w:p>
-    <w:p>
-      <w:r>
-        <w:t xml:space="preserve">  }</w:t>
-      </w:r>
-    </w:p>
-    <w:p>
-      <w:r>
-        <w:t>]</w:t>
-      </w:r>
-    </w:p>
-    <w:p>
-      <w:r>
-        <w:t>```</w:t>
-      </w:r>
-    </w:p>
-    <w:p/>
-    <w:p>
-      <w:r>
-        <w:t>POST `/p/</w:t>
-      </w:r>
-      <w:proofErr w:type="spellStart"/>
-      <w:r>
-        <w:t>mod</w:t>
-      </w:r>
-      <w:proofErr w:type="spellEnd"/>
-      <w:r>
-        <w:t>`</w:t>
-      </w:r>
-    </w:p>
-    <w:p>
-      <w:r>
-        <w:t>Felhasználónév módosítása.</w:t>
-      </w:r>
-    </w:p>
-    <w:p/>
-    <w:p>
-      <w:r>
-        <w:t>**</w:t>
-      </w:r>
-      <w:proofErr w:type="spellStart"/>
-      <w:r>
-        <w:t>Request</w:t>
-      </w:r>
-      <w:proofErr w:type="spellEnd"/>
-      <w:r>
-        <w:t>**:</w:t>
-      </w:r>
-    </w:p>
-    <w:p>
-      <w:r>
-        <w:t>```</w:t>
-      </w:r>
-      <w:proofErr w:type="spellStart"/>
-      <w:r>
-        <w:t>json</w:t>
-      </w:r>
-      <w:proofErr w:type="spellEnd"/>
-    </w:p>
-    <w:p>
-      <w:r>
-        <w:t>{</w:t>
-      </w:r>
-    </w:p>
-    <w:p>
-      <w:r>
-        <w:t xml:space="preserve">  "</w:t>
-      </w:r>
-      <w:proofErr w:type="spellStart"/>
-      <w:r>
-        <w:t>Felhasznalonev</w:t>
-      </w:r>
-      <w:proofErr w:type="spellEnd"/>
-      <w:r>
-        <w:t>": "</w:t>
-      </w:r>
-      <w:proofErr w:type="spellStart"/>
-      <w:r>
-        <w:t>new_username</w:t>
-      </w:r>
-      <w:proofErr w:type="spellEnd"/>
-      <w:r>
-        <w:t>",</w:t>
-      </w:r>
-    </w:p>
-    <w:p>
-      <w:r>
-        <w:t xml:space="preserve">  "</w:t>
-      </w:r>
-      <w:proofErr w:type="spellStart"/>
-      <w:r>
-        <w:t>RegiFnev</w:t>
-      </w:r>
-      <w:proofErr w:type="spellEnd"/>
-      <w:r>
-        <w:t>": "</w:t>
-      </w:r>
-      <w:proofErr w:type="spellStart"/>
-      <w:r>
-        <w:t>old_username</w:t>
-      </w:r>
-      <w:proofErr w:type="spellEnd"/>
-      <w:r>
-        <w:t>"</w:t>
-      </w:r>
-    </w:p>
-    <w:p>
-      <w:r>
-        <w:lastRenderedPageBreak/>
-        <w:t>}</w:t>
-      </w:r>
-    </w:p>
-    <w:p>
-      <w:r>
-        <w:t>```</w:t>
-      </w:r>
-    </w:p>
-    <w:p/>
-    <w:p>
-      <w:r>
-        <w:t>**</w:t>
-      </w:r>
-      <w:proofErr w:type="spellStart"/>
-      <w:r>
-        <w:t>Response</w:t>
-      </w:r>
-      <w:proofErr w:type="spellEnd"/>
-      <w:r>
-        <w:t>**:</w:t>
-      </w:r>
-    </w:p>
-    <w:p>
-      <w:r>
         <w:t>- Sikeres: `200 OK` → "Sikeres módosítás"</w:t>
-      </w:r>
-    </w:p>
-    <w:p>
-      <w:r>
-        <w:t>- Hiba: `500` → "Adatbázis hiba"</w:t>
-      </w:r>
-    </w:p>
-    <w:p/>
-    <w:p>
-      <w:r>
-        <w:t xml:space="preserve">**Kommentek**: </w:t>
-      </w:r>
-    </w:p>
-    <w:p>
-      <w:r>
-        <w:t>- Status: Tesztelni szükséges</w:t>
-      </w:r>
-    </w:p>
-    <w:p>
-      <w:r>
-        <w:t xml:space="preserve">- TODO: </w:t>
-      </w:r>
-      <w:proofErr w:type="spellStart"/>
-      <w:r>
-        <w:t>Autentifikáció</w:t>
-      </w:r>
-      <w:proofErr w:type="spellEnd"/>
-      <w:r>
-        <w:t xml:space="preserve"> </w:t>
-      </w:r>
-      <w:proofErr w:type="spellStart"/>
-      <w:r>
-        <w:t>megköveteltessé</w:t>
-      </w:r>
-      <w:proofErr w:type="spellEnd"/>
-      <w:r>
-        <w:t xml:space="preserve"> tenni</w:t>
-      </w:r>
-    </w:p>
-    <w:p/>
-    <w:p>
-      <w:r>
-        <w:t>---</w:t>
-      </w:r>
-    </w:p>
-    <w:p/>
-    <w:p>
-      <w:r>
-        <w:t>PATCH `/p/</w:t>
-      </w:r>
-      <w:proofErr w:type="spellStart"/>
-      <w:r>
-        <w:t>jelszo</w:t>
-      </w:r>
-      <w:proofErr w:type="spellEnd"/>
-      <w:r>
-        <w:t>`</w:t>
-      </w:r>
-    </w:p>
-    <w:p>
-      <w:r>
-        <w:t>Jelszó módosítása.</w:t>
-      </w:r>
-    </w:p>
-    <w:p/>
-    <w:p>
-      <w:r>
-        <w:t>**</w:t>
-      </w:r>
-      <w:proofErr w:type="spellStart"/>
-      <w:r>
-        <w:t>Request</w:t>
-      </w:r>
-      <w:proofErr w:type="spellEnd"/>
-      <w:r>
-        <w:t>**:</w:t>
-      </w:r>
-    </w:p>
-    <w:p>
-      <w:r>
-        <w:t>```</w:t>
-      </w:r>
-      <w:proofErr w:type="spellStart"/>
-      <w:r>
-        <w:t>json</w:t>
-      </w:r>
-      <w:proofErr w:type="spellEnd"/>
-    </w:p>
-    <w:p>
-      <w:r>
-        <w:t>{</w:t>
-      </w:r>
-    </w:p>
-    <w:p>
-      <w:r>
-        <w:t xml:space="preserve">  "</w:t>
-      </w:r>
-      <w:proofErr w:type="spellStart"/>
-      <w:r>
-        <w:t>UjJelszo</w:t>
-      </w:r>
-      <w:proofErr w:type="spellEnd"/>
-      <w:r>
-        <w:t>": "</w:t>
-      </w:r>
-      <w:proofErr w:type="spellStart"/>
-      <w:r>
-        <w:t>new_password</w:t>
-      </w:r>
-      <w:proofErr w:type="spellEnd"/>
-      <w:r>
-        <w:t>",</w:t>
-      </w:r>
-    </w:p>
-    <w:p>
-      <w:r>
-        <w:t xml:space="preserve">  "</w:t>
-      </w:r>
-      <w:proofErr w:type="spellStart"/>
-      <w:r>
-        <w:t>Felhasznalonev</w:t>
-      </w:r>
-      <w:proofErr w:type="spellEnd"/>
-      <w:r>
-        <w:t>": "</w:t>
-      </w:r>
-      <w:proofErr w:type="spellStart"/>
-      <w:r>
-        <w:t>username</w:t>
-      </w:r>
-      <w:proofErr w:type="spellEnd"/>
-      <w:r>
-        <w:t>"</w:t>
-      </w:r>
-    </w:p>
-    <w:p>
-      <w:r>
-        <w:t>}</w:t>
-      </w:r>
-    </w:p>
-    <w:p>
-      <w:r>
-        <w:t>```</w:t>
-      </w:r>
-    </w:p>
-    <w:p/>
-    <w:p>
-      <w:r>
-        <w:t>**</w:t>
-      </w:r>
-      <w:proofErr w:type="spellStart"/>
-      <w:r>
-        <w:t>Response</w:t>
-      </w:r>
-      <w:proofErr w:type="spellEnd"/>
-      <w:r>
-        <w:t>**:</w:t>
-      </w:r>
-    </w:p>
-    <w:p>
-      <w:r>
-        <w:t>- Sikeres: `200 OK` → "Sikeres jelszó módosítás"</w:t>
       </w:r>
     </w:p>
     <w:p>
@@ -3701,6 +3471,157 @@
     <w:p/>
     <w:p>
       <w:r>
+        <w:t xml:space="preserve">**Kommentek**: </w:t>
+      </w:r>
+    </w:p>
+    <w:p>
+      <w:r>
+        <w:t>- Status: Tesztelni szükséges</w:t>
+      </w:r>
+    </w:p>
+    <w:p>
+      <w:r>
+        <w:t xml:space="preserve">- TODO: </w:t>
+      </w:r>
+      <w:proofErr w:type="spellStart"/>
+      <w:r>
+        <w:t>Autentifikáció</w:t>
+      </w:r>
+      <w:proofErr w:type="spellEnd"/>
+      <w:r>
+        <w:t xml:space="preserve"> </w:t>
+      </w:r>
+      <w:proofErr w:type="spellStart"/>
+      <w:r>
+        <w:t>megköveteltessé</w:t>
+      </w:r>
+      <w:proofErr w:type="spellEnd"/>
+      <w:r>
+        <w:t xml:space="preserve"> tenni</w:t>
+      </w:r>
+    </w:p>
+    <w:p/>
+    <w:p>
+      <w:r>
+        <w:t>PATCH `/p/</w:t>
+      </w:r>
+      <w:proofErr w:type="spellStart"/>
+      <w:r>
+        <w:t>jelszo</w:t>
+      </w:r>
+      <w:proofErr w:type="spellEnd"/>
+      <w:r>
+        <w:t>`</w:t>
+      </w:r>
+    </w:p>
+    <w:p>
+      <w:r>
+        <w:t>Jelszó módosítása.</w:t>
+      </w:r>
+    </w:p>
+    <w:p/>
+    <w:p>
+      <w:r>
+        <w:t>**</w:t>
+      </w:r>
+      <w:proofErr w:type="spellStart"/>
+      <w:r>
+        <w:t>Request</w:t>
+      </w:r>
+      <w:proofErr w:type="spellEnd"/>
+      <w:r>
+        <w:t>**:</w:t>
+      </w:r>
+    </w:p>
+    <w:p>
+      <w:r>
+        <w:t>```</w:t>
+      </w:r>
+      <w:proofErr w:type="spellStart"/>
+      <w:r>
+        <w:t>json</w:t>
+      </w:r>
+      <w:proofErr w:type="spellEnd"/>
+    </w:p>
+    <w:p>
+      <w:r>
+        <w:t>{</w:t>
+      </w:r>
+    </w:p>
+    <w:p>
+      <w:r>
+        <w:t xml:space="preserve">  "</w:t>
+      </w:r>
+      <w:proofErr w:type="spellStart"/>
+      <w:r>
+        <w:t>UjJelszo</w:t>
+      </w:r>
+      <w:proofErr w:type="spellEnd"/>
+      <w:r>
+        <w:t>": "</w:t>
+      </w:r>
+      <w:proofErr w:type="spellStart"/>
+      <w:r>
+        <w:t>new_password</w:t>
+      </w:r>
+      <w:proofErr w:type="spellEnd"/>
+      <w:r>
+        <w:t>",</w:t>
+      </w:r>
+    </w:p>
+    <w:p>
+      <w:r>
+        <w:t xml:space="preserve">  "</w:t>
+      </w:r>
+      <w:proofErr w:type="spellStart"/>
+      <w:r>
+        <w:t>Felhasznalonev</w:t>
+      </w:r>
+      <w:proofErr w:type="spellEnd"/>
+      <w:r>
+        <w:t>": "</w:t>
+      </w:r>
+      <w:proofErr w:type="spellStart"/>
+      <w:r>
+        <w:t>username</w:t>
+      </w:r>
+      <w:proofErr w:type="spellEnd"/>
+      <w:r>
+        <w:t>"</w:t>
+      </w:r>
+    </w:p>
+    <w:p>
+      <w:r>
+        <w:t>}</w:t>
+      </w:r>
+    </w:p>
+    <w:p/>
+    <w:p>
+      <w:r>
+        <w:t>**</w:t>
+      </w:r>
+      <w:proofErr w:type="spellStart"/>
+      <w:r>
+        <w:t>Response</w:t>
+      </w:r>
+      <w:proofErr w:type="spellEnd"/>
+      <w:r>
+        <w:t>**:</w:t>
+      </w:r>
+    </w:p>
+    <w:p>
+      <w:r>
+        <w:t>- Sikeres: `200 OK` → "Sikeres jelszó módosítás"</w:t>
+      </w:r>
+    </w:p>
+    <w:p>
+      <w:r>
+        <w:t>- Hiba: `500` → "Adatbázis hiba"</w:t>
+      </w:r>
+    </w:p>
+    <w:p/>
+    <w:p>
+      <w:r>
         <w:t>**Kommentek**:</w:t>
       </w:r>
     </w:p>
@@ -3733,17 +3654,150 @@
     <w:p/>
     <w:p>
       <w:r>
+        <w:t>DELETE `/p/</w:t>
+      </w:r>
+      <w:proofErr w:type="spellStart"/>
+      <w:r>
+        <w:t>torles</w:t>
+      </w:r>
+      <w:proofErr w:type="spellEnd"/>
+      <w:r>
+        <w:t>`</w:t>
+      </w:r>
+    </w:p>
+    <w:p>
+      <w:r>
+        <w:t>Felhasználói profil törlése.</w:t>
+      </w:r>
+    </w:p>
+    <w:p/>
+    <w:p>
+      <w:r>
+        <w:t>**</w:t>
+      </w:r>
+      <w:proofErr w:type="spellStart"/>
+      <w:r>
+        <w:t>Request</w:t>
+      </w:r>
+      <w:proofErr w:type="spellEnd"/>
+      <w:r>
+        <w:t>**:</w:t>
+      </w:r>
+    </w:p>
+    <w:p>
+      <w:r>
+        <w:t>```</w:t>
+      </w:r>
+      <w:proofErr w:type="spellStart"/>
+      <w:r>
+        <w:t>json</w:t>
+      </w:r>
+      <w:proofErr w:type="spellEnd"/>
+    </w:p>
+    <w:p>
+      <w:r>
+        <w:t>{</w:t>
+      </w:r>
+    </w:p>
+    <w:p>
+      <w:r>
+        <w:t xml:space="preserve">  "</w:t>
+      </w:r>
+      <w:proofErr w:type="spellStart"/>
+      <w:r>
+        <w:t>Felhasznalonev</w:t>
+      </w:r>
+      <w:proofErr w:type="spellEnd"/>
+      <w:r>
+        <w:t>": "</w:t>
+      </w:r>
+      <w:proofErr w:type="spellStart"/>
+      <w:r>
+        <w:t>username</w:t>
+      </w:r>
+      <w:proofErr w:type="spellEnd"/>
+      <w:r>
+        <w:t>"</w:t>
+      </w:r>
+    </w:p>
+    <w:p>
+      <w:r>
+        <w:t>}</w:t>
+      </w:r>
+    </w:p>
+    <w:p>
+      <w:r>
+        <w:t>```</w:t>
+      </w:r>
+    </w:p>
+    <w:p/>
+    <w:p>
+      <w:r>
+        <w:t>**</w:t>
+      </w:r>
+      <w:proofErr w:type="spellStart"/>
+      <w:r>
+        <w:t>Response</w:t>
+      </w:r>
+      <w:proofErr w:type="spellEnd"/>
+      <w:r>
+        <w:t>**:</w:t>
+      </w:r>
+    </w:p>
+    <w:p>
+      <w:r>
+        <w:t>- Sikeres: `200 OK` → "Sikeres profil törlés"</w:t>
+      </w:r>
+    </w:p>
+    <w:p>
+      <w:r>
+        <w:t>- Hiba: `500` → "Adatbázis hiba"</w:t>
+      </w:r>
+    </w:p>
+    <w:p/>
+    <w:p>
+      <w:r>
+        <w:t>**Kommentek**:</w:t>
+      </w:r>
+    </w:p>
+    <w:p>
+      <w:r>
+        <w:t>- Status: Tesztelni szükséges</w:t>
+      </w:r>
+    </w:p>
+    <w:p>
+      <w:r>
+        <w:t>- Kötegelt törlés (</w:t>
+      </w:r>
+      <w:proofErr w:type="spellStart"/>
+      <w:r>
+        <w:t>fr-koto</w:t>
+      </w:r>
+      <w:proofErr w:type="spellEnd"/>
+      <w:r>
+        <w:t xml:space="preserve"> táblát is érinti CASCADE miatt)</w:t>
+      </w:r>
+    </w:p>
+    <w:p/>
+    <w:p>
+      <w:r>
         <w:t>---</w:t>
       </w:r>
     </w:p>
     <w:p/>
     <w:p>
       <w:r>
-        <w:t>DELETE `/p/</w:t>
-      </w:r>
-      <w:proofErr w:type="spellStart"/>
-      <w:r>
-        <w:t>torles</w:t>
+        <w:t>Raktár Kezelés</w:t>
+      </w:r>
+    </w:p>
+    <w:p/>
+    <w:p>
+      <w:r>
+        <w:t>GET `/</w:t>
+      </w:r>
+      <w:proofErr w:type="spellStart"/>
+      <w:r>
+        <w:t>raktar</w:t>
       </w:r>
       <w:proofErr w:type="spellEnd"/>
       <w:r>
@@ -3752,7 +3806,7 @@
     </w:p>
     <w:p>
       <w:r>
-        <w:t>Felhasználói profil törlése.</w:t>
+        <w:t>Összes raktár információ lekérdezése.</w:t>
       </w:r>
     </w:p>
     <w:p/>
@@ -3766,11 +3820,26 @@
       </w:r>
       <w:proofErr w:type="spellEnd"/>
       <w:r>
+        <w:t>**: Nincs body</w:t>
+      </w:r>
+    </w:p>
+    <w:p/>
+    <w:p>
+      <w:r>
+        <w:t>**</w:t>
+      </w:r>
+      <w:proofErr w:type="spellStart"/>
+      <w:r>
+        <w:t>Response</w:t>
+      </w:r>
+      <w:proofErr w:type="spellEnd"/>
+      <w:r>
         <w:t>**:</w:t>
       </w:r>
     </w:p>
     <w:p>
       <w:r>
+        <w:lastRenderedPageBreak/>
         <w:t>```</w:t>
       </w:r>
       <w:proofErr w:type="spellStart"/>
@@ -3781,160 +3850,6 @@
     </w:p>
     <w:p>
       <w:r>
-        <w:t>{</w:t>
-      </w:r>
-    </w:p>
-    <w:p>
-      <w:r>
-        <w:t xml:space="preserve">  "</w:t>
-      </w:r>
-      <w:proofErr w:type="spellStart"/>
-      <w:r>
-        <w:t>Felhasznalonev</w:t>
-      </w:r>
-      <w:proofErr w:type="spellEnd"/>
-      <w:r>
-        <w:t>": "</w:t>
-      </w:r>
-      <w:proofErr w:type="spellStart"/>
-      <w:r>
-        <w:t>username</w:t>
-      </w:r>
-      <w:proofErr w:type="spellEnd"/>
-      <w:r>
-        <w:t>"</w:t>
-      </w:r>
-    </w:p>
-    <w:p>
-      <w:r>
-        <w:t>}</w:t>
-      </w:r>
-    </w:p>
-    <w:p>
-      <w:r>
-        <w:t>```</w:t>
-      </w:r>
-    </w:p>
-    <w:p/>
-    <w:p>
-      <w:r>
-        <w:t>**</w:t>
-      </w:r>
-      <w:proofErr w:type="spellStart"/>
-      <w:r>
-        <w:t>Response</w:t>
-      </w:r>
-      <w:proofErr w:type="spellEnd"/>
-      <w:r>
-        <w:t>**:</w:t>
-      </w:r>
-    </w:p>
-    <w:p>
-      <w:r>
-        <w:t>- Sikeres: `200 OK` → "Sikeres profil törlés"</w:t>
-      </w:r>
-    </w:p>
-    <w:p>
-      <w:r>
-        <w:t>- Hiba: `500` → "Adatbázis hiba"</w:t>
-      </w:r>
-    </w:p>
-    <w:p/>
-    <w:p>
-      <w:r>
-        <w:t>**Kommentek**:</w:t>
-      </w:r>
-    </w:p>
-    <w:p>
-      <w:r>
-        <w:t>- Status: Tesztelni szükséges</w:t>
-      </w:r>
-    </w:p>
-    <w:p>
-      <w:r>
-        <w:t>- Kötegelt törlés (</w:t>
-      </w:r>
-      <w:proofErr w:type="spellStart"/>
-      <w:r>
-        <w:t>fr-koto</w:t>
-      </w:r>
-      <w:proofErr w:type="spellEnd"/>
-      <w:r>
-        <w:t xml:space="preserve"> táblát is érinti CASCADE miatt)</w:t>
-      </w:r>
-    </w:p>
-    <w:p/>
-    <w:p>
-      <w:r>
-        <w:lastRenderedPageBreak/>
-        <w:t>---</w:t>
-      </w:r>
-    </w:p>
-    <w:p/>
-    <w:p>
-      <w:r>
-        <w:t>Raktár Kezelés</w:t>
-      </w:r>
-    </w:p>
-    <w:p/>
-    <w:p>
-      <w:r>
-        <w:t>GET `/</w:t>
-      </w:r>
-      <w:proofErr w:type="spellStart"/>
-      <w:r>
-        <w:t>raktar</w:t>
-      </w:r>
-      <w:proofErr w:type="spellEnd"/>
-      <w:r>
-        <w:t>`</w:t>
-      </w:r>
-    </w:p>
-    <w:p>
-      <w:r>
-        <w:t>Összes raktár információ lekérdezése.</w:t>
-      </w:r>
-    </w:p>
-    <w:p/>
-    <w:p>
-      <w:r>
-        <w:t>**</w:t>
-      </w:r>
-      <w:proofErr w:type="spellStart"/>
-      <w:r>
-        <w:t>Request</w:t>
-      </w:r>
-      <w:proofErr w:type="spellEnd"/>
-      <w:r>
-        <w:t>**: Nincs body</w:t>
-      </w:r>
-    </w:p>
-    <w:p/>
-    <w:p>
-      <w:r>
-        <w:t>**</w:t>
-      </w:r>
-      <w:proofErr w:type="spellStart"/>
-      <w:r>
-        <w:t>Response</w:t>
-      </w:r>
-      <w:proofErr w:type="spellEnd"/>
-      <w:r>
-        <w:t>**:</w:t>
-      </w:r>
-    </w:p>
-    <w:p>
-      <w:r>
-        <w:t>```</w:t>
-      </w:r>
-      <w:proofErr w:type="spellStart"/>
-      <w:r>
-        <w:t>json</w:t>
-      </w:r>
-      <w:proofErr w:type="spellEnd"/>
-    </w:p>
-    <w:p>
-      <w:r>
         <w:t>[</w:t>
       </w:r>
     </w:p>
@@ -3997,11 +3912,6 @@
     <w:p>
       <w:r>
         <w:t>]</w:t>
-      </w:r>
-    </w:p>
-    <w:p>
-      <w:r>
-        <w:t>```</w:t>
       </w:r>
     </w:p>
     <w:p/>
@@ -4102,6 +4012,7 @@
     </w:p>
     <w:p>
       <w:r>
+        <w:lastRenderedPageBreak/>
         <w:t xml:space="preserve">  {</w:t>
       </w:r>
     </w:p>
@@ -4172,10 +4083,183 @@
         <w:t>]</w:t>
       </w:r>
     </w:p>
+    <w:p/>
+    <w:p/>
+    <w:p>
+      <w:r>
+        <w:t>**Kommentek**:</w:t>
+      </w:r>
+    </w:p>
+    <w:p>
+      <w:r>
+        <w:t>- INNER JOIN: csak meglévő árveréseket adja vissza</w:t>
+      </w:r>
+    </w:p>
+    <w:p>
+      <w:r>
+        <w:t>- Frontend ezt használja az Árverések oldalon</w:t>
+      </w:r>
+    </w:p>
+    <w:p/>
+    <w:p>
+      <w:r>
+        <w:t>GET `/</w:t>
+      </w:r>
+      <w:proofErr w:type="spellStart"/>
+      <w:r>
+        <w:t>arveresinfo</w:t>
+      </w:r>
+      <w:proofErr w:type="spellEnd"/>
+      <w:r>
+        <w:t>/:</w:t>
+      </w:r>
+      <w:proofErr w:type="spellStart"/>
+      <w:r>
+        <w:t>id</w:t>
+      </w:r>
+      <w:proofErr w:type="spellEnd"/>
+      <w:r>
+        <w:t>`</w:t>
+      </w:r>
+    </w:p>
+    <w:p>
+      <w:r>
+        <w:t>Egy adott árverés részletei és licit információ.</w:t>
+      </w:r>
+    </w:p>
+    <w:p/>
+    <w:p>
+      <w:r>
+        <w:t>**</w:t>
+      </w:r>
+      <w:proofErr w:type="spellStart"/>
+      <w:r>
+        <w:t>Request</w:t>
+      </w:r>
+      <w:proofErr w:type="spellEnd"/>
+      <w:r>
+        <w:t>**: URL paraméter `</w:t>
+      </w:r>
+      <w:proofErr w:type="spellStart"/>
+      <w:r>
+        <w:t>id</w:t>
+      </w:r>
+      <w:proofErr w:type="spellEnd"/>
+      <w:r>
+        <w:t>`</w:t>
+      </w:r>
+    </w:p>
+    <w:p/>
+    <w:p>
+      <w:r>
+        <w:t>**</w:t>
+      </w:r>
+      <w:proofErr w:type="spellStart"/>
+      <w:r>
+        <w:t>Response</w:t>
+      </w:r>
+      <w:proofErr w:type="spellEnd"/>
+      <w:r>
+        <w:t>**:</w:t>
+      </w:r>
+    </w:p>
     <w:p>
       <w:r>
         <w:t>```</w:t>
       </w:r>
+      <w:proofErr w:type="spellStart"/>
+      <w:r>
+        <w:t>json</w:t>
+      </w:r>
+      <w:proofErr w:type="spellEnd"/>
+    </w:p>
+    <w:p>
+      <w:r>
+        <w:t>[</w:t>
+      </w:r>
+    </w:p>
+    <w:p>
+      <w:r>
+        <w:t xml:space="preserve">  {</w:t>
+      </w:r>
+    </w:p>
+    <w:p>
+      <w:r>
+        <w:t xml:space="preserve">    "ID": 1,</w:t>
+      </w:r>
+    </w:p>
+    <w:p>
+      <w:r>
+        <w:t xml:space="preserve">    "AID": 1,</w:t>
+      </w:r>
+    </w:p>
+    <w:p>
+      <w:r>
+        <w:t xml:space="preserve">    "Licit": 5000,</w:t>
+      </w:r>
+    </w:p>
+    <w:p>
+      <w:r>
+        <w:lastRenderedPageBreak/>
+        <w:t xml:space="preserve">    "</w:t>
+      </w:r>
+      <w:proofErr w:type="spellStart"/>
+      <w:r>
+        <w:t>kepUrl</w:t>
+      </w:r>
+      <w:proofErr w:type="spellEnd"/>
+      <w:r>
+        <w:t>": "https://example.com/image.jpg",</w:t>
+      </w:r>
+    </w:p>
+    <w:p>
+      <w:r>
+        <w:t xml:space="preserve">    "</w:t>
+      </w:r>
+      <w:proofErr w:type="spellStart"/>
+      <w:r>
+        <w:t>id</w:t>
+      </w:r>
+      <w:proofErr w:type="spellEnd"/>
+      <w:r>
+        <w:t>": 1,</w:t>
+      </w:r>
+    </w:p>
+    <w:p>
+      <w:r>
+        <w:t xml:space="preserve">    "</w:t>
+      </w:r>
+      <w:proofErr w:type="spellStart"/>
+      <w:r>
+        <w:t>idopont</w:t>
+      </w:r>
+      <w:proofErr w:type="spellEnd"/>
+      <w:r>
+        <w:t>": "2026-04-12T10:00:00.000Z",</w:t>
+      </w:r>
+    </w:p>
+    <w:p>
+      <w:r>
+        <w:t xml:space="preserve">    "</w:t>
+      </w:r>
+      <w:proofErr w:type="spellStart"/>
+      <w:r>
+        <w:t>JelentkezID</w:t>
+      </w:r>
+      <w:proofErr w:type="spellEnd"/>
+      <w:r>
+        <w:t>": 1</w:t>
+      </w:r>
+    </w:p>
+    <w:p>
+      <w:r>
+        <w:t xml:space="preserve">  }</w:t>
+      </w:r>
+    </w:p>
+    <w:p>
+      <w:r>
+        <w:t>]</w:t>
+      </w:r>
     </w:p>
     <w:p/>
     <w:p>
@@ -4185,24 +4269,691 @@
     </w:p>
     <w:p>
       <w:r>
-        <w:t>- INNER JOIN: csak meglévő árveréseket adja vissza</w:t>
-      </w:r>
-    </w:p>
-    <w:p>
-      <w:r>
-        <w:t>- Frontend ezt használja az Árverések oldalon</w:t>
+        <w:t>- Megértés: `AID` az árverés ID-ja, nem az `ID`</w:t>
       </w:r>
     </w:p>
     <w:p/>
     <w:p>
       <w:r>
+        <w:t>PATCH `/</w:t>
+      </w:r>
+      <w:proofErr w:type="spellStart"/>
+      <w:r>
+        <w:t>arveresinfo</w:t>
+      </w:r>
+      <w:proofErr w:type="spellEnd"/>
+      <w:r>
+        <w:t>/update`</w:t>
+      </w:r>
+    </w:p>
+    <w:p>
+      <w:r>
+        <w:t>Licit frissítése minimum követelménnyel.</w:t>
+      </w:r>
+    </w:p>
+    <w:p/>
+    <w:p>
+      <w:r>
+        <w:t>**</w:t>
+      </w:r>
+      <w:proofErr w:type="spellStart"/>
+      <w:r>
+        <w:t>Request</w:t>
+      </w:r>
+      <w:proofErr w:type="spellEnd"/>
+      <w:r>
+        <w:t>**:</w:t>
+      </w:r>
+    </w:p>
+    <w:p>
+      <w:r>
+        <w:t>```</w:t>
+      </w:r>
+      <w:proofErr w:type="spellStart"/>
+      <w:r>
+        <w:t>json</w:t>
+      </w:r>
+      <w:proofErr w:type="spellEnd"/>
+    </w:p>
+    <w:p>
+      <w:r>
+        <w:t>{</w:t>
+      </w:r>
+    </w:p>
+    <w:p>
+      <w:r>
+        <w:t xml:space="preserve">  "</w:t>
+      </w:r>
+      <w:proofErr w:type="spellStart"/>
+      <w:r>
+        <w:t>aid</w:t>
+      </w:r>
+      <w:proofErr w:type="spellEnd"/>
+      <w:r>
+        <w:t>": 1,</w:t>
+      </w:r>
+    </w:p>
+    <w:p>
+      <w:r>
+        <w:t xml:space="preserve">  "licit": 5100</w:t>
+      </w:r>
+    </w:p>
+    <w:p>
+      <w:r>
+        <w:t>}</w:t>
+      </w:r>
+    </w:p>
+    <w:p>
+      <w:r>
+        <w:t>```</w:t>
+      </w:r>
+    </w:p>
+    <w:p/>
+    <w:p>
+      <w:r>
+        <w:t>**</w:t>
+      </w:r>
+      <w:proofErr w:type="spellStart"/>
+      <w:r>
+        <w:t>Response</w:t>
+      </w:r>
+      <w:proofErr w:type="spellEnd"/>
+      <w:r>
+        <w:t>**:</w:t>
+      </w:r>
+    </w:p>
+    <w:p>
+      <w:r>
+        <w:t>- Sikeres: `200 OK` → "Sikeres licit!"</w:t>
+      </w:r>
+    </w:p>
+    <w:p>
+      <w:r>
+        <w:t xml:space="preserve">- Túl alacsony: `400 </w:t>
+      </w:r>
+      <w:proofErr w:type="spellStart"/>
+      <w:r>
+        <w:t>Bad</w:t>
+      </w:r>
+      <w:proofErr w:type="spellEnd"/>
+      <w:r>
+        <w:t xml:space="preserve"> </w:t>
+      </w:r>
+      <w:proofErr w:type="spellStart"/>
+      <w:r>
+        <w:t>Request</w:t>
+      </w:r>
+      <w:proofErr w:type="spellEnd"/>
+      <w:r>
+        <w:t>` → "A licit túl alacsony. Minimum: 5100"</w:t>
+      </w:r>
+    </w:p>
+    <w:p>
+      <w:r>
+        <w:t>- Hiba: `500` → "Adatbázis hiba a frissítéskor."</w:t>
+      </w:r>
+    </w:p>
+    <w:p/>
+    <w:p>
+      <w:r>
+        <w:lastRenderedPageBreak/>
+        <w:t>**Logika**:</w:t>
+      </w:r>
+    </w:p>
+    <w:p>
+      <w:r>
+        <w:t>- Min. licit = jelenlegi + min(10% jelenlegi, 50)</w:t>
+      </w:r>
+    </w:p>
+    <w:p>
+      <w:r>
+        <w:t xml:space="preserve">- Például: 5000 → minimum 5100 (10% = 500, de </w:t>
+      </w:r>
+      <w:proofErr w:type="spellStart"/>
+      <w:r>
+        <w:t>max</w:t>
+      </w:r>
+      <w:proofErr w:type="spellEnd"/>
+      <w:r>
+        <w:t xml:space="preserve"> 50)</w:t>
+      </w:r>
+    </w:p>
+    <w:p/>
+    <w:p>
+      <w:r>
+        <w:t>**Kommentek**:</w:t>
+      </w:r>
+    </w:p>
+    <w:p>
+      <w:r>
+        <w:t xml:space="preserve">- </w:t>
+      </w:r>
+      <w:proofErr w:type="spellStart"/>
+      <w:r>
+        <w:t>Frontier</w:t>
+      </w:r>
+      <w:proofErr w:type="spellEnd"/>
+      <w:r>
+        <w:t>: Kerül két lekérdezés (GET + UPDATE)</w:t>
+      </w:r>
+    </w:p>
+    <w:p>
+      <w:r>
+        <w:t>Frontend Komponensek</w:t>
+      </w:r>
+    </w:p>
+    <w:p/>
+    <w:p>
+      <w:r>
+        <w:t xml:space="preserve">6.1 Az </w:t>
+      </w:r>
+      <w:proofErr w:type="spellStart"/>
+      <w:r>
+        <w:t>App.jsx</w:t>
+      </w:r>
+      <w:proofErr w:type="spellEnd"/>
+      <w:r>
+        <w:t xml:space="preserve"> nyújt</w:t>
+      </w:r>
+    </w:p>
+    <w:p>
+      <w:r>
+        <w:t xml:space="preserve">- </w:t>
+      </w:r>
+      <w:proofErr w:type="spellStart"/>
+      <w:r>
+        <w:t>Bootstrap</w:t>
+      </w:r>
+      <w:proofErr w:type="spellEnd"/>
+      <w:r>
+        <w:t xml:space="preserve"> CSS integráció</w:t>
+      </w:r>
+    </w:p>
+    <w:p>
+      <w:r>
+        <w:t xml:space="preserve">- </w:t>
+      </w:r>
+      <w:proofErr w:type="spellStart"/>
+      <w:r>
+        <w:t>React</w:t>
+      </w:r>
+      <w:proofErr w:type="spellEnd"/>
+      <w:r>
+        <w:t xml:space="preserve"> Router-</w:t>
+      </w:r>
+      <w:proofErr w:type="spellStart"/>
+      <w:r>
+        <w:t>al</w:t>
+      </w:r>
+      <w:proofErr w:type="spellEnd"/>
+      <w:r>
+        <w:t xml:space="preserve"> </w:t>
+      </w:r>
+      <w:proofErr w:type="spellStart"/>
+      <w:r>
+        <w:t>setup</w:t>
+      </w:r>
+      <w:proofErr w:type="spellEnd"/>
+    </w:p>
+    <w:p>
+      <w:r>
+        <w:t xml:space="preserve">- Közös </w:t>
+      </w:r>
+      <w:proofErr w:type="spellStart"/>
+      <w:r>
+        <w:t>Navbar</w:t>
+      </w:r>
+      <w:proofErr w:type="spellEnd"/>
+      <w:r>
+        <w:t xml:space="preserve"> + </w:t>
+      </w:r>
+      <w:proofErr w:type="spellStart"/>
+      <w:r>
+        <w:t>Footer</w:t>
+      </w:r>
+      <w:proofErr w:type="spellEnd"/>
+    </w:p>
+    <w:p>
+      <w:r>
+        <w:t xml:space="preserve">- 7 </w:t>
+      </w:r>
+      <w:proofErr w:type="spellStart"/>
+      <w:r>
+        <w:t>route</w:t>
+      </w:r>
+      <w:proofErr w:type="spellEnd"/>
+      <w:r>
+        <w:t>-ot definiál</w:t>
+      </w:r>
+    </w:p>
+    <w:p/>
+    <w:p>
+      <w:r>
+        <w:t>Oldalak</w:t>
+      </w:r>
+    </w:p>
+    <w:p/>
+    <w:p>
+      <w:proofErr w:type="spellStart"/>
+      <w:r>
+        <w:t>Home.jsx</w:t>
+      </w:r>
+      <w:proofErr w:type="spellEnd"/>
+      <w:r>
+        <w:t xml:space="preserve"> - Főoldal</w:t>
+      </w:r>
+    </w:p>
+    <w:p>
+      <w:r>
+        <w:t xml:space="preserve">- </w:t>
+      </w:r>
+      <w:proofErr w:type="spellStart"/>
+      <w:r>
+        <w:t>Hero</w:t>
+      </w:r>
+      <w:proofErr w:type="spellEnd"/>
+      <w:r>
+        <w:t xml:space="preserve"> </w:t>
+      </w:r>
+      <w:proofErr w:type="spellStart"/>
+      <w:r>
+        <w:t>section</w:t>
+      </w:r>
+      <w:proofErr w:type="spellEnd"/>
+      <w:r>
+        <w:t xml:space="preserve"> banner kép-vel</w:t>
+      </w:r>
+    </w:p>
+    <w:p>
+      <w:r>
+        <w:t>- Rövid bemutató</w:t>
+      </w:r>
+    </w:p>
+    <w:p/>
+    <w:p>
+      <w:proofErr w:type="spellStart"/>
+      <w:r>
+        <w:t>Login.jsx</w:t>
+      </w:r>
+      <w:proofErr w:type="spellEnd"/>
+      <w:r>
+        <w:t xml:space="preserve"> - Bejelentkezés</w:t>
+      </w:r>
+    </w:p>
+    <w:p>
+      <w:r>
+        <w:t xml:space="preserve">- Email + jelszó </w:t>
+      </w:r>
+      <w:proofErr w:type="spellStart"/>
+      <w:r>
+        <w:t>form</w:t>
+      </w:r>
+      <w:proofErr w:type="spellEnd"/>
+    </w:p>
+    <w:p>
+      <w:r>
+        <w:t xml:space="preserve">- </w:t>
+      </w:r>
+      <w:proofErr w:type="spellStart"/>
+      <w:r>
+        <w:t>Error</w:t>
+      </w:r>
+      <w:proofErr w:type="spellEnd"/>
+      <w:r>
+        <w:t>/</w:t>
+      </w:r>
+      <w:proofErr w:type="spellStart"/>
+      <w:r>
+        <w:t>Success</w:t>
+      </w:r>
+      <w:proofErr w:type="spellEnd"/>
+      <w:r>
+        <w:t xml:space="preserve"> üzenetek</w:t>
+      </w:r>
+    </w:p>
+    <w:p>
+      <w:r>
+        <w:t xml:space="preserve">- </w:t>
+      </w:r>
+      <w:proofErr w:type="spellStart"/>
+      <w:r>
+        <w:t>Loading</w:t>
+      </w:r>
+      <w:proofErr w:type="spellEnd"/>
+      <w:r>
+        <w:t xml:space="preserve"> </w:t>
+      </w:r>
+      <w:proofErr w:type="spellStart"/>
+      <w:r>
+        <w:t>spinner</w:t>
+      </w:r>
+      <w:proofErr w:type="spellEnd"/>
+    </w:p>
+    <w:p>
+      <w:r>
+        <w:t>- POST /login hívás</w:t>
+      </w:r>
+    </w:p>
+    <w:p/>
+    <w:p>
+      <w:r>
+        <w:lastRenderedPageBreak/>
+        <w:t xml:space="preserve">**Validáció**: </w:t>
+      </w:r>
+      <w:proofErr w:type="spellStart"/>
+      <w:r>
+        <w:t>Client-side</w:t>
+      </w:r>
+      <w:proofErr w:type="spellEnd"/>
+      <w:r>
+        <w:t xml:space="preserve"> alapvető email/</w:t>
+      </w:r>
+      <w:proofErr w:type="spellStart"/>
+      <w:r>
+        <w:t>password</w:t>
+      </w:r>
+      <w:proofErr w:type="spellEnd"/>
+      <w:r>
+        <w:t xml:space="preserve"> </w:t>
+      </w:r>
+      <w:proofErr w:type="spellStart"/>
+      <w:r>
+        <w:t>check</w:t>
+      </w:r>
+      <w:proofErr w:type="spellEnd"/>
+    </w:p>
+    <w:p/>
+    <w:p>
+      <w:r>
+        <w:t>**Kommentek**:</w:t>
+      </w:r>
+    </w:p>
+    <w:p>
+      <w:r>
+        <w:t>- Session tárolás: localStorage vagy sessionStorage szükséges (jelenleg nincs)</w:t>
+      </w:r>
+    </w:p>
+    <w:p/>
+    <w:p>
+      <w:proofErr w:type="spellStart"/>
+      <w:r>
+        <w:t>Registration.jsx</w:t>
+      </w:r>
+      <w:proofErr w:type="spellEnd"/>
+      <w:r>
+        <w:t xml:space="preserve"> - Regisztráció</w:t>
+      </w:r>
+    </w:p>
+    <w:p>
+      <w:r>
+        <w:t xml:space="preserve">- Felhasználónév + Email + Jelszó </w:t>
+      </w:r>
+      <w:proofErr w:type="spellStart"/>
+      <w:r>
+        <w:t>form</w:t>
+      </w:r>
+      <w:proofErr w:type="spellEnd"/>
+    </w:p>
+    <w:p>
+      <w:r>
+        <w:t>- Jelszó megerősítés</w:t>
+      </w:r>
+    </w:p>
+    <w:p>
+      <w:r>
+        <w:t>- POST /</w:t>
+      </w:r>
+      <w:proofErr w:type="spellStart"/>
+      <w:r>
+        <w:t>register</w:t>
+      </w:r>
+      <w:proofErr w:type="spellEnd"/>
+      <w:r>
+        <w:t xml:space="preserve"> hívás</w:t>
+      </w:r>
+    </w:p>
+    <w:p/>
+    <w:p>
+      <w:r>
+        <w:t>**Validáció**:</w:t>
+      </w:r>
+    </w:p>
+    <w:p>
+      <w:r>
+        <w:t>- Jelszavak egyezésének ellenőrzése</w:t>
+      </w:r>
+    </w:p>
+    <w:p>
+      <w:r>
+        <w:t xml:space="preserve">- </w:t>
+      </w:r>
+      <w:proofErr w:type="spellStart"/>
+      <w:r>
+        <w:t>Client-side</w:t>
+      </w:r>
+      <w:proofErr w:type="spellEnd"/>
+      <w:r>
+        <w:t xml:space="preserve"> nem elég → backend validáció szükséges</w:t>
+      </w:r>
+    </w:p>
+    <w:p/>
+    <w:p>
+      <w:proofErr w:type="spellStart"/>
+      <w:r>
+        <w:t>Profil.jsx</w:t>
+      </w:r>
+      <w:proofErr w:type="spellEnd"/>
+      <w:r>
+        <w:t xml:space="preserve"> - Felhasználói Profil</w:t>
+      </w:r>
+    </w:p>
+    <w:p>
+      <w:r>
+        <w:t>- Profil módosítás</w:t>
+      </w:r>
+    </w:p>
+    <w:p>
+      <w:r>
+        <w:t>- Jelszó módosítás</w:t>
+      </w:r>
+    </w:p>
+    <w:p>
+      <w:r>
+        <w:t>- Profil törlés</w:t>
+      </w:r>
+    </w:p>
+    <w:p/>
+    <w:p>
+      <w:r>
+        <w:t>**Kommentek**:</w:t>
+      </w:r>
+    </w:p>
+    <w:p>
+      <w:r>
+        <w:t xml:space="preserve">- TODO: Csak </w:t>
+      </w:r>
+      <w:proofErr w:type="spellStart"/>
+      <w:r>
+        <w:t>bejelentkeztettre</w:t>
+      </w:r>
+      <w:proofErr w:type="spellEnd"/>
+      <w:r>
+        <w:t xml:space="preserve"> elérhető (</w:t>
+      </w:r>
+      <w:proofErr w:type="spellStart"/>
+      <w:r>
+        <w:t>autentifikáció</w:t>
+      </w:r>
+      <w:proofErr w:type="spellEnd"/>
+      <w:r>
+        <w:t xml:space="preserve"> szükséges)</w:t>
+      </w:r>
+    </w:p>
+    <w:p/>
+    <w:p>
+      <w:proofErr w:type="spellStart"/>
+      <w:r>
+        <w:t>Raktar.jsx</w:t>
+      </w:r>
+      <w:proofErr w:type="spellEnd"/>
+      <w:r>
+        <w:t xml:space="preserve"> - Raktárak Oldala</w:t>
+      </w:r>
+    </w:p>
+    <w:p>
+      <w:r>
+        <w:t>- GET /</w:t>
+      </w:r>
+      <w:proofErr w:type="spellStart"/>
+      <w:r>
+        <w:t>raktar</w:t>
+      </w:r>
+      <w:proofErr w:type="spellEnd"/>
+      <w:r>
+        <w:t xml:space="preserve"> hívás</w:t>
+      </w:r>
+    </w:p>
+    <w:p>
+      <w:r>
+        <w:t>- Raktárak megjelenítése kártya formában</w:t>
+      </w:r>
+    </w:p>
+    <w:p>
+      <w:r>
+        <w:t xml:space="preserve">- </w:t>
+      </w:r>
+      <w:proofErr w:type="spellStart"/>
+      <w:r>
+        <w:t>Badge</w:t>
+      </w:r>
+      <w:proofErr w:type="spellEnd"/>
+      <w:r>
+        <w:t>: foglalt/szabad státusz</w:t>
+      </w:r>
+    </w:p>
+    <w:p/>
+    <w:p>
+      <w:r>
+        <w:t>**Adatok**:</w:t>
+      </w:r>
+    </w:p>
+    <w:p>
+      <w:r>
+        <w:t>Raktár #1</w:t>
+      </w:r>
+    </w:p>
+    <w:p>
+      <w:r>
+        <w:t>- Foglaltság: Szabad / Foglalt</w:t>
+      </w:r>
+    </w:p>
+    <w:p>
+      <w:r>
+        <w:t>- Határidő: 2026-06-30</w:t>
+      </w:r>
+    </w:p>
+    <w:p>
+      <w:r>
+        <w:t>- Cím: 1011 Budapest, Pesti út 25</w:t>
+      </w:r>
+    </w:p>
+    <w:p/>
+    <w:p>
+      <w:proofErr w:type="spellStart"/>
+      <w:r>
+        <w:t>Arveresek.jsx</w:t>
+      </w:r>
+      <w:proofErr w:type="spellEnd"/>
+      <w:r>
+        <w:t xml:space="preserve"> - Árverések Oldala</w:t>
+      </w:r>
+    </w:p>
+    <w:p>
+      <w:r>
+        <w:t>- GET /</w:t>
+      </w:r>
+      <w:proofErr w:type="spellStart"/>
+      <w:r>
+        <w:t>arveres</w:t>
+      </w:r>
+      <w:proofErr w:type="spellEnd"/>
+      <w:r>
+        <w:t xml:space="preserve"> hívás</w:t>
+      </w:r>
+    </w:p>
+    <w:p>
+      <w:r>
+        <w:t>- Árverések megjelenítése kártya formában</w:t>
+      </w:r>
+    </w:p>
+    <w:p>
+      <w:r>
+        <w:t xml:space="preserve">- Bejelentkezés </w:t>
+      </w:r>
+      <w:proofErr w:type="spellStart"/>
+      <w:r>
+        <w:t>arveresinfo</w:t>
+      </w:r>
+      <w:proofErr w:type="spellEnd"/>
+      <w:r>
+        <w:t>/:</w:t>
+      </w:r>
+      <w:proofErr w:type="spellStart"/>
+      <w:r>
+        <w:t>id</w:t>
+      </w:r>
+      <w:proofErr w:type="spellEnd"/>
+      <w:r>
+        <w:t xml:space="preserve"> URL-re</w:t>
+      </w:r>
+    </w:p>
+    <w:p/>
+    <w:p>
+      <w:r>
+        <w:t>**Kommentek**:</w:t>
+      </w:r>
+    </w:p>
+    <w:p>
+      <w:r>
+        <w:t xml:space="preserve">- Kártya képe: </w:t>
+      </w:r>
+      <w:proofErr w:type="spellStart"/>
+      <w:r>
+        <w:t>placeholder</w:t>
+      </w:r>
+      <w:proofErr w:type="spellEnd"/>
+      <w:r>
+        <w:t xml:space="preserve"> (</w:t>
+      </w:r>
+      <w:proofErr w:type="spellStart"/>
+      <w:r>
+        <w:t>holdmyhanddaddy.avif</w:t>
+      </w:r>
+      <w:proofErr w:type="spellEnd"/>
+      <w:r>
+        <w:t>)</w:t>
+      </w:r>
+    </w:p>
+    <w:p/>
+    <w:p>
+      <w:r>
         <w:t>---</w:t>
       </w:r>
     </w:p>
     <w:p/>
     <w:p>
-      <w:r>
-        <w:t>#### GET `/</w:t>
+      <w:proofErr w:type="spellStart"/>
+      <w:r>
+        <w:t>PlaceBid.jsx</w:t>
+      </w:r>
+      <w:proofErr w:type="spellEnd"/>
+      <w:r>
+        <w:t xml:space="preserve"> - Árverés Részletei</w:t>
+      </w:r>
+    </w:p>
+    <w:p>
+      <w:r>
+        <w:t>- GET /</w:t>
       </w:r>
       <w:proofErr w:type="spellStart"/>
       <w:r>
@@ -4218,48 +4969,92 @@
       </w:r>
       <w:proofErr w:type="spellEnd"/>
       <w:r>
-        <w:t>`</w:t>
-      </w:r>
-    </w:p>
-    <w:p>
-      <w:r>
-        <w:t>Egy adott árverés részletei és licit információ.</w:t>
+        <w:t xml:space="preserve"> hívás</w:t>
+      </w:r>
+    </w:p>
+    <w:p>
+      <w:r>
+        <w:t>- Aktuális licit megjelenítés</w:t>
+      </w:r>
+    </w:p>
+    <w:p>
+      <w:r>
+        <w:t xml:space="preserve">- Új licit </w:t>
+      </w:r>
+      <w:proofErr w:type="spellStart"/>
+      <w:r>
+        <w:t>form</w:t>
+      </w:r>
+      <w:proofErr w:type="spellEnd"/>
+    </w:p>
+    <w:p>
+      <w:r>
+        <w:t>- PATCH /</w:t>
+      </w:r>
+      <w:proofErr w:type="spellStart"/>
+      <w:r>
+        <w:t>arveresinfo</w:t>
+      </w:r>
+      <w:proofErr w:type="spellEnd"/>
+      <w:r>
+        <w:t>/update hívás</w:t>
+      </w:r>
+    </w:p>
+    <w:p>
+      <w:r>
+        <w:t>- Licit validáció (min. érték)</w:t>
       </w:r>
     </w:p>
     <w:p/>
     <w:p>
       <w:r>
-        <w:t>**</w:t>
-      </w:r>
-      <w:proofErr w:type="spellStart"/>
-      <w:r>
-        <w:t>Request</w:t>
-      </w:r>
-      <w:proofErr w:type="spellEnd"/>
-      <w:r>
-        <w:t>**: URL paraméter `</w:t>
-      </w:r>
-      <w:proofErr w:type="spellStart"/>
-      <w:r>
-        <w:t>id</w:t>
-      </w:r>
-      <w:proofErr w:type="spellEnd"/>
-      <w:r>
-        <w:t>`</w:t>
+        <w:t>**Funkciók**:</w:t>
+      </w:r>
+    </w:p>
+    <w:p>
+      <w:r>
+        <w:t>- Licit beadása</w:t>
+      </w:r>
+    </w:p>
+    <w:p>
+      <w:r>
+        <w:lastRenderedPageBreak/>
+        <w:t>- Visszaszámlálás (</w:t>
+      </w:r>
+      <w:proofErr w:type="spellStart"/>
+      <w:r>
+        <w:t>hardcoded</w:t>
+      </w:r>
+      <w:proofErr w:type="spellEnd"/>
+      <w:r>
+        <w:t>: 2h 45m 10s)</w:t>
+      </w:r>
+    </w:p>
+    <w:p>
+      <w:r>
+        <w:t>- Licit történet (TODO)</w:t>
       </w:r>
     </w:p>
     <w:p/>
     <w:p>
       <w:r>
-        <w:t>**</w:t>
-      </w:r>
-      <w:proofErr w:type="spellStart"/>
-      <w:r>
-        <w:t>Response</w:t>
-      </w:r>
-      <w:proofErr w:type="spellEnd"/>
-      <w:r>
-        <w:t>**:</w:t>
+        <w:t>Telepítési Útmutató</w:t>
+      </w:r>
+    </w:p>
+    <w:p>
+      <w:r>
+        <w:t xml:space="preserve">Backend </w:t>
+      </w:r>
+      <w:proofErr w:type="spellStart"/>
+      <w:r>
+        <w:t>Setup</w:t>
+      </w:r>
+      <w:proofErr w:type="spellEnd"/>
+    </w:p>
+    <w:p/>
+    <w:p>
+      <w:r>
+        <w:t>1. **Függőségek telepítése**:</w:t>
       </w:r>
     </w:p>
     <w:p>
@@ -4268,298 +5063,488 @@
       </w:r>
       <w:proofErr w:type="spellStart"/>
       <w:r>
-        <w:t>json</w:t>
-      </w:r>
-      <w:proofErr w:type="spellEnd"/>
-    </w:p>
-    <w:p>
-      <w:r>
-        <w:t>[</w:t>
-      </w:r>
-    </w:p>
-    <w:p>
-      <w:r>
-        <w:t xml:space="preserve">  {</w:t>
-      </w:r>
-    </w:p>
-    <w:p>
-      <w:r>
-        <w:t xml:space="preserve">    "ID": 1,</w:t>
-      </w:r>
-    </w:p>
-    <w:p>
-      <w:r>
-        <w:t xml:space="preserve">    "AID": 1,</w:t>
-      </w:r>
-    </w:p>
-    <w:p>
-      <w:r>
-        <w:t xml:space="preserve">    "Licit": 5000,</w:t>
-      </w:r>
-    </w:p>
-    <w:p>
-      <w:r>
-        <w:t xml:space="preserve">    "</w:t>
-      </w:r>
-      <w:proofErr w:type="spellStart"/>
-      <w:r>
-        <w:t>kepUrl</w:t>
-      </w:r>
-      <w:proofErr w:type="spellEnd"/>
-      <w:r>
-        <w:t>": "https://example.com/image.jpg",</w:t>
-      </w:r>
-    </w:p>
-    <w:p>
-      <w:r>
-        <w:t xml:space="preserve">    "</w:t>
-      </w:r>
-      <w:proofErr w:type="spellStart"/>
-      <w:r>
-        <w:t>id</w:t>
-      </w:r>
-      <w:proofErr w:type="spellEnd"/>
-      <w:r>
-        <w:t>": 1,</w:t>
-      </w:r>
-    </w:p>
-    <w:p>
-      <w:r>
-        <w:t xml:space="preserve">    "</w:t>
-      </w:r>
-      <w:proofErr w:type="spellStart"/>
-      <w:r>
-        <w:t>idopont</w:t>
-      </w:r>
-      <w:proofErr w:type="spellEnd"/>
-      <w:r>
-        <w:t>": "2026-04-12T10:00:00.000Z",</w:t>
-      </w:r>
-    </w:p>
-    <w:p>
-      <w:r>
-        <w:t xml:space="preserve">    "</w:t>
-      </w:r>
-      <w:proofErr w:type="spellStart"/>
-      <w:r>
-        <w:t>JelentkezID</w:t>
-      </w:r>
-      <w:proofErr w:type="spellEnd"/>
-      <w:r>
-        <w:t>": 1</w:t>
-      </w:r>
-    </w:p>
-    <w:p>
-      <w:r>
-        <w:t xml:space="preserve">  }</w:t>
-      </w:r>
-    </w:p>
-    <w:p>
-      <w:r>
-        <w:t>]</w:t>
+        <w:t>bash</w:t>
+      </w:r>
+      <w:proofErr w:type="spellEnd"/>
+    </w:p>
+    <w:p>
+      <w:r>
+        <w:t>cd Backend</w:t>
+      </w:r>
+    </w:p>
+    <w:p>
+      <w:proofErr w:type="spellStart"/>
+      <w:r>
+        <w:t>npm</w:t>
+      </w:r>
+      <w:proofErr w:type="spellEnd"/>
+      <w:r>
+        <w:t xml:space="preserve"> </w:t>
+      </w:r>
+      <w:proofErr w:type="spellStart"/>
+      <w:r>
+        <w:t>install</w:t>
+      </w:r>
+      <w:proofErr w:type="spellEnd"/>
+    </w:p>
+    <w:p/>
+    <w:p>
+      <w:r>
+        <w:t>2. **Adatbázis létrehozása**:</w:t>
       </w:r>
     </w:p>
     <w:p>
       <w:r>
         <w:t>```</w:t>
       </w:r>
+      <w:proofErr w:type="spellStart"/>
+      <w:r>
+        <w:t>bash</w:t>
+      </w:r>
+      <w:proofErr w:type="spellEnd"/>
+    </w:p>
+    <w:p>
+      <w:proofErr w:type="spellStart"/>
+      <w:r>
+        <w:t>mysql</w:t>
+      </w:r>
+      <w:proofErr w:type="spellEnd"/>
+      <w:r>
+        <w:t xml:space="preserve"> -u </w:t>
+      </w:r>
+      <w:proofErr w:type="spellStart"/>
+      <w:r>
+        <w:t>root</w:t>
+      </w:r>
+      <w:proofErr w:type="spellEnd"/>
+      <w:r>
+        <w:t xml:space="preserve"> &lt; ../</w:t>
+      </w:r>
+      <w:proofErr w:type="spellStart"/>
+      <w:r>
+        <w:t>warehouse.sql</w:t>
+      </w:r>
+      <w:proofErr w:type="spellEnd"/>
+    </w:p>
+    <w:p>
+      <w:proofErr w:type="spellStart"/>
+      <w:r>
+        <w:t>mysql</w:t>
+      </w:r>
+      <w:proofErr w:type="spellEnd"/>
+      <w:r>
+        <w:t xml:space="preserve"> -u </w:t>
+      </w:r>
+      <w:proofErr w:type="spellStart"/>
+      <w:r>
+        <w:t>root</w:t>
+      </w:r>
+      <w:proofErr w:type="spellEnd"/>
+      <w:r>
+        <w:t xml:space="preserve"> </w:t>
+      </w:r>
+      <w:proofErr w:type="spellStart"/>
+      <w:r>
+        <w:t>warehouse</w:t>
+      </w:r>
+      <w:proofErr w:type="spellEnd"/>
+      <w:r>
+        <w:t xml:space="preserve"> &lt; ../</w:t>
+      </w:r>
+      <w:proofErr w:type="spellStart"/>
+      <w:r>
+        <w:t>filling.sql</w:t>
+      </w:r>
+      <w:proofErr w:type="spellEnd"/>
+      <w:r>
+        <w:t xml:space="preserve">  # opcionális: teszt adatok</w:t>
+      </w:r>
     </w:p>
     <w:p/>
     <w:p>
       <w:r>
-        <w:t>**Kommentek**:</w:t>
-      </w:r>
-    </w:p>
-    <w:p>
-      <w:r>
-        <w:t>- Megértés: `AID` az árverés ID-ja, nem az `ID`</w:t>
+        <w:t>3. **Környezeti változók** (opcionális `.</w:t>
+      </w:r>
+      <w:proofErr w:type="spellStart"/>
+      <w:r>
+        <w:t>env</w:t>
+      </w:r>
+      <w:proofErr w:type="spellEnd"/>
+      <w:r>
+        <w:t>` fájl):</w:t>
+      </w:r>
+    </w:p>
+    <w:p>
+      <w:proofErr w:type="spellStart"/>
+      <w:r>
+        <w:t>DB_Host</w:t>
+      </w:r>
+      <w:proofErr w:type="spellEnd"/>
+      <w:r>
+        <w:t>=</w:t>
+      </w:r>
+      <w:proofErr w:type="spellStart"/>
+      <w:r>
+        <w:t>localhost</w:t>
+      </w:r>
+      <w:proofErr w:type="spellEnd"/>
+    </w:p>
+    <w:p>
+      <w:proofErr w:type="spellStart"/>
+      <w:r>
+        <w:t>DB_User</w:t>
+      </w:r>
+      <w:proofErr w:type="spellEnd"/>
+      <w:r>
+        <w:t>=</w:t>
+      </w:r>
+      <w:proofErr w:type="spellStart"/>
+      <w:r>
+        <w:t>root</w:t>
+      </w:r>
+      <w:proofErr w:type="spellEnd"/>
+    </w:p>
+    <w:p>
+      <w:proofErr w:type="spellStart"/>
+      <w:r>
+        <w:t>DB_Password</w:t>
+      </w:r>
+      <w:proofErr w:type="spellEnd"/>
+      <w:r>
+        <w:t>=</w:t>
+      </w:r>
+    </w:p>
+    <w:p>
+      <w:proofErr w:type="spellStart"/>
+      <w:r>
+        <w:t>DB_Name</w:t>
+      </w:r>
+      <w:proofErr w:type="spellEnd"/>
+      <w:r>
+        <w:t>=</w:t>
+      </w:r>
+      <w:proofErr w:type="spellStart"/>
+      <w:r>
+        <w:t>warehouse</w:t>
+      </w:r>
+      <w:proofErr w:type="spellEnd"/>
+    </w:p>
+    <w:p>
+      <w:proofErr w:type="spellStart"/>
+      <w:r>
+        <w:t>DB_Port</w:t>
+      </w:r>
+      <w:proofErr w:type="spellEnd"/>
+      <w:r>
+        <w:t>=3307</w:t>
       </w:r>
     </w:p>
     <w:p/>
     <w:p>
       <w:r>
-        <w:t>---</w:t>
+        <w:t>4. **Szerver indítása**:</w:t>
+      </w:r>
+    </w:p>
+    <w:p>
+      <w:r>
+        <w:t>```</w:t>
+      </w:r>
+      <w:proofErr w:type="spellStart"/>
+      <w:r>
+        <w:t>bash</w:t>
+      </w:r>
+      <w:proofErr w:type="spellEnd"/>
+    </w:p>
+    <w:p>
+      <w:proofErr w:type="spellStart"/>
+      <w:r>
+        <w:t>npm</w:t>
+      </w:r>
+      <w:proofErr w:type="spellEnd"/>
+      <w:r>
+        <w:t xml:space="preserve"> start          # </w:t>
+      </w:r>
+      <w:proofErr w:type="spellStart"/>
+      <w:r>
+        <w:t>production</w:t>
+      </w:r>
+      <w:proofErr w:type="spellEnd"/>
+    </w:p>
+    <w:p>
+      <w:r>
+        <w:lastRenderedPageBreak/>
+        <w:t># vagy</w:t>
+      </w:r>
+    </w:p>
+    <w:p>
+      <w:proofErr w:type="spellStart"/>
+      <w:r>
+        <w:t>npm</w:t>
+      </w:r>
+      <w:proofErr w:type="spellEnd"/>
+      <w:r>
+        <w:t xml:space="preserve"> </w:t>
+      </w:r>
+      <w:proofErr w:type="spellStart"/>
+      <w:r>
+        <w:t>run</w:t>
+      </w:r>
+      <w:proofErr w:type="spellEnd"/>
+      <w:r>
+        <w:t xml:space="preserve"> </w:t>
+      </w:r>
+      <w:proofErr w:type="spellStart"/>
+      <w:r>
+        <w:t>dev</w:t>
+      </w:r>
+      <w:proofErr w:type="spellEnd"/>
+      <w:r>
+        <w:t xml:space="preserve">        # </w:t>
+      </w:r>
+      <w:proofErr w:type="spellStart"/>
+      <w:r>
+        <w:t>development</w:t>
+      </w:r>
+      <w:proofErr w:type="spellEnd"/>
+      <w:r>
+        <w:t xml:space="preserve"> (</w:t>
+      </w:r>
+      <w:proofErr w:type="spellStart"/>
+      <w:r>
+        <w:t>nodemon-nal</w:t>
+      </w:r>
+      <w:proofErr w:type="spellEnd"/>
+      <w:r>
+        <w:t>)</w:t>
       </w:r>
     </w:p>
     <w:p/>
     <w:p>
       <w:r>
+        <w:t>Szerver fut: `http://localhost:3000`</w:t>
+      </w:r>
+    </w:p>
+    <w:p/>
+    <w:p>
+      <w:r>
+        <w:t xml:space="preserve">Frontend </w:t>
+      </w:r>
+      <w:proofErr w:type="spellStart"/>
+      <w:r>
+        <w:t>Setup</w:t>
+      </w:r>
+      <w:proofErr w:type="spellEnd"/>
+    </w:p>
+    <w:p/>
+    <w:p>
+      <w:r>
+        <w:t>1. **Függőségek telepítése**:</w:t>
+      </w:r>
+    </w:p>
+    <w:p>
+      <w:r>
+        <w:t>```</w:t>
+      </w:r>
+      <w:proofErr w:type="spellStart"/>
+      <w:r>
+        <w:t>bash</w:t>
+      </w:r>
+      <w:proofErr w:type="spellEnd"/>
+    </w:p>
+    <w:p>
+      <w:r>
+        <w:t>cd frontend</w:t>
+      </w:r>
+    </w:p>
+    <w:p>
+      <w:proofErr w:type="spellStart"/>
+      <w:r>
+        <w:t>npm</w:t>
+      </w:r>
+      <w:proofErr w:type="spellEnd"/>
+      <w:r>
+        <w:t xml:space="preserve"> </w:t>
+      </w:r>
+      <w:proofErr w:type="spellStart"/>
+      <w:r>
+        <w:t>install</w:t>
+      </w:r>
+      <w:proofErr w:type="spellEnd"/>
+    </w:p>
+    <w:p>
+      <w:r>
+        <w:t>```</w:t>
+      </w:r>
+    </w:p>
+    <w:p/>
+    <w:p>
+      <w:r>
+        <w:t>2. **Szerver indítása**:</w:t>
+      </w:r>
+    </w:p>
+    <w:p>
+      <w:r>
+        <w:t>```</w:t>
+      </w:r>
+      <w:proofErr w:type="spellStart"/>
+      <w:r>
+        <w:t>bash</w:t>
+      </w:r>
+      <w:proofErr w:type="spellEnd"/>
+    </w:p>
+    <w:p>
+      <w:proofErr w:type="spellStart"/>
+      <w:r>
+        <w:t>npm</w:t>
+      </w:r>
+      <w:proofErr w:type="spellEnd"/>
+      <w:r>
+        <w:t xml:space="preserve"> </w:t>
+      </w:r>
+      <w:proofErr w:type="spellStart"/>
+      <w:r>
+        <w:t>run</w:t>
+      </w:r>
+      <w:proofErr w:type="spellEnd"/>
+      <w:r>
+        <w:t xml:space="preserve"> </w:t>
+      </w:r>
+      <w:proofErr w:type="spellStart"/>
+      <w:r>
+        <w:t>dev</w:t>
+      </w:r>
+      <w:proofErr w:type="spellEnd"/>
+      <w:r>
+        <w:t xml:space="preserve">        # </w:t>
+      </w:r>
+      <w:proofErr w:type="spellStart"/>
+      <w:r>
+        <w:t>Development</w:t>
+      </w:r>
+      <w:proofErr w:type="spellEnd"/>
+      <w:r>
+        <w:t xml:space="preserve"> (</w:t>
+      </w:r>
+      <w:proofErr w:type="spellStart"/>
+      <w:r>
+        <w:t>Vite</w:t>
+      </w:r>
+      <w:proofErr w:type="spellEnd"/>
+      <w:r>
+        <w:t>)</w:t>
+      </w:r>
+    </w:p>
+    <w:p/>
+    <w:p>
+      <w:r>
+        <w:t>Frontend fut: `http://localhost:5173` (</w:t>
+      </w:r>
+      <w:proofErr w:type="spellStart"/>
+      <w:r>
+        <w:t>Vite</w:t>
+      </w:r>
+      <w:proofErr w:type="spellEnd"/>
+      <w:r>
+        <w:t xml:space="preserve"> </w:t>
+      </w:r>
+      <w:proofErr w:type="spellStart"/>
+      <w:r>
+        <w:t>default</w:t>
+      </w:r>
+      <w:proofErr w:type="spellEnd"/>
+      <w:r>
+        <w:t>)</w:t>
+      </w:r>
+    </w:p>
+    <w:p>
+      <w:pPr>
+        <w:ind w:firstLine="0"/>
+      </w:pPr>
+      <w:r>
+        <w:t>7.3 Teljes indítás</w:t>
+      </w:r>
+    </w:p>
+    <w:p/>
+    <w:p>
+      <w:r>
+        <w:t>```</w:t>
+      </w:r>
+      <w:proofErr w:type="spellStart"/>
+      <w:r>
+        <w:t>bash</w:t>
+      </w:r>
+      <w:proofErr w:type="spellEnd"/>
+    </w:p>
+    <w:p>
+      <w:r>
+        <w:t># Terminal 1: Backend</w:t>
+      </w:r>
+    </w:p>
+    <w:p>
+      <w:r>
+        <w:t xml:space="preserve">cd Backend &amp;&amp; </w:t>
+      </w:r>
+      <w:proofErr w:type="spellStart"/>
+      <w:r>
+        <w:t>npm</w:t>
+      </w:r>
+      <w:proofErr w:type="spellEnd"/>
+      <w:r>
+        <w:t xml:space="preserve"> </w:t>
+      </w:r>
+      <w:proofErr w:type="spellStart"/>
+      <w:r>
+        <w:t>run</w:t>
+      </w:r>
+      <w:proofErr w:type="spellEnd"/>
+      <w:r>
+        <w:t xml:space="preserve"> </w:t>
+      </w:r>
+      <w:proofErr w:type="spellStart"/>
+      <w:r>
+        <w:t>dev</w:t>
+      </w:r>
+      <w:proofErr w:type="spellEnd"/>
+    </w:p>
+    <w:p/>
+    <w:p>
+      <w:r>
+        <w:t># Terminal 2: Frontend</w:t>
+      </w:r>
+    </w:p>
+    <w:p>
+      <w:r>
+        <w:t xml:space="preserve">cd frontend &amp;&amp; </w:t>
+      </w:r>
+      <w:proofErr w:type="spellStart"/>
+      <w:r>
+        <w:t>npm</w:t>
+      </w:r>
+      <w:proofErr w:type="spellEnd"/>
+      <w:r>
+        <w:t xml:space="preserve"> </w:t>
+      </w:r>
+      <w:proofErr w:type="spellStart"/>
+      <w:r>
+        <w:t>run</w:t>
+      </w:r>
+      <w:proofErr w:type="spellEnd"/>
+      <w:r>
+        <w:t xml:space="preserve"> </w:t>
+      </w:r>
+      <w:proofErr w:type="spellStart"/>
+      <w:r>
+        <w:t>dev</w:t>
+      </w:r>
+      <w:proofErr w:type="spellEnd"/>
+    </w:p>
+    <w:p>
+      <w:pPr>
+        <w:pStyle w:val="Cmsor2"/>
+      </w:pPr>
+      <w:bookmarkStart w:id="20" w:name="_Toc210901047"/>
+      <w:r>
         <w:lastRenderedPageBreak/>
-        <w:t>#### PATCH `/</w:t>
-      </w:r>
-      <w:proofErr w:type="spellStart"/>
-      <w:r>
-        <w:t>arveresinfo</w:t>
-      </w:r>
-      <w:proofErr w:type="spellEnd"/>
-      <w:r>
-        <w:t>/update`</w:t>
-      </w:r>
-    </w:p>
-    <w:p>
-      <w:r>
-        <w:t>Licit frissítése minimum követelménnyel.</w:t>
-      </w:r>
-    </w:p>
-    <w:p/>
-    <w:p>
-      <w:r>
-        <w:t>**</w:t>
-      </w:r>
-      <w:proofErr w:type="spellStart"/>
-      <w:r>
-        <w:t>Request</w:t>
-      </w:r>
-      <w:proofErr w:type="spellEnd"/>
-      <w:r>
-        <w:t>**:</w:t>
-      </w:r>
-    </w:p>
-    <w:p>
-      <w:r>
-        <w:t>```</w:t>
-      </w:r>
-      <w:proofErr w:type="spellStart"/>
-      <w:r>
-        <w:t>json</w:t>
-      </w:r>
-      <w:proofErr w:type="spellEnd"/>
-    </w:p>
-    <w:p>
-      <w:r>
-        <w:t>{</w:t>
-      </w:r>
-    </w:p>
-    <w:p>
-      <w:r>
-        <w:t xml:space="preserve">  "</w:t>
-      </w:r>
-      <w:proofErr w:type="spellStart"/>
-      <w:r>
-        <w:t>aid</w:t>
-      </w:r>
-      <w:proofErr w:type="spellEnd"/>
-      <w:r>
-        <w:t>": 1,</w:t>
-      </w:r>
-    </w:p>
-    <w:p>
-      <w:r>
-        <w:t xml:space="preserve">  "licit": 5100</w:t>
-      </w:r>
-    </w:p>
-    <w:p>
-      <w:r>
-        <w:t>}</w:t>
-      </w:r>
-    </w:p>
-    <w:p>
-      <w:r>
-        <w:t>```</w:t>
-      </w:r>
-    </w:p>
-    <w:p/>
-    <w:p>
-      <w:r>
-        <w:t>**</w:t>
-      </w:r>
-      <w:proofErr w:type="spellStart"/>
-      <w:r>
-        <w:t>Response</w:t>
-      </w:r>
-      <w:proofErr w:type="spellEnd"/>
-      <w:r>
-        <w:t>**:</w:t>
-      </w:r>
-    </w:p>
-    <w:p>
-      <w:r>
-        <w:t>- Sikeres: `200 OK` → "Sikeres licit!"</w:t>
-      </w:r>
-    </w:p>
-    <w:p>
-      <w:r>
-        <w:t xml:space="preserve">- Túl alacsony: `400 </w:t>
-      </w:r>
-      <w:proofErr w:type="spellStart"/>
-      <w:r>
-        <w:t>Bad</w:t>
-      </w:r>
-      <w:proofErr w:type="spellEnd"/>
-      <w:r>
-        <w:t xml:space="preserve"> </w:t>
-      </w:r>
-      <w:proofErr w:type="spellStart"/>
-      <w:r>
-        <w:t>Request</w:t>
-      </w:r>
-      <w:proofErr w:type="spellEnd"/>
-      <w:r>
-        <w:t>` → "A licit túl alacsony. Minimum: 5100"</w:t>
-      </w:r>
-    </w:p>
-    <w:p>
-      <w:r>
-        <w:t>- Hiba: `500` → "Adatbázis hiba a frissítéskor."</w:t>
-      </w:r>
-    </w:p>
-    <w:p/>
-    <w:p>
-      <w:r>
-        <w:t>**Logika**:</w:t>
-      </w:r>
-    </w:p>
-    <w:p>
-      <w:r>
-        <w:t xml:space="preserve">- Min. licit = jelenlegi + </w:t>
-      </w:r>
-      <w:proofErr w:type="gramStart"/>
-      <w:r>
-        <w:t>min(</w:t>
-      </w:r>
-      <w:proofErr w:type="gramEnd"/>
-      <w:r>
-        <w:t>10% jelenlegi, 50)</w:t>
-      </w:r>
-    </w:p>
-    <w:p>
-      <w:r>
-        <w:t xml:space="preserve">- Például: 5000 → minimum 5100 (10% = 500, de </w:t>
-      </w:r>
-      <w:proofErr w:type="spellStart"/>
-      <w:r>
-        <w:t>max</w:t>
-      </w:r>
-      <w:proofErr w:type="spellEnd"/>
-      <w:r>
-        <w:t xml:space="preserve"> 50)</w:t>
-      </w:r>
-    </w:p>
-    <w:p/>
-    <w:p>
-      <w:r>
-        <w:t>**Kommentek**:</w:t>
-      </w:r>
-    </w:p>
-    <w:p>
-      <w:r>
-        <w:t xml:space="preserve">- </w:t>
-      </w:r>
-      <w:proofErr w:type="spellStart"/>
-      <w:r>
-        <w:t>Frontier</w:t>
-      </w:r>
-      <w:proofErr w:type="spellEnd"/>
-      <w:r>
-        <w:t>: Kerül két lekérdezés (GET + UPDATE)</w:t>
-      </w:r>
-    </w:p>
-    <w:p>
-      <w:pPr>
-        <w:pStyle w:val="Cmsor2"/>
-      </w:pPr>
-      <w:bookmarkStart w:id="20" w:name="_Toc210901047"/>
-      <w:r>
         <w:t>Tesztelési dokumentáció</w:t>
       </w:r>
       <w:bookmarkEnd w:id="20"/>
@@ -4632,7 +5617,6 @@
         <w:ind w:left="1560"/>
       </w:pPr>
       <w:r>
-        <w:lastRenderedPageBreak/>
         <w:t>Normál teszteset, extrém tesztes</w:t>
       </w:r>
       <w:r>
@@ -4936,6 +5920,7 @@
           <w:b/>
           <w:bCs/>
         </w:rPr>
+        <w:lastRenderedPageBreak/>
         <w:t>Bemenet:</w:t>
       </w:r>
       <w:r>
@@ -5005,7 +5990,6 @@
         <w:ind w:firstLine="0"/>
       </w:pPr>
       <w:r>
-        <w:lastRenderedPageBreak/>
         <w:t>Integrációs teszt</w:t>
       </w:r>
     </w:p>
@@ -5029,7 +6013,6 @@
       <w:pPr>
         <w:pStyle w:val="NormlWeb"/>
       </w:pPr>
-      <w:proofErr w:type="gramStart"/>
       <w:r>
         <w:rPr>
           <w:rFonts w:hAnsi="Symbol"/>
@@ -5044,56 +6027,39 @@
           <w:rStyle w:val="Kiemels2"/>
           <w:rFonts w:eastAsiaTheme="majorEastAsia"/>
         </w:rPr>
-        <w:t>Teszt</w:t>
-      </w:r>
-      <w:proofErr w:type="gramEnd"/>
+        <w:t>Teszt célja:</w:t>
+      </w:r>
+      <w:r>
+        <w:t xml:space="preserve"> Ellenőrizni, hogy a frontend megfelelően kommunikál a backend API-</w:t>
+      </w:r>
+      <w:proofErr w:type="spellStart"/>
+      <w:r>
+        <w:t>val</w:t>
+      </w:r>
+      <w:proofErr w:type="spellEnd"/>
+      <w:r>
+        <w:t xml:space="preserve"> az árverések listázása és a licitálási folyamat indítása során.</w:t>
+      </w:r>
+    </w:p>
+    <w:p>
+      <w:pPr>
+        <w:pStyle w:val="NormlWeb"/>
+      </w:pPr>
+      <w:r>
+        <w:rPr>
+          <w:rFonts w:hAnsi="Symbol"/>
+        </w:rPr>
+        <w:t></w:t>
+      </w:r>
+      <w:r>
+        <w:t xml:space="preserve">  </w:t>
+      </w:r>
       <w:r>
         <w:rPr>
           <w:rStyle w:val="Kiemels2"/>
           <w:rFonts w:eastAsiaTheme="majorEastAsia"/>
         </w:rPr>
-        <w:t xml:space="preserve"> célja:</w:t>
-      </w:r>
-      <w:r>
-        <w:t xml:space="preserve"> Ellenőrizni, hogy a frontend megfelelően kommunikál a backend API-</w:t>
-      </w:r>
-      <w:proofErr w:type="spellStart"/>
-      <w:r>
-        <w:t>val</w:t>
-      </w:r>
-      <w:proofErr w:type="spellEnd"/>
-      <w:r>
-        <w:t xml:space="preserve"> az árverések listázása és a licitálási folyamat indítása során.</w:t>
-      </w:r>
-    </w:p>
-    <w:p>
-      <w:pPr>
-        <w:pStyle w:val="NormlWeb"/>
-      </w:pPr>
-      <w:proofErr w:type="gramStart"/>
-      <w:r>
-        <w:rPr>
-          <w:rFonts w:hAnsi="Symbol"/>
-        </w:rPr>
-        <w:t></w:t>
-      </w:r>
-      <w:r>
-        <w:t xml:space="preserve">  </w:t>
-      </w:r>
-      <w:r>
-        <w:rPr>
-          <w:rStyle w:val="Kiemels2"/>
-          <w:rFonts w:eastAsiaTheme="majorEastAsia"/>
-        </w:rPr>
-        <w:t>Lépések</w:t>
-      </w:r>
-      <w:proofErr w:type="gramEnd"/>
-      <w:r>
-        <w:rPr>
-          <w:rStyle w:val="Kiemels2"/>
-          <w:rFonts w:eastAsiaTheme="majorEastAsia"/>
-        </w:rPr>
-        <w:t>:</w:t>
+        <w:t>Lépések:</w:t>
       </w:r>
     </w:p>
     <w:p>
@@ -5278,7 +6244,6 @@
       <w:pPr>
         <w:pStyle w:val="NormlWeb"/>
       </w:pPr>
-      <w:proofErr w:type="gramStart"/>
       <w:r>
         <w:rPr>
           <w:rFonts w:hAnsi="Symbol"/>
@@ -5293,25 +6258,81 @@
           <w:rStyle w:val="Kiemels2"/>
           <w:rFonts w:eastAsiaTheme="majorEastAsia"/>
         </w:rPr>
-        <w:t>Elvárt</w:t>
-      </w:r>
-      <w:proofErr w:type="gramEnd"/>
+        <w:t>Elvárt eredmény:</w:t>
+      </w:r>
+      <w:r>
+        <w:t xml:space="preserve"> A licitáló oldal a megfelelő árverés adataival jelenik meg.</w:t>
+      </w:r>
+    </w:p>
+    <w:p>
+      <w:pPr>
+        <w:pStyle w:val="NormlWeb"/>
+      </w:pPr>
+      <w:r>
+        <w:rPr>
+          <w:rFonts w:hAnsi="Symbol"/>
+        </w:rPr>
+        <w:t></w:t>
+      </w:r>
+      <w:r>
+        <w:t xml:space="preserve">  </w:t>
+      </w:r>
       <w:r>
         <w:rPr>
           <w:rStyle w:val="Kiemels2"/>
           <w:rFonts w:eastAsiaTheme="majorEastAsia"/>
         </w:rPr>
-        <w:t xml:space="preserve"> eredmény:</w:t>
-      </w:r>
-      <w:r>
-        <w:t xml:space="preserve"> A licitáló oldal a megfelelő árverés adataival jelenik meg.</w:t>
+        <w:t>Tényleges eredmény:</w:t>
+      </w:r>
+      <w:r>
+        <w:t xml:space="preserve"> Az oldal helyesen megnyílt, és a backendből érkező adatok megjelentek</w:t>
       </w:r>
     </w:p>
     <w:p>
       <w:pPr>
         <w:pStyle w:val="NormlWeb"/>
       </w:pPr>
-      <w:proofErr w:type="gramStart"/>
+    </w:p>
+    <w:p>
+      <w:pPr>
+        <w:pStyle w:val="NormlWeb"/>
+      </w:pPr>
+      <w:r>
+        <w:t>A</w:t>
+      </w:r>
+      <w:r>
+        <w:rPr>
+          <w:b/>
+          <w:bCs/>
+        </w:rPr>
+        <w:t xml:space="preserve"> raktárak</w:t>
+      </w:r>
+      <w:r>
+        <w:t xml:space="preserve"> oldalon a frontend sikeresen kommunikál a backenddel: a raktárak adatai az adatbázisból érkeznek, a backend API helyesen szolgáltatja az információkat, amelyeket a frontend megfelelően megjelenít.</w:t>
+      </w:r>
+    </w:p>
+    <w:p>
+      <w:pPr>
+        <w:pStyle w:val="NormlWeb"/>
+        <w:rPr>
+          <w:b/>
+          <w:bCs/>
+        </w:rPr>
+      </w:pPr>
+      <w:proofErr w:type="spellStart"/>
+      <w:r>
+        <w:rPr>
+          <w:b/>
+          <w:bCs/>
+        </w:rPr>
+        <w:t>regisztáció</w:t>
+      </w:r>
+      <w:proofErr w:type="spellEnd"/>
+    </w:p>
+    <w:p>
+      <w:pPr>
+        <w:pStyle w:val="NormlWeb"/>
+      </w:pPr>
       <w:r>
         <w:rPr>
           <w:rFonts w:hAnsi="Symbol"/>
@@ -5319,49 +6340,88 @@
         <w:t></w:t>
       </w:r>
       <w:r>
-        <w:t xml:space="preserve">  </w:t>
+        <w:t xml:space="preserve">  Megnyitottam a regisztrációs oldalt.</w:t>
+      </w:r>
+    </w:p>
+    <w:p>
+      <w:pPr>
+        <w:pStyle w:val="NormlWeb"/>
+      </w:pPr>
+      <w:r>
+        <w:rPr>
+          <w:rFonts w:hAnsi="Symbol"/>
+        </w:rPr>
+        <w:t></w:t>
+      </w:r>
+      <w:r>
+        <w:t xml:space="preserve">  Kitöltöttem a szükséges mezőket (név, e</w:t>
+      </w:r>
+      <w:r>
+        <w:noBreakHyphen/>
+        <w:t>mail, jelszó stb.).</w:t>
+      </w:r>
+    </w:p>
+    <w:p>
+      <w:pPr>
+        <w:pStyle w:val="NormlWeb"/>
+      </w:pPr>
+      <w:r>
+        <w:rPr>
+          <w:rFonts w:hAnsi="Symbol"/>
+        </w:rPr>
+        <w:t></w:t>
+      </w:r>
+      <w:r>
+        <w:t xml:space="preserve">  Rákattintottam a </w:t>
       </w:r>
       <w:r>
         <w:rPr>
           <w:rStyle w:val="Kiemels2"/>
           <w:rFonts w:eastAsiaTheme="majorEastAsia"/>
         </w:rPr>
-        <w:t>Tényleges</w:t>
-      </w:r>
-      <w:proofErr w:type="gramEnd"/>
-      <w:r>
-        <w:rPr>
-          <w:rStyle w:val="Kiemels2"/>
-          <w:rFonts w:eastAsiaTheme="majorEastAsia"/>
-        </w:rPr>
-        <w:t xml:space="preserve"> eredmény:</w:t>
-      </w:r>
-      <w:r>
-        <w:t xml:space="preserve"> Az oldal helyesen megnyílt, és a backendből érkező adatok megjelentek</w:t>
+        <w:t>Regisztráció</w:t>
+      </w:r>
+      <w:r>
+        <w:t xml:space="preserve"> gombra.</w:t>
       </w:r>
     </w:p>
     <w:p>
       <w:pPr>
         <w:pStyle w:val="NormlWeb"/>
       </w:pPr>
+      <w:r>
+        <w:rPr>
+          <w:rFonts w:hAnsi="Symbol"/>
+        </w:rPr>
+        <w:lastRenderedPageBreak/>
+        <w:t></w:t>
+      </w:r>
+      <w:r>
+        <w:t xml:space="preserve">  A rendszer feldolgozta a megadott adatokat.</w:t>
+      </w:r>
     </w:p>
     <w:p>
       <w:pPr>
         <w:pStyle w:val="NormlWeb"/>
       </w:pPr>
       <w:r>
-        <w:t>A</w:t>
-      </w:r>
-      <w:r>
+        <w:rPr>
+          <w:rFonts w:hAnsi="Symbol"/>
+        </w:rPr>
+        <w:t></w:t>
+      </w:r>
+      <w:r>
+        <w:t xml:space="preserve">  A regisztráció sikeresen megtörtént, a rendszer visszajelzést adott a sikeres műveletről.</w:t>
+      </w:r>
+    </w:p>
+    <w:p>
+      <w:pPr>
+        <w:pStyle w:val="NormlWeb"/>
         <w:rPr>
           <w:b/>
           <w:bCs/>
         </w:rPr>
-        <w:t xml:space="preserve"> raktárak</w:t>
-      </w:r>
-      <w:r>
-        <w:t xml:space="preserve"> oldalon a frontend sikeresen kommunikál a backenddel: a raktárak adatai az adatbázisból érkeznek, a backend API helyesen szolgáltatja az információkat, amelyeket a frontend megfelelően megjelenít.</w:t>
-      </w:r>
+      </w:pPr>
     </w:p>
     <w:p>
       <w:pPr>
@@ -5371,212 +6431,88 @@
           <w:bCs/>
         </w:rPr>
       </w:pPr>
-      <w:proofErr w:type="spellStart"/>
       <w:r>
         <w:rPr>
           <w:b/>
           <w:bCs/>
         </w:rPr>
-        <w:t>regisztáció</w:t>
-      </w:r>
-      <w:proofErr w:type="spellEnd"/>
+        <w:t>bejelentkezés</w:t>
+      </w:r>
     </w:p>
     <w:p>
       <w:pPr>
         <w:pStyle w:val="NormlWeb"/>
       </w:pPr>
-      <w:proofErr w:type="gramStart"/>
-      <w:r>
-        <w:rPr>
-          <w:rFonts w:hAnsi="Symbol"/>
-        </w:rPr>
-        <w:t></w:t>
-      </w:r>
-      <w:r>
-        <w:t xml:space="preserve">  Megnyitottam</w:t>
-      </w:r>
-      <w:proofErr w:type="gramEnd"/>
-      <w:r>
-        <w:t xml:space="preserve"> a regisztrációs oldalt.</w:t>
-      </w:r>
-    </w:p>
-    <w:p>
-      <w:pPr>
-        <w:pStyle w:val="NormlWeb"/>
-      </w:pPr>
-      <w:proofErr w:type="gramStart"/>
-      <w:r>
-        <w:rPr>
-          <w:rFonts w:hAnsi="Symbol"/>
-        </w:rPr>
-        <w:t></w:t>
-      </w:r>
-      <w:r>
-        <w:t xml:space="preserve">  Kitöltöttem</w:t>
-      </w:r>
-      <w:proofErr w:type="gramEnd"/>
-      <w:r>
-        <w:t xml:space="preserve"> a szükséges mezőket (név, e</w:t>
-      </w:r>
-      <w:r>
-        <w:noBreakHyphen/>
-        <w:t>mail, jelszó stb.).</w:t>
-      </w:r>
-    </w:p>
-    <w:p>
-      <w:pPr>
-        <w:pStyle w:val="NormlWeb"/>
-      </w:pPr>
-      <w:proofErr w:type="gramStart"/>
-      <w:r>
-        <w:rPr>
-          <w:rFonts w:hAnsi="Symbol"/>
-        </w:rPr>
-        <w:t></w:t>
-      </w:r>
-      <w:r>
-        <w:t xml:space="preserve">  Rákattintottam</w:t>
-      </w:r>
-      <w:proofErr w:type="gramEnd"/>
-      <w:r>
-        <w:t xml:space="preserve"> a </w:t>
-      </w:r>
-      <w:r>
-        <w:rPr>
-          <w:rStyle w:val="Kiemels2"/>
-          <w:rFonts w:eastAsiaTheme="majorEastAsia"/>
-        </w:rPr>
-        <w:t>Regisztráció</w:t>
-      </w:r>
-      <w:r>
-        <w:t xml:space="preserve"> gombra.</w:t>
-      </w:r>
-    </w:p>
-    <w:p>
-      <w:pPr>
-        <w:pStyle w:val="NormlWeb"/>
-      </w:pPr>
-      <w:proofErr w:type="gramStart"/>
-      <w:r>
-        <w:rPr>
-          <w:rFonts w:hAnsi="Symbol"/>
-        </w:rPr>
-        <w:t></w:t>
-      </w:r>
-      <w:r>
-        <w:t xml:space="preserve">  A</w:t>
-      </w:r>
-      <w:proofErr w:type="gramEnd"/>
-      <w:r>
-        <w:t xml:space="preserve"> rendszer feldolgozta a megadott adatokat.</w:t>
-      </w:r>
-    </w:p>
-    <w:p>
-      <w:pPr>
-        <w:pStyle w:val="NormlWeb"/>
-      </w:pPr>
-      <w:proofErr w:type="gramStart"/>
-      <w:r>
-        <w:rPr>
-          <w:rFonts w:hAnsi="Symbol"/>
-        </w:rPr>
-        <w:t></w:t>
-      </w:r>
-      <w:r>
-        <w:t xml:space="preserve">  A</w:t>
-      </w:r>
-      <w:proofErr w:type="gramEnd"/>
-      <w:r>
-        <w:t xml:space="preserve"> regisztráció sikeresen megtörtént, a rendszer visszajelzést adott a sikeres műveletről.</w:t>
-      </w:r>
-    </w:p>
-    <w:p>
-      <w:pPr>
-        <w:pStyle w:val="NormlWeb"/>
+      <w:r>
         <w:rPr>
           <w:b/>
           <w:bCs/>
         </w:rPr>
-      </w:pPr>
+        <w:t xml:space="preserve">elvárt eredmény: </w:t>
+      </w:r>
+      <w:r>
+        <w:t>sikeresen bejelentkezik a regisztrált fiókkal</w:t>
+      </w:r>
     </w:p>
     <w:p>
       <w:pPr>
         <w:pStyle w:val="NormlWeb"/>
+      </w:pPr>
+      <w:r>
         <w:rPr>
           <w:b/>
           <w:bCs/>
         </w:rPr>
-      </w:pPr>
-      <w:r>
+        <w:t>tényleges eredmény</w:t>
+      </w:r>
+      <w:r>
+        <w:t>:</w:t>
+      </w:r>
+      <w:r>
+        <w:t xml:space="preserve"> sikeres a bejelentkezés</w:t>
+      </w:r>
+    </w:p>
+    <w:p>
+      <w:pPr>
+        <w:pStyle w:val="NormlWeb"/>
         <w:rPr>
           <w:b/>
           <w:bCs/>
         </w:rPr>
-        <w:t>bejelentkezés</w:t>
-      </w:r>
-    </w:p>
-    <w:p>
-      <w:pPr>
-        <w:pStyle w:val="NormlWeb"/>
       </w:pPr>
       <w:r>
         <w:rPr>
           <w:b/>
           <w:bCs/>
         </w:rPr>
-        <w:t xml:space="preserve">elvárt eredmény: </w:t>
-      </w:r>
-      <w:r>
-        <w:t>sikeresen bejelentkezik a regisztrált fiókkal</w:t>
-      </w:r>
-    </w:p>
-    <w:p>
-      <w:pPr>
-        <w:pStyle w:val="NormlWeb"/>
-      </w:pPr>
+        <w:t>lépések</w:t>
+      </w:r>
       <w:r>
         <w:rPr>
           <w:b/>
           <w:bCs/>
         </w:rPr>
-        <w:lastRenderedPageBreak/>
-        <w:t>tényleges eredmény</w:t>
-      </w:r>
-      <w:r>
         <w:t>:</w:t>
       </w:r>
-      <w:r>
-        <w:t xml:space="preserve"> sikeres a bejelentkezés</w:t>
-      </w:r>
     </w:p>
     <w:p>
       <w:pPr>
         <w:pStyle w:val="NormlWeb"/>
-        <w:rPr>
-          <w:b/>
-          <w:bCs/>
-        </w:rPr>
-      </w:pPr>
-      <w:r>
-        <w:rPr>
-          <w:b/>
-          <w:bCs/>
-        </w:rPr>
-        <w:t>lépések</w:t>
-      </w:r>
-      <w:r>
-        <w:rPr>
-          <w:b/>
-          <w:bCs/>
-        </w:rPr>
-        <w:t>:</w:t>
+      </w:pPr>
+      <w:r>
+        <w:rPr>
+          <w:rFonts w:hAnsi="Symbol"/>
+        </w:rPr>
+        <w:t></w:t>
+      </w:r>
+      <w:r>
+        <w:t xml:space="preserve">  Megnyitottam a bejelentkezési oldalt.</w:t>
       </w:r>
     </w:p>
     <w:p>
       <w:pPr>
         <w:pStyle w:val="NormlWeb"/>
       </w:pPr>
-      <w:proofErr w:type="gramStart"/>
       <w:r>
         <w:rPr>
           <w:rFonts w:hAnsi="Symbol"/>
@@ -5584,18 +6520,13 @@
         <w:t></w:t>
       </w:r>
       <w:r>
-        <w:t xml:space="preserve">  Megnyitottam</w:t>
-      </w:r>
-      <w:proofErr w:type="gramEnd"/>
-      <w:r>
-        <w:t xml:space="preserve"> a bejelentkezési oldalt.</w:t>
+        <w:t xml:space="preserve">  Beírtam a regisztrált fiókom adatait.</w:t>
       </w:r>
     </w:p>
     <w:p>
       <w:pPr>
         <w:pStyle w:val="NormlWeb"/>
       </w:pPr>
-      <w:proofErr w:type="gramStart"/>
       <w:r>
         <w:rPr>
           <w:rFonts w:hAnsi="Symbol"/>
@@ -5603,18 +6534,13 @@
         <w:t></w:t>
       </w:r>
       <w:r>
-        <w:t xml:space="preserve">  Beírtam</w:t>
-      </w:r>
-      <w:proofErr w:type="gramEnd"/>
-      <w:r>
-        <w:t xml:space="preserve"> a regisztrált fiókom adatait.</w:t>
+        <w:t xml:space="preserve">  A rendszer elfogadta a megadott adatokat, a bejelentkezés sikeres volt.</w:t>
       </w:r>
     </w:p>
     <w:p>
       <w:pPr>
         <w:pStyle w:val="NormlWeb"/>
       </w:pPr>
-      <w:proofErr w:type="gramStart"/>
       <w:r>
         <w:rPr>
           <w:rFonts w:hAnsi="Symbol"/>
@@ -5622,30 +6548,7 @@
         <w:t></w:t>
       </w:r>
       <w:r>
-        <w:t xml:space="preserve">  A</w:t>
-      </w:r>
-      <w:proofErr w:type="gramEnd"/>
-      <w:r>
-        <w:t xml:space="preserve"> rendszer elfogadta a megadott adatokat, a bejelentkezés sikeres volt.</w:t>
-      </w:r>
-    </w:p>
-    <w:p>
-      <w:pPr>
-        <w:pStyle w:val="NormlWeb"/>
-      </w:pPr>
-      <w:proofErr w:type="gramStart"/>
-      <w:r>
-        <w:rPr>
-          <w:rFonts w:hAnsi="Symbol"/>
-        </w:rPr>
-        <w:t></w:t>
-      </w:r>
-      <w:r>
-        <w:t xml:space="preserve">  A</w:t>
-      </w:r>
-      <w:proofErr w:type="gramEnd"/>
-      <w:r>
-        <w:t xml:space="preserve"> bejelentkezés után azonban nem irányít át a profil oldalra, pedig ez lenne az elvárt működés.</w:t>
+        <w:t xml:space="preserve">  A bejelentkezés után azonban nem irányít át a profil oldalra, pedig ez lenne az elvárt működés.</w:t>
       </w:r>
     </w:p>
     <w:p>
@@ -6007,14 +6910,27 @@
     <w:pPr>
       <w:pStyle w:val="llb"/>
     </w:pPr>
-    <w:fldSimple w:instr="DATE   \* MERGEFORMAT">
-      <w:r>
-        <w:rPr>
-          <w:noProof/>
-        </w:rPr>
-        <w:t>2026. 04. 15.</w:t>
-      </w:r>
-    </w:fldSimple>
+    <w:r>
+      <w:fldChar w:fldCharType="begin"/>
+    </w:r>
+    <w:r>
+      <w:instrText>DATE   \* MERGEFORMAT</w:instrText>
+    </w:r>
+    <w:r>
+      <w:fldChar w:fldCharType="separate"/>
+    </w:r>
+    <w:r>
+      <w:rPr>
+        <w:noProof/>
+      </w:rPr>
+      <w:t>2026. 04. 15.</w:t>
+    </w:r>
+    <w:r>
+      <w:rPr>
+        <w:noProof/>
+      </w:rPr>
+      <w:fldChar w:fldCharType="end"/>
+    </w:r>
     <w:r>
       <w:tab/>
     </w:r>
@@ -9925,12 +10841,6 @@
 </file>
 
 <file path=customXml/item1.xml><?xml version="1.0" encoding="utf-8"?>
-<p:properties xmlns:p="http://schemas.microsoft.com/office/2006/metadata/properties" xmlns:xsi="http://www.w3.org/2001/XMLSchema-instance" xmlns:pc="http://schemas.microsoft.com/office/infopath/2007/PartnerControls">
-  <documentManagement/>
-</p:properties>
-</file>
-
-<file path=customXml/item2.xml><?xml version="1.0" encoding="utf-8"?>
 <?mso-contentType ?>
 <FormTemplates xmlns="http://schemas.microsoft.com/sharepoint/v3/contenttype/forms">
   <Display>DocumentLibraryForm</Display>
@@ -9939,7 +10849,17 @@
 </FormTemplates>
 </file>
 
+<file path=customXml/item2.xml><?xml version="1.0" encoding="utf-8"?>
+<p:properties xmlns:p="http://schemas.microsoft.com/office/2006/metadata/properties" xmlns:xsi="http://www.w3.org/2001/XMLSchema-instance" xmlns:pc="http://schemas.microsoft.com/office/infopath/2007/PartnerControls">
+  <documentManagement/>
+</p:properties>
+</file>
+
 <file path=customXml/item3.xml><?xml version="1.0" encoding="utf-8"?>
+<b:Sources xmlns:b="http://schemas.openxmlformats.org/officeDocument/2006/bibliography" xmlns="http://schemas.openxmlformats.org/officeDocument/2006/bibliography" SelectedStyle="\APA.XSL" StyleName="APA"/>
+</file>
+
+<file path=customXml/item4.xml><?xml version="1.0" encoding="utf-8"?>
 <ct:contentTypeSchema xmlns:ct="http://schemas.microsoft.com/office/2006/metadata/contentType" xmlns:ma="http://schemas.microsoft.com/office/2006/metadata/properties/metaAttributes" ct:_="" ma:_="" ma:contentTypeName="Dokumentum" ma:contentTypeID="0x010100A68ACE93D0DEBA4D8A5EE55AD7C8D291" ma:contentTypeVersion="0" ma:contentTypeDescription="Új dokumentum létrehozása." ma:contentTypeScope="" ma:versionID="938c6fba1452f923f2ea492e382da0ce">
   <xsd:schema xmlns:xsd="http://www.w3.org/2001/XMLSchema" xmlns:xs="http://www.w3.org/2001/XMLSchema" xmlns:p="http://schemas.microsoft.com/office/2006/metadata/properties" targetNamespace="http://schemas.microsoft.com/office/2006/metadata/properties" ma:root="true" ma:fieldsID="842132b1d35b662612c3cf288125e263">
     <xsd:element name="properties">
@@ -10053,11 +10973,15 @@
 </ct:contentTypeSchema>
 </file>
 
-<file path=customXml/item4.xml><?xml version="1.0" encoding="utf-8"?>
-<b:Sources xmlns:b="http://schemas.openxmlformats.org/officeDocument/2006/bibliography" xmlns="http://schemas.openxmlformats.org/officeDocument/2006/bibliography" SelectedStyle="\APA.XSL" StyleName="APA"/>
+<file path=customXml/itemProps1.xml><?xml version="1.0" encoding="utf-8"?>
+<ds:datastoreItem xmlns:ds="http://schemas.openxmlformats.org/officeDocument/2006/customXml" ds:itemID="{49E9CE2F-4863-430F-A73B-CD3063AB172E}">
+  <ds:schemaRefs>
+    <ds:schemaRef ds:uri="http://schemas.microsoft.com/sharepoint/v3/contenttype/forms"/>
+  </ds:schemaRefs>
+</ds:datastoreItem>
 </file>
 
-<file path=customXml/itemProps1.xml><?xml version="1.0" encoding="utf-8"?>
+<file path=customXml/itemProps2.xml><?xml version="1.0" encoding="utf-8"?>
 <ds:datastoreItem xmlns:ds="http://schemas.openxmlformats.org/officeDocument/2006/customXml" ds:itemID="{4683CF39-CBC1-469A-88EA-F31417A0D119}">
   <ds:schemaRefs>
     <ds:schemaRef ds:uri="http://schemas.microsoft.com/office/2006/metadata/properties"/>
@@ -10066,15 +10990,15 @@
 </ds:datastoreItem>
 </file>
 
-<file path=customXml/itemProps2.xml><?xml version="1.0" encoding="utf-8"?>
-<ds:datastoreItem xmlns:ds="http://schemas.openxmlformats.org/officeDocument/2006/customXml" ds:itemID="{49E9CE2F-4863-430F-A73B-CD3063AB172E}">
+<file path=customXml/itemProps3.xml><?xml version="1.0" encoding="utf-8"?>
+<ds:datastoreItem xmlns:ds="http://schemas.openxmlformats.org/officeDocument/2006/customXml" ds:itemID="{31D8A198-B5FD-41D1-8F98-20D226CAF475}">
   <ds:schemaRefs>
-    <ds:schemaRef ds:uri="http://schemas.microsoft.com/sharepoint/v3/contenttype/forms"/>
+    <ds:schemaRef ds:uri="http://schemas.openxmlformats.org/officeDocument/2006/bibliography"/>
   </ds:schemaRefs>
 </ds:datastoreItem>
 </file>
 
-<file path=customXml/itemProps3.xml><?xml version="1.0" encoding="utf-8"?>
+<file path=customXml/itemProps4.xml><?xml version="1.0" encoding="utf-8"?>
 <ds:datastoreItem xmlns:ds="http://schemas.openxmlformats.org/officeDocument/2006/customXml" ds:itemID="{AE40C25B-A472-468B-AE3F-5868DB08A665}">
   <ds:schemaRefs>
     <ds:schemaRef ds:uri="http://schemas.microsoft.com/office/2006/metadata/contentType"/>
@@ -10088,12 +11012,4 @@
     <ds:schemaRef ds:uri="http://schemas.microsoft.com/office/infopath/2007/PartnerControls"/>
   </ds:schemaRefs>
 </ds:datastoreItem>
-</file>
-
-<file path=customXml/itemProps4.xml><?xml version="1.0" encoding="utf-8"?>
-<ds:datastoreItem xmlns:ds="http://schemas.openxmlformats.org/officeDocument/2006/customXml" ds:itemID="{31D8A198-B5FD-41D1-8F98-20D226CAF475}">
-  <ds:schemaRefs>
-    <ds:schemaRef ds:uri="http://schemas.openxmlformats.org/officeDocument/2006/bibliography"/>
-  </ds:schemaRefs>
-</ds:datastoreItem>
 </file>
--- a/vizsgaremek_doku_(fodor).docx
+++ b/vizsgaremek_doku_(fodor).docx
@@ -119,6 +119,7 @@
       <w:r>
         <w:t xml:space="preserve">Lantos </w:t>
       </w:r>
+      <w:proofErr w:type="gramStart"/>
       <w:r>
         <w:t>P</w:t>
       </w:r>
@@ -126,7 +127,11 @@
         <w:t>éter</w:t>
       </w:r>
       <w:r>
-        <w:t xml:space="preserve">,         </w:t>
+        <w:t xml:space="preserve">,   </w:t>
+      </w:r>
+      <w:proofErr w:type="gramEnd"/>
+      <w:r>
+        <w:t xml:space="preserve">      </w:t>
       </w:r>
       <w:r>
         <w:tab/>
@@ -1717,6 +1722,173 @@
       </w:r>
       <w:bookmarkEnd w:id="5"/>
     </w:p>
+    <w:p>
+      <w:r>
+        <w:t>### Backend</w:t>
+      </w:r>
+    </w:p>
+    <w:p>
+      <w:r>
+        <w:t xml:space="preserve">- **Node.js**: JavaScript </w:t>
+      </w:r>
+      <w:proofErr w:type="spellStart"/>
+      <w:r>
+        <w:t>runtime</w:t>
+      </w:r>
+      <w:proofErr w:type="spellEnd"/>
+    </w:p>
+    <w:p>
+      <w:r>
+        <w:t>- **Express.js** (^5.1.0): Web keretrendszer</w:t>
+      </w:r>
+    </w:p>
+    <w:p>
+      <w:r>
+        <w:t xml:space="preserve">- **MySQL2** (^3.15.3): Adatbázis </w:t>
+      </w:r>
+      <w:proofErr w:type="spellStart"/>
+      <w:r>
+        <w:t>connector</w:t>
+      </w:r>
+      <w:proofErr w:type="spellEnd"/>
+    </w:p>
+    <w:p>
+      <w:r>
+        <w:t xml:space="preserve">- **Argon2** (^0.44.0): Jelszó </w:t>
+      </w:r>
+      <w:proofErr w:type="spellStart"/>
+      <w:r>
+        <w:t>hashelés</w:t>
+      </w:r>
+      <w:proofErr w:type="spellEnd"/>
+    </w:p>
+    <w:p>
+      <w:r>
+        <w:t xml:space="preserve">- **CORS** (^2.8.5): </w:t>
+      </w:r>
+      <w:proofErr w:type="spellStart"/>
+      <w:r>
+        <w:t>Cross-origin</w:t>
+      </w:r>
+      <w:proofErr w:type="spellEnd"/>
+      <w:r>
+        <w:t xml:space="preserve"> kérések</w:t>
+      </w:r>
+    </w:p>
+    <w:p>
+      <w:r>
+        <w:t>- **</w:t>
+      </w:r>
+      <w:proofErr w:type="spellStart"/>
+      <w:r>
+        <w:t>Dotenv</w:t>
+      </w:r>
+      <w:proofErr w:type="spellEnd"/>
+      <w:r>
+        <w:t>** (^17.2.3): Környezeti változók</w:t>
+      </w:r>
+    </w:p>
+    <w:p>
+      <w:r>
+        <w:t>- **</w:t>
+      </w:r>
+      <w:proofErr w:type="spellStart"/>
+      <w:r>
+        <w:t>Nodemon</w:t>
+      </w:r>
+      <w:proofErr w:type="spellEnd"/>
+      <w:r>
+        <w:t xml:space="preserve">** (^3.1.11): </w:t>
+      </w:r>
+      <w:proofErr w:type="spellStart"/>
+      <w:r>
+        <w:t>Desenvolvimento</w:t>
+      </w:r>
+      <w:proofErr w:type="spellEnd"/>
+      <w:r>
+        <w:t xml:space="preserve"> </w:t>
+      </w:r>
+      <w:proofErr w:type="spellStart"/>
+      <w:r>
+        <w:t>auto</w:t>
+      </w:r>
+      <w:proofErr w:type="spellEnd"/>
+      <w:r>
+        <w:t>-restart</w:t>
+      </w:r>
+    </w:p>
+    <w:p/>
+    <w:p>
+      <w:r>
+        <w:t>### Frontend</w:t>
+      </w:r>
+    </w:p>
+    <w:p>
+      <w:r>
+        <w:t>- **</w:t>
+      </w:r>
+      <w:proofErr w:type="spellStart"/>
+      <w:r>
+        <w:t>React</w:t>
+      </w:r>
+      <w:proofErr w:type="spellEnd"/>
+      <w:r>
+        <w:t>** (^19.1.1): UI keretrendszer</w:t>
+      </w:r>
+    </w:p>
+    <w:p>
+      <w:r>
+        <w:t>- **</w:t>
+      </w:r>
+      <w:proofErr w:type="spellStart"/>
+      <w:r>
+        <w:t>React</w:t>
+      </w:r>
+      <w:proofErr w:type="spellEnd"/>
+      <w:r>
+        <w:t xml:space="preserve"> Router DOM** (^7.9.6): </w:t>
+      </w:r>
+      <w:proofErr w:type="spellStart"/>
+      <w:r>
+        <w:t>Routing</w:t>
+      </w:r>
+      <w:proofErr w:type="spellEnd"/>
+    </w:p>
+    <w:p>
+      <w:r>
+        <w:t>- **</w:t>
+      </w:r>
+      <w:proofErr w:type="spellStart"/>
+      <w:r>
+        <w:t>React</w:t>
+      </w:r>
+      <w:proofErr w:type="spellEnd"/>
+      <w:r>
+        <w:t xml:space="preserve"> </w:t>
+      </w:r>
+      <w:proofErr w:type="spellStart"/>
+      <w:r>
+        <w:t>Bootstrap</w:t>
+      </w:r>
+      <w:proofErr w:type="spellEnd"/>
+      <w:r>
+        <w:t>** (^2.10.10): UI komponensek</w:t>
+      </w:r>
+    </w:p>
+    <w:p>
+      <w:r>
+        <w:t>- **</w:t>
+      </w:r>
+      <w:proofErr w:type="spellStart"/>
+      <w:r>
+        <w:t>Bootstrap</w:t>
+      </w:r>
+      <w:proofErr w:type="spellEnd"/>
+      <w:r>
+        <w:t>** (^5.3.8): CSS keretrendszer</w:t>
+      </w:r>
+    </w:p>
+    <w:p/>
     <w:p/>
     <w:p>
       <w:pPr>
@@ -1744,52 +1916,28 @@
     <w:p>
       <w:pPr>
         <w:rPr>
-          <w:color w:val="FF0000"/>
-        </w:rPr>
-      </w:pPr>
-      <w:r>
-        <w:rPr>
-          <w:color w:val="FF0000"/>
-        </w:rPr>
-        <w:t xml:space="preserve">Ez a rész a program fontosabb jellemzőit és funkcióit tartalmazza. A cél, hogy a leendő felhasználó ezt a fejezetet elolvasva el tudja dönteni, hogy a program megfelelő-e a számára. </w:t>
-      </w:r>
-    </w:p>
-    <w:p>
-      <w:pPr>
-        <w:rPr>
-          <w:color w:val="FF0000"/>
-        </w:rPr>
-      </w:pPr>
-      <w:r>
-        <w:rPr>
-          <w:color w:val="FF0000"/>
-        </w:rPr>
-        <w:t xml:space="preserve"> </w:t>
-      </w:r>
-    </w:p>
-    <w:p>
-      <w:pPr>
-        <w:rPr>
-          <w:color w:val="FF0000"/>
-        </w:rPr>
-      </w:pPr>
-      <w:r>
-        <w:rPr>
-          <w:color w:val="FF0000"/>
-        </w:rPr>
-        <w:t xml:space="preserve">Ajánlott terjedelem: </w:t>
-      </w:r>
-      <w:r>
-        <w:rPr>
-          <w:color w:val="FF0000"/>
-        </w:rPr>
-        <w:t>0,5</w:t>
-      </w:r>
-      <w:r>
-        <w:rPr>
-          <w:color w:val="FF0000"/>
-        </w:rPr>
-        <w:t xml:space="preserve"> oldal. </w:t>
+          <w:color w:val="000000" w:themeColor="text1"/>
+        </w:rPr>
+      </w:pPr>
+      <w:r>
+        <w:rPr>
+          <w:color w:val="000000" w:themeColor="text1"/>
+        </w:rPr>
+        <w:t xml:space="preserve">A weboldal licitáló felületet is </w:t>
+      </w:r>
+      <w:proofErr w:type="gramStart"/>
+      <w:r>
+        <w:rPr>
+          <w:color w:val="000000" w:themeColor="text1"/>
+        </w:rPr>
+        <w:t>tartalmaz</w:t>
+      </w:r>
+      <w:proofErr w:type="gramEnd"/>
+      <w:r>
+        <w:rPr>
+          <w:color w:val="000000" w:themeColor="text1"/>
+        </w:rPr>
+        <w:t xml:space="preserve"> amihez csak bejelentkezés után lehet csak hozzáférni</w:t>
       </w:r>
     </w:p>
     <w:p/>
@@ -1914,7 +2062,15 @@
         <w:br/>
       </w:r>
       <w:r>
-        <w:t>Kiszolgáló Környezet: XAMPP v8.2.x vagy újabb</w:t>
+        <w:t>Kiszolgáló Környezet: XAMPP v8.2.</w:t>
+      </w:r>
+      <w:proofErr w:type="gramStart"/>
+      <w:r>
+        <w:t>x</w:t>
+      </w:r>
+      <w:proofErr w:type="gramEnd"/>
+      <w:r>
+        <w:t xml:space="preserve"> vagy újabb</w:t>
       </w:r>
       <w:r>
         <w:br/>
@@ -1986,7 +2142,6 @@
           <w:bCs/>
           <w:szCs w:val="24"/>
         </w:rPr>
-        <w:lastRenderedPageBreak/>
         <w:t>Adatbázis állomány:</w:t>
       </w:r>
       <w:r>
@@ -2021,6 +2176,7 @@
           <w:sz w:val="24"/>
           <w:szCs w:val="24"/>
         </w:rPr>
+        <w:lastRenderedPageBreak/>
         <w:t xml:space="preserve"> </w:t>
       </w:r>
       <w:bookmarkStart w:id="13" w:name="_Toc210901041"/>
@@ -2184,7 +2340,15 @@
         <w:spacing w:before="240" w:after="240"/>
       </w:pPr>
       <w:r>
-        <w:t>Importálja be a warehouse.sql fájl-t és utána a filling.sqlfájl-t.</w:t>
+        <w:t xml:space="preserve">Importálja be a warehouse.sql fájl-t és utána a </w:t>
+      </w:r>
+      <w:proofErr w:type="gramStart"/>
+      <w:r>
+        <w:t>filling.sqlfájl</w:t>
+      </w:r>
+      <w:proofErr w:type="gramEnd"/>
+      <w:r>
+        <w:t>-t.</w:t>
       </w:r>
     </w:p>
     <w:p>
@@ -2391,27 +2555,60 @@
         <w:rPr>
           <w:color w:val="FF0000"/>
         </w:rPr>
-        <w:t>screenshot-okat</w:t>
-      </w:r>
-      <w:proofErr w:type="spellEnd"/>
+        <w:t>screenshot-</w:t>
+      </w:r>
+      <w:proofErr w:type="gramStart"/>
       <w:r>
         <w:rPr>
           <w:color w:val="FF0000"/>
         </w:rPr>
-        <w:t xml:space="preserve"> , de a ne legyen túlzott a képek aránya a szöveghez képest. Kb. 2-3 oldalanként egy ábra megfelelő. </w:t>
-      </w:r>
-    </w:p>
-    <w:p>
-      <w:pPr>
+        <w:t>okat</w:t>
+      </w:r>
+      <w:proofErr w:type="spellEnd"/>
+      <w:r>
         <w:rPr>
           <w:color w:val="FF0000"/>
         </w:rPr>
-      </w:pPr>
+        <w:t xml:space="preserve"> ,</w:t>
+      </w:r>
+      <w:proofErr w:type="gramEnd"/>
       <w:r>
         <w:rPr>
           <w:color w:val="FF0000"/>
         </w:rPr>
+        <w:t xml:space="preserve"> de a ne legyen túlzott a képek aránya a szöveghez képest. Kb. 2-3 oldalanként egy ábra megfelelő. </w:t>
+      </w:r>
+    </w:p>
+    <w:p>
+      <w:pPr>
+        <w:rPr>
+          <w:color w:val="FF0000"/>
+        </w:rPr>
+      </w:pPr>
+      <w:r>
+        <w:rPr>
+          <w:color w:val="FF0000"/>
+        </w:rPr>
         <w:t>Ajánlott terjedelem: 10-15 oldal, ábrákkal együtt.</w:t>
+      </w:r>
+    </w:p>
+    <w:p>
+      <w:pPr>
+        <w:rPr>
+          <w:color w:val="000000" w:themeColor="text1"/>
+        </w:rPr>
+      </w:pPr>
+      <w:r>
+        <w:rPr>
+          <w:color w:val="000000" w:themeColor="text1"/>
+        </w:rPr>
+        <w:t xml:space="preserve">A weboldalon </w:t>
+      </w:r>
+      <w:r>
+        <w:rPr>
+          <w:color w:val="000000" w:themeColor="text1"/>
+        </w:rPr>
+        <w:t>raktárakat lehet bérelni, a weboldal teljes értékű használatához regisztrálni kell majd a regisztrált fiókkal be kell jelentkezni.</w:t>
       </w:r>
     </w:p>
     <w:p>
@@ -2435,11 +2632,6 @@
       <w:bookmarkEnd w:id="16"/>
     </w:p>
     <w:p>
-      <w:r>
-        <w:t>A fejlesztői dokumentáció célja, hogy a segítse program logikájának, illetve a program kódjának a megértését, illetve a program továbbfejlesztését.  Szakemberek számára készül, elvárás tehát a pontosság és a szakmai jellegű stílus.</w:t>
-      </w:r>
-    </w:p>
-    <w:p>
       <w:pPr>
         <w:pStyle w:val="Cmsor2"/>
       </w:pPr>
@@ -2451,207 +2643,6 @@
     </w:p>
     <w:p>
       <w:r>
-        <w:t>Fel kell sorolnod az összes olyan szoftver eszközt amelyet a program fejlesztéséhez, illetve a dokumentáció készítéséhez felhasználtál. (Pl. programozási nyelv, fejlesztői környezet, adatbázis-kezelő rendszer, kép-, szöveg-, zeneszerkesztő program stb.)</w:t>
-      </w:r>
-    </w:p>
-    <w:p>
-      <w:pPr>
-        <w:pStyle w:val="Listaszerbekezds"/>
-        <w:numPr>
-          <w:ilvl w:val="0"/>
-          <w:numId w:val="11"/>
-        </w:numPr>
-      </w:pPr>
-      <w:r>
-        <w:t xml:space="preserve">Ha használtál mások által kifejlesztett modulokat, akkor azt is le kell írnod, a forrás pontos megjelölésével. </w:t>
-      </w:r>
-    </w:p>
-    <w:p>
-      <w:pPr>
-        <w:pStyle w:val="Listaszerbekezds"/>
-        <w:numPr>
-          <w:ilvl w:val="0"/>
-          <w:numId w:val="11"/>
-        </w:numPr>
-      </w:pPr>
-      <w:r>
-        <w:t xml:space="preserve">Tájékozódj ezeknek a moduloknak a jogszerű felhasználásáról! </w:t>
-      </w:r>
-    </w:p>
-    <w:p>
-      <w:r>
-        <w:t xml:space="preserve">Ajánlott terjedelem: ½ -1 oldal. </w:t>
-      </w:r>
-    </w:p>
-    <w:p>
-      <w:r>
-        <w:t>### Backend</w:t>
-      </w:r>
-    </w:p>
-    <w:p>
-      <w:r>
-        <w:t xml:space="preserve">- **Node.js**: JavaScript </w:t>
-      </w:r>
-      <w:proofErr w:type="spellStart"/>
-      <w:r>
-        <w:t>runtime</w:t>
-      </w:r>
-      <w:proofErr w:type="spellEnd"/>
-    </w:p>
-    <w:p>
-      <w:r>
-        <w:t>- **Express.js** (^5.1.0): Web keretrendszer</w:t>
-      </w:r>
-    </w:p>
-    <w:p>
-      <w:r>
-        <w:t xml:space="preserve">- **MySQL2** (^3.15.3): Adatbázis </w:t>
-      </w:r>
-      <w:proofErr w:type="spellStart"/>
-      <w:r>
-        <w:t>connector</w:t>
-      </w:r>
-      <w:proofErr w:type="spellEnd"/>
-    </w:p>
-    <w:p>
-      <w:r>
-        <w:t xml:space="preserve">- **Argon2** (^0.44.0): Jelszó </w:t>
-      </w:r>
-      <w:proofErr w:type="spellStart"/>
-      <w:r>
-        <w:t>hashelés</w:t>
-      </w:r>
-      <w:proofErr w:type="spellEnd"/>
-    </w:p>
-    <w:p>
-      <w:r>
-        <w:t xml:space="preserve">- **CORS** (^2.8.5): </w:t>
-      </w:r>
-      <w:proofErr w:type="spellStart"/>
-      <w:r>
-        <w:t>Cross-origin</w:t>
-      </w:r>
-      <w:proofErr w:type="spellEnd"/>
-      <w:r>
-        <w:t xml:space="preserve"> kérések</w:t>
-      </w:r>
-    </w:p>
-    <w:p>
-      <w:r>
-        <w:t>- **</w:t>
-      </w:r>
-      <w:proofErr w:type="spellStart"/>
-      <w:r>
-        <w:t>Dotenv</w:t>
-      </w:r>
-      <w:proofErr w:type="spellEnd"/>
-      <w:r>
-        <w:t>** (^17.2.3): Környezeti változók</w:t>
-      </w:r>
-    </w:p>
-    <w:p>
-      <w:r>
-        <w:t>- **</w:t>
-      </w:r>
-      <w:proofErr w:type="spellStart"/>
-      <w:r>
-        <w:t>Nodemon</w:t>
-      </w:r>
-      <w:proofErr w:type="spellEnd"/>
-      <w:r>
-        <w:t xml:space="preserve">** (^3.1.11): </w:t>
-      </w:r>
-      <w:proofErr w:type="spellStart"/>
-      <w:r>
-        <w:t>Desenvolvimento</w:t>
-      </w:r>
-      <w:proofErr w:type="spellEnd"/>
-      <w:r>
-        <w:t xml:space="preserve"> </w:t>
-      </w:r>
-      <w:proofErr w:type="spellStart"/>
-      <w:r>
-        <w:t>auto</w:t>
-      </w:r>
-      <w:proofErr w:type="spellEnd"/>
-      <w:r>
-        <w:t>-restart</w:t>
-      </w:r>
-    </w:p>
-    <w:p/>
-    <w:p>
-      <w:r>
-        <w:t>### Frontend</w:t>
-      </w:r>
-    </w:p>
-    <w:p>
-      <w:r>
-        <w:t>- **</w:t>
-      </w:r>
-      <w:proofErr w:type="spellStart"/>
-      <w:r>
-        <w:t>React</w:t>
-      </w:r>
-      <w:proofErr w:type="spellEnd"/>
-      <w:r>
-        <w:t>** (^19.1.1): UI keretrendszer</w:t>
-      </w:r>
-    </w:p>
-    <w:p>
-      <w:r>
-        <w:t>- **</w:t>
-      </w:r>
-      <w:proofErr w:type="spellStart"/>
-      <w:r>
-        <w:t>React</w:t>
-      </w:r>
-      <w:proofErr w:type="spellEnd"/>
-      <w:r>
-        <w:t xml:space="preserve"> Router DOM** (^7.9.6): </w:t>
-      </w:r>
-      <w:proofErr w:type="spellStart"/>
-      <w:r>
-        <w:t>Routing</w:t>
-      </w:r>
-      <w:proofErr w:type="spellEnd"/>
-    </w:p>
-    <w:p>
-      <w:r>
-        <w:t>- **</w:t>
-      </w:r>
-      <w:proofErr w:type="spellStart"/>
-      <w:r>
-        <w:t>React</w:t>
-      </w:r>
-      <w:proofErr w:type="spellEnd"/>
-      <w:r>
-        <w:t xml:space="preserve"> </w:t>
-      </w:r>
-      <w:proofErr w:type="spellStart"/>
-      <w:r>
-        <w:t>Bootstrap</w:t>
-      </w:r>
-      <w:proofErr w:type="spellEnd"/>
-      <w:r>
-        <w:t>** (^2.10.10): UI komponensek</w:t>
-      </w:r>
-    </w:p>
-    <w:p>
-      <w:r>
-        <w:t>- **</w:t>
-      </w:r>
-      <w:proofErr w:type="spellStart"/>
-      <w:r>
-        <w:t>Bootstrap</w:t>
-      </w:r>
-      <w:proofErr w:type="spellEnd"/>
-      <w:r>
-        <w:t>** (^5.3.8): CSS keretrendszer</w:t>
-      </w:r>
-    </w:p>
-    <w:p>
-      <w:r>
-        <w:lastRenderedPageBreak/>
         <w:t>- **</w:t>
       </w:r>
       <w:proofErr w:type="spellStart"/>
@@ -2844,77 +2835,648 @@
     </w:p>
     <w:p>
       <w:r>
-        <w:t xml:space="preserve">A program lényeges függvényeinek, az osztályok metódusainak a specifikációja (mit valósít meg az adott függvény, illetve metódus, milyen paraméterei vannak, mi a visszatérési érték) </w:t>
-      </w:r>
-      <w:r>
-        <w:t> Az algoritmizálható részek leírása valamilyen algoritmus-leíró eszközzel (</w:t>
-      </w:r>
-      <w:proofErr w:type="spellStart"/>
-      <w:r>
-        <w:t>struktogram</w:t>
-      </w:r>
-      <w:proofErr w:type="spellEnd"/>
-      <w:r>
-        <w:t xml:space="preserve">,  </w:t>
-      </w:r>
-      <w:proofErr w:type="spellStart"/>
-      <w:r>
-        <w:t>pszeudo</w:t>
-      </w:r>
-      <w:proofErr w:type="spellEnd"/>
-      <w:r>
-        <w:t xml:space="preserve">-kód, esetleg UML aktivitás-diagram) Ajánlott terjedelem: a feladat jellegétől függően 2-5 oldal. 5. Forráskód </w:t>
-      </w:r>
-      <w:r>
-        <w:t xml:space="preserve"> A teljes forráskódot a </w:t>
-      </w:r>
+        <w:t>Backend API Dokumentáció</w:t>
+      </w:r>
+    </w:p>
+    <w:p/>
+    <w:p>
       <w:r>
         <w:lastRenderedPageBreak/>
-        <w:t xml:space="preserve">nyomtatott dokumentációba nem kell beletenni! </w:t>
-      </w:r>
-      <w:r>
-        <w:t xml:space="preserve"> Lehet viszont a nyomtatott dokumentációban a fontosabb kódrészeket magyarázattal szerepeltetni </w:t>
-      </w:r>
-    </w:p>
-    <w:p>
-      <w:r>
-        <w:t>Backend API Dokumentáció</w:t>
+        <w:t>**</w:t>
+      </w:r>
+      <w:proofErr w:type="spellStart"/>
+      <w:r>
+        <w:t>Base</w:t>
+      </w:r>
+      <w:proofErr w:type="spellEnd"/>
+      <w:r>
+        <w:t xml:space="preserve"> URL**: `http://localhost:3000`</w:t>
       </w:r>
     </w:p>
     <w:p/>
     <w:p>
       <w:r>
+        <w:t xml:space="preserve"> </w:t>
+      </w:r>
+      <w:proofErr w:type="spellStart"/>
+      <w:r>
+        <w:t>Autentifikáció</w:t>
+      </w:r>
+      <w:proofErr w:type="spellEnd"/>
+    </w:p>
+    <w:p/>
+    <w:p>
+      <w:r>
+        <w:t xml:space="preserve"> POST `/login`</w:t>
+      </w:r>
+    </w:p>
+    <w:p>
+      <w:r>
+        <w:t>Felhasználó bejelentkezése.</w:t>
+      </w:r>
+    </w:p>
+    <w:p/>
+    <w:p>
+      <w:r>
         <w:t>**</w:t>
       </w:r>
       <w:proofErr w:type="spellStart"/>
       <w:r>
-        <w:t>Base</w:t>
-      </w:r>
-      <w:proofErr w:type="spellEnd"/>
-      <w:r>
-        <w:t xml:space="preserve"> URL**: `http://localhost:3000`</w:t>
-      </w:r>
+        <w:t>Request</w:t>
+      </w:r>
+      <w:proofErr w:type="spellEnd"/>
+      <w:r>
+        <w:t>**:</w:t>
+      </w:r>
+    </w:p>
+    <w:p>
+      <w:r>
+        <w:t>```</w:t>
+      </w:r>
+      <w:proofErr w:type="spellStart"/>
+      <w:r>
+        <w:t>json</w:t>
+      </w:r>
+      <w:proofErr w:type="spellEnd"/>
     </w:p>
     <w:p/>
     <w:p>
       <w:r>
+        <w:t xml:space="preserve">  "Email": "user@example.com",</w:t>
+      </w:r>
+    </w:p>
+    <w:p>
+      <w:r>
+        <w:t xml:space="preserve">  "</w:t>
+      </w:r>
+      <w:proofErr w:type="spellStart"/>
+      <w:r>
+        <w:t>Jelszo</w:t>
+      </w:r>
+      <w:proofErr w:type="spellEnd"/>
+      <w:r>
+        <w:t>": "</w:t>
+      </w:r>
+      <w:proofErr w:type="spellStart"/>
+      <w:r>
+        <w:t>password</w:t>
+      </w:r>
+      <w:proofErr w:type="spellEnd"/>
+      <w:r>
+        <w:t>"</w:t>
+      </w:r>
+    </w:p>
+    <w:p>
+      <w:r>
+        <w:t>}</w:t>
+      </w:r>
+    </w:p>
+    <w:p/>
+    <w:p>
+      <w:r>
+        <w:t>**</w:t>
+      </w:r>
+      <w:proofErr w:type="spellStart"/>
+      <w:r>
+        <w:t>Response</w:t>
+      </w:r>
+      <w:proofErr w:type="spellEnd"/>
+      <w:r>
+        <w:t>**:</w:t>
+      </w:r>
+    </w:p>
+    <w:p>
+      <w:r>
+        <w:t>- Sikeres: `200 OK` → "Sikeres bejelentkezés"</w:t>
+      </w:r>
+    </w:p>
+    <w:p>
+      <w:r>
+        <w:t xml:space="preserve">- Hiba: `401 </w:t>
+      </w:r>
+      <w:proofErr w:type="spellStart"/>
+      <w:r>
+        <w:t>Unauthorized</w:t>
+      </w:r>
+      <w:proofErr w:type="spellEnd"/>
+      <w:r>
+        <w:t>` → "</w:t>
+      </w:r>
+      <w:proofErr w:type="spellStart"/>
+      <w:r>
+        <w:t>Invalid</w:t>
+      </w:r>
+      <w:proofErr w:type="spellEnd"/>
+      <w:r>
+        <w:t xml:space="preserve"> email </w:t>
+      </w:r>
+      <w:proofErr w:type="spellStart"/>
+      <w:r>
+        <w:t>or</w:t>
+      </w:r>
+      <w:proofErr w:type="spellEnd"/>
+      <w:r>
         <w:t xml:space="preserve"> </w:t>
       </w:r>
       <w:proofErr w:type="spellStart"/>
       <w:r>
+        <w:t>password</w:t>
+      </w:r>
+      <w:proofErr w:type="spellEnd"/>
+      <w:r>
+        <w:t>"</w:t>
+      </w:r>
+    </w:p>
+    <w:p>
+      <w:r>
+        <w:t>- DB hiba: `500` → "Adatbázis hiba"</w:t>
+      </w:r>
+    </w:p>
+    <w:p/>
+    <w:p>
+      <w:r>
+        <w:t xml:space="preserve">**Kommentek**: </w:t>
+      </w:r>
+    </w:p>
+    <w:p>
+      <w:r>
+        <w:t>- Jelszó ellenőrzés Argon2-vel</w:t>
+      </w:r>
+    </w:p>
+    <w:p>
+      <w:r>
+        <w:t>- Session kezelés nincs implementálva (TODO</w:t>
+      </w:r>
+    </w:p>
+    <w:p/>
+    <w:p>
+      <w:r>
+        <w:t xml:space="preserve"> POST `/</w:t>
+      </w:r>
+      <w:proofErr w:type="spellStart"/>
+      <w:r>
+        <w:t>register</w:t>
+      </w:r>
+      <w:proofErr w:type="spellEnd"/>
+      <w:r>
+        <w:t>`</w:t>
+      </w:r>
+    </w:p>
+    <w:p>
+      <w:r>
+        <w:t>Új felhasználó regisztrációja.</w:t>
+      </w:r>
+    </w:p>
+    <w:p/>
+    <w:p>
+      <w:r>
+        <w:lastRenderedPageBreak/>
+        <w:t>**</w:t>
+      </w:r>
+      <w:proofErr w:type="spellStart"/>
+      <w:r>
+        <w:t>Request</w:t>
+      </w:r>
+      <w:proofErr w:type="spellEnd"/>
+      <w:r>
+        <w:t>**:</w:t>
+      </w:r>
+    </w:p>
+    <w:p>
+      <w:r>
+        <w:t>```</w:t>
+      </w:r>
+      <w:proofErr w:type="spellStart"/>
+      <w:r>
+        <w:t>json</w:t>
+      </w:r>
+      <w:proofErr w:type="spellEnd"/>
+    </w:p>
+    <w:p>
+      <w:r>
+        <w:t>{</w:t>
+      </w:r>
+    </w:p>
+    <w:p>
+      <w:r>
+        <w:t xml:space="preserve">  "</w:t>
+      </w:r>
+      <w:proofErr w:type="spellStart"/>
+      <w:r>
+        <w:t>Felhasznalonev</w:t>
+      </w:r>
+      <w:proofErr w:type="spellEnd"/>
+      <w:r>
+        <w:t>": "</w:t>
+      </w:r>
+      <w:proofErr w:type="spellStart"/>
+      <w:r>
+        <w:t>username</w:t>
+      </w:r>
+      <w:proofErr w:type="spellEnd"/>
+      <w:r>
+        <w:t>",</w:t>
+      </w:r>
+    </w:p>
+    <w:p>
+      <w:r>
+        <w:t xml:space="preserve">  "Email": "user@example.com",</w:t>
+      </w:r>
+    </w:p>
+    <w:p>
+      <w:r>
+        <w:t xml:space="preserve">  "</w:t>
+      </w:r>
+      <w:proofErr w:type="spellStart"/>
+      <w:r>
+        <w:t>Jelszo</w:t>
+      </w:r>
+      <w:proofErr w:type="spellEnd"/>
+      <w:r>
+        <w:t>": "</w:t>
+      </w:r>
+      <w:proofErr w:type="spellStart"/>
+      <w:r>
+        <w:t>password</w:t>
+      </w:r>
+      <w:proofErr w:type="spellEnd"/>
+      <w:r>
+        <w:t>"</w:t>
+      </w:r>
+    </w:p>
+    <w:p>
+      <w:r>
+        <w:t>}</w:t>
+      </w:r>
+    </w:p>
+    <w:p/>
+    <w:p>
+      <w:r>
+        <w:t>**</w:t>
+      </w:r>
+      <w:proofErr w:type="spellStart"/>
+      <w:r>
+        <w:t>Response</w:t>
+      </w:r>
+      <w:proofErr w:type="spellEnd"/>
+      <w:r>
+        <w:t>**:</w:t>
+      </w:r>
+    </w:p>
+    <w:p>
+      <w:r>
+        <w:t xml:space="preserve">- Sikeres: `201 </w:t>
+      </w:r>
+      <w:proofErr w:type="spellStart"/>
+      <w:r>
+        <w:t>Created</w:t>
+      </w:r>
+      <w:proofErr w:type="spellEnd"/>
+      <w:r>
+        <w:t>` → "Sikeres regisztráció"</w:t>
+      </w:r>
+    </w:p>
+    <w:p>
+      <w:r>
+        <w:t>- DB hiba: `500` → "Adatbázis hiba"</w:t>
+      </w:r>
+    </w:p>
+    <w:p/>
+    <w:p>
+      <w:r>
+        <w:t>**Kommentek**:</w:t>
+      </w:r>
+    </w:p>
+    <w:p>
+      <w:r>
+        <w:t xml:space="preserve">- Jelszó automatikusan Argon2-vel </w:t>
+      </w:r>
+      <w:proofErr w:type="spellStart"/>
+      <w:r>
+        <w:t>hashelt</w:t>
+      </w:r>
+      <w:proofErr w:type="spellEnd"/>
+    </w:p>
+    <w:p>
+      <w:r>
+        <w:t xml:space="preserve">- Email és felhasználónév </w:t>
+      </w:r>
+      <w:proofErr w:type="spellStart"/>
+      <w:r>
+        <w:t>unicitást</w:t>
+      </w:r>
+      <w:proofErr w:type="spellEnd"/>
+      <w:r>
+        <w:t xml:space="preserve"> </w:t>
+      </w:r>
+      <w:proofErr w:type="spellStart"/>
+      <w:r>
+        <w:t>MySQL</w:t>
+      </w:r>
+      <w:proofErr w:type="spellEnd"/>
+      <w:r>
+        <w:t xml:space="preserve"> kényszer garantálja</w:t>
+      </w:r>
+    </w:p>
+    <w:p/>
+    <w:p>
+      <w:r>
+        <w:t>Profil Kezelés</w:t>
+      </w:r>
+    </w:p>
+    <w:p/>
+    <w:p>
+      <w:r>
+        <w:t xml:space="preserve"> GET `/p/</w:t>
+      </w:r>
+      <w:proofErr w:type="spellStart"/>
+      <w:r>
+        <w:t>info</w:t>
+      </w:r>
+      <w:proofErr w:type="spellEnd"/>
+      <w:r>
+        <w:t>`</w:t>
+      </w:r>
+    </w:p>
+    <w:p>
+      <w:r>
+        <w:t>Összes regisztrált felhasználó adatai.</w:t>
+      </w:r>
+    </w:p>
+    <w:p/>
+    <w:p>
+      <w:r>
+        <w:t>**</w:t>
+      </w:r>
+      <w:proofErr w:type="spellStart"/>
+      <w:r>
+        <w:t>Request</w:t>
+      </w:r>
+      <w:proofErr w:type="spellEnd"/>
+      <w:r>
+        <w:t>**: Nincs body</w:t>
+      </w:r>
+    </w:p>
+    <w:p/>
+    <w:p>
+      <w:r>
+        <w:t>**</w:t>
+      </w:r>
+      <w:proofErr w:type="spellStart"/>
+      <w:r>
+        <w:t>Response</w:t>
+      </w:r>
+      <w:proofErr w:type="spellEnd"/>
+      <w:r>
+        <w:t>**:</w:t>
+      </w:r>
+    </w:p>
+    <w:p>
+      <w:r>
+        <w:t>```</w:t>
+      </w:r>
+      <w:proofErr w:type="spellStart"/>
+      <w:r>
+        <w:t>json</w:t>
+      </w:r>
+      <w:proofErr w:type="spellEnd"/>
+    </w:p>
+    <w:p>
+      <w:r>
+        <w:t>[</w:t>
+      </w:r>
+    </w:p>
+    <w:p>
+      <w:r>
+        <w:lastRenderedPageBreak/>
+        <w:t xml:space="preserve">  {</w:t>
+      </w:r>
+    </w:p>
+    <w:p>
+      <w:r>
+        <w:t xml:space="preserve">    "</w:t>
+      </w:r>
+      <w:proofErr w:type="spellStart"/>
+      <w:r>
+        <w:t>FelhasznaloNev</w:t>
+      </w:r>
+      <w:proofErr w:type="spellEnd"/>
+      <w:r>
+        <w:t>": "user1",</w:t>
+      </w:r>
+    </w:p>
+    <w:p>
+      <w:r>
+        <w:t xml:space="preserve">    "Email": "user1@example.com"</w:t>
+      </w:r>
+    </w:p>
+    <w:p>
+      <w:r>
+        <w:t xml:space="preserve">  },</w:t>
+      </w:r>
+    </w:p>
+    <w:p>
+      <w:r>
+        <w:t xml:space="preserve">  {</w:t>
+      </w:r>
+    </w:p>
+    <w:p>
+      <w:r>
+        <w:t xml:space="preserve">    "</w:t>
+      </w:r>
+      <w:proofErr w:type="spellStart"/>
+      <w:r>
+        <w:t>FelhasznaloNev</w:t>
+      </w:r>
+      <w:proofErr w:type="spellEnd"/>
+      <w:r>
+        <w:t>": "user2",</w:t>
+      </w:r>
+    </w:p>
+    <w:p>
+      <w:r>
+        <w:t xml:space="preserve">    "Email": "user2@example.com"</w:t>
+      </w:r>
+    </w:p>
+    <w:p>
+      <w:r>
+        <w:t xml:space="preserve">  }</w:t>
+      </w:r>
+    </w:p>
+    <w:p>
+      <w:r>
+        <w:t>]</w:t>
+      </w:r>
+    </w:p>
+    <w:p/>
+    <w:p>
+      <w:r>
+        <w:t>POST `/p/</w:t>
+      </w:r>
+      <w:proofErr w:type="spellStart"/>
+      <w:r>
+        <w:t>mod</w:t>
+      </w:r>
+      <w:proofErr w:type="spellEnd"/>
+      <w:r>
+        <w:t>`</w:t>
+      </w:r>
+    </w:p>
+    <w:p>
+      <w:r>
+        <w:t>Felhasználónév módosítása.</w:t>
+      </w:r>
+    </w:p>
+    <w:p/>
+    <w:p>
+      <w:r>
+        <w:t>**</w:t>
+      </w:r>
+      <w:proofErr w:type="spellStart"/>
+      <w:r>
+        <w:t>Request</w:t>
+      </w:r>
+      <w:proofErr w:type="spellEnd"/>
+      <w:r>
+        <w:t>**:</w:t>
+      </w:r>
+    </w:p>
+    <w:p>
+      <w:r>
+        <w:t>```</w:t>
+      </w:r>
+      <w:proofErr w:type="spellStart"/>
+      <w:r>
+        <w:t>json</w:t>
+      </w:r>
+      <w:proofErr w:type="spellEnd"/>
+    </w:p>
+    <w:p>
+      <w:r>
+        <w:t>{</w:t>
+      </w:r>
+    </w:p>
+    <w:p>
+      <w:r>
+        <w:t xml:space="preserve">  "</w:t>
+      </w:r>
+      <w:proofErr w:type="spellStart"/>
+      <w:r>
+        <w:t>Felhasznalonev</w:t>
+      </w:r>
+      <w:proofErr w:type="spellEnd"/>
+      <w:r>
+        <w:t>": "</w:t>
+      </w:r>
+      <w:proofErr w:type="spellStart"/>
+      <w:r>
+        <w:t>new_username</w:t>
+      </w:r>
+      <w:proofErr w:type="spellEnd"/>
+      <w:r>
+        <w:t>",</w:t>
+      </w:r>
+    </w:p>
+    <w:p>
+      <w:r>
+        <w:t xml:space="preserve">  "</w:t>
+      </w:r>
+      <w:proofErr w:type="spellStart"/>
+      <w:r>
+        <w:t>RegiFnev</w:t>
+      </w:r>
+      <w:proofErr w:type="spellEnd"/>
+      <w:r>
+        <w:t>": "</w:t>
+      </w:r>
+      <w:proofErr w:type="spellStart"/>
+      <w:r>
+        <w:t>old_username</w:t>
+      </w:r>
+      <w:proofErr w:type="spellEnd"/>
+      <w:r>
+        <w:t>"</w:t>
+      </w:r>
+    </w:p>
+    <w:p>
+      <w:r>
+        <w:t>}</w:t>
+      </w:r>
+    </w:p>
+    <w:p/>
+    <w:p>
+      <w:r>
+        <w:t>**</w:t>
+      </w:r>
+      <w:proofErr w:type="spellStart"/>
+      <w:r>
+        <w:t>Response</w:t>
+      </w:r>
+      <w:proofErr w:type="spellEnd"/>
+      <w:r>
+        <w:t>**:</w:t>
+      </w:r>
+    </w:p>
+    <w:p>
+      <w:r>
+        <w:t>- Sikeres: `200 OK` → "Sikeres módosítás"</w:t>
+      </w:r>
+    </w:p>
+    <w:p>
+      <w:r>
+        <w:t>- Hiba: `500` → "Adatbázis hiba"</w:t>
+      </w:r>
+    </w:p>
+    <w:p/>
+    <w:p>
+      <w:r>
+        <w:t xml:space="preserve">**Kommentek**: </w:t>
+      </w:r>
+    </w:p>
+    <w:p>
+      <w:r>
+        <w:t>- Status: Tesztelni szükséges</w:t>
+      </w:r>
+    </w:p>
+    <w:p>
+      <w:r>
+        <w:lastRenderedPageBreak/>
+        <w:t xml:space="preserve">- TODO: </w:t>
+      </w:r>
+      <w:proofErr w:type="spellStart"/>
+      <w:r>
         <w:t>Autentifikáció</w:t>
       </w:r>
       <w:proofErr w:type="spellEnd"/>
+      <w:r>
+        <w:t xml:space="preserve"> </w:t>
+      </w:r>
+      <w:proofErr w:type="spellStart"/>
+      <w:r>
+        <w:t>megköveteltessé</w:t>
+      </w:r>
+      <w:proofErr w:type="spellEnd"/>
+      <w:r>
+        <w:t xml:space="preserve"> tenni</w:t>
+      </w:r>
     </w:p>
     <w:p/>
     <w:p>
       <w:r>
-        <w:t xml:space="preserve"> POST `/login`</w:t>
-      </w:r>
-    </w:p>
-    <w:p>
-      <w:r>
-        <w:t>Felhasználó bejelentkezése.</w:t>
+        <w:t>PATCH `/p/</w:t>
+      </w:r>
+      <w:proofErr w:type="spellStart"/>
+      <w:r>
+        <w:t>jelszo</w:t>
+      </w:r>
+      <w:proofErr w:type="spellEnd"/>
+      <w:r>
+        <w:t>`</w:t>
+      </w:r>
+    </w:p>
+    <w:p>
+      <w:r>
+        <w:t>Jelszó módosítása.</w:t>
       </w:r>
     </w:p>
     <w:p/>
@@ -2941,19 +3503,170 @@
       </w:r>
       <w:proofErr w:type="spellEnd"/>
     </w:p>
+    <w:p>
+      <w:r>
+        <w:t>{</w:t>
+      </w:r>
+    </w:p>
+    <w:p>
+      <w:r>
+        <w:t xml:space="preserve">  "</w:t>
+      </w:r>
+      <w:proofErr w:type="spellStart"/>
+      <w:r>
+        <w:t>UjJelszo</w:t>
+      </w:r>
+      <w:proofErr w:type="spellEnd"/>
+      <w:r>
+        <w:t>": "</w:t>
+      </w:r>
+      <w:proofErr w:type="spellStart"/>
+      <w:r>
+        <w:t>new_password</w:t>
+      </w:r>
+      <w:proofErr w:type="spellEnd"/>
+      <w:r>
+        <w:t>",</w:t>
+      </w:r>
+    </w:p>
+    <w:p>
+      <w:r>
+        <w:t xml:space="preserve">  "</w:t>
+      </w:r>
+      <w:proofErr w:type="spellStart"/>
+      <w:r>
+        <w:t>Felhasznalonev</w:t>
+      </w:r>
+      <w:proofErr w:type="spellEnd"/>
+      <w:r>
+        <w:t>": "</w:t>
+      </w:r>
+      <w:proofErr w:type="spellStart"/>
+      <w:r>
+        <w:t>username</w:t>
+      </w:r>
+      <w:proofErr w:type="spellEnd"/>
+      <w:r>
+        <w:t>"</w:t>
+      </w:r>
+    </w:p>
+    <w:p>
+      <w:r>
+        <w:t>}</w:t>
+      </w:r>
+    </w:p>
     <w:p/>
     <w:p>
       <w:r>
-        <w:t xml:space="preserve">  "Email": "user@example.com",</w:t>
-      </w:r>
-    </w:p>
-    <w:p>
-      <w:r>
+        <w:t>**</w:t>
+      </w:r>
+      <w:proofErr w:type="spellStart"/>
+      <w:r>
+        <w:t>Response</w:t>
+      </w:r>
+      <w:proofErr w:type="spellEnd"/>
+      <w:r>
+        <w:t>**:</w:t>
+      </w:r>
+    </w:p>
+    <w:p>
+      <w:r>
+        <w:t>- Sikeres: `200 OK` → "Sikeres jelszó módosítás"</w:t>
+      </w:r>
+    </w:p>
+    <w:p>
+      <w:r>
+        <w:t>- Hiba: `500` → "Adatbázis hiba"</w:t>
+      </w:r>
+    </w:p>
+    <w:p/>
+    <w:p>
+      <w:r>
+        <w:t>**Kommentek**:</w:t>
+      </w:r>
+    </w:p>
+    <w:p>
+      <w:r>
+        <w:t>- Status: Tesztelni szükséges</w:t>
+      </w:r>
+    </w:p>
+    <w:p>
+      <w:r>
+        <w:t xml:space="preserve">- Jelszó érkezik </w:t>
+      </w:r>
+      <w:proofErr w:type="spellStart"/>
+      <w:r>
+        <w:t>plain</w:t>
+      </w:r>
+      <w:proofErr w:type="spellEnd"/>
+      <w:r>
+        <w:t xml:space="preserve"> text-ben → HTTPS kötelező </w:t>
+      </w:r>
+      <w:proofErr w:type="spellStart"/>
+      <w:r>
+        <w:t>prod</w:t>
+      </w:r>
+      <w:proofErr w:type="spellEnd"/>
+      <w:r>
+        <w:t>-ban</w:t>
+      </w:r>
+    </w:p>
+    <w:p/>
+    <w:p>
+      <w:r>
+        <w:t>DELETE `/p/</w:t>
+      </w:r>
+      <w:proofErr w:type="spellStart"/>
+      <w:r>
+        <w:t>torles</w:t>
+      </w:r>
+      <w:proofErr w:type="spellEnd"/>
+      <w:r>
+        <w:t>`</w:t>
+      </w:r>
+    </w:p>
+    <w:p>
+      <w:r>
+        <w:t>Felhasználói profil törlése.</w:t>
+      </w:r>
+    </w:p>
+    <w:p/>
+    <w:p>
+      <w:r>
+        <w:t>**</w:t>
+      </w:r>
+      <w:proofErr w:type="spellStart"/>
+      <w:r>
+        <w:t>Request</w:t>
+      </w:r>
+      <w:proofErr w:type="spellEnd"/>
+      <w:r>
+        <w:t>**:</w:t>
+      </w:r>
+    </w:p>
+    <w:p>
+      <w:r>
+        <w:t>```</w:t>
+      </w:r>
+      <w:proofErr w:type="spellStart"/>
+      <w:r>
+        <w:t>json</w:t>
+      </w:r>
+      <w:proofErr w:type="spellEnd"/>
+    </w:p>
+    <w:p>
+      <w:r>
+        <w:t>{</w:t>
+      </w:r>
+    </w:p>
+    <w:p>
+      <w:r>
+        <w:lastRenderedPageBreak/>
         <w:t xml:space="preserve">  "</w:t>
       </w:r>
       <w:proofErr w:type="spellStart"/>
       <w:r>
-        <w:t>Jelszo</w:t>
+        <w:t>Felhasznalonev</w:t>
       </w:r>
       <w:proofErr w:type="spellEnd"/>
       <w:r>
@@ -2961,7 +3674,7 @@
       </w:r>
       <w:proofErr w:type="spellStart"/>
       <w:r>
-        <w:t>password</w:t>
+        <w:t>username</w:t>
       </w:r>
       <w:proofErr w:type="spellEnd"/>
       <w:r>
@@ -2973,6 +3686,11 @@
         <w:t>}</w:t>
       </w:r>
     </w:p>
+    <w:p>
+      <w:r>
+        <w:t>```</w:t>
+      </w:r>
+    </w:p>
     <w:p/>
     <w:p>
       <w:r>
@@ -2989,75 +3707,58 @@
     </w:p>
     <w:p>
       <w:r>
-        <w:t>- Sikeres: `200 OK` → "Sikeres bejelentkezés"</w:t>
-      </w:r>
-    </w:p>
-    <w:p>
-      <w:r>
-        <w:t xml:space="preserve">- Hiba: `401 </w:t>
-      </w:r>
-      <w:proofErr w:type="spellStart"/>
-      <w:r>
-        <w:t>Unauthorized</w:t>
-      </w:r>
-      <w:proofErr w:type="spellEnd"/>
-      <w:r>
-        <w:t>` → "</w:t>
-      </w:r>
-      <w:proofErr w:type="spellStart"/>
-      <w:r>
-        <w:t>Invalid</w:t>
-      </w:r>
-      <w:proofErr w:type="spellEnd"/>
-      <w:r>
-        <w:t xml:space="preserve"> email </w:t>
-      </w:r>
-      <w:proofErr w:type="spellStart"/>
-      <w:r>
-        <w:t>or</w:t>
-      </w:r>
-      <w:proofErr w:type="spellEnd"/>
-      <w:r>
-        <w:t xml:space="preserve"> </w:t>
-      </w:r>
-      <w:proofErr w:type="spellStart"/>
-      <w:r>
-        <w:t>password</w:t>
-      </w:r>
-      <w:proofErr w:type="spellEnd"/>
-      <w:r>
-        <w:t>"</w:t>
-      </w:r>
-    </w:p>
-    <w:p>
-      <w:r>
-        <w:t>- DB hiba: `500` → "Adatbázis hiba"</w:t>
+        <w:t>- Sikeres: `200 OK` → "Sikeres profil törlés"</w:t>
+      </w:r>
+    </w:p>
+    <w:p>
+      <w:r>
+        <w:t>- Hiba: `500` → "Adatbázis hiba"</w:t>
       </w:r>
     </w:p>
     <w:p/>
     <w:p>
       <w:r>
-        <w:t xml:space="preserve">**Kommentek**: </w:t>
-      </w:r>
-    </w:p>
-    <w:p>
-      <w:r>
-        <w:t>- Jelszó ellenőrzés Argon2-vel</w:t>
-      </w:r>
-    </w:p>
-    <w:p>
-      <w:r>
-        <w:t>- Session kezelés nincs implementálva (TODO</w:t>
+        <w:t>**Kommentek**:</w:t>
+      </w:r>
+    </w:p>
+    <w:p>
+      <w:r>
+        <w:t>- Status: Tesztelni szükséges</w:t>
+      </w:r>
+    </w:p>
+    <w:p>
+      <w:r>
+        <w:t>- Kötegelt törlés (</w:t>
+      </w:r>
+      <w:proofErr w:type="spellStart"/>
+      <w:r>
+        <w:t>fr-koto</w:t>
+      </w:r>
+      <w:proofErr w:type="spellEnd"/>
+      <w:r>
+        <w:t xml:space="preserve"> táblát is érinti CASCADE miatt)</w:t>
       </w:r>
     </w:p>
     <w:p/>
     <w:p>
       <w:r>
-        <w:t xml:space="preserve"> POST `/</w:t>
-      </w:r>
-      <w:proofErr w:type="spellStart"/>
-      <w:r>
-        <w:t>register</w:t>
+        <w:t>---</w:t>
+      </w:r>
+    </w:p>
+    <w:p/>
+    <w:p>
+      <w:r>
+        <w:t>Raktár Kezelés</w:t>
+      </w:r>
+    </w:p>
+    <w:p/>
+    <w:p>
+      <w:r>
+        <w:t>GET `/</w:t>
+      </w:r>
+      <w:proofErr w:type="spellStart"/>
+      <w:r>
+        <w:t>raktar</w:t>
       </w:r>
       <w:proofErr w:type="spellEnd"/>
       <w:r>
@@ -3066,7 +3767,7 @@
     </w:p>
     <w:p>
       <w:r>
-        <w:t>Új felhasználó regisztrációja.</w:t>
+        <w:t>Összes raktár információ lekérdezése.</w:t>
       </w:r>
     </w:p>
     <w:p/>
@@ -3080,6 +3781,20 @@
       </w:r>
       <w:proofErr w:type="spellEnd"/>
       <w:r>
+        <w:t>**: Nincs body</w:t>
+      </w:r>
+    </w:p>
+    <w:p/>
+    <w:p>
+      <w:r>
+        <w:t>**</w:t>
+      </w:r>
+      <w:proofErr w:type="spellStart"/>
+      <w:r>
+        <w:t>Response</w:t>
+      </w:r>
+      <w:proofErr w:type="spellEnd"/>
+      <w:r>
         <w:t>**:</w:t>
       </w:r>
     </w:p>
@@ -3095,195 +3810,6 @@
     </w:p>
     <w:p>
       <w:r>
-        <w:t>{</w:t>
-      </w:r>
-    </w:p>
-    <w:p>
-      <w:r>
-        <w:t xml:space="preserve">  "</w:t>
-      </w:r>
-      <w:proofErr w:type="spellStart"/>
-      <w:r>
-        <w:t>Felhasznalonev</w:t>
-      </w:r>
-      <w:proofErr w:type="spellEnd"/>
-      <w:r>
-        <w:t>": "</w:t>
-      </w:r>
-      <w:proofErr w:type="spellStart"/>
-      <w:r>
-        <w:t>username</w:t>
-      </w:r>
-      <w:proofErr w:type="spellEnd"/>
-      <w:r>
-        <w:t>",</w:t>
-      </w:r>
-    </w:p>
-    <w:p>
-      <w:r>
-        <w:t xml:space="preserve">  "Email": "user@example.com",</w:t>
-      </w:r>
-    </w:p>
-    <w:p>
-      <w:r>
-        <w:t xml:space="preserve">  "</w:t>
-      </w:r>
-      <w:proofErr w:type="spellStart"/>
-      <w:r>
-        <w:t>Jelszo</w:t>
-      </w:r>
-      <w:proofErr w:type="spellEnd"/>
-      <w:r>
-        <w:t>": "</w:t>
-      </w:r>
-      <w:proofErr w:type="spellStart"/>
-      <w:r>
-        <w:t>password</w:t>
-      </w:r>
-      <w:proofErr w:type="spellEnd"/>
-      <w:r>
-        <w:t>"</w:t>
-      </w:r>
-    </w:p>
-    <w:p>
-      <w:r>
-        <w:t>}</w:t>
-      </w:r>
-    </w:p>
-    <w:p/>
-    <w:p>
-      <w:r>
-        <w:t>**</w:t>
-      </w:r>
-      <w:proofErr w:type="spellStart"/>
-      <w:r>
-        <w:t>Response</w:t>
-      </w:r>
-      <w:proofErr w:type="spellEnd"/>
-      <w:r>
-        <w:t>**:</w:t>
-      </w:r>
-    </w:p>
-    <w:p>
-      <w:r>
-        <w:t xml:space="preserve">- Sikeres: `201 </w:t>
-      </w:r>
-      <w:proofErr w:type="spellStart"/>
-      <w:r>
-        <w:t>Created</w:t>
-      </w:r>
-      <w:proofErr w:type="spellEnd"/>
-      <w:r>
-        <w:t>` → "Sikeres regisztráció"</w:t>
-      </w:r>
-    </w:p>
-    <w:p>
-      <w:r>
-        <w:t>- DB hiba: `500` → "Adatbázis hiba"</w:t>
-      </w:r>
-    </w:p>
-    <w:p/>
-    <w:p>
-      <w:r>
-        <w:t>**Kommentek**:</w:t>
-      </w:r>
-    </w:p>
-    <w:p>
-      <w:r>
-        <w:t xml:space="preserve">- Jelszó automatikusan Argon2-vel </w:t>
-      </w:r>
-      <w:proofErr w:type="spellStart"/>
-      <w:r>
-        <w:t>hashelt</w:t>
-      </w:r>
-      <w:proofErr w:type="spellEnd"/>
-    </w:p>
-    <w:p>
-      <w:r>
-        <w:t xml:space="preserve">- Email és felhasználónév </w:t>
-      </w:r>
-      <w:proofErr w:type="spellStart"/>
-      <w:r>
-        <w:t>unicitást</w:t>
-      </w:r>
-      <w:proofErr w:type="spellEnd"/>
-      <w:r>
-        <w:t xml:space="preserve"> </w:t>
-      </w:r>
-      <w:proofErr w:type="spellStart"/>
-      <w:r>
-        <w:t>MySQL</w:t>
-      </w:r>
-      <w:proofErr w:type="spellEnd"/>
-      <w:r>
-        <w:t xml:space="preserve"> kényszer garantálja</w:t>
-      </w:r>
-    </w:p>
-    <w:p/>
-    <w:p>
-      <w:r>
-        <w:t>Profil Kezelés</w:t>
-      </w:r>
-    </w:p>
-    <w:p/>
-    <w:p>
-      <w:r>
-        <w:t xml:space="preserve"> GET `/p/</w:t>
-      </w:r>
-      <w:proofErr w:type="spellStart"/>
-      <w:r>
-        <w:t>info</w:t>
-      </w:r>
-      <w:proofErr w:type="spellEnd"/>
-      <w:r>
-        <w:t>`</w:t>
-      </w:r>
-    </w:p>
-    <w:p>
-      <w:r>
-        <w:t>Összes regisztrált felhasználó adatai.</w:t>
-      </w:r>
-    </w:p>
-    <w:p/>
-    <w:p>
-      <w:r>
-        <w:t>**</w:t>
-      </w:r>
-      <w:proofErr w:type="spellStart"/>
-      <w:r>
-        <w:t>Request</w:t>
-      </w:r>
-      <w:proofErr w:type="spellEnd"/>
-      <w:r>
-        <w:t>**: Nincs body</w:t>
-      </w:r>
-    </w:p>
-    <w:p/>
-    <w:p>
-      <w:r>
-        <w:t>**</w:t>
-      </w:r>
-      <w:proofErr w:type="spellStart"/>
-      <w:r>
-        <w:t>Response</w:t>
-      </w:r>
-      <w:proofErr w:type="spellEnd"/>
-      <w:r>
-        <w:t>**:</w:t>
-      </w:r>
-    </w:p>
-    <w:p>
-      <w:r>
-        <w:t>```</w:t>
-      </w:r>
-      <w:proofErr w:type="spellStart"/>
-      <w:r>
-        <w:t>json</w:t>
-      </w:r>
-      <w:proofErr w:type="spellEnd"/>
-    </w:p>
-    <w:p>
-      <w:r>
         <w:t>[</w:t>
       </w:r>
     </w:p>
@@ -3294,577 +3820,12 @@
     </w:p>
     <w:p>
       <w:r>
-        <w:t xml:space="preserve">    "</w:t>
-      </w:r>
-      <w:proofErr w:type="spellStart"/>
-      <w:r>
-        <w:t>FelhasznaloNev</w:t>
-      </w:r>
-      <w:proofErr w:type="spellEnd"/>
-      <w:r>
-        <w:t>": "user1",</w:t>
-      </w:r>
-    </w:p>
-    <w:p>
-      <w:r>
-        <w:t xml:space="preserve">    "Email": "user1@example.com"</w:t>
-      </w:r>
-    </w:p>
-    <w:p>
-      <w:r>
-        <w:t xml:space="preserve">  },</w:t>
-      </w:r>
-    </w:p>
-    <w:p>
-      <w:r>
-        <w:t xml:space="preserve">  {</w:t>
-      </w:r>
-    </w:p>
-    <w:p>
-      <w:r>
-        <w:t xml:space="preserve">    "</w:t>
-      </w:r>
-      <w:proofErr w:type="spellStart"/>
-      <w:r>
-        <w:t>FelhasznaloNev</w:t>
-      </w:r>
-      <w:proofErr w:type="spellEnd"/>
-      <w:r>
-        <w:t>": "user2",</w:t>
-      </w:r>
-    </w:p>
-    <w:p>
-      <w:r>
-        <w:t xml:space="preserve">    "Email": "user2@example.com"</w:t>
-      </w:r>
-    </w:p>
-    <w:p>
-      <w:r>
-        <w:t xml:space="preserve">  }</w:t>
-      </w:r>
-    </w:p>
-    <w:p>
-      <w:r>
-        <w:t>]</w:t>
-      </w:r>
-    </w:p>
-    <w:p/>
-    <w:p>
-      <w:r>
-        <w:t>POST `/p/</w:t>
-      </w:r>
-      <w:proofErr w:type="spellStart"/>
-      <w:r>
-        <w:t>mod</w:t>
-      </w:r>
-      <w:proofErr w:type="spellEnd"/>
-      <w:r>
-        <w:t>`</w:t>
-      </w:r>
-    </w:p>
-    <w:p>
-      <w:r>
-        <w:t>Felhasználónév módosítása.</w:t>
-      </w:r>
-    </w:p>
-    <w:p/>
-    <w:p>
-      <w:r>
-        <w:t>**</w:t>
-      </w:r>
-      <w:proofErr w:type="spellStart"/>
-      <w:r>
-        <w:t>Request</w:t>
-      </w:r>
-      <w:proofErr w:type="spellEnd"/>
-      <w:r>
-        <w:t>**:</w:t>
-      </w:r>
-    </w:p>
-    <w:p>
-      <w:r>
-        <w:t>```</w:t>
-      </w:r>
-      <w:proofErr w:type="spellStart"/>
-      <w:r>
-        <w:t>json</w:t>
-      </w:r>
-      <w:proofErr w:type="spellEnd"/>
-    </w:p>
-    <w:p>
-      <w:r>
-        <w:t>{</w:t>
-      </w:r>
-    </w:p>
-    <w:p>
-      <w:r>
-        <w:t xml:space="preserve">  "</w:t>
-      </w:r>
-      <w:proofErr w:type="spellStart"/>
-      <w:r>
-        <w:t>Felhasznalonev</w:t>
-      </w:r>
-      <w:proofErr w:type="spellEnd"/>
-      <w:r>
-        <w:t>": "</w:t>
-      </w:r>
-      <w:proofErr w:type="spellStart"/>
-      <w:r>
-        <w:t>new_username</w:t>
-      </w:r>
-      <w:proofErr w:type="spellEnd"/>
-      <w:r>
-        <w:t>",</w:t>
-      </w:r>
-    </w:p>
-    <w:p>
-      <w:r>
-        <w:t xml:space="preserve">  "</w:t>
-      </w:r>
-      <w:proofErr w:type="spellStart"/>
-      <w:r>
-        <w:t>RegiFnev</w:t>
-      </w:r>
-      <w:proofErr w:type="spellEnd"/>
-      <w:r>
-        <w:t>": "</w:t>
-      </w:r>
-      <w:proofErr w:type="spellStart"/>
-      <w:r>
-        <w:t>old_username</w:t>
-      </w:r>
-      <w:proofErr w:type="spellEnd"/>
-      <w:r>
-        <w:t>"</w:t>
-      </w:r>
-    </w:p>
-    <w:p>
-      <w:r>
-        <w:t>}</w:t>
-      </w:r>
-    </w:p>
-    <w:p/>
-    <w:p>
-      <w:r>
-        <w:t>**</w:t>
-      </w:r>
-      <w:proofErr w:type="spellStart"/>
-      <w:r>
-        <w:t>Response</w:t>
-      </w:r>
-      <w:proofErr w:type="spellEnd"/>
-      <w:r>
-        <w:t>**:</w:t>
-      </w:r>
-    </w:p>
-    <w:p>
-      <w:r>
-        <w:t>- Sikeres: `200 OK` → "Sikeres módosítás"</w:t>
+        <w:t xml:space="preserve">    "raktár száma": 1,</w:t>
       </w:r>
     </w:p>
     <w:p>
       <w:r>
         <w:lastRenderedPageBreak/>
-        <w:t>- Hiba: `500` → "Adatbázis hiba"</w:t>
-      </w:r>
-    </w:p>
-    <w:p/>
-    <w:p>
-      <w:r>
-        <w:t xml:space="preserve">**Kommentek**: </w:t>
-      </w:r>
-    </w:p>
-    <w:p>
-      <w:r>
-        <w:t>- Status: Tesztelni szükséges</w:t>
-      </w:r>
-    </w:p>
-    <w:p>
-      <w:r>
-        <w:t xml:space="preserve">- TODO: </w:t>
-      </w:r>
-      <w:proofErr w:type="spellStart"/>
-      <w:r>
-        <w:t>Autentifikáció</w:t>
-      </w:r>
-      <w:proofErr w:type="spellEnd"/>
-      <w:r>
-        <w:t xml:space="preserve"> </w:t>
-      </w:r>
-      <w:proofErr w:type="spellStart"/>
-      <w:r>
-        <w:t>megköveteltessé</w:t>
-      </w:r>
-      <w:proofErr w:type="spellEnd"/>
-      <w:r>
-        <w:t xml:space="preserve"> tenni</w:t>
-      </w:r>
-    </w:p>
-    <w:p/>
-    <w:p>
-      <w:r>
-        <w:t>PATCH `/p/</w:t>
-      </w:r>
-      <w:proofErr w:type="spellStart"/>
-      <w:r>
-        <w:t>jelszo</w:t>
-      </w:r>
-      <w:proofErr w:type="spellEnd"/>
-      <w:r>
-        <w:t>`</w:t>
-      </w:r>
-    </w:p>
-    <w:p>
-      <w:r>
-        <w:t>Jelszó módosítása.</w:t>
-      </w:r>
-    </w:p>
-    <w:p/>
-    <w:p>
-      <w:r>
-        <w:t>**</w:t>
-      </w:r>
-      <w:proofErr w:type="spellStart"/>
-      <w:r>
-        <w:t>Request</w:t>
-      </w:r>
-      <w:proofErr w:type="spellEnd"/>
-      <w:r>
-        <w:t>**:</w:t>
-      </w:r>
-    </w:p>
-    <w:p>
-      <w:r>
-        <w:t>```</w:t>
-      </w:r>
-      <w:proofErr w:type="spellStart"/>
-      <w:r>
-        <w:t>json</w:t>
-      </w:r>
-      <w:proofErr w:type="spellEnd"/>
-    </w:p>
-    <w:p>
-      <w:r>
-        <w:t>{</w:t>
-      </w:r>
-    </w:p>
-    <w:p>
-      <w:r>
-        <w:t xml:space="preserve">  "</w:t>
-      </w:r>
-      <w:proofErr w:type="spellStart"/>
-      <w:r>
-        <w:t>UjJelszo</w:t>
-      </w:r>
-      <w:proofErr w:type="spellEnd"/>
-      <w:r>
-        <w:t>": "</w:t>
-      </w:r>
-      <w:proofErr w:type="spellStart"/>
-      <w:r>
-        <w:t>new_password</w:t>
-      </w:r>
-      <w:proofErr w:type="spellEnd"/>
-      <w:r>
-        <w:t>",</w:t>
-      </w:r>
-    </w:p>
-    <w:p>
-      <w:r>
-        <w:t xml:space="preserve">  "</w:t>
-      </w:r>
-      <w:proofErr w:type="spellStart"/>
-      <w:r>
-        <w:t>Felhasznalonev</w:t>
-      </w:r>
-      <w:proofErr w:type="spellEnd"/>
-      <w:r>
-        <w:t>": "</w:t>
-      </w:r>
-      <w:proofErr w:type="spellStart"/>
-      <w:r>
-        <w:t>username</w:t>
-      </w:r>
-      <w:proofErr w:type="spellEnd"/>
-      <w:r>
-        <w:t>"</w:t>
-      </w:r>
-    </w:p>
-    <w:p>
-      <w:r>
-        <w:t>}</w:t>
-      </w:r>
-    </w:p>
-    <w:p/>
-    <w:p>
-      <w:r>
-        <w:t>**</w:t>
-      </w:r>
-      <w:proofErr w:type="spellStart"/>
-      <w:r>
-        <w:t>Response</w:t>
-      </w:r>
-      <w:proofErr w:type="spellEnd"/>
-      <w:r>
-        <w:t>**:</w:t>
-      </w:r>
-    </w:p>
-    <w:p>
-      <w:r>
-        <w:t>- Sikeres: `200 OK` → "Sikeres jelszó módosítás"</w:t>
-      </w:r>
-    </w:p>
-    <w:p>
-      <w:r>
-        <w:t>- Hiba: `500` → "Adatbázis hiba"</w:t>
-      </w:r>
-    </w:p>
-    <w:p/>
-    <w:p>
-      <w:r>
-        <w:t>**Kommentek**:</w:t>
-      </w:r>
-    </w:p>
-    <w:p>
-      <w:r>
-        <w:t>- Status: Tesztelni szükséges</w:t>
-      </w:r>
-    </w:p>
-    <w:p>
-      <w:r>
-        <w:t xml:space="preserve">- Jelszó érkezik </w:t>
-      </w:r>
-      <w:proofErr w:type="spellStart"/>
-      <w:r>
-        <w:t>plain</w:t>
-      </w:r>
-      <w:proofErr w:type="spellEnd"/>
-      <w:r>
-        <w:t xml:space="preserve"> text-ben → HTTPS kötelező </w:t>
-      </w:r>
-      <w:proofErr w:type="spellStart"/>
-      <w:r>
-        <w:t>prod</w:t>
-      </w:r>
-      <w:proofErr w:type="spellEnd"/>
-      <w:r>
-        <w:t>-ban</w:t>
-      </w:r>
-    </w:p>
-    <w:p/>
-    <w:p>
-      <w:r>
-        <w:t>DELETE `/p/</w:t>
-      </w:r>
-      <w:proofErr w:type="spellStart"/>
-      <w:r>
-        <w:t>torles</w:t>
-      </w:r>
-      <w:proofErr w:type="spellEnd"/>
-      <w:r>
-        <w:t>`</w:t>
-      </w:r>
-    </w:p>
-    <w:p>
-      <w:r>
-        <w:t>Felhasználói profil törlése.</w:t>
-      </w:r>
-    </w:p>
-    <w:p/>
-    <w:p>
-      <w:r>
-        <w:t>**</w:t>
-      </w:r>
-      <w:proofErr w:type="spellStart"/>
-      <w:r>
-        <w:t>Request</w:t>
-      </w:r>
-      <w:proofErr w:type="spellEnd"/>
-      <w:r>
-        <w:t>**:</w:t>
-      </w:r>
-    </w:p>
-    <w:p>
-      <w:r>
-        <w:t>```</w:t>
-      </w:r>
-      <w:proofErr w:type="spellStart"/>
-      <w:r>
-        <w:t>json</w:t>
-      </w:r>
-      <w:proofErr w:type="spellEnd"/>
-    </w:p>
-    <w:p>
-      <w:r>
-        <w:t>{</w:t>
-      </w:r>
-    </w:p>
-    <w:p>
-      <w:r>
-        <w:t xml:space="preserve">  "</w:t>
-      </w:r>
-      <w:proofErr w:type="spellStart"/>
-      <w:r>
-        <w:t>Felhasznalonev</w:t>
-      </w:r>
-      <w:proofErr w:type="spellEnd"/>
-      <w:r>
-        <w:t>": "</w:t>
-      </w:r>
-      <w:proofErr w:type="spellStart"/>
-      <w:r>
-        <w:t>username</w:t>
-      </w:r>
-      <w:proofErr w:type="spellEnd"/>
-      <w:r>
-        <w:t>"</w:t>
-      </w:r>
-    </w:p>
-    <w:p>
-      <w:r>
-        <w:t>}</w:t>
-      </w:r>
-    </w:p>
-    <w:p>
-      <w:r>
-        <w:t>```</w:t>
-      </w:r>
-    </w:p>
-    <w:p/>
-    <w:p>
-      <w:r>
-        <w:t>**</w:t>
-      </w:r>
-      <w:proofErr w:type="spellStart"/>
-      <w:r>
-        <w:t>Response</w:t>
-      </w:r>
-      <w:proofErr w:type="spellEnd"/>
-      <w:r>
-        <w:t>**:</w:t>
-      </w:r>
-    </w:p>
-    <w:p>
-      <w:r>
-        <w:t>- Sikeres: `200 OK` → "Sikeres profil törlés"</w:t>
-      </w:r>
-    </w:p>
-    <w:p>
-      <w:r>
-        <w:t>- Hiba: `500` → "Adatbázis hiba"</w:t>
-      </w:r>
-    </w:p>
-    <w:p/>
-    <w:p>
-      <w:r>
-        <w:t>**Kommentek**:</w:t>
-      </w:r>
-    </w:p>
-    <w:p>
-      <w:r>
-        <w:t>- Status: Tesztelni szükséges</w:t>
-      </w:r>
-    </w:p>
-    <w:p>
-      <w:r>
-        <w:t>- Kötegelt törlés (</w:t>
-      </w:r>
-      <w:proofErr w:type="spellStart"/>
-      <w:r>
-        <w:t>fr-koto</w:t>
-      </w:r>
-      <w:proofErr w:type="spellEnd"/>
-      <w:r>
-        <w:t xml:space="preserve"> táblát is érinti CASCADE miatt)</w:t>
-      </w:r>
-    </w:p>
-    <w:p/>
-    <w:p>
-      <w:r>
-        <w:t>---</w:t>
-      </w:r>
-    </w:p>
-    <w:p/>
-    <w:p>
-      <w:r>
-        <w:t>Raktár Kezelés</w:t>
-      </w:r>
-    </w:p>
-    <w:p/>
-    <w:p>
-      <w:r>
-        <w:t>GET `/</w:t>
-      </w:r>
-      <w:proofErr w:type="spellStart"/>
-      <w:r>
-        <w:t>raktar</w:t>
-      </w:r>
-      <w:proofErr w:type="spellEnd"/>
-      <w:r>
-        <w:t>`</w:t>
-      </w:r>
-    </w:p>
-    <w:p>
-      <w:r>
-        <w:t>Összes raktár információ lekérdezése.</w:t>
-      </w:r>
-    </w:p>
-    <w:p/>
-    <w:p>
-      <w:r>
-        <w:t>**</w:t>
-      </w:r>
-      <w:proofErr w:type="spellStart"/>
-      <w:r>
-        <w:t>Request</w:t>
-      </w:r>
-      <w:proofErr w:type="spellEnd"/>
-      <w:r>
-        <w:t>**: Nincs body</w:t>
-      </w:r>
-    </w:p>
-    <w:p/>
-    <w:p>
-      <w:r>
-        <w:t>**</w:t>
-      </w:r>
-      <w:proofErr w:type="spellStart"/>
-      <w:r>
-        <w:t>Response</w:t>
-      </w:r>
-      <w:proofErr w:type="spellEnd"/>
-      <w:r>
-        <w:t>**:</w:t>
-      </w:r>
-    </w:p>
-    <w:p>
-      <w:r>
-        <w:lastRenderedPageBreak/>
-        <w:t>```</w:t>
-      </w:r>
-      <w:proofErr w:type="spellStart"/>
-      <w:r>
-        <w:t>json</w:t>
-      </w:r>
-      <w:proofErr w:type="spellEnd"/>
-    </w:p>
-    <w:p>
-      <w:r>
-        <w:t>[</w:t>
-      </w:r>
-    </w:p>
-    <w:p>
-      <w:r>
-        <w:t xml:space="preserve">  {</w:t>
-      </w:r>
-    </w:p>
-    <w:p>
-      <w:r>
-        <w:t xml:space="preserve">    "raktár száma": 1,</w:t>
-      </w:r>
-    </w:p>
-    <w:p>
-      <w:r>
         <w:t xml:space="preserve">    "foglaltság": 0,</w:t>
       </w:r>
     </w:p>
@@ -4012,51 +3973,51 @@
     </w:p>
     <w:p>
       <w:r>
+        <w:t xml:space="preserve">  {</w:t>
+      </w:r>
+    </w:p>
+    <w:p>
+      <w:r>
+        <w:t xml:space="preserve">    "</w:t>
+      </w:r>
+      <w:proofErr w:type="spellStart"/>
+      <w:r>
+        <w:t>id</w:t>
+      </w:r>
+      <w:proofErr w:type="spellEnd"/>
+      <w:r>
+        <w:t>": 1,</w:t>
+      </w:r>
+    </w:p>
+    <w:p>
+      <w:r>
+        <w:t xml:space="preserve">    "</w:t>
+      </w:r>
+      <w:proofErr w:type="spellStart"/>
+      <w:r>
+        <w:t>Iranyitoszam</w:t>
+      </w:r>
+      <w:proofErr w:type="spellEnd"/>
+      <w:r>
+        <w:t>": 1011,</w:t>
+      </w:r>
+    </w:p>
+    <w:p>
+      <w:r>
+        <w:t xml:space="preserve">    "</w:t>
+      </w:r>
+      <w:proofErr w:type="spellStart"/>
+      <w:r>
+        <w:t>Hazszam</w:t>
+      </w:r>
+      <w:proofErr w:type="spellEnd"/>
+      <w:r>
+        <w:t>": 25,</w:t>
+      </w:r>
+    </w:p>
+    <w:p>
+      <w:r>
         <w:lastRenderedPageBreak/>
-        <w:t xml:space="preserve">  {</w:t>
-      </w:r>
-    </w:p>
-    <w:p>
-      <w:r>
-        <w:t xml:space="preserve">    "</w:t>
-      </w:r>
-      <w:proofErr w:type="spellStart"/>
-      <w:r>
-        <w:t>id</w:t>
-      </w:r>
-      <w:proofErr w:type="spellEnd"/>
-      <w:r>
-        <w:t>": 1,</w:t>
-      </w:r>
-    </w:p>
-    <w:p>
-      <w:r>
-        <w:t xml:space="preserve">    "</w:t>
-      </w:r>
-      <w:proofErr w:type="spellStart"/>
-      <w:r>
-        <w:t>Iranyitoszam</w:t>
-      </w:r>
-      <w:proofErr w:type="spellEnd"/>
-      <w:r>
-        <w:t>": 1011,</w:t>
-      </w:r>
-    </w:p>
-    <w:p>
-      <w:r>
-        <w:t xml:space="preserve">    "</w:t>
-      </w:r>
-      <w:proofErr w:type="spellStart"/>
-      <w:r>
-        <w:t>Hazszam</w:t>
-      </w:r>
-      <w:proofErr w:type="spellEnd"/>
-      <w:r>
-        <w:t>": 25,</w:t>
-      </w:r>
-    </w:p>
-    <w:p>
-      <w:r>
         <w:t xml:space="preserve">    "Utca": "Pesti út",</w:t>
       </w:r>
     </w:p>
@@ -4200,21 +4161,716 @@
     </w:p>
     <w:p>
       <w:r>
+        <w:t xml:space="preserve">    "</w:t>
+      </w:r>
+      <w:proofErr w:type="spellStart"/>
+      <w:r>
+        <w:t>kepUrl</w:t>
+      </w:r>
+      <w:proofErr w:type="spellEnd"/>
+      <w:r>
+        <w:t>": "https://example.com/image.jpg",</w:t>
+      </w:r>
+    </w:p>
+    <w:p>
+      <w:r>
+        <w:t xml:space="preserve">    "</w:t>
+      </w:r>
+      <w:proofErr w:type="spellStart"/>
+      <w:r>
+        <w:t>id</w:t>
+      </w:r>
+      <w:proofErr w:type="spellEnd"/>
+      <w:r>
+        <w:t>": 1,</w:t>
+      </w:r>
+    </w:p>
+    <w:p>
+      <w:r>
+        <w:t xml:space="preserve">    "</w:t>
+      </w:r>
+      <w:proofErr w:type="spellStart"/>
+      <w:r>
+        <w:t>idopont</w:t>
+      </w:r>
+      <w:proofErr w:type="spellEnd"/>
+      <w:r>
+        <w:t>": "2026-04-12T10:00:00.000Z",</w:t>
+      </w:r>
+    </w:p>
+    <w:p>
+      <w:r>
+        <w:t xml:space="preserve">    "</w:t>
+      </w:r>
+      <w:proofErr w:type="spellStart"/>
+      <w:r>
+        <w:t>JelentkezID</w:t>
+      </w:r>
+      <w:proofErr w:type="spellEnd"/>
+      <w:r>
+        <w:t>": 1</w:t>
+      </w:r>
+    </w:p>
+    <w:p>
+      <w:r>
         <w:lastRenderedPageBreak/>
-        <w:t xml:space="preserve">    "</w:t>
-      </w:r>
-      <w:proofErr w:type="spellStart"/>
-      <w:r>
-        <w:t>kepUrl</w:t>
-      </w:r>
-      <w:proofErr w:type="spellEnd"/>
-      <w:r>
-        <w:t>": "https://example.com/image.jpg",</w:t>
-      </w:r>
-    </w:p>
-    <w:p>
-      <w:r>
-        <w:t xml:space="preserve">    "</w:t>
+        <w:t xml:space="preserve">  }</w:t>
+      </w:r>
+    </w:p>
+    <w:p>
+      <w:r>
+        <w:t>]</w:t>
+      </w:r>
+    </w:p>
+    <w:p/>
+    <w:p>
+      <w:r>
+        <w:t>**Kommentek**:</w:t>
+      </w:r>
+    </w:p>
+    <w:p>
+      <w:r>
+        <w:t>- Megértés: `AID` az árverés ID-ja, nem az `ID`</w:t>
+      </w:r>
+    </w:p>
+    <w:p/>
+    <w:p>
+      <w:r>
+        <w:t>PATCH `/</w:t>
+      </w:r>
+      <w:proofErr w:type="spellStart"/>
+      <w:r>
+        <w:t>arveresinfo</w:t>
+      </w:r>
+      <w:proofErr w:type="spellEnd"/>
+      <w:r>
+        <w:t>/update`</w:t>
+      </w:r>
+    </w:p>
+    <w:p>
+      <w:r>
+        <w:t>Licit frissítése minimum követelménnyel.</w:t>
+      </w:r>
+    </w:p>
+    <w:p/>
+    <w:p>
+      <w:r>
+        <w:t>**</w:t>
+      </w:r>
+      <w:proofErr w:type="spellStart"/>
+      <w:r>
+        <w:t>Request</w:t>
+      </w:r>
+      <w:proofErr w:type="spellEnd"/>
+      <w:r>
+        <w:t>**:</w:t>
+      </w:r>
+    </w:p>
+    <w:p>
+      <w:r>
+        <w:t>```</w:t>
+      </w:r>
+      <w:proofErr w:type="spellStart"/>
+      <w:r>
+        <w:t>json</w:t>
+      </w:r>
+      <w:proofErr w:type="spellEnd"/>
+    </w:p>
+    <w:p>
+      <w:r>
+        <w:t>{</w:t>
+      </w:r>
+    </w:p>
+    <w:p>
+      <w:r>
+        <w:t xml:space="preserve">  "</w:t>
+      </w:r>
+      <w:proofErr w:type="spellStart"/>
+      <w:r>
+        <w:t>aid</w:t>
+      </w:r>
+      <w:proofErr w:type="spellEnd"/>
+      <w:r>
+        <w:t>": 1,</w:t>
+      </w:r>
+    </w:p>
+    <w:p>
+      <w:r>
+        <w:t xml:space="preserve">  "licit": 5100</w:t>
+      </w:r>
+    </w:p>
+    <w:p>
+      <w:r>
+        <w:t>}</w:t>
+      </w:r>
+    </w:p>
+    <w:p>
+      <w:r>
+        <w:t>```</w:t>
+      </w:r>
+    </w:p>
+    <w:p/>
+    <w:p>
+      <w:r>
+        <w:t>**</w:t>
+      </w:r>
+      <w:proofErr w:type="spellStart"/>
+      <w:r>
+        <w:t>Response</w:t>
+      </w:r>
+      <w:proofErr w:type="spellEnd"/>
+      <w:r>
+        <w:t>**:</w:t>
+      </w:r>
+    </w:p>
+    <w:p>
+      <w:r>
+        <w:t>- Sikeres: `200 OK` → "Sikeres licit!"</w:t>
+      </w:r>
+    </w:p>
+    <w:p>
+      <w:r>
+        <w:t xml:space="preserve">- Túl alacsony: `400 </w:t>
+      </w:r>
+      <w:proofErr w:type="spellStart"/>
+      <w:r>
+        <w:t>Bad</w:t>
+      </w:r>
+      <w:proofErr w:type="spellEnd"/>
+      <w:r>
+        <w:t xml:space="preserve"> </w:t>
+      </w:r>
+      <w:proofErr w:type="spellStart"/>
+      <w:r>
+        <w:t>Request</w:t>
+      </w:r>
+      <w:proofErr w:type="spellEnd"/>
+      <w:r>
+        <w:t>` → "A licit túl alacsony. Minimum: 5100"</w:t>
+      </w:r>
+    </w:p>
+    <w:p>
+      <w:r>
+        <w:t>- Hiba: `500` → "Adatbázis hiba a frissítéskor."</w:t>
+      </w:r>
+    </w:p>
+    <w:p/>
+    <w:p>
+      <w:r>
+        <w:t>**Logika**:</w:t>
+      </w:r>
+    </w:p>
+    <w:p>
+      <w:r>
+        <w:t xml:space="preserve">- Min. licit = jelenlegi + </w:t>
+      </w:r>
+      <w:proofErr w:type="gramStart"/>
+      <w:r>
+        <w:t>min(</w:t>
+      </w:r>
+      <w:proofErr w:type="gramEnd"/>
+      <w:r>
+        <w:t>10% jelenlegi, 50)</w:t>
+      </w:r>
+    </w:p>
+    <w:p>
+      <w:r>
+        <w:t xml:space="preserve">- Például: 5000 → minimum 5100 (10% = 500, de </w:t>
+      </w:r>
+      <w:proofErr w:type="spellStart"/>
+      <w:r>
+        <w:t>max</w:t>
+      </w:r>
+      <w:proofErr w:type="spellEnd"/>
+      <w:r>
+        <w:t xml:space="preserve"> 50)</w:t>
+      </w:r>
+    </w:p>
+    <w:p/>
+    <w:p>
+      <w:r>
+        <w:lastRenderedPageBreak/>
+        <w:t>**Kommentek**:</w:t>
+      </w:r>
+    </w:p>
+    <w:p>
+      <w:r>
+        <w:t xml:space="preserve">- </w:t>
+      </w:r>
+      <w:proofErr w:type="spellStart"/>
+      <w:r>
+        <w:t>Frontier</w:t>
+      </w:r>
+      <w:proofErr w:type="spellEnd"/>
+      <w:r>
+        <w:t>: Kerül két lekérdezés (GET + UPDATE)</w:t>
+      </w:r>
+    </w:p>
+    <w:p>
+      <w:r>
+        <w:t>Frontend Komponensek</w:t>
+      </w:r>
+    </w:p>
+    <w:p/>
+    <w:p>
+      <w:r>
+        <w:t xml:space="preserve">6.1 Az </w:t>
+      </w:r>
+      <w:proofErr w:type="spellStart"/>
+      <w:r>
+        <w:t>App.jsx</w:t>
+      </w:r>
+      <w:proofErr w:type="spellEnd"/>
+      <w:r>
+        <w:t xml:space="preserve"> nyújt</w:t>
+      </w:r>
+    </w:p>
+    <w:p>
+      <w:r>
+        <w:t xml:space="preserve">- </w:t>
+      </w:r>
+      <w:proofErr w:type="spellStart"/>
+      <w:r>
+        <w:t>Bootstrap</w:t>
+      </w:r>
+      <w:proofErr w:type="spellEnd"/>
+      <w:r>
+        <w:t xml:space="preserve"> CSS integráció</w:t>
+      </w:r>
+    </w:p>
+    <w:p>
+      <w:r>
+        <w:t xml:space="preserve">- </w:t>
+      </w:r>
+      <w:proofErr w:type="spellStart"/>
+      <w:r>
+        <w:t>React</w:t>
+      </w:r>
+      <w:proofErr w:type="spellEnd"/>
+      <w:r>
+        <w:t xml:space="preserve"> </w:t>
+      </w:r>
+      <w:proofErr w:type="gramStart"/>
+      <w:r>
+        <w:t>Router-</w:t>
+      </w:r>
+      <w:proofErr w:type="spellStart"/>
+      <w:r>
+        <w:t>al</w:t>
+      </w:r>
+      <w:proofErr w:type="spellEnd"/>
+      <w:proofErr w:type="gramEnd"/>
+      <w:r>
+        <w:t xml:space="preserve"> </w:t>
+      </w:r>
+      <w:proofErr w:type="spellStart"/>
+      <w:r>
+        <w:t>setup</w:t>
+      </w:r>
+      <w:proofErr w:type="spellEnd"/>
+    </w:p>
+    <w:p>
+      <w:r>
+        <w:t xml:space="preserve">- Közös </w:t>
+      </w:r>
+      <w:proofErr w:type="spellStart"/>
+      <w:r>
+        <w:t>Navbar</w:t>
+      </w:r>
+      <w:proofErr w:type="spellEnd"/>
+      <w:r>
+        <w:t xml:space="preserve"> + </w:t>
+      </w:r>
+      <w:proofErr w:type="spellStart"/>
+      <w:r>
+        <w:t>Footer</w:t>
+      </w:r>
+      <w:proofErr w:type="spellEnd"/>
+    </w:p>
+    <w:p>
+      <w:r>
+        <w:t xml:space="preserve">- 7 </w:t>
+      </w:r>
+      <w:proofErr w:type="spellStart"/>
+      <w:r>
+        <w:t>route</w:t>
+      </w:r>
+      <w:proofErr w:type="spellEnd"/>
+      <w:r>
+        <w:t>-ot definiál</w:t>
+      </w:r>
+    </w:p>
+    <w:p/>
+    <w:p>
+      <w:r>
+        <w:t>Oldalak</w:t>
+      </w:r>
+    </w:p>
+    <w:p/>
+    <w:p>
+      <w:proofErr w:type="spellStart"/>
+      <w:r>
+        <w:t>Home.jsx</w:t>
+      </w:r>
+      <w:proofErr w:type="spellEnd"/>
+      <w:r>
+        <w:t xml:space="preserve"> - Főoldal</w:t>
+      </w:r>
+    </w:p>
+    <w:p>
+      <w:r>
+        <w:t xml:space="preserve">- </w:t>
+      </w:r>
+      <w:proofErr w:type="spellStart"/>
+      <w:r>
+        <w:t>Hero</w:t>
+      </w:r>
+      <w:proofErr w:type="spellEnd"/>
+      <w:r>
+        <w:t xml:space="preserve"> </w:t>
+      </w:r>
+      <w:proofErr w:type="spellStart"/>
+      <w:r>
+        <w:t>section</w:t>
+      </w:r>
+      <w:proofErr w:type="spellEnd"/>
+      <w:r>
+        <w:t xml:space="preserve"> banner kép-vel</w:t>
+      </w:r>
+    </w:p>
+    <w:p>
+      <w:r>
+        <w:t>- Rövid bemutató</w:t>
+      </w:r>
+    </w:p>
+    <w:p/>
+    <w:p>
+      <w:proofErr w:type="spellStart"/>
+      <w:r>
+        <w:t>Login.jsx</w:t>
+      </w:r>
+      <w:proofErr w:type="spellEnd"/>
+      <w:r>
+        <w:t xml:space="preserve"> - Bejelentkezés</w:t>
+      </w:r>
+    </w:p>
+    <w:p>
+      <w:r>
+        <w:t xml:space="preserve">- Email + jelszó </w:t>
+      </w:r>
+      <w:proofErr w:type="spellStart"/>
+      <w:r>
+        <w:t>form</w:t>
+      </w:r>
+      <w:proofErr w:type="spellEnd"/>
+    </w:p>
+    <w:p>
+      <w:r>
+        <w:t xml:space="preserve">- </w:t>
+      </w:r>
+      <w:proofErr w:type="spellStart"/>
+      <w:r>
+        <w:t>Error</w:t>
+      </w:r>
+      <w:proofErr w:type="spellEnd"/>
+      <w:r>
+        <w:t>/</w:t>
+      </w:r>
+      <w:proofErr w:type="spellStart"/>
+      <w:r>
+        <w:t>Success</w:t>
+      </w:r>
+      <w:proofErr w:type="spellEnd"/>
+      <w:r>
+        <w:t xml:space="preserve"> üzenetek</w:t>
+      </w:r>
+    </w:p>
+    <w:p>
+      <w:r>
+        <w:t xml:space="preserve">- </w:t>
+      </w:r>
+      <w:proofErr w:type="spellStart"/>
+      <w:r>
+        <w:t>Loading</w:t>
+      </w:r>
+      <w:proofErr w:type="spellEnd"/>
+      <w:r>
+        <w:t xml:space="preserve"> </w:t>
+      </w:r>
+      <w:proofErr w:type="spellStart"/>
+      <w:r>
+        <w:t>spinner</w:t>
+      </w:r>
+      <w:proofErr w:type="spellEnd"/>
+    </w:p>
+    <w:p>
+      <w:r>
+        <w:t>- POST /login hívás</w:t>
+      </w:r>
+    </w:p>
+    <w:p/>
+    <w:p>
+      <w:r>
+        <w:t xml:space="preserve">**Validáció**: </w:t>
+      </w:r>
+      <w:proofErr w:type="spellStart"/>
+      <w:r>
+        <w:t>Client-side</w:t>
+      </w:r>
+      <w:proofErr w:type="spellEnd"/>
+      <w:r>
+        <w:t xml:space="preserve"> alapvető email/</w:t>
+      </w:r>
+      <w:proofErr w:type="spellStart"/>
+      <w:r>
+        <w:t>password</w:t>
+      </w:r>
+      <w:proofErr w:type="spellEnd"/>
+      <w:r>
+        <w:t xml:space="preserve"> </w:t>
+      </w:r>
+      <w:proofErr w:type="spellStart"/>
+      <w:r>
+        <w:t>check</w:t>
+      </w:r>
+      <w:proofErr w:type="spellEnd"/>
+    </w:p>
+    <w:p/>
+    <w:p>
+      <w:r>
+        <w:t>**Kommentek**:</w:t>
+      </w:r>
+    </w:p>
+    <w:p>
+      <w:r>
+        <w:t>- Session tárolás: localStorage vagy sessionStorage szükséges (jelenleg nincs)</w:t>
+      </w:r>
+    </w:p>
+    <w:p/>
+    <w:p>
+      <w:proofErr w:type="spellStart"/>
+      <w:r>
+        <w:t>Registration.jsx</w:t>
+      </w:r>
+      <w:proofErr w:type="spellEnd"/>
+      <w:r>
+        <w:t xml:space="preserve"> - Regisztráció</w:t>
+      </w:r>
+    </w:p>
+    <w:p>
+      <w:r>
+        <w:t xml:space="preserve">- Felhasználónév + Email + Jelszó </w:t>
+      </w:r>
+      <w:proofErr w:type="spellStart"/>
+      <w:r>
+        <w:t>form</w:t>
+      </w:r>
+      <w:proofErr w:type="spellEnd"/>
+    </w:p>
+    <w:p>
+      <w:r>
+        <w:t>- Jelszó megerősítés</w:t>
+      </w:r>
+    </w:p>
+    <w:p>
+      <w:r>
+        <w:t>- POST /</w:t>
+      </w:r>
+      <w:proofErr w:type="spellStart"/>
+      <w:r>
+        <w:t>register</w:t>
+      </w:r>
+      <w:proofErr w:type="spellEnd"/>
+      <w:r>
+        <w:t xml:space="preserve"> hívás</w:t>
+      </w:r>
+    </w:p>
+    <w:p/>
+    <w:p>
+      <w:r>
+        <w:t>**Validáció**:</w:t>
+      </w:r>
+    </w:p>
+    <w:p>
+      <w:r>
+        <w:t>- Jelszavak egyezésének ellenőrzése</w:t>
+      </w:r>
+    </w:p>
+    <w:p>
+      <w:r>
+        <w:t xml:space="preserve">- </w:t>
+      </w:r>
+      <w:proofErr w:type="spellStart"/>
+      <w:r>
+        <w:t>Client-side</w:t>
+      </w:r>
+      <w:proofErr w:type="spellEnd"/>
+      <w:r>
+        <w:t xml:space="preserve"> nem elég → backend validáció szükséges</w:t>
+      </w:r>
+    </w:p>
+    <w:p/>
+    <w:p>
+      <w:proofErr w:type="spellStart"/>
+      <w:r>
+        <w:t>Profil.jsx</w:t>
+      </w:r>
+      <w:proofErr w:type="spellEnd"/>
+      <w:r>
+        <w:t xml:space="preserve"> - Felhasználói Profil</w:t>
+      </w:r>
+    </w:p>
+    <w:p>
+      <w:r>
+        <w:t>- Profil módosítás</w:t>
+      </w:r>
+    </w:p>
+    <w:p>
+      <w:r>
+        <w:t>- Jelszó módosítás</w:t>
+      </w:r>
+    </w:p>
+    <w:p>
+      <w:r>
+        <w:t>- Profil törlés</w:t>
+      </w:r>
+    </w:p>
+    <w:p/>
+    <w:p>
+      <w:r>
+        <w:t>**Kommentek**:</w:t>
+      </w:r>
+    </w:p>
+    <w:p>
+      <w:r>
+        <w:t xml:space="preserve">- TODO: Csak </w:t>
+      </w:r>
+      <w:proofErr w:type="spellStart"/>
+      <w:r>
+        <w:t>bejelentkeztettre</w:t>
+      </w:r>
+      <w:proofErr w:type="spellEnd"/>
+      <w:r>
+        <w:t xml:space="preserve"> elérhető (</w:t>
+      </w:r>
+      <w:proofErr w:type="spellStart"/>
+      <w:r>
+        <w:t>autentifikáció</w:t>
+      </w:r>
+      <w:proofErr w:type="spellEnd"/>
+      <w:r>
+        <w:t xml:space="preserve"> szükséges)</w:t>
+      </w:r>
+    </w:p>
+    <w:p/>
+    <w:p>
+      <w:proofErr w:type="spellStart"/>
+      <w:r>
+        <w:t>Raktar.jsx</w:t>
+      </w:r>
+      <w:proofErr w:type="spellEnd"/>
+      <w:r>
+        <w:t xml:space="preserve"> - Raktárak Oldala</w:t>
+      </w:r>
+    </w:p>
+    <w:p>
+      <w:r>
+        <w:t>- GET /</w:t>
+      </w:r>
+      <w:proofErr w:type="spellStart"/>
+      <w:r>
+        <w:t>raktar</w:t>
+      </w:r>
+      <w:proofErr w:type="spellEnd"/>
+      <w:r>
+        <w:t xml:space="preserve"> hívás</w:t>
+      </w:r>
+    </w:p>
+    <w:p>
+      <w:r>
+        <w:t>- Raktárak megjelenítése kártya formában</w:t>
+      </w:r>
+    </w:p>
+    <w:p>
+      <w:r>
+        <w:t xml:space="preserve">- </w:t>
+      </w:r>
+      <w:proofErr w:type="spellStart"/>
+      <w:r>
+        <w:t>Badge</w:t>
+      </w:r>
+      <w:proofErr w:type="spellEnd"/>
+      <w:r>
+        <w:t>: foglalt/szabad státusz</w:t>
+      </w:r>
+    </w:p>
+    <w:p/>
+    <w:p>
+      <w:r>
+        <w:t>**Adatok**:</w:t>
+      </w:r>
+    </w:p>
+    <w:p>
+      <w:r>
+        <w:t>Raktár #1</w:t>
+      </w:r>
+    </w:p>
+    <w:p>
+      <w:r>
+        <w:t>- Foglaltság: Szabad / Foglalt</w:t>
+      </w:r>
+    </w:p>
+    <w:p>
+      <w:r>
+        <w:lastRenderedPageBreak/>
+        <w:t>- Határidő: 2026-06-30</w:t>
+      </w:r>
+    </w:p>
+    <w:p>
+      <w:r>
+        <w:t>- Cím: 1011 Budapest, Pesti út 25</w:t>
+      </w:r>
+    </w:p>
+    <w:p/>
+    <w:p>
+      <w:proofErr w:type="spellStart"/>
+      <w:r>
+        <w:t>Arveresek.jsx</w:t>
+      </w:r>
+      <w:proofErr w:type="spellEnd"/>
+      <w:r>
+        <w:t xml:space="preserve"> - Árverések Oldala</w:t>
+      </w:r>
+    </w:p>
+    <w:p>
+      <w:r>
+        <w:t>- GET /</w:t>
+      </w:r>
+      <w:proofErr w:type="spellStart"/>
+      <w:r>
+        <w:t>arveres</w:t>
+      </w:r>
+      <w:proofErr w:type="spellEnd"/>
+      <w:r>
+        <w:t xml:space="preserve"> hívás</w:t>
+      </w:r>
+    </w:p>
+    <w:p>
+      <w:r>
+        <w:t>- Árverések megjelenítése kártya formában</w:t>
+      </w:r>
+    </w:p>
+    <w:p>
+      <w:r>
+        <w:t xml:space="preserve">- Bejelentkezés </w:t>
+      </w:r>
+      <w:proofErr w:type="spellStart"/>
+      <w:r>
+        <w:t>arveresinfo</w:t>
+      </w:r>
+      <w:proofErr w:type="spellEnd"/>
+      <w:r>
+        <w:t>/:</w:t>
       </w:r>
       <w:proofErr w:type="spellStart"/>
       <w:r>
@@ -4222,43 +4878,7 @@
       </w:r>
       <w:proofErr w:type="spellEnd"/>
       <w:r>
-        <w:t>": 1,</w:t>
-      </w:r>
-    </w:p>
-    <w:p>
-      <w:r>
-        <w:t xml:space="preserve">    "</w:t>
-      </w:r>
-      <w:proofErr w:type="spellStart"/>
-      <w:r>
-        <w:t>idopont</w:t>
-      </w:r>
-      <w:proofErr w:type="spellEnd"/>
-      <w:r>
-        <w:t>": "2026-04-12T10:00:00.000Z",</w:t>
-      </w:r>
-    </w:p>
-    <w:p>
-      <w:r>
-        <w:t xml:space="preserve">    "</w:t>
-      </w:r>
-      <w:proofErr w:type="spellStart"/>
-      <w:r>
-        <w:t>JelentkezID</w:t>
-      </w:r>
-      <w:proofErr w:type="spellEnd"/>
-      <w:r>
-        <w:t>": 1</w:t>
-      </w:r>
-    </w:p>
-    <w:p>
-      <w:r>
-        <w:t xml:space="preserve">  }</w:t>
-      </w:r>
-    </w:p>
-    <w:p>
-      <w:r>
-        <w:t>]</w:t>
+        <w:t xml:space="preserve"> URL-re</w:t>
       </w:r>
     </w:p>
     <w:p/>
@@ -4269,13 +4889,47 @@
     </w:p>
     <w:p>
       <w:r>
-        <w:t>- Megértés: `AID` az árverés ID-ja, nem az `ID`</w:t>
+        <w:t xml:space="preserve">- Kártya képe: </w:t>
+      </w:r>
+      <w:proofErr w:type="spellStart"/>
+      <w:r>
+        <w:t>placeholder</w:t>
+      </w:r>
+      <w:proofErr w:type="spellEnd"/>
+      <w:r>
+        <w:t xml:space="preserve"> (</w:t>
+      </w:r>
+      <w:proofErr w:type="spellStart"/>
+      <w:proofErr w:type="gramStart"/>
+      <w:r>
+        <w:t>holdmyhanddaddy.avif</w:t>
+      </w:r>
+      <w:proofErr w:type="spellEnd"/>
+      <w:proofErr w:type="gramEnd"/>
+      <w:r>
+        <w:t>)</w:t>
       </w:r>
     </w:p>
     <w:p/>
     <w:p>
       <w:r>
-        <w:t>PATCH `/</w:t>
+        <w:t>---</w:t>
+      </w:r>
+    </w:p>
+    <w:p/>
+    <w:p>
+      <w:proofErr w:type="spellStart"/>
+      <w:r>
+        <w:t>PlaceBid.jsx</w:t>
+      </w:r>
+      <w:proofErr w:type="spellEnd"/>
+      <w:r>
+        <w:t xml:space="preserve"> - Árverés Részletei</w:t>
+      </w:r>
+    </w:p>
+    <w:p>
+      <w:r>
+        <w:t>- GET /</w:t>
       </w:r>
       <w:proofErr w:type="spellStart"/>
       <w:r>
@@ -4283,26 +4937,100 @@
       </w:r>
       <w:proofErr w:type="spellEnd"/>
       <w:r>
-        <w:t>/update`</w:t>
-      </w:r>
-    </w:p>
-    <w:p>
-      <w:r>
-        <w:t>Licit frissítése minimum követelménnyel.</w:t>
+        <w:t>/:</w:t>
+      </w:r>
+      <w:proofErr w:type="spellStart"/>
+      <w:r>
+        <w:t>id</w:t>
+      </w:r>
+      <w:proofErr w:type="spellEnd"/>
+      <w:r>
+        <w:t xml:space="preserve"> hívás</w:t>
+      </w:r>
+    </w:p>
+    <w:p>
+      <w:r>
+        <w:t>- Aktuális licit megjelenítés</w:t>
+      </w:r>
+    </w:p>
+    <w:p>
+      <w:r>
+        <w:t xml:space="preserve">- Új licit </w:t>
+      </w:r>
+      <w:proofErr w:type="spellStart"/>
+      <w:r>
+        <w:t>form</w:t>
+      </w:r>
+      <w:proofErr w:type="spellEnd"/>
+    </w:p>
+    <w:p>
+      <w:r>
+        <w:t>- PATCH /</w:t>
+      </w:r>
+      <w:proofErr w:type="spellStart"/>
+      <w:r>
+        <w:t>arveresinfo</w:t>
+      </w:r>
+      <w:proofErr w:type="spellEnd"/>
+      <w:r>
+        <w:t>/update hívás</w:t>
+      </w:r>
+    </w:p>
+    <w:p>
+      <w:r>
+        <w:t>- Licit validáció (min. érték)</w:t>
       </w:r>
     </w:p>
     <w:p/>
     <w:p>
       <w:r>
-        <w:t>**</w:t>
-      </w:r>
-      <w:proofErr w:type="spellStart"/>
-      <w:r>
-        <w:t>Request</w:t>
-      </w:r>
-      <w:proofErr w:type="spellEnd"/>
-      <w:r>
-        <w:t>**:</w:t>
+        <w:t>**Funkciók**:</w:t>
+      </w:r>
+    </w:p>
+    <w:p>
+      <w:r>
+        <w:t>- Licit beadása</w:t>
+      </w:r>
+    </w:p>
+    <w:p>
+      <w:r>
+        <w:t>- Visszaszámlálás (</w:t>
+      </w:r>
+      <w:proofErr w:type="spellStart"/>
+      <w:r>
+        <w:t>hardcoded</w:t>
+      </w:r>
+      <w:proofErr w:type="spellEnd"/>
+      <w:r>
+        <w:t>: 2h 45m 10s)</w:t>
+      </w:r>
+    </w:p>
+    <w:p>
+      <w:r>
+        <w:t>- Licit történet (TODO)</w:t>
+      </w:r>
+    </w:p>
+    <w:p/>
+    <w:p>
+      <w:r>
+        <w:t>Telepítési Útmutató</w:t>
+      </w:r>
+    </w:p>
+    <w:p>
+      <w:r>
+        <w:lastRenderedPageBreak/>
+        <w:t xml:space="preserve">Backend </w:t>
+      </w:r>
+      <w:proofErr w:type="spellStart"/>
+      <w:r>
+        <w:t>Setup</w:t>
+      </w:r>
+      <w:proofErr w:type="spellEnd"/>
+    </w:p>
+    <w:p/>
+    <w:p>
+      <w:r>
+        <w:t>1. **Függőségek telepítése**:</w:t>
       </w:r>
     </w:p>
     <w:p>
@@ -4311,69 +5039,237 @@
       </w:r>
       <w:proofErr w:type="spellStart"/>
       <w:r>
-        <w:t>json</w:t>
-      </w:r>
-      <w:proofErr w:type="spellEnd"/>
-    </w:p>
-    <w:p>
-      <w:r>
-        <w:t>{</w:t>
-      </w:r>
-    </w:p>
-    <w:p>
-      <w:r>
-        <w:t xml:space="preserve">  "</w:t>
-      </w:r>
-      <w:proofErr w:type="spellStart"/>
-      <w:r>
-        <w:t>aid</w:t>
-      </w:r>
-      <w:proofErr w:type="spellEnd"/>
-      <w:r>
-        <w:t>": 1,</w:t>
-      </w:r>
-    </w:p>
-    <w:p>
-      <w:r>
-        <w:t xml:space="preserve">  "licit": 5100</w:t>
-      </w:r>
-    </w:p>
-    <w:p>
-      <w:r>
-        <w:t>}</w:t>
+        <w:t>bash</w:t>
+      </w:r>
+      <w:proofErr w:type="spellEnd"/>
+    </w:p>
+    <w:p>
+      <w:r>
+        <w:t>cd Backend</w:t>
+      </w:r>
+    </w:p>
+    <w:p>
+      <w:proofErr w:type="spellStart"/>
+      <w:r>
+        <w:t>npm</w:t>
+      </w:r>
+      <w:proofErr w:type="spellEnd"/>
+      <w:r>
+        <w:t xml:space="preserve"> </w:t>
+      </w:r>
+      <w:proofErr w:type="spellStart"/>
+      <w:r>
+        <w:t>install</w:t>
+      </w:r>
+      <w:proofErr w:type="spellEnd"/>
+    </w:p>
+    <w:p/>
+    <w:p>
+      <w:r>
+        <w:t>2. **Adatbázis létrehozása**:</w:t>
       </w:r>
     </w:p>
     <w:p>
       <w:r>
         <w:t>```</w:t>
       </w:r>
+      <w:proofErr w:type="spellStart"/>
+      <w:r>
+        <w:t>bash</w:t>
+      </w:r>
+      <w:proofErr w:type="spellEnd"/>
+    </w:p>
+    <w:p>
+      <w:proofErr w:type="spellStart"/>
+      <w:r>
+        <w:t>mysql</w:t>
+      </w:r>
+      <w:proofErr w:type="spellEnd"/>
+      <w:r>
+        <w:t xml:space="preserve"> -u </w:t>
+      </w:r>
+      <w:proofErr w:type="spellStart"/>
+      <w:r>
+        <w:t>root</w:t>
+      </w:r>
+      <w:proofErr w:type="spellEnd"/>
+      <w:r>
+        <w:t xml:space="preserve"> </w:t>
+      </w:r>
+      <w:proofErr w:type="gramStart"/>
+      <w:r>
+        <w:t>&lt; ../</w:t>
+      </w:r>
+      <w:proofErr w:type="spellStart"/>
+      <w:r>
+        <w:t>warehouse.sql</w:t>
+      </w:r>
+      <w:proofErr w:type="spellEnd"/>
+      <w:proofErr w:type="gramEnd"/>
+    </w:p>
+    <w:p>
+      <w:proofErr w:type="spellStart"/>
+      <w:r>
+        <w:t>mysql</w:t>
+      </w:r>
+      <w:proofErr w:type="spellEnd"/>
+      <w:r>
+        <w:t xml:space="preserve"> -u </w:t>
+      </w:r>
+      <w:proofErr w:type="spellStart"/>
+      <w:r>
+        <w:t>root</w:t>
+      </w:r>
+      <w:proofErr w:type="spellEnd"/>
+      <w:r>
+        <w:t xml:space="preserve"> </w:t>
+      </w:r>
+      <w:proofErr w:type="spellStart"/>
+      <w:r>
+        <w:t>warehouse</w:t>
+      </w:r>
+      <w:proofErr w:type="spellEnd"/>
+      <w:r>
+        <w:t xml:space="preserve"> </w:t>
+      </w:r>
+      <w:proofErr w:type="gramStart"/>
+      <w:r>
+        <w:t>&lt; ../</w:t>
+      </w:r>
+      <w:proofErr w:type="spellStart"/>
+      <w:r>
+        <w:t>filling.sql</w:t>
+      </w:r>
+      <w:proofErr w:type="spellEnd"/>
+      <w:proofErr w:type="gramEnd"/>
+      <w:r>
+        <w:t xml:space="preserve">  # opcionális: teszt adatok</w:t>
+      </w:r>
     </w:p>
     <w:p/>
     <w:p>
       <w:r>
-        <w:t>**</w:t>
-      </w:r>
-      <w:proofErr w:type="spellStart"/>
-      <w:r>
-        <w:t>Response</w:t>
-      </w:r>
-      <w:proofErr w:type="spellEnd"/>
-      <w:r>
-        <w:t>**:</w:t>
-      </w:r>
-    </w:p>
-    <w:p>
-      <w:r>
-        <w:t>- Sikeres: `200 OK` → "Sikeres licit!"</w:t>
-      </w:r>
-    </w:p>
-    <w:p>
-      <w:r>
-        <w:t xml:space="preserve">- Túl alacsony: `400 </w:t>
-      </w:r>
-      <w:proofErr w:type="spellStart"/>
-      <w:r>
-        <w:t>Bad</w:t>
+        <w:t xml:space="preserve">3. **Környezeti változók** (opcionális </w:t>
+      </w:r>
+      <w:proofErr w:type="gramStart"/>
+      <w:r>
+        <w:t>`.</w:t>
+      </w:r>
+      <w:proofErr w:type="spellStart"/>
+      <w:r>
+        <w:t>env</w:t>
+      </w:r>
+      <w:proofErr w:type="spellEnd"/>
+      <w:proofErr w:type="gramEnd"/>
+      <w:r>
+        <w:t>` fájl):</w:t>
+      </w:r>
+    </w:p>
+    <w:p>
+      <w:proofErr w:type="spellStart"/>
+      <w:r>
+        <w:t>DB_Host</w:t>
+      </w:r>
+      <w:proofErr w:type="spellEnd"/>
+      <w:r>
+        <w:t>=</w:t>
+      </w:r>
+      <w:proofErr w:type="spellStart"/>
+      <w:r>
+        <w:t>localhost</w:t>
+      </w:r>
+      <w:proofErr w:type="spellEnd"/>
+    </w:p>
+    <w:p>
+      <w:proofErr w:type="spellStart"/>
+      <w:r>
+        <w:t>DB_User</w:t>
+      </w:r>
+      <w:proofErr w:type="spellEnd"/>
+      <w:r>
+        <w:t>=</w:t>
+      </w:r>
+      <w:proofErr w:type="spellStart"/>
+      <w:r>
+        <w:t>root</w:t>
+      </w:r>
+      <w:proofErr w:type="spellEnd"/>
+    </w:p>
+    <w:p>
+      <w:proofErr w:type="spellStart"/>
+      <w:r>
+        <w:t>DB_Password</w:t>
+      </w:r>
+      <w:proofErr w:type="spellEnd"/>
+      <w:r>
+        <w:t>=</w:t>
+      </w:r>
+    </w:p>
+    <w:p>
+      <w:proofErr w:type="spellStart"/>
+      <w:r>
+        <w:t>DB_Name</w:t>
+      </w:r>
+      <w:proofErr w:type="spellEnd"/>
+      <w:r>
+        <w:t>=</w:t>
+      </w:r>
+      <w:proofErr w:type="spellStart"/>
+      <w:r>
+        <w:t>warehouse</w:t>
+      </w:r>
+      <w:proofErr w:type="spellEnd"/>
+    </w:p>
+    <w:p>
+      <w:proofErr w:type="spellStart"/>
+      <w:r>
+        <w:t>DB_Port</w:t>
+      </w:r>
+      <w:proofErr w:type="spellEnd"/>
+      <w:r>
+        <w:t>=3307</w:t>
+      </w:r>
+    </w:p>
+    <w:p/>
+    <w:p>
+      <w:r>
+        <w:t>4. **Szerver indítása**:</w:t>
+      </w:r>
+    </w:p>
+    <w:p>
+      <w:r>
+        <w:t>```</w:t>
+      </w:r>
+      <w:proofErr w:type="spellStart"/>
+      <w:r>
+        <w:t>bash</w:t>
+      </w:r>
+      <w:proofErr w:type="spellEnd"/>
+    </w:p>
+    <w:p>
+      <w:proofErr w:type="spellStart"/>
+      <w:r>
+        <w:t>npm</w:t>
+      </w:r>
+      <w:proofErr w:type="spellEnd"/>
+      <w:r>
+        <w:t xml:space="preserve"> start          # </w:t>
+      </w:r>
+      <w:proofErr w:type="spellStart"/>
+      <w:r>
+        <w:t>production</w:t>
+      </w:r>
+      <w:proofErr w:type="spellEnd"/>
+    </w:p>
+    <w:p>
+      <w:r>
+        <w:t># vagy</w:t>
+      </w:r>
+    </w:p>
+    <w:p>
+      <w:proofErr w:type="spellStart"/>
+      <w:r>
+        <w:t>npm</w:t>
       </w:r>
       <w:proofErr w:type="spellEnd"/>
       <w:r>
@@ -4381,109 +5277,79 @@
       </w:r>
       <w:proofErr w:type="spellStart"/>
       <w:r>
-        <w:t>Request</w:t>
-      </w:r>
-      <w:proofErr w:type="spellEnd"/>
-      <w:r>
-        <w:t>` → "A licit túl alacsony. Minimum: 5100"</w:t>
-      </w:r>
-    </w:p>
-    <w:p>
-      <w:r>
-        <w:t>- Hiba: `500` → "Adatbázis hiba a frissítéskor."</w:t>
+        <w:t>run</w:t>
+      </w:r>
+      <w:proofErr w:type="spellEnd"/>
+      <w:r>
+        <w:t xml:space="preserve"> </w:t>
+      </w:r>
+      <w:proofErr w:type="spellStart"/>
+      <w:r>
+        <w:t>dev</w:t>
+      </w:r>
+      <w:proofErr w:type="spellEnd"/>
+      <w:r>
+        <w:t xml:space="preserve">        # </w:t>
+      </w:r>
+      <w:proofErr w:type="spellStart"/>
+      <w:r>
+        <w:t>development</w:t>
+      </w:r>
+      <w:proofErr w:type="spellEnd"/>
+      <w:r>
+        <w:t xml:space="preserve"> (</w:t>
+      </w:r>
+      <w:proofErr w:type="spellStart"/>
+      <w:r>
+        <w:t>nodemon-nal</w:t>
+      </w:r>
+      <w:proofErr w:type="spellEnd"/>
+      <w:r>
+        <w:t>)</w:t>
       </w:r>
     </w:p>
     <w:p/>
     <w:p>
       <w:r>
-        <w:lastRenderedPageBreak/>
-        <w:t>**Logika**:</w:t>
-      </w:r>
-    </w:p>
-    <w:p>
-      <w:r>
-        <w:t>- Min. licit = jelenlegi + min(10% jelenlegi, 50)</w:t>
-      </w:r>
-    </w:p>
-    <w:p>
-      <w:r>
-        <w:t xml:space="preserve">- Például: 5000 → minimum 5100 (10% = 500, de </w:t>
-      </w:r>
-      <w:proofErr w:type="spellStart"/>
-      <w:r>
-        <w:t>max</w:t>
-      </w:r>
-      <w:proofErr w:type="spellEnd"/>
-      <w:r>
-        <w:t xml:space="preserve"> 50)</w:t>
+        <w:t>Szerver fut: `http://localhost:3000`</w:t>
       </w:r>
     </w:p>
     <w:p/>
     <w:p>
       <w:r>
-        <w:t>**Kommentek**:</w:t>
-      </w:r>
-    </w:p>
-    <w:p>
-      <w:r>
-        <w:t xml:space="preserve">- </w:t>
-      </w:r>
-      <w:proofErr w:type="spellStart"/>
-      <w:r>
-        <w:t>Frontier</w:t>
-      </w:r>
-      <w:proofErr w:type="spellEnd"/>
-      <w:r>
-        <w:t>: Kerül két lekérdezés (GET + UPDATE)</w:t>
-      </w:r>
-    </w:p>
-    <w:p>
-      <w:r>
-        <w:t>Frontend Komponensek</w:t>
-      </w:r>
+        <w:t xml:space="preserve">Frontend </w:t>
+      </w:r>
+      <w:proofErr w:type="spellStart"/>
+      <w:r>
+        <w:t>Setup</w:t>
+      </w:r>
+      <w:proofErr w:type="spellEnd"/>
     </w:p>
     <w:p/>
     <w:p>
       <w:r>
-        <w:t xml:space="preserve">6.1 Az </w:t>
-      </w:r>
-      <w:proofErr w:type="spellStart"/>
-      <w:r>
-        <w:t>App.jsx</w:t>
-      </w:r>
-      <w:proofErr w:type="spellEnd"/>
-      <w:r>
-        <w:t xml:space="preserve"> nyújt</w:t>
-      </w:r>
-    </w:p>
-    <w:p>
-      <w:r>
-        <w:t xml:space="preserve">- </w:t>
-      </w:r>
-      <w:proofErr w:type="spellStart"/>
-      <w:r>
-        <w:t>Bootstrap</w:t>
-      </w:r>
-      <w:proofErr w:type="spellEnd"/>
-      <w:r>
-        <w:t xml:space="preserve"> CSS integráció</w:t>
-      </w:r>
-    </w:p>
-    <w:p>
-      <w:r>
-        <w:t xml:space="preserve">- </w:t>
-      </w:r>
-      <w:proofErr w:type="spellStart"/>
-      <w:r>
-        <w:t>React</w:t>
-      </w:r>
-      <w:proofErr w:type="spellEnd"/>
-      <w:r>
-        <w:t xml:space="preserve"> Router-</w:t>
-      </w:r>
-      <w:proofErr w:type="spellStart"/>
-      <w:r>
-        <w:t>al</w:t>
+        <w:t>1. **Függőségek telepítése**:</w:t>
+      </w:r>
+    </w:p>
+    <w:p>
+      <w:r>
+        <w:t>```</w:t>
+      </w:r>
+      <w:proofErr w:type="spellStart"/>
+      <w:r>
+        <w:t>bash</w:t>
+      </w:r>
+      <w:proofErr w:type="spellEnd"/>
+    </w:p>
+    <w:p>
+      <w:r>
+        <w:t>cd frontend</w:t>
+      </w:r>
+    </w:p>
+    <w:p>
+      <w:proofErr w:type="spellStart"/>
+      <w:r>
+        <w:t>npm</w:t>
       </w:r>
       <w:proofErr w:type="spellEnd"/>
       <w:r>
@@ -4491,65 +5357,81 @@
       </w:r>
       <w:proofErr w:type="spellStart"/>
       <w:r>
-        <w:t>setup</w:t>
-      </w:r>
-      <w:proofErr w:type="spellEnd"/>
-    </w:p>
-    <w:p>
-      <w:r>
-        <w:t xml:space="preserve">- Közös </w:t>
-      </w:r>
-      <w:proofErr w:type="spellStart"/>
-      <w:r>
-        <w:t>Navbar</w:t>
-      </w:r>
-      <w:proofErr w:type="spellEnd"/>
-      <w:r>
-        <w:t xml:space="preserve"> + </w:t>
-      </w:r>
-      <w:proofErr w:type="spellStart"/>
-      <w:r>
-        <w:t>Footer</w:t>
-      </w:r>
-      <w:proofErr w:type="spellEnd"/>
-    </w:p>
-    <w:p>
-      <w:r>
-        <w:t xml:space="preserve">- 7 </w:t>
-      </w:r>
-      <w:proofErr w:type="spellStart"/>
-      <w:r>
-        <w:t>route</w:t>
-      </w:r>
-      <w:proofErr w:type="spellEnd"/>
-      <w:r>
-        <w:t>-ot definiál</w:t>
+        <w:t>install</w:t>
+      </w:r>
+      <w:proofErr w:type="spellEnd"/>
+    </w:p>
+    <w:p>
+      <w:r>
+        <w:t>```</w:t>
       </w:r>
     </w:p>
     <w:p/>
     <w:p>
       <w:r>
-        <w:t>Oldalak</w:t>
+        <w:t>2. **Szerver indítása**:</w:t>
+      </w:r>
+    </w:p>
+    <w:p>
+      <w:r>
+        <w:t>```</w:t>
+      </w:r>
+      <w:proofErr w:type="spellStart"/>
+      <w:r>
+        <w:t>bash</w:t>
+      </w:r>
+      <w:proofErr w:type="spellEnd"/>
+    </w:p>
+    <w:p>
+      <w:proofErr w:type="spellStart"/>
+      <w:r>
+        <w:t>npm</w:t>
+      </w:r>
+      <w:proofErr w:type="spellEnd"/>
+      <w:r>
+        <w:t xml:space="preserve"> </w:t>
+      </w:r>
+      <w:proofErr w:type="spellStart"/>
+      <w:r>
+        <w:t>run</w:t>
+      </w:r>
+      <w:proofErr w:type="spellEnd"/>
+      <w:r>
+        <w:t xml:space="preserve"> </w:t>
+      </w:r>
+      <w:proofErr w:type="spellStart"/>
+      <w:r>
+        <w:t>dev</w:t>
+      </w:r>
+      <w:proofErr w:type="spellEnd"/>
+      <w:r>
+        <w:t xml:space="preserve">        # </w:t>
+      </w:r>
+      <w:proofErr w:type="spellStart"/>
+      <w:r>
+        <w:t>Development</w:t>
+      </w:r>
+      <w:proofErr w:type="spellEnd"/>
+      <w:r>
+        <w:t xml:space="preserve"> (</w:t>
+      </w:r>
+      <w:proofErr w:type="spellStart"/>
+      <w:r>
+        <w:t>Vite</w:t>
+      </w:r>
+      <w:proofErr w:type="spellEnd"/>
+      <w:r>
+        <w:t>)</w:t>
       </w:r>
     </w:p>
     <w:p/>
     <w:p>
-      <w:proofErr w:type="spellStart"/>
-      <w:r>
-        <w:t>Home.jsx</w:t>
-      </w:r>
-      <w:proofErr w:type="spellEnd"/>
-      <w:r>
-        <w:t xml:space="preserve"> - Főoldal</w:t>
-      </w:r>
-    </w:p>
-    <w:p>
-      <w:r>
-        <w:t xml:space="preserve">- </w:t>
-      </w:r>
-      <w:proofErr w:type="spellStart"/>
-      <w:r>
-        <w:t>Hero</w:t>
+      <w:r>
+        <w:t>Frontend fut: `http://localhost:5173` (</w:t>
+      </w:r>
+      <w:proofErr w:type="spellStart"/>
+      <w:r>
+        <w:t>Vite</w:t>
       </w:r>
       <w:proofErr w:type="spellEnd"/>
       <w:r>
@@ -4557,67 +5439,44 @@
       </w:r>
       <w:proofErr w:type="spellStart"/>
       <w:r>
-        <w:t>section</w:t>
-      </w:r>
-      <w:proofErr w:type="spellEnd"/>
-      <w:r>
-        <w:t xml:space="preserve"> banner kép-vel</w:t>
-      </w:r>
-    </w:p>
-    <w:p>
-      <w:r>
-        <w:t>- Rövid bemutató</w:t>
+        <w:t>default</w:t>
+      </w:r>
+      <w:proofErr w:type="spellEnd"/>
+      <w:r>
+        <w:t>)</w:t>
+      </w:r>
+    </w:p>
+    <w:p>
+      <w:pPr>
+        <w:ind w:firstLine="0"/>
+      </w:pPr>
+      <w:r>
+        <w:t>7.3 Teljes indítás</w:t>
       </w:r>
     </w:p>
     <w:p/>
     <w:p>
-      <w:proofErr w:type="spellStart"/>
-      <w:r>
-        <w:t>Login.jsx</w:t>
-      </w:r>
-      <w:proofErr w:type="spellEnd"/>
-      <w:r>
-        <w:t xml:space="preserve"> - Bejelentkezés</w:t>
-      </w:r>
-    </w:p>
-    <w:p>
-      <w:r>
-        <w:t xml:space="preserve">- Email + jelszó </w:t>
-      </w:r>
-      <w:proofErr w:type="spellStart"/>
-      <w:r>
-        <w:t>form</w:t>
-      </w:r>
-      <w:proofErr w:type="spellEnd"/>
-    </w:p>
-    <w:p>
-      <w:r>
-        <w:t xml:space="preserve">- </w:t>
-      </w:r>
-      <w:proofErr w:type="spellStart"/>
-      <w:r>
-        <w:t>Error</w:t>
-      </w:r>
-      <w:proofErr w:type="spellEnd"/>
-      <w:r>
-        <w:t>/</w:t>
-      </w:r>
-      <w:proofErr w:type="spellStart"/>
-      <w:r>
-        <w:t>Success</w:t>
-      </w:r>
-      <w:proofErr w:type="spellEnd"/>
-      <w:r>
-        <w:t xml:space="preserve"> üzenetek</w:t>
-      </w:r>
-    </w:p>
-    <w:p>
-      <w:r>
-        <w:t xml:space="preserve">- </w:t>
-      </w:r>
-      <w:proofErr w:type="spellStart"/>
-      <w:r>
-        <w:t>Loading</w:t>
+      <w:r>
+        <w:t>```</w:t>
+      </w:r>
+      <w:proofErr w:type="spellStart"/>
+      <w:r>
+        <w:t>bash</w:t>
+      </w:r>
+      <w:proofErr w:type="spellEnd"/>
+    </w:p>
+    <w:p>
+      <w:r>
+        <w:t># Terminal 1: Backend</w:t>
+      </w:r>
+    </w:p>
+    <w:p>
+      <w:r>
+        <w:t xml:space="preserve">cd Backend &amp;&amp; </w:t>
+      </w:r>
+      <w:proofErr w:type="spellStart"/>
+      <w:r>
+        <w:t>npm</w:t>
       </w:r>
       <w:proofErr w:type="spellEnd"/>
       <w:r>
@@ -4625,32 +5484,31 @@
       </w:r>
       <w:proofErr w:type="spellStart"/>
       <w:r>
-        <w:t>spinner</w:t>
-      </w:r>
-      <w:proofErr w:type="spellEnd"/>
-    </w:p>
-    <w:p>
-      <w:r>
-        <w:t>- POST /login hívás</w:t>
-      </w:r>
+        <w:t>run</w:t>
+      </w:r>
+      <w:proofErr w:type="spellEnd"/>
+      <w:r>
+        <w:t xml:space="preserve"> </w:t>
+      </w:r>
+      <w:proofErr w:type="spellStart"/>
+      <w:r>
+        <w:t>dev</w:t>
+      </w:r>
+      <w:proofErr w:type="spellEnd"/>
     </w:p>
     <w:p/>
     <w:p>
       <w:r>
-        <w:lastRenderedPageBreak/>
-        <w:t xml:space="preserve">**Validáció**: </w:t>
-      </w:r>
-      <w:proofErr w:type="spellStart"/>
-      <w:r>
-        <w:t>Client-side</w:t>
-      </w:r>
-      <w:proofErr w:type="spellEnd"/>
-      <w:r>
-        <w:t xml:space="preserve"> alapvető email/</w:t>
-      </w:r>
-      <w:proofErr w:type="spellStart"/>
-      <w:r>
-        <w:t>password</w:t>
+        <w:t># Terminal 2: Frontend</w:t>
+      </w:r>
+    </w:p>
+    <w:p>
+      <w:r>
+        <w:t xml:space="preserve">cd frontend &amp;&amp; </w:t>
+      </w:r>
+      <w:proofErr w:type="spellStart"/>
+      <w:r>
+        <w:t>npm</w:t>
       </w:r>
       <w:proofErr w:type="spellEnd"/>
       <w:r>
@@ -4658,424 +5516,7 @@
       </w:r>
       <w:proofErr w:type="spellStart"/>
       <w:r>
-        <w:t>check</w:t>
-      </w:r>
-      <w:proofErr w:type="spellEnd"/>
-    </w:p>
-    <w:p/>
-    <w:p>
-      <w:r>
-        <w:t>**Kommentek**:</w:t>
-      </w:r>
-    </w:p>
-    <w:p>
-      <w:r>
-        <w:t>- Session tárolás: localStorage vagy sessionStorage szükséges (jelenleg nincs)</w:t>
-      </w:r>
-    </w:p>
-    <w:p/>
-    <w:p>
-      <w:proofErr w:type="spellStart"/>
-      <w:r>
-        <w:t>Registration.jsx</w:t>
-      </w:r>
-      <w:proofErr w:type="spellEnd"/>
-      <w:r>
-        <w:t xml:space="preserve"> - Regisztráció</w:t>
-      </w:r>
-    </w:p>
-    <w:p>
-      <w:r>
-        <w:t xml:space="preserve">- Felhasználónév + Email + Jelszó </w:t>
-      </w:r>
-      <w:proofErr w:type="spellStart"/>
-      <w:r>
-        <w:t>form</w:t>
-      </w:r>
-      <w:proofErr w:type="spellEnd"/>
-    </w:p>
-    <w:p>
-      <w:r>
-        <w:t>- Jelszó megerősítés</w:t>
-      </w:r>
-    </w:p>
-    <w:p>
-      <w:r>
-        <w:t>- POST /</w:t>
-      </w:r>
-      <w:proofErr w:type="spellStart"/>
-      <w:r>
-        <w:t>register</w:t>
-      </w:r>
-      <w:proofErr w:type="spellEnd"/>
-      <w:r>
-        <w:t xml:space="preserve"> hívás</w:t>
-      </w:r>
-    </w:p>
-    <w:p/>
-    <w:p>
-      <w:r>
-        <w:t>**Validáció**:</w:t>
-      </w:r>
-    </w:p>
-    <w:p>
-      <w:r>
-        <w:t>- Jelszavak egyezésének ellenőrzése</w:t>
-      </w:r>
-    </w:p>
-    <w:p>
-      <w:r>
-        <w:t xml:space="preserve">- </w:t>
-      </w:r>
-      <w:proofErr w:type="spellStart"/>
-      <w:r>
-        <w:t>Client-side</w:t>
-      </w:r>
-      <w:proofErr w:type="spellEnd"/>
-      <w:r>
-        <w:t xml:space="preserve"> nem elég → backend validáció szükséges</w:t>
-      </w:r>
-    </w:p>
-    <w:p/>
-    <w:p>
-      <w:proofErr w:type="spellStart"/>
-      <w:r>
-        <w:t>Profil.jsx</w:t>
-      </w:r>
-      <w:proofErr w:type="spellEnd"/>
-      <w:r>
-        <w:t xml:space="preserve"> - Felhasználói Profil</w:t>
-      </w:r>
-    </w:p>
-    <w:p>
-      <w:r>
-        <w:t>- Profil módosítás</w:t>
-      </w:r>
-    </w:p>
-    <w:p>
-      <w:r>
-        <w:t>- Jelszó módosítás</w:t>
-      </w:r>
-    </w:p>
-    <w:p>
-      <w:r>
-        <w:t>- Profil törlés</w:t>
-      </w:r>
-    </w:p>
-    <w:p/>
-    <w:p>
-      <w:r>
-        <w:t>**Kommentek**:</w:t>
-      </w:r>
-    </w:p>
-    <w:p>
-      <w:r>
-        <w:t xml:space="preserve">- TODO: Csak </w:t>
-      </w:r>
-      <w:proofErr w:type="spellStart"/>
-      <w:r>
-        <w:t>bejelentkeztettre</w:t>
-      </w:r>
-      <w:proofErr w:type="spellEnd"/>
-      <w:r>
-        <w:t xml:space="preserve"> elérhető (</w:t>
-      </w:r>
-      <w:proofErr w:type="spellStart"/>
-      <w:r>
-        <w:t>autentifikáció</w:t>
-      </w:r>
-      <w:proofErr w:type="spellEnd"/>
-      <w:r>
-        <w:t xml:space="preserve"> szükséges)</w:t>
-      </w:r>
-    </w:p>
-    <w:p/>
-    <w:p>
-      <w:proofErr w:type="spellStart"/>
-      <w:r>
-        <w:t>Raktar.jsx</w:t>
-      </w:r>
-      <w:proofErr w:type="spellEnd"/>
-      <w:r>
-        <w:t xml:space="preserve"> - Raktárak Oldala</w:t>
-      </w:r>
-    </w:p>
-    <w:p>
-      <w:r>
-        <w:t>- GET /</w:t>
-      </w:r>
-      <w:proofErr w:type="spellStart"/>
-      <w:r>
-        <w:t>raktar</w:t>
-      </w:r>
-      <w:proofErr w:type="spellEnd"/>
-      <w:r>
-        <w:t xml:space="preserve"> hívás</w:t>
-      </w:r>
-    </w:p>
-    <w:p>
-      <w:r>
-        <w:t>- Raktárak megjelenítése kártya formában</w:t>
-      </w:r>
-    </w:p>
-    <w:p>
-      <w:r>
-        <w:t xml:space="preserve">- </w:t>
-      </w:r>
-      <w:proofErr w:type="spellStart"/>
-      <w:r>
-        <w:t>Badge</w:t>
-      </w:r>
-      <w:proofErr w:type="spellEnd"/>
-      <w:r>
-        <w:t>: foglalt/szabad státusz</w:t>
-      </w:r>
-    </w:p>
-    <w:p/>
-    <w:p>
-      <w:r>
-        <w:t>**Adatok**:</w:t>
-      </w:r>
-    </w:p>
-    <w:p>
-      <w:r>
-        <w:t>Raktár #1</w:t>
-      </w:r>
-    </w:p>
-    <w:p>
-      <w:r>
-        <w:t>- Foglaltság: Szabad / Foglalt</w:t>
-      </w:r>
-    </w:p>
-    <w:p>
-      <w:r>
-        <w:t>- Határidő: 2026-06-30</w:t>
-      </w:r>
-    </w:p>
-    <w:p>
-      <w:r>
-        <w:t>- Cím: 1011 Budapest, Pesti út 25</w:t>
-      </w:r>
-    </w:p>
-    <w:p/>
-    <w:p>
-      <w:proofErr w:type="spellStart"/>
-      <w:r>
-        <w:t>Arveresek.jsx</w:t>
-      </w:r>
-      <w:proofErr w:type="spellEnd"/>
-      <w:r>
-        <w:t xml:space="preserve"> - Árverések Oldala</w:t>
-      </w:r>
-    </w:p>
-    <w:p>
-      <w:r>
-        <w:t>- GET /</w:t>
-      </w:r>
-      <w:proofErr w:type="spellStart"/>
-      <w:r>
-        <w:t>arveres</w:t>
-      </w:r>
-      <w:proofErr w:type="spellEnd"/>
-      <w:r>
-        <w:t xml:space="preserve"> hívás</w:t>
-      </w:r>
-    </w:p>
-    <w:p>
-      <w:r>
-        <w:t>- Árverések megjelenítése kártya formában</w:t>
-      </w:r>
-    </w:p>
-    <w:p>
-      <w:r>
-        <w:t xml:space="preserve">- Bejelentkezés </w:t>
-      </w:r>
-      <w:proofErr w:type="spellStart"/>
-      <w:r>
-        <w:t>arveresinfo</w:t>
-      </w:r>
-      <w:proofErr w:type="spellEnd"/>
-      <w:r>
-        <w:t>/:</w:t>
-      </w:r>
-      <w:proofErr w:type="spellStart"/>
-      <w:r>
-        <w:t>id</w:t>
-      </w:r>
-      <w:proofErr w:type="spellEnd"/>
-      <w:r>
-        <w:t xml:space="preserve"> URL-re</w:t>
-      </w:r>
-    </w:p>
-    <w:p/>
-    <w:p>
-      <w:r>
-        <w:t>**Kommentek**:</w:t>
-      </w:r>
-    </w:p>
-    <w:p>
-      <w:r>
-        <w:t xml:space="preserve">- Kártya képe: </w:t>
-      </w:r>
-      <w:proofErr w:type="spellStart"/>
-      <w:r>
-        <w:t>placeholder</w:t>
-      </w:r>
-      <w:proofErr w:type="spellEnd"/>
-      <w:r>
-        <w:t xml:space="preserve"> (</w:t>
-      </w:r>
-      <w:proofErr w:type="spellStart"/>
-      <w:r>
-        <w:t>holdmyhanddaddy.avif</w:t>
-      </w:r>
-      <w:proofErr w:type="spellEnd"/>
-      <w:r>
-        <w:t>)</w:t>
-      </w:r>
-    </w:p>
-    <w:p/>
-    <w:p>
-      <w:r>
-        <w:t>---</w:t>
-      </w:r>
-    </w:p>
-    <w:p/>
-    <w:p>
-      <w:proofErr w:type="spellStart"/>
-      <w:r>
-        <w:t>PlaceBid.jsx</w:t>
-      </w:r>
-      <w:proofErr w:type="spellEnd"/>
-      <w:r>
-        <w:t xml:space="preserve"> - Árverés Részletei</w:t>
-      </w:r>
-    </w:p>
-    <w:p>
-      <w:r>
-        <w:t>- GET /</w:t>
-      </w:r>
-      <w:proofErr w:type="spellStart"/>
-      <w:r>
-        <w:t>arveresinfo</w:t>
-      </w:r>
-      <w:proofErr w:type="spellEnd"/>
-      <w:r>
-        <w:t>/:</w:t>
-      </w:r>
-      <w:proofErr w:type="spellStart"/>
-      <w:r>
-        <w:t>id</w:t>
-      </w:r>
-      <w:proofErr w:type="spellEnd"/>
-      <w:r>
-        <w:t xml:space="preserve"> hívás</w:t>
-      </w:r>
-    </w:p>
-    <w:p>
-      <w:r>
-        <w:t>- Aktuális licit megjelenítés</w:t>
-      </w:r>
-    </w:p>
-    <w:p>
-      <w:r>
-        <w:t xml:space="preserve">- Új licit </w:t>
-      </w:r>
-      <w:proofErr w:type="spellStart"/>
-      <w:r>
-        <w:t>form</w:t>
-      </w:r>
-      <w:proofErr w:type="spellEnd"/>
-    </w:p>
-    <w:p>
-      <w:r>
-        <w:t>- PATCH /</w:t>
-      </w:r>
-      <w:proofErr w:type="spellStart"/>
-      <w:r>
-        <w:t>arveresinfo</w:t>
-      </w:r>
-      <w:proofErr w:type="spellEnd"/>
-      <w:r>
-        <w:t>/update hívás</w:t>
-      </w:r>
-    </w:p>
-    <w:p>
-      <w:r>
-        <w:t>- Licit validáció (min. érték)</w:t>
-      </w:r>
-    </w:p>
-    <w:p/>
-    <w:p>
-      <w:r>
-        <w:t>**Funkciók**:</w:t>
-      </w:r>
-    </w:p>
-    <w:p>
-      <w:r>
-        <w:t>- Licit beadása</w:t>
-      </w:r>
-    </w:p>
-    <w:p>
-      <w:r>
-        <w:lastRenderedPageBreak/>
-        <w:t>- Visszaszámlálás (</w:t>
-      </w:r>
-      <w:proofErr w:type="spellStart"/>
-      <w:r>
-        <w:t>hardcoded</w:t>
-      </w:r>
-      <w:proofErr w:type="spellEnd"/>
-      <w:r>
-        <w:t>: 2h 45m 10s)</w:t>
-      </w:r>
-    </w:p>
-    <w:p>
-      <w:r>
-        <w:t>- Licit történet (TODO)</w:t>
-      </w:r>
-    </w:p>
-    <w:p/>
-    <w:p>
-      <w:r>
-        <w:t>Telepítési Útmutató</w:t>
-      </w:r>
-    </w:p>
-    <w:p>
-      <w:r>
-        <w:t xml:space="preserve">Backend </w:t>
-      </w:r>
-      <w:proofErr w:type="spellStart"/>
-      <w:r>
-        <w:t>Setup</w:t>
-      </w:r>
-      <w:proofErr w:type="spellEnd"/>
-    </w:p>
-    <w:p/>
-    <w:p>
-      <w:r>
-        <w:t>1. **Függőségek telepítése**:</w:t>
-      </w:r>
-    </w:p>
-    <w:p>
-      <w:r>
-        <w:t>```</w:t>
-      </w:r>
-      <w:proofErr w:type="spellStart"/>
-      <w:r>
-        <w:t>bash</w:t>
-      </w:r>
-      <w:proofErr w:type="spellEnd"/>
-    </w:p>
-    <w:p>
-      <w:r>
-        <w:t>cd Backend</w:t>
-      </w:r>
-    </w:p>
-    <w:p>
-      <w:proofErr w:type="spellStart"/>
-      <w:r>
-        <w:t>npm</w:t>
+        <w:t>run</w:t>
       </w:r>
       <w:proofErr w:type="spellEnd"/>
       <w:r>
@@ -5083,460 +5524,9 @@
       </w:r>
       <w:proofErr w:type="spellStart"/>
       <w:r>
-        <w:t>install</w:t>
-      </w:r>
-      <w:proofErr w:type="spellEnd"/>
-    </w:p>
-    <w:p/>
-    <w:p>
-      <w:r>
-        <w:t>2. **Adatbázis létrehozása**:</w:t>
-      </w:r>
-    </w:p>
-    <w:p>
-      <w:r>
-        <w:t>```</w:t>
-      </w:r>
-      <w:proofErr w:type="spellStart"/>
-      <w:r>
-        <w:t>bash</w:t>
-      </w:r>
-      <w:proofErr w:type="spellEnd"/>
-    </w:p>
-    <w:p>
-      <w:proofErr w:type="spellStart"/>
-      <w:r>
-        <w:t>mysql</w:t>
-      </w:r>
-      <w:proofErr w:type="spellEnd"/>
-      <w:r>
-        <w:t xml:space="preserve"> -u </w:t>
-      </w:r>
-      <w:proofErr w:type="spellStart"/>
-      <w:r>
-        <w:t>root</w:t>
-      </w:r>
-      <w:proofErr w:type="spellEnd"/>
-      <w:r>
-        <w:t xml:space="preserve"> &lt; ../</w:t>
-      </w:r>
-      <w:proofErr w:type="spellStart"/>
-      <w:r>
-        <w:t>warehouse.sql</w:t>
-      </w:r>
-      <w:proofErr w:type="spellEnd"/>
-    </w:p>
-    <w:p>
-      <w:proofErr w:type="spellStart"/>
-      <w:r>
-        <w:t>mysql</w:t>
-      </w:r>
-      <w:proofErr w:type="spellEnd"/>
-      <w:r>
-        <w:t xml:space="preserve"> -u </w:t>
-      </w:r>
-      <w:proofErr w:type="spellStart"/>
-      <w:r>
-        <w:t>root</w:t>
-      </w:r>
-      <w:proofErr w:type="spellEnd"/>
-      <w:r>
-        <w:t xml:space="preserve"> </w:t>
-      </w:r>
-      <w:proofErr w:type="spellStart"/>
-      <w:r>
-        <w:t>warehouse</w:t>
-      </w:r>
-      <w:proofErr w:type="spellEnd"/>
-      <w:r>
-        <w:t xml:space="preserve"> &lt; ../</w:t>
-      </w:r>
-      <w:proofErr w:type="spellStart"/>
-      <w:r>
-        <w:t>filling.sql</w:t>
-      </w:r>
-      <w:proofErr w:type="spellEnd"/>
-      <w:r>
-        <w:t xml:space="preserve">  # opcionális: teszt adatok</w:t>
-      </w:r>
-    </w:p>
-    <w:p/>
-    <w:p>
-      <w:r>
-        <w:t>3. **Környezeti változók** (opcionális `.</w:t>
-      </w:r>
-      <w:proofErr w:type="spellStart"/>
-      <w:r>
-        <w:t>env</w:t>
-      </w:r>
-      <w:proofErr w:type="spellEnd"/>
-      <w:r>
-        <w:t>` fájl):</w:t>
-      </w:r>
-    </w:p>
-    <w:p>
-      <w:proofErr w:type="spellStart"/>
-      <w:r>
-        <w:t>DB_Host</w:t>
-      </w:r>
-      <w:proofErr w:type="spellEnd"/>
-      <w:r>
-        <w:t>=</w:t>
-      </w:r>
-      <w:proofErr w:type="spellStart"/>
-      <w:r>
-        <w:t>localhost</w:t>
-      </w:r>
-      <w:proofErr w:type="spellEnd"/>
-    </w:p>
-    <w:p>
-      <w:proofErr w:type="spellStart"/>
-      <w:r>
-        <w:t>DB_User</w:t>
-      </w:r>
-      <w:proofErr w:type="spellEnd"/>
-      <w:r>
-        <w:t>=</w:t>
-      </w:r>
-      <w:proofErr w:type="spellStart"/>
-      <w:r>
-        <w:t>root</w:t>
-      </w:r>
-      <w:proofErr w:type="spellEnd"/>
-    </w:p>
-    <w:p>
-      <w:proofErr w:type="spellStart"/>
-      <w:r>
-        <w:t>DB_Password</w:t>
-      </w:r>
-      <w:proofErr w:type="spellEnd"/>
-      <w:r>
-        <w:t>=</w:t>
-      </w:r>
-    </w:p>
-    <w:p>
-      <w:proofErr w:type="spellStart"/>
-      <w:r>
-        <w:t>DB_Name</w:t>
-      </w:r>
-      <w:proofErr w:type="spellEnd"/>
-      <w:r>
-        <w:t>=</w:t>
-      </w:r>
-      <w:proofErr w:type="spellStart"/>
-      <w:r>
-        <w:t>warehouse</w:t>
-      </w:r>
-      <w:proofErr w:type="spellEnd"/>
-    </w:p>
-    <w:p>
-      <w:proofErr w:type="spellStart"/>
-      <w:r>
-        <w:t>DB_Port</w:t>
-      </w:r>
-      <w:proofErr w:type="spellEnd"/>
-      <w:r>
-        <w:t>=3307</w:t>
-      </w:r>
-    </w:p>
-    <w:p/>
-    <w:p>
-      <w:r>
-        <w:t>4. **Szerver indítása**:</w:t>
-      </w:r>
-    </w:p>
-    <w:p>
-      <w:r>
-        <w:t>```</w:t>
-      </w:r>
-      <w:proofErr w:type="spellStart"/>
-      <w:r>
-        <w:t>bash</w:t>
-      </w:r>
-      <w:proofErr w:type="spellEnd"/>
-    </w:p>
-    <w:p>
-      <w:proofErr w:type="spellStart"/>
-      <w:r>
-        <w:t>npm</w:t>
-      </w:r>
-      <w:proofErr w:type="spellEnd"/>
-      <w:r>
-        <w:t xml:space="preserve"> start          # </w:t>
-      </w:r>
-      <w:proofErr w:type="spellStart"/>
-      <w:r>
-        <w:t>production</w:t>
-      </w:r>
-      <w:proofErr w:type="spellEnd"/>
-    </w:p>
-    <w:p>
-      <w:r>
-        <w:lastRenderedPageBreak/>
-        <w:t># vagy</w:t>
-      </w:r>
-    </w:p>
-    <w:p>
-      <w:proofErr w:type="spellStart"/>
-      <w:r>
-        <w:t>npm</w:t>
-      </w:r>
-      <w:proofErr w:type="spellEnd"/>
-      <w:r>
-        <w:t xml:space="preserve"> </w:t>
-      </w:r>
-      <w:proofErr w:type="spellStart"/>
-      <w:r>
-        <w:t>run</w:t>
-      </w:r>
-      <w:proofErr w:type="spellEnd"/>
-      <w:r>
-        <w:t xml:space="preserve"> </w:t>
-      </w:r>
-      <w:proofErr w:type="spellStart"/>
-      <w:r>
         <w:t>dev</w:t>
       </w:r>
       <w:proofErr w:type="spellEnd"/>
-      <w:r>
-        <w:t xml:space="preserve">        # </w:t>
-      </w:r>
-      <w:proofErr w:type="spellStart"/>
-      <w:r>
-        <w:t>development</w:t>
-      </w:r>
-      <w:proofErr w:type="spellEnd"/>
-      <w:r>
-        <w:t xml:space="preserve"> (</w:t>
-      </w:r>
-      <w:proofErr w:type="spellStart"/>
-      <w:r>
-        <w:t>nodemon-nal</w:t>
-      </w:r>
-      <w:proofErr w:type="spellEnd"/>
-      <w:r>
-        <w:t>)</w:t>
-      </w:r>
-    </w:p>
-    <w:p/>
-    <w:p>
-      <w:r>
-        <w:t>Szerver fut: `http://localhost:3000`</w:t>
-      </w:r>
-    </w:p>
-    <w:p/>
-    <w:p>
-      <w:r>
-        <w:t xml:space="preserve">Frontend </w:t>
-      </w:r>
-      <w:proofErr w:type="spellStart"/>
-      <w:r>
-        <w:t>Setup</w:t>
-      </w:r>
-      <w:proofErr w:type="spellEnd"/>
-    </w:p>
-    <w:p/>
-    <w:p>
-      <w:r>
-        <w:t>1. **Függőségek telepítése**:</w:t>
-      </w:r>
-    </w:p>
-    <w:p>
-      <w:r>
-        <w:t>```</w:t>
-      </w:r>
-      <w:proofErr w:type="spellStart"/>
-      <w:r>
-        <w:t>bash</w:t>
-      </w:r>
-      <w:proofErr w:type="spellEnd"/>
-    </w:p>
-    <w:p>
-      <w:r>
-        <w:t>cd frontend</w:t>
-      </w:r>
-    </w:p>
-    <w:p>
-      <w:proofErr w:type="spellStart"/>
-      <w:r>
-        <w:t>npm</w:t>
-      </w:r>
-      <w:proofErr w:type="spellEnd"/>
-      <w:r>
-        <w:t xml:space="preserve"> </w:t>
-      </w:r>
-      <w:proofErr w:type="spellStart"/>
-      <w:r>
-        <w:t>install</w:t>
-      </w:r>
-      <w:proofErr w:type="spellEnd"/>
-    </w:p>
-    <w:p>
-      <w:r>
-        <w:t>```</w:t>
-      </w:r>
-    </w:p>
-    <w:p/>
-    <w:p>
-      <w:r>
-        <w:t>2. **Szerver indítása**:</w:t>
-      </w:r>
-    </w:p>
-    <w:p>
-      <w:r>
-        <w:t>```</w:t>
-      </w:r>
-      <w:proofErr w:type="spellStart"/>
-      <w:r>
-        <w:t>bash</w:t>
-      </w:r>
-      <w:proofErr w:type="spellEnd"/>
-    </w:p>
-    <w:p>
-      <w:proofErr w:type="spellStart"/>
-      <w:r>
-        <w:t>npm</w:t>
-      </w:r>
-      <w:proofErr w:type="spellEnd"/>
-      <w:r>
-        <w:t xml:space="preserve"> </w:t>
-      </w:r>
-      <w:proofErr w:type="spellStart"/>
-      <w:r>
-        <w:t>run</w:t>
-      </w:r>
-      <w:proofErr w:type="spellEnd"/>
-      <w:r>
-        <w:t xml:space="preserve"> </w:t>
-      </w:r>
-      <w:proofErr w:type="spellStart"/>
-      <w:r>
-        <w:t>dev</w:t>
-      </w:r>
-      <w:proofErr w:type="spellEnd"/>
-      <w:r>
-        <w:t xml:space="preserve">        # </w:t>
-      </w:r>
-      <w:proofErr w:type="spellStart"/>
-      <w:r>
-        <w:t>Development</w:t>
-      </w:r>
-      <w:proofErr w:type="spellEnd"/>
-      <w:r>
-        <w:t xml:space="preserve"> (</w:t>
-      </w:r>
-      <w:proofErr w:type="spellStart"/>
-      <w:r>
-        <w:t>Vite</w:t>
-      </w:r>
-      <w:proofErr w:type="spellEnd"/>
-      <w:r>
-        <w:t>)</w:t>
-      </w:r>
-    </w:p>
-    <w:p/>
-    <w:p>
-      <w:r>
-        <w:t>Frontend fut: `http://localhost:5173` (</w:t>
-      </w:r>
-      <w:proofErr w:type="spellStart"/>
-      <w:r>
-        <w:t>Vite</w:t>
-      </w:r>
-      <w:proofErr w:type="spellEnd"/>
-      <w:r>
-        <w:t xml:space="preserve"> </w:t>
-      </w:r>
-      <w:proofErr w:type="spellStart"/>
-      <w:r>
-        <w:t>default</w:t>
-      </w:r>
-      <w:proofErr w:type="spellEnd"/>
-      <w:r>
-        <w:t>)</w:t>
-      </w:r>
-    </w:p>
-    <w:p>
-      <w:pPr>
-        <w:ind w:firstLine="0"/>
-      </w:pPr>
-      <w:r>
-        <w:t>7.3 Teljes indítás</w:t>
-      </w:r>
-    </w:p>
-    <w:p/>
-    <w:p>
-      <w:r>
-        <w:t>```</w:t>
-      </w:r>
-      <w:proofErr w:type="spellStart"/>
-      <w:r>
-        <w:t>bash</w:t>
-      </w:r>
-      <w:proofErr w:type="spellEnd"/>
-    </w:p>
-    <w:p>
-      <w:r>
-        <w:t># Terminal 1: Backend</w:t>
-      </w:r>
-    </w:p>
-    <w:p>
-      <w:r>
-        <w:t xml:space="preserve">cd Backend &amp;&amp; </w:t>
-      </w:r>
-      <w:proofErr w:type="spellStart"/>
-      <w:r>
-        <w:t>npm</w:t>
-      </w:r>
-      <w:proofErr w:type="spellEnd"/>
-      <w:r>
-        <w:t xml:space="preserve"> </w:t>
-      </w:r>
-      <w:proofErr w:type="spellStart"/>
-      <w:r>
-        <w:t>run</w:t>
-      </w:r>
-      <w:proofErr w:type="spellEnd"/>
-      <w:r>
-        <w:t xml:space="preserve"> </w:t>
-      </w:r>
-      <w:proofErr w:type="spellStart"/>
-      <w:r>
-        <w:t>dev</w:t>
-      </w:r>
-      <w:proofErr w:type="spellEnd"/>
-    </w:p>
-    <w:p/>
-    <w:p>
-      <w:r>
-        <w:t># Terminal 2: Frontend</w:t>
-      </w:r>
-    </w:p>
-    <w:p>
-      <w:r>
-        <w:t xml:space="preserve">cd frontend &amp;&amp; </w:t>
-      </w:r>
-      <w:proofErr w:type="spellStart"/>
-      <w:r>
-        <w:t>npm</w:t>
-      </w:r>
-      <w:proofErr w:type="spellEnd"/>
-      <w:r>
-        <w:t xml:space="preserve"> </w:t>
-      </w:r>
-      <w:proofErr w:type="spellStart"/>
-      <w:r>
-        <w:t>run</w:t>
-      </w:r>
-      <w:proofErr w:type="spellEnd"/>
-      <w:r>
-        <w:t xml:space="preserve"> </w:t>
-      </w:r>
-      <w:proofErr w:type="spellStart"/>
-      <w:r>
-        <w:t>dev</w:t>
-      </w:r>
-      <w:proofErr w:type="spellEnd"/>
     </w:p>
     <w:p>
       <w:pPr>
@@ -5544,100 +5534,9 @@
       </w:pPr>
       <w:bookmarkStart w:id="20" w:name="_Toc210901047"/>
       <w:r>
-        <w:lastRenderedPageBreak/>
         <w:t>Tesztelési dokumentáció</w:t>
       </w:r>
       <w:bookmarkEnd w:id="20"/>
-    </w:p>
-    <w:p>
-      <w:pPr>
-        <w:pStyle w:val="Listaszerbekezds"/>
-        <w:numPr>
-          <w:ilvl w:val="0"/>
-          <w:numId w:val="14"/>
-        </w:numPr>
-        <w:ind w:left="1560"/>
-      </w:pPr>
-      <w:r>
-        <w:t xml:space="preserve">Legalább 3 különböző </w:t>
-      </w:r>
-      <w:r>
-        <w:t>teszteset részletes bemutatása.</w:t>
-      </w:r>
-    </w:p>
-    <w:p>
-      <w:pPr>
-        <w:pStyle w:val="Listaszerbekezds"/>
-        <w:numPr>
-          <w:ilvl w:val="0"/>
-          <w:numId w:val="13"/>
-        </w:numPr>
-        <w:ind w:left="1843"/>
-      </w:pPr>
-      <w:r>
-        <w:t xml:space="preserve">különböző felhasználó tevékenységek </w:t>
-      </w:r>
-      <w:r>
-        <w:t>esetén hogyan reagált a program</w:t>
-      </w:r>
-    </w:p>
-    <w:p>
-      <w:pPr>
-        <w:pStyle w:val="Listaszerbekezds"/>
-        <w:numPr>
-          <w:ilvl w:val="0"/>
-          <w:numId w:val="13"/>
-        </w:numPr>
-        <w:ind w:left="1843"/>
-      </w:pPr>
-      <w:r>
-        <w:t>milyen üzeneteket kaptunk</w:t>
-      </w:r>
-    </w:p>
-    <w:p>
-      <w:pPr>
-        <w:pStyle w:val="Listaszerbekezds"/>
-        <w:numPr>
-          <w:ilvl w:val="0"/>
-          <w:numId w:val="13"/>
-        </w:numPr>
-        <w:ind w:left="1843"/>
-      </w:pPr>
-      <w:r>
-        <w:t xml:space="preserve">mi a teendő az egyes üzenetek esetében </w:t>
-      </w:r>
-    </w:p>
-    <w:p>
-      <w:pPr>
-        <w:pStyle w:val="Listaszerbekezds"/>
-        <w:numPr>
-          <w:ilvl w:val="0"/>
-          <w:numId w:val="14"/>
-        </w:numPr>
-        <w:ind w:left="1560"/>
-      </w:pPr>
-      <w:r>
-        <w:t>Normál teszteset, extrém tesztes</w:t>
-      </w:r>
-      <w:r>
-        <w:t>et (bolondbiztosság tesztelése)</w:t>
-      </w:r>
-    </w:p>
-    <w:p>
-      <w:pPr>
-        <w:pStyle w:val="Listaszerbekezds"/>
-        <w:numPr>
-          <w:ilvl w:val="0"/>
-          <w:numId w:val="14"/>
-        </w:numPr>
-        <w:ind w:left="1560"/>
-      </w:pPr>
-      <w:r>
-        <w:t>A tesztelés során kiderült hibák felsorolása A tesztelési dokumentációból derüljön ki, hogy ismered a különböző tesztelési módszereket (pl. fek</w:t>
-      </w:r>
-      <w:r>
-        <w:t>ete doboz, fehér doboz módszer)</w:t>
-      </w:r>
     </w:p>
     <w:p>
       <w:pPr>
@@ -5661,6 +5560,7 @@
         </w:rPr>
       </w:pPr>
       <w:r>
+        <w:lastRenderedPageBreak/>
         <w:t>Unit tesztek:</w:t>
       </w:r>
       <w:r>
@@ -5920,7 +5820,6 @@
           <w:b/>
           <w:bCs/>
         </w:rPr>
-        <w:lastRenderedPageBreak/>
         <w:t>Bemenet:</w:t>
       </w:r>
       <w:r>
@@ -6013,6 +5912,7 @@
       <w:pPr>
         <w:pStyle w:val="NormlWeb"/>
       </w:pPr>
+      <w:proofErr w:type="gramStart"/>
       <w:r>
         <w:rPr>
           <w:rFonts w:hAnsi="Symbol"/>
@@ -6027,39 +5927,56 @@
           <w:rStyle w:val="Kiemels2"/>
           <w:rFonts w:eastAsiaTheme="majorEastAsia"/>
         </w:rPr>
-        <w:t>Teszt célja:</w:t>
-      </w:r>
-      <w:r>
-        <w:t xml:space="preserve"> Ellenőrizni, hogy a frontend megfelelően kommunikál a backend API-</w:t>
-      </w:r>
-      <w:proofErr w:type="spellStart"/>
-      <w:r>
-        <w:t>val</w:t>
-      </w:r>
-      <w:proofErr w:type="spellEnd"/>
-      <w:r>
-        <w:t xml:space="preserve"> az árverések listázása és a licitálási folyamat indítása során.</w:t>
-      </w:r>
-    </w:p>
-    <w:p>
-      <w:pPr>
-        <w:pStyle w:val="NormlWeb"/>
-      </w:pPr>
-      <w:r>
-        <w:rPr>
-          <w:rFonts w:hAnsi="Symbol"/>
-        </w:rPr>
-        <w:t></w:t>
-      </w:r>
-      <w:r>
-        <w:t xml:space="preserve">  </w:t>
-      </w:r>
+        <w:t>Teszt</w:t>
+      </w:r>
+      <w:proofErr w:type="gramEnd"/>
       <w:r>
         <w:rPr>
           <w:rStyle w:val="Kiemels2"/>
           <w:rFonts w:eastAsiaTheme="majorEastAsia"/>
         </w:rPr>
-        <w:t>Lépések:</w:t>
+        <w:t xml:space="preserve"> célja:</w:t>
+      </w:r>
+      <w:r>
+        <w:t xml:space="preserve"> Ellenőrizni, hogy a frontend megfelelően kommunikál a backend API-</w:t>
+      </w:r>
+      <w:proofErr w:type="spellStart"/>
+      <w:r>
+        <w:t>val</w:t>
+      </w:r>
+      <w:proofErr w:type="spellEnd"/>
+      <w:r>
+        <w:t xml:space="preserve"> az árverések listázása és a licitálási folyamat indítása során.</w:t>
+      </w:r>
+    </w:p>
+    <w:p>
+      <w:pPr>
+        <w:pStyle w:val="NormlWeb"/>
+      </w:pPr>
+      <w:proofErr w:type="gramStart"/>
+      <w:r>
+        <w:rPr>
+          <w:rFonts w:hAnsi="Symbol"/>
+        </w:rPr>
+        <w:t></w:t>
+      </w:r>
+      <w:r>
+        <w:t xml:space="preserve">  </w:t>
+      </w:r>
+      <w:r>
+        <w:rPr>
+          <w:rStyle w:val="Kiemels2"/>
+          <w:rFonts w:eastAsiaTheme="majorEastAsia"/>
+        </w:rPr>
+        <w:t>Lépések</w:t>
+      </w:r>
+      <w:proofErr w:type="gramEnd"/>
+      <w:r>
+        <w:rPr>
+          <w:rStyle w:val="Kiemels2"/>
+          <w:rFonts w:eastAsiaTheme="majorEastAsia"/>
+        </w:rPr>
+        <w:t>:</w:t>
       </w:r>
     </w:p>
     <w:p>
@@ -6071,6 +5988,7 @@
         </w:numPr>
       </w:pPr>
       <w:r>
+        <w:lastRenderedPageBreak/>
         <w:t xml:space="preserve">Megnyitottam az </w:t>
       </w:r>
       <w:r>
@@ -6244,6 +6162,7 @@
       <w:pPr>
         <w:pStyle w:val="NormlWeb"/>
       </w:pPr>
+      <w:proofErr w:type="gramStart"/>
       <w:r>
         <w:rPr>
           <w:rFonts w:hAnsi="Symbol"/>
@@ -6258,31 +6177,48 @@
           <w:rStyle w:val="Kiemels2"/>
           <w:rFonts w:eastAsiaTheme="majorEastAsia"/>
         </w:rPr>
-        <w:t>Elvárt eredmény:</w:t>
-      </w:r>
-      <w:r>
-        <w:t xml:space="preserve"> A licitáló oldal a megfelelő árverés adataival jelenik meg.</w:t>
-      </w:r>
-    </w:p>
-    <w:p>
-      <w:pPr>
-        <w:pStyle w:val="NormlWeb"/>
-      </w:pPr>
-      <w:r>
-        <w:rPr>
-          <w:rFonts w:hAnsi="Symbol"/>
-        </w:rPr>
-        <w:t></w:t>
-      </w:r>
-      <w:r>
-        <w:t xml:space="preserve">  </w:t>
-      </w:r>
+        <w:t>Elvárt</w:t>
+      </w:r>
+      <w:proofErr w:type="gramEnd"/>
       <w:r>
         <w:rPr>
           <w:rStyle w:val="Kiemels2"/>
           <w:rFonts w:eastAsiaTheme="majorEastAsia"/>
         </w:rPr>
-        <w:t>Tényleges eredmény:</w:t>
+        <w:t xml:space="preserve"> eredmény:</w:t>
+      </w:r>
+      <w:r>
+        <w:t xml:space="preserve"> A licitáló oldal a megfelelő árverés adataival jelenik meg.</w:t>
+      </w:r>
+    </w:p>
+    <w:p>
+      <w:pPr>
+        <w:pStyle w:val="NormlWeb"/>
+      </w:pPr>
+      <w:proofErr w:type="gramStart"/>
+      <w:r>
+        <w:rPr>
+          <w:rFonts w:hAnsi="Symbol"/>
+        </w:rPr>
+        <w:t></w:t>
+      </w:r>
+      <w:r>
+        <w:t xml:space="preserve">  </w:t>
+      </w:r>
+      <w:r>
+        <w:rPr>
+          <w:rStyle w:val="Kiemels2"/>
+          <w:rFonts w:eastAsiaTheme="majorEastAsia"/>
+        </w:rPr>
+        <w:t>Tényleges</w:t>
+      </w:r>
+      <w:proofErr w:type="gramEnd"/>
+      <w:r>
+        <w:rPr>
+          <w:rStyle w:val="Kiemels2"/>
+          <w:rFonts w:eastAsiaTheme="majorEastAsia"/>
+        </w:rPr>
+        <w:t xml:space="preserve"> eredmény:</w:t>
       </w:r>
       <w:r>
         <w:t xml:space="preserve"> Az oldal helyesen megnyílt, és a backendből érkező adatok megjelentek</w:t>
@@ -6333,6 +6269,7 @@
       <w:pPr>
         <w:pStyle w:val="NormlWeb"/>
       </w:pPr>
+      <w:proofErr w:type="gramStart"/>
       <w:r>
         <w:rPr>
           <w:rFonts w:hAnsi="Symbol"/>
@@ -6340,13 +6277,18 @@
         <w:t></w:t>
       </w:r>
       <w:r>
-        <w:t xml:space="preserve">  Megnyitottam a regisztrációs oldalt.</w:t>
+        <w:t xml:space="preserve">  Megnyitottam</w:t>
+      </w:r>
+      <w:proofErr w:type="gramEnd"/>
+      <w:r>
+        <w:t xml:space="preserve"> a regisztrációs oldalt.</w:t>
       </w:r>
     </w:p>
     <w:p>
       <w:pPr>
         <w:pStyle w:val="NormlWeb"/>
       </w:pPr>
+      <w:proofErr w:type="gramStart"/>
       <w:r>
         <w:rPr>
           <w:rFonts w:hAnsi="Symbol"/>
@@ -6354,7 +6296,11 @@
         <w:t></w:t>
       </w:r>
       <w:r>
-        <w:t xml:space="preserve">  Kitöltöttem a szükséges mezőket (név, e</w:t>
+        <w:t xml:space="preserve">  Kitöltöttem</w:t>
+      </w:r>
+      <w:proofErr w:type="gramEnd"/>
+      <w:r>
+        <w:t xml:space="preserve"> a szükséges mezőket (név, e</w:t>
       </w:r>
       <w:r>
         <w:noBreakHyphen/>
@@ -6365,6 +6311,7 @@
       <w:pPr>
         <w:pStyle w:val="NormlWeb"/>
       </w:pPr>
+      <w:proofErr w:type="gramStart"/>
       <w:r>
         <w:rPr>
           <w:rFonts w:hAnsi="Symbol"/>
@@ -6372,7 +6319,11 @@
         <w:t></w:t>
       </w:r>
       <w:r>
-        <w:t xml:space="preserve">  Rákattintottam a </w:t>
+        <w:t xml:space="preserve">  Rákattintottam</w:t>
+      </w:r>
+      <w:proofErr w:type="gramEnd"/>
+      <w:r>
+        <w:t xml:space="preserve"> a </w:t>
       </w:r>
       <w:r>
         <w:rPr>
@@ -6389,6 +6340,183 @@
       <w:pPr>
         <w:pStyle w:val="NormlWeb"/>
       </w:pPr>
+      <w:proofErr w:type="gramStart"/>
+      <w:r>
+        <w:rPr>
+          <w:rFonts w:hAnsi="Symbol"/>
+        </w:rPr>
+        <w:t></w:t>
+      </w:r>
+      <w:r>
+        <w:t xml:space="preserve">  A</w:t>
+      </w:r>
+      <w:proofErr w:type="gramEnd"/>
+      <w:r>
+        <w:t xml:space="preserve"> rendszer feldolgozta a megadott adatokat.</w:t>
+      </w:r>
+    </w:p>
+    <w:p>
+      <w:pPr>
+        <w:pStyle w:val="NormlWeb"/>
+      </w:pPr>
+      <w:proofErr w:type="gramStart"/>
+      <w:r>
+        <w:rPr>
+          <w:rFonts w:hAnsi="Symbol"/>
+        </w:rPr>
+        <w:t></w:t>
+      </w:r>
+      <w:r>
+        <w:t xml:space="preserve">  A</w:t>
+      </w:r>
+      <w:proofErr w:type="gramEnd"/>
+      <w:r>
+        <w:t xml:space="preserve"> regisztráció sikeresen megtörtént, a rendszer visszajelzést adott a sikeres műveletről.</w:t>
+      </w:r>
+    </w:p>
+    <w:p>
+      <w:pPr>
+        <w:pStyle w:val="NormlWeb"/>
+        <w:rPr>
+          <w:b/>
+          <w:bCs/>
+        </w:rPr>
+      </w:pPr>
+    </w:p>
+    <w:p>
+      <w:pPr>
+        <w:pStyle w:val="NormlWeb"/>
+        <w:rPr>
+          <w:b/>
+          <w:bCs/>
+        </w:rPr>
+      </w:pPr>
+      <w:r>
+        <w:rPr>
+          <w:b/>
+          <w:bCs/>
+        </w:rPr>
+        <w:t>bejelentkezés</w:t>
+      </w:r>
+    </w:p>
+    <w:p>
+      <w:pPr>
+        <w:pStyle w:val="NormlWeb"/>
+      </w:pPr>
+      <w:r>
+        <w:rPr>
+          <w:b/>
+          <w:bCs/>
+        </w:rPr>
+        <w:t xml:space="preserve">elvárt eredmény: </w:t>
+      </w:r>
+      <w:r>
+        <w:t>sikeresen bejelentkezik a regisztrált fiókkal</w:t>
+      </w:r>
+    </w:p>
+    <w:p>
+      <w:pPr>
+        <w:pStyle w:val="NormlWeb"/>
+      </w:pPr>
+      <w:r>
+        <w:rPr>
+          <w:b/>
+          <w:bCs/>
+        </w:rPr>
+        <w:t>tényleges eredmény</w:t>
+      </w:r>
+      <w:r>
+        <w:t>:</w:t>
+      </w:r>
+      <w:r>
+        <w:t xml:space="preserve"> sikeres a bejelentkezés</w:t>
+      </w:r>
+    </w:p>
+    <w:p>
+      <w:pPr>
+        <w:pStyle w:val="NormlWeb"/>
+        <w:rPr>
+          <w:b/>
+          <w:bCs/>
+        </w:rPr>
+      </w:pPr>
+      <w:r>
+        <w:rPr>
+          <w:b/>
+          <w:bCs/>
+        </w:rPr>
+        <w:t>lépések</w:t>
+      </w:r>
+      <w:r>
+        <w:rPr>
+          <w:b/>
+          <w:bCs/>
+        </w:rPr>
+        <w:t>:</w:t>
+      </w:r>
+    </w:p>
+    <w:p>
+      <w:pPr>
+        <w:pStyle w:val="NormlWeb"/>
+      </w:pPr>
+      <w:proofErr w:type="gramStart"/>
+      <w:r>
+        <w:rPr>
+          <w:rFonts w:hAnsi="Symbol"/>
+        </w:rPr>
+        <w:t></w:t>
+      </w:r>
+      <w:r>
+        <w:t xml:space="preserve">  Megnyitottam</w:t>
+      </w:r>
+      <w:proofErr w:type="gramEnd"/>
+      <w:r>
+        <w:t xml:space="preserve"> a bejelentkezési oldalt.</w:t>
+      </w:r>
+    </w:p>
+    <w:p>
+      <w:pPr>
+        <w:pStyle w:val="NormlWeb"/>
+      </w:pPr>
+      <w:proofErr w:type="gramStart"/>
+      <w:r>
+        <w:rPr>
+          <w:rFonts w:hAnsi="Symbol"/>
+        </w:rPr>
+        <w:t></w:t>
+      </w:r>
+      <w:r>
+        <w:t xml:space="preserve">  Beírtam</w:t>
+      </w:r>
+      <w:proofErr w:type="gramEnd"/>
+      <w:r>
+        <w:t xml:space="preserve"> a regisztrált fiókom adatait.</w:t>
+      </w:r>
+    </w:p>
+    <w:p>
+      <w:pPr>
+        <w:pStyle w:val="NormlWeb"/>
+      </w:pPr>
+      <w:proofErr w:type="gramStart"/>
+      <w:r>
+        <w:rPr>
+          <w:rFonts w:hAnsi="Symbol"/>
+        </w:rPr>
+        <w:t></w:t>
+      </w:r>
+      <w:r>
+        <w:t xml:space="preserve">  A</w:t>
+      </w:r>
+      <w:proofErr w:type="gramEnd"/>
+      <w:r>
+        <w:t xml:space="preserve"> rendszer elfogadta a megadott adatokat, a bejelentkezés sikeres volt.</w:t>
+      </w:r>
+    </w:p>
+    <w:p>
+      <w:pPr>
+        <w:pStyle w:val="NormlWeb"/>
+      </w:pPr>
+      <w:proofErr w:type="gramStart"/>
       <w:r>
         <w:rPr>
           <w:rFonts w:hAnsi="Symbol"/>
@@ -6397,158 +6525,11 @@
         <w:t></w:t>
       </w:r>
       <w:r>
-        <w:t xml:space="preserve">  A rendszer feldolgozta a megadott adatokat.</w:t>
-      </w:r>
-    </w:p>
-    <w:p>
-      <w:pPr>
-        <w:pStyle w:val="NormlWeb"/>
-      </w:pPr>
-      <w:r>
-        <w:rPr>
-          <w:rFonts w:hAnsi="Symbol"/>
-        </w:rPr>
-        <w:t></w:t>
-      </w:r>
-      <w:r>
-        <w:t xml:space="preserve">  A regisztráció sikeresen megtörtént, a rendszer visszajelzést adott a sikeres műveletről.</w:t>
-      </w:r>
-    </w:p>
-    <w:p>
-      <w:pPr>
-        <w:pStyle w:val="NormlWeb"/>
-        <w:rPr>
-          <w:b/>
-          <w:bCs/>
-        </w:rPr>
-      </w:pPr>
-    </w:p>
-    <w:p>
-      <w:pPr>
-        <w:pStyle w:val="NormlWeb"/>
-        <w:rPr>
-          <w:b/>
-          <w:bCs/>
-        </w:rPr>
-      </w:pPr>
-      <w:r>
-        <w:rPr>
-          <w:b/>
-          <w:bCs/>
-        </w:rPr>
-        <w:t>bejelentkezés</w:t>
-      </w:r>
-    </w:p>
-    <w:p>
-      <w:pPr>
-        <w:pStyle w:val="NormlWeb"/>
-      </w:pPr>
-      <w:r>
-        <w:rPr>
-          <w:b/>
-          <w:bCs/>
-        </w:rPr>
-        <w:t xml:space="preserve">elvárt eredmény: </w:t>
-      </w:r>
-      <w:r>
-        <w:t>sikeresen bejelentkezik a regisztrált fiókkal</w:t>
-      </w:r>
-    </w:p>
-    <w:p>
-      <w:pPr>
-        <w:pStyle w:val="NormlWeb"/>
-      </w:pPr>
-      <w:r>
-        <w:rPr>
-          <w:b/>
-          <w:bCs/>
-        </w:rPr>
-        <w:t>tényleges eredmény</w:t>
-      </w:r>
-      <w:r>
-        <w:t>:</w:t>
-      </w:r>
-      <w:r>
-        <w:t xml:space="preserve"> sikeres a bejelentkezés</w:t>
-      </w:r>
-    </w:p>
-    <w:p>
-      <w:pPr>
-        <w:pStyle w:val="NormlWeb"/>
-        <w:rPr>
-          <w:b/>
-          <w:bCs/>
-        </w:rPr>
-      </w:pPr>
-      <w:r>
-        <w:rPr>
-          <w:b/>
-          <w:bCs/>
-        </w:rPr>
-        <w:t>lépések</w:t>
-      </w:r>
-      <w:r>
-        <w:rPr>
-          <w:b/>
-          <w:bCs/>
-        </w:rPr>
-        <w:t>:</w:t>
-      </w:r>
-    </w:p>
-    <w:p>
-      <w:pPr>
-        <w:pStyle w:val="NormlWeb"/>
-      </w:pPr>
-      <w:r>
-        <w:rPr>
-          <w:rFonts w:hAnsi="Symbol"/>
-        </w:rPr>
-        <w:t></w:t>
-      </w:r>
-      <w:r>
-        <w:t xml:space="preserve">  Megnyitottam a bejelentkezési oldalt.</w:t>
-      </w:r>
-    </w:p>
-    <w:p>
-      <w:pPr>
-        <w:pStyle w:val="NormlWeb"/>
-      </w:pPr>
-      <w:r>
-        <w:rPr>
-          <w:rFonts w:hAnsi="Symbol"/>
-        </w:rPr>
-        <w:t></w:t>
-      </w:r>
-      <w:r>
-        <w:t xml:space="preserve">  Beírtam a regisztrált fiókom adatait.</w:t>
-      </w:r>
-    </w:p>
-    <w:p>
-      <w:pPr>
-        <w:pStyle w:val="NormlWeb"/>
-      </w:pPr>
-      <w:r>
-        <w:rPr>
-          <w:rFonts w:hAnsi="Symbol"/>
-        </w:rPr>
-        <w:t></w:t>
-      </w:r>
-      <w:r>
-        <w:t xml:space="preserve">  A rendszer elfogadta a megadott adatokat, a bejelentkezés sikeres volt.</w:t>
-      </w:r>
-    </w:p>
-    <w:p>
-      <w:pPr>
-        <w:pStyle w:val="NormlWeb"/>
-      </w:pPr>
-      <w:r>
-        <w:rPr>
-          <w:rFonts w:hAnsi="Symbol"/>
-        </w:rPr>
-        <w:t></w:t>
-      </w:r>
-      <w:r>
-        <w:t xml:space="preserve">  A bejelentkezés után azonban nem irányít át a profil oldalra, pedig ez lenne az elvárt működés.</w:t>
+        <w:t xml:space="preserve">  A</w:t>
+      </w:r>
+      <w:proofErr w:type="gramEnd"/>
+      <w:r>
+        <w:t xml:space="preserve"> bejelentkezés után azonban nem irányít át a profil oldalra, pedig ez lenne az elvárt működés.</w:t>
       </w:r>
     </w:p>
     <w:p>
@@ -6910,27 +6891,14 @@
     <w:pPr>
       <w:pStyle w:val="llb"/>
     </w:pPr>
-    <w:r>
-      <w:fldChar w:fldCharType="begin"/>
-    </w:r>
-    <w:r>
-      <w:instrText>DATE   \* MERGEFORMAT</w:instrText>
-    </w:r>
-    <w:r>
-      <w:fldChar w:fldCharType="separate"/>
-    </w:r>
-    <w:r>
-      <w:rPr>
-        <w:noProof/>
-      </w:rPr>
-      <w:t>2026. 04. 15.</w:t>
-    </w:r>
-    <w:r>
-      <w:rPr>
-        <w:noProof/>
-      </w:rPr>
-      <w:fldChar w:fldCharType="end"/>
-    </w:r>
+    <w:fldSimple w:instr="DATE   \* MERGEFORMAT">
+      <w:r>
+        <w:rPr>
+          <w:noProof/>
+        </w:rPr>
+        <w:t>2026. 04. 17.</w:t>
+      </w:r>
+    </w:fldSimple>
     <w:r>
       <w:tab/>
     </w:r>
@@ -10841,6 +10809,12 @@
 </file>
 
 <file path=customXml/item1.xml><?xml version="1.0" encoding="utf-8"?>
+<p:properties xmlns:p="http://schemas.microsoft.com/office/2006/metadata/properties" xmlns:xsi="http://www.w3.org/2001/XMLSchema-instance" xmlns:pc="http://schemas.microsoft.com/office/infopath/2007/PartnerControls">
+  <documentManagement/>
+</p:properties>
+</file>
+
+<file path=customXml/item2.xml><?xml version="1.0" encoding="utf-8"?>
 <?mso-contentType ?>
 <FormTemplates xmlns="http://schemas.microsoft.com/sharepoint/v3/contenttype/forms">
   <Display>DocumentLibraryForm</Display>
@@ -10849,17 +10823,7 @@
 </FormTemplates>
 </file>
 
-<file path=customXml/item2.xml><?xml version="1.0" encoding="utf-8"?>
-<p:properties xmlns:p="http://schemas.microsoft.com/office/2006/metadata/properties" xmlns:xsi="http://www.w3.org/2001/XMLSchema-instance" xmlns:pc="http://schemas.microsoft.com/office/infopath/2007/PartnerControls">
-  <documentManagement/>
-</p:properties>
-</file>
-
 <file path=customXml/item3.xml><?xml version="1.0" encoding="utf-8"?>
-<b:Sources xmlns:b="http://schemas.openxmlformats.org/officeDocument/2006/bibliography" xmlns="http://schemas.openxmlformats.org/officeDocument/2006/bibliography" SelectedStyle="\APA.XSL" StyleName="APA"/>
-</file>
-
-<file path=customXml/item4.xml><?xml version="1.0" encoding="utf-8"?>
 <ct:contentTypeSchema xmlns:ct="http://schemas.microsoft.com/office/2006/metadata/contentType" xmlns:ma="http://schemas.microsoft.com/office/2006/metadata/properties/metaAttributes" ct:_="" ma:_="" ma:contentTypeName="Dokumentum" ma:contentTypeID="0x010100A68ACE93D0DEBA4D8A5EE55AD7C8D291" ma:contentTypeVersion="0" ma:contentTypeDescription="Új dokumentum létrehozása." ma:contentTypeScope="" ma:versionID="938c6fba1452f923f2ea492e382da0ce">
   <xsd:schema xmlns:xsd="http://www.w3.org/2001/XMLSchema" xmlns:xs="http://www.w3.org/2001/XMLSchema" xmlns:p="http://schemas.microsoft.com/office/2006/metadata/properties" targetNamespace="http://schemas.microsoft.com/office/2006/metadata/properties" ma:root="true" ma:fieldsID="842132b1d35b662612c3cf288125e263">
     <xsd:element name="properties">
@@ -10973,15 +10937,11 @@
 </ct:contentTypeSchema>
 </file>
 
-<file path=customXml/itemProps1.xml><?xml version="1.0" encoding="utf-8"?>
-<ds:datastoreItem xmlns:ds="http://schemas.openxmlformats.org/officeDocument/2006/customXml" ds:itemID="{49E9CE2F-4863-430F-A73B-CD3063AB172E}">
-  <ds:schemaRefs>
-    <ds:schemaRef ds:uri="http://schemas.microsoft.com/sharepoint/v3/contenttype/forms"/>
-  </ds:schemaRefs>
-</ds:datastoreItem>
+<file path=customXml/item4.xml><?xml version="1.0" encoding="utf-8"?>
+<b:Sources xmlns:b="http://schemas.openxmlformats.org/officeDocument/2006/bibliography" xmlns="http://schemas.openxmlformats.org/officeDocument/2006/bibliography" SelectedStyle="\APA.XSL" StyleName="APA"/>
 </file>
 
-<file path=customXml/itemProps2.xml><?xml version="1.0" encoding="utf-8"?>
+<file path=customXml/itemProps1.xml><?xml version="1.0" encoding="utf-8"?>
 <ds:datastoreItem xmlns:ds="http://schemas.openxmlformats.org/officeDocument/2006/customXml" ds:itemID="{4683CF39-CBC1-469A-88EA-F31417A0D119}">
   <ds:schemaRefs>
     <ds:schemaRef ds:uri="http://schemas.microsoft.com/office/2006/metadata/properties"/>
@@ -10990,15 +10950,15 @@
 </ds:datastoreItem>
 </file>
 
-<file path=customXml/itemProps3.xml><?xml version="1.0" encoding="utf-8"?>
-<ds:datastoreItem xmlns:ds="http://schemas.openxmlformats.org/officeDocument/2006/customXml" ds:itemID="{31D8A198-B5FD-41D1-8F98-20D226CAF475}">
+<file path=customXml/itemProps2.xml><?xml version="1.0" encoding="utf-8"?>
+<ds:datastoreItem xmlns:ds="http://schemas.openxmlformats.org/officeDocument/2006/customXml" ds:itemID="{49E9CE2F-4863-430F-A73B-CD3063AB172E}">
   <ds:schemaRefs>
-    <ds:schemaRef ds:uri="http://schemas.openxmlformats.org/officeDocument/2006/bibliography"/>
+    <ds:schemaRef ds:uri="http://schemas.microsoft.com/sharepoint/v3/contenttype/forms"/>
   </ds:schemaRefs>
 </ds:datastoreItem>
 </file>
 
-<file path=customXml/itemProps4.xml><?xml version="1.0" encoding="utf-8"?>
+<file path=customXml/itemProps3.xml><?xml version="1.0" encoding="utf-8"?>
 <ds:datastoreItem xmlns:ds="http://schemas.openxmlformats.org/officeDocument/2006/customXml" ds:itemID="{AE40C25B-A472-468B-AE3F-5868DB08A665}">
   <ds:schemaRefs>
     <ds:schemaRef ds:uri="http://schemas.microsoft.com/office/2006/metadata/contentType"/>
@@ -11012,4 +10972,12 @@
     <ds:schemaRef ds:uri="http://schemas.microsoft.com/office/infopath/2007/PartnerControls"/>
   </ds:schemaRefs>
 </ds:datastoreItem>
+</file>
+
+<file path=customXml/itemProps4.xml><?xml version="1.0" encoding="utf-8"?>
+<ds:datastoreItem xmlns:ds="http://schemas.openxmlformats.org/officeDocument/2006/customXml" ds:itemID="{31D8A198-B5FD-41D1-8F98-20D226CAF475}">
+  <ds:schemaRefs>
+    <ds:schemaRef ds:uri="http://schemas.openxmlformats.org/officeDocument/2006/bibliography"/>
+  </ds:schemaRefs>
+</ds:datastoreItem>
 </file>
--- a/vizsgaremek_doku_(fodor).docx
+++ b/vizsgaremek_doku_(fodor).docx
@@ -1,6 +1,6 @@
 
 <file path=word/document.xml><?xml version="1.0" encoding="utf-8"?>
-<w:document xmlns:wpc="http://schemas.microsoft.com/office/word/2010/wordprocessingCanvas" xmlns:cx="http://schemas.microsoft.com/office/drawing/2014/chartex" xmlns:cx1="http://schemas.microsoft.com/office/drawing/2015/9/8/chartex" xmlns:cx2="http://schemas.microsoft.com/office/drawing/2015/10/21/chartex" xmlns:cx3="http://schemas.microsoft.com/office/drawing/2016/5/9/chartex" xmlns:cx4="http://schemas.microsoft.com/office/drawing/2016/5/10/chartex" xmlns:cx5="http://schemas.microsoft.com/office/drawing/2016/5/11/chartex" xmlns:cx6="http://schemas.microsoft.com/office/drawing/2016/5/12/chartex" xmlns:cx7="http://schemas.microsoft.com/office/drawing/2016/5/13/chartex" xmlns:cx8="http://schemas.microsoft.com/office/drawing/2016/5/14/chartex" xmlns:mc="http://schemas.openxmlformats.org/markup-compatibility/2006" xmlns:aink="http://schemas.microsoft.com/office/drawing/2016/ink" xmlns:am3d="http://schemas.microsoft.com/office/drawing/2017/model3d" xmlns:o="urn:schemas-microsoft-com:office:office" xmlns:r="http://schemas.openxmlformats.org/officeDocument/2006/relationships" xmlns:m="http://schemas.openxmlformats.org/officeDocument/2006/math" xmlns:v="urn:schemas-microsoft-com:vml" xmlns:wp14="http://schemas.microsoft.com/office/word/2010/wordprocessingDrawing" xmlns:wp="http://schemas.openxmlformats.org/drawingml/2006/wordprocessingDrawing" xmlns:w10="urn:schemas-microsoft-com:office:word" xmlns:w="http://schemas.openxmlformats.org/wordprocessingml/2006/main" xmlns:w14="http://schemas.microsoft.com/office/word/2010/wordml" xmlns:w15="http://schemas.microsoft.com/office/word/2012/wordml" xmlns:w16cex="http://schemas.microsoft.com/office/word/2018/wordml/cex" xmlns:w16cid="http://schemas.microsoft.com/office/word/2016/wordml/cid" xmlns:w16="http://schemas.microsoft.com/office/word/2018/wordml" xmlns:w16sdtdh="http://schemas.microsoft.com/office/word/2020/wordml/sdtdatahash" xmlns:w16se="http://schemas.microsoft.com/office/word/2015/wordml/symex" xmlns:wpg="http://schemas.microsoft.com/office/word/2010/wordprocessingGroup" xmlns:wpi="http://schemas.microsoft.com/office/word/2010/wordprocessingInk" xmlns:wne="http://schemas.microsoft.com/office/word/2006/wordml" xmlns:wps="http://schemas.microsoft.com/office/word/2010/wordprocessingShape" mc:Ignorable="w14 w15 w16se w16cid w16 w16cex w16sdtdh wp14">
+<w:document xmlns:wpc="http://schemas.microsoft.com/office/word/2010/wordprocessingCanvas" xmlns:cx="http://schemas.microsoft.com/office/drawing/2014/chartex" xmlns:cx1="http://schemas.microsoft.com/office/drawing/2015/9/8/chartex" xmlns:cx2="http://schemas.microsoft.com/office/drawing/2015/10/21/chartex" xmlns:cx3="http://schemas.microsoft.com/office/drawing/2016/5/9/chartex" xmlns:cx4="http://schemas.microsoft.com/office/drawing/2016/5/10/chartex" xmlns:cx5="http://schemas.microsoft.com/office/drawing/2016/5/11/chartex" xmlns:cx6="http://schemas.microsoft.com/office/drawing/2016/5/12/chartex" xmlns:cx7="http://schemas.microsoft.com/office/drawing/2016/5/13/chartex" xmlns:cx8="http://schemas.microsoft.com/office/drawing/2016/5/14/chartex" xmlns:mc="http://schemas.openxmlformats.org/markup-compatibility/2006" xmlns:aink="http://schemas.microsoft.com/office/drawing/2016/ink" xmlns:am3d="http://schemas.microsoft.com/office/drawing/2017/model3d" xmlns:o="urn:schemas-microsoft-com:office:office" xmlns:oel="http://schemas.microsoft.com/office/2019/extlst" xmlns:r="http://schemas.openxmlformats.org/officeDocument/2006/relationships" xmlns:m="http://schemas.openxmlformats.org/officeDocument/2006/math" xmlns:v="urn:schemas-microsoft-com:vml" xmlns:wp14="http://schemas.microsoft.com/office/word/2010/wordprocessingDrawing" xmlns:wp="http://schemas.openxmlformats.org/drawingml/2006/wordprocessingDrawing" xmlns:w10="urn:schemas-microsoft-com:office:word" xmlns:w="http://schemas.openxmlformats.org/wordprocessingml/2006/main" xmlns:w14="http://schemas.microsoft.com/office/word/2010/wordml" xmlns:w15="http://schemas.microsoft.com/office/word/2012/wordml" xmlns:w16cex="http://schemas.microsoft.com/office/word/2018/wordml/cex" xmlns:w16cid="http://schemas.microsoft.com/office/word/2016/wordml/cid" xmlns:w16="http://schemas.microsoft.com/office/word/2018/wordml" xmlns:w16du="http://schemas.microsoft.com/office/word/2023/wordml/word16du" xmlns:w16sdtdh="http://schemas.microsoft.com/office/word/2020/wordml/sdtdatahash" xmlns:w16sdtfl="http://schemas.microsoft.com/office/word/2024/wordml/sdtformatlock" xmlns:w16se="http://schemas.microsoft.com/office/word/2015/wordml/symex" xmlns:wpg="http://schemas.microsoft.com/office/word/2010/wordprocessingGroup" xmlns:wpi="http://schemas.microsoft.com/office/word/2010/wordprocessingInk" xmlns:wne="http://schemas.microsoft.com/office/word/2006/wordml" xmlns:wps="http://schemas.microsoft.com/office/word/2010/wordprocessingShape" mc:Ignorable="w14 w15 w16se w16cid w16 w16cex w16sdtdh w16sdtfl w16du wp14">
   <w:body>
     <w:p>
       <w:pPr>
@@ -168,7 +168,6 @@
           <w:docPartUnique/>
         </w:docPartObj>
       </w:sdtPr>
-      <w:sdtEndPr/>
       <w:sdtContent>
         <w:p>
           <w:pPr>
@@ -2426,295 +2425,101 @@
     </w:p>
     <w:p>
       <w:pPr>
-        <w:pStyle w:val="Cmsor2"/>
-      </w:pPr>
-      <w:bookmarkStart w:id="14" w:name="_Toc210901042"/>
-      <w:r>
-        <w:t>A program használatának a részletes leírása</w:t>
-      </w:r>
-      <w:bookmarkEnd w:id="14"/>
-    </w:p>
-    <w:p>
-      <w:pPr>
-        <w:rPr>
-          <w:color w:val="FF0000"/>
-        </w:rPr>
-      </w:pPr>
-      <w:r>
-        <w:rPr>
-          <w:color w:val="FF0000"/>
-        </w:rPr>
-        <w:t>Mindenre kiterjedő, részletes leírás a program használatáról.  Alapszabályok:</w:t>
-      </w:r>
-    </w:p>
-    <w:p>
-      <w:pPr>
-        <w:pStyle w:val="Listaszerbekezds"/>
-        <w:numPr>
-          <w:ilvl w:val="0"/>
-          <w:numId w:val="10"/>
-        </w:numPr>
-        <w:rPr>
-          <w:color w:val="FF0000"/>
-        </w:rPr>
-      </w:pPr>
-      <w:r>
-        <w:rPr>
-          <w:color w:val="FF0000"/>
-        </w:rPr>
-        <w:t>Amit leprogramoztál, azt a dokumentációban írd is le, ne legyenek eltitkolt funkciók.</w:t>
-      </w:r>
-    </w:p>
-    <w:p>
-      <w:pPr>
-        <w:pStyle w:val="Listaszerbekezds"/>
-        <w:numPr>
-          <w:ilvl w:val="0"/>
-          <w:numId w:val="10"/>
-        </w:numPr>
-        <w:rPr>
-          <w:color w:val="FF0000"/>
-        </w:rPr>
-      </w:pPr>
-      <w:r>
-        <w:rPr>
-          <w:color w:val="FF0000"/>
-        </w:rPr>
-        <w:t>Minden pontosan, „szájbarágósan” legyen leírva. A dokumentáció alapján a teljesen kezdő, vagy laikus felhasználóknak is használniuk kell tudni a programot.</w:t>
-      </w:r>
-    </w:p>
-    <w:p>
-      <w:pPr>
-        <w:pStyle w:val="Listaszerbekezds"/>
-        <w:numPr>
-          <w:ilvl w:val="0"/>
-          <w:numId w:val="10"/>
-        </w:numPr>
-        <w:rPr>
-          <w:color w:val="FF0000"/>
-        </w:rPr>
-      </w:pPr>
-      <w:r>
-        <w:rPr>
-          <w:color w:val="FF0000"/>
-        </w:rPr>
-        <w:t>A stílus legyen pontos és közérthető, vedd figyelembe, hogy a felhasználói dokumentáció nem szakembereknek készül.</w:t>
-      </w:r>
-    </w:p>
-    <w:p>
-      <w:pPr>
-        <w:pStyle w:val="Listaszerbekezds"/>
-        <w:numPr>
-          <w:ilvl w:val="0"/>
-          <w:numId w:val="10"/>
-        </w:numPr>
-        <w:rPr>
-          <w:color w:val="FF0000"/>
-        </w:rPr>
-      </w:pPr>
-      <w:r>
-        <w:rPr>
-          <w:color w:val="FF0000"/>
-        </w:rPr>
-        <w:t xml:space="preserve">Ugyanakkor kerüld a laza stílust: rövidítések, </w:t>
-      </w:r>
-      <w:proofErr w:type="spellStart"/>
-      <w:r>
-        <w:rPr>
-          <w:color w:val="FF0000"/>
-        </w:rPr>
-        <w:t>smilie</w:t>
-      </w:r>
-      <w:proofErr w:type="spellEnd"/>
-      <w:r>
-        <w:rPr>
-          <w:color w:val="FF0000"/>
-        </w:rPr>
-        <w:t>-k, szleng kizárva.</w:t>
-      </w:r>
-    </w:p>
-    <w:p>
-      <w:pPr>
-        <w:pStyle w:val="Listaszerbekezds"/>
-        <w:numPr>
-          <w:ilvl w:val="0"/>
-          <w:numId w:val="10"/>
-        </w:numPr>
-        <w:rPr>
-          <w:color w:val="FF0000"/>
-        </w:rPr>
-      </w:pPr>
-      <w:r>
-        <w:rPr>
-          <w:color w:val="FF0000"/>
-        </w:rPr>
-        <w:t xml:space="preserve">Alkalmazz ábrákat, </w:t>
-      </w:r>
-      <w:proofErr w:type="spellStart"/>
-      <w:r>
-        <w:rPr>
-          <w:color w:val="FF0000"/>
-        </w:rPr>
-        <w:t>screenshot-</w:t>
-      </w:r>
-      <w:proofErr w:type="gramStart"/>
-      <w:r>
-        <w:rPr>
-          <w:color w:val="FF0000"/>
-        </w:rPr>
-        <w:t>okat</w:t>
-      </w:r>
-      <w:proofErr w:type="spellEnd"/>
-      <w:r>
-        <w:rPr>
-          <w:color w:val="FF0000"/>
-        </w:rPr>
-        <w:t xml:space="preserve"> ,</w:t>
-      </w:r>
-      <w:proofErr w:type="gramEnd"/>
-      <w:r>
-        <w:rPr>
-          <w:color w:val="FF0000"/>
-        </w:rPr>
-        <w:t xml:space="preserve"> de a ne legyen túlzott a képek aránya a szöveghez képest. Kb. 2-3 oldalanként egy ábra megfelelő. </w:t>
-      </w:r>
-    </w:p>
-    <w:p>
-      <w:pPr>
-        <w:rPr>
-          <w:color w:val="FF0000"/>
-        </w:rPr>
-      </w:pPr>
-      <w:r>
-        <w:rPr>
-          <w:color w:val="FF0000"/>
-        </w:rPr>
-        <w:t>Ajánlott terjedelem: 10-15 oldal, ábrákkal együtt.</w:t>
-      </w:r>
-    </w:p>
-    <w:p>
-      <w:pPr>
-        <w:rPr>
-          <w:color w:val="000000" w:themeColor="text1"/>
-        </w:rPr>
-      </w:pPr>
-      <w:r>
-        <w:rPr>
-          <w:color w:val="000000" w:themeColor="text1"/>
-        </w:rPr>
-        <w:t xml:space="preserve">A weboldalon </w:t>
-      </w:r>
-      <w:r>
-        <w:rPr>
-          <w:color w:val="000000" w:themeColor="text1"/>
-        </w:rPr>
-        <w:t>raktárakat lehet bérelni, a weboldal teljes értékű használatához regisztrálni kell majd a regisztrált fiókkal be kell jelentkezni.</w:t>
-      </w:r>
-    </w:p>
-    <w:p>
-      <w:pPr>
-        <w:rPr>
-          <w:color w:val="FF0000"/>
-        </w:rPr>
-      </w:pPr>
-    </w:p>
-    <w:p>
-      <w:pPr>
         <w:pStyle w:val="Cmsor1"/>
       </w:pPr>
-      <w:bookmarkStart w:id="15" w:name="_Toc473730749"/>
-      <w:bookmarkStart w:id="16" w:name="_Toc210901043"/>
+      <w:bookmarkStart w:id="14" w:name="_Toc473730749"/>
+      <w:bookmarkStart w:id="15" w:name="_Toc210901043"/>
       <w:r>
         <w:lastRenderedPageBreak/>
         <w:t>Fejlesztői dokumentáció</w:t>
       </w:r>
+      <w:bookmarkEnd w:id="14"/>
       <w:bookmarkEnd w:id="15"/>
+    </w:p>
+    <w:p>
+      <w:pPr>
+        <w:pStyle w:val="Cmsor2"/>
+      </w:pPr>
+      <w:bookmarkStart w:id="16" w:name="_Toc210901044"/>
+      <w:r>
+        <w:t>Az alkalmazott fejlesztői eszközök</w:t>
+      </w:r>
       <w:bookmarkEnd w:id="16"/>
     </w:p>
     <w:p>
+      <w:r>
+        <w:t>- **</w:t>
+      </w:r>
+      <w:proofErr w:type="spellStart"/>
+      <w:r>
+        <w:t>React</w:t>
+      </w:r>
+      <w:proofErr w:type="spellEnd"/>
+      <w:r>
+        <w:t xml:space="preserve"> </w:t>
+      </w:r>
+      <w:proofErr w:type="spellStart"/>
+      <w:r>
+        <w:t>Icons</w:t>
+      </w:r>
+      <w:proofErr w:type="spellEnd"/>
+      <w:r>
+        <w:t xml:space="preserve">** (^5.5.0): </w:t>
+      </w:r>
+      <w:proofErr w:type="spellStart"/>
+      <w:r>
+        <w:t>IkonLibrery</w:t>
+      </w:r>
+      <w:proofErr w:type="spellEnd"/>
+    </w:p>
+    <w:p>
+      <w:r>
+        <w:t>- **</w:t>
+      </w:r>
+      <w:proofErr w:type="spellStart"/>
+      <w:r>
+        <w:t>Vite</w:t>
+      </w:r>
+      <w:proofErr w:type="spellEnd"/>
+      <w:r>
+        <w:t xml:space="preserve">** (^7.1.7): </w:t>
+      </w:r>
+      <w:proofErr w:type="spellStart"/>
+      <w:r>
+        <w:t>Build</w:t>
+      </w:r>
+      <w:proofErr w:type="spellEnd"/>
+      <w:r>
+        <w:t xml:space="preserve"> </w:t>
+      </w:r>
+      <w:proofErr w:type="spellStart"/>
+      <w:r>
+        <w:t>tool</w:t>
+      </w:r>
+      <w:proofErr w:type="spellEnd"/>
+    </w:p>
+    <w:p>
+      <w:r>
+        <w:t>- **</w:t>
+      </w:r>
+      <w:proofErr w:type="spellStart"/>
+      <w:r>
+        <w:t>ESLint</w:t>
+      </w:r>
+      <w:proofErr w:type="spellEnd"/>
+      <w:r>
+        <w:t>** (^9.36.0): Kód minőség</w:t>
+      </w:r>
+    </w:p>
+    <w:p>
       <w:pPr>
         <w:pStyle w:val="Cmsor2"/>
       </w:pPr>
-      <w:bookmarkStart w:id="17" w:name="_Toc210901044"/>
-      <w:r>
-        <w:t>Az alkalmazott fejlesztői eszközök</w:t>
+      <w:bookmarkStart w:id="17" w:name="_Toc210901045"/>
+      <w:r>
+        <w:t>Adatmodell leírása</w:t>
       </w:r>
       <w:bookmarkEnd w:id="17"/>
-    </w:p>
-    <w:p>
-      <w:r>
-        <w:t>- **</w:t>
-      </w:r>
-      <w:proofErr w:type="spellStart"/>
-      <w:r>
-        <w:t>React</w:t>
-      </w:r>
-      <w:proofErr w:type="spellEnd"/>
-      <w:r>
-        <w:t xml:space="preserve"> </w:t>
-      </w:r>
-      <w:proofErr w:type="spellStart"/>
-      <w:r>
-        <w:t>Icons</w:t>
-      </w:r>
-      <w:proofErr w:type="spellEnd"/>
-      <w:r>
-        <w:t xml:space="preserve">** (^5.5.0): </w:t>
-      </w:r>
-      <w:proofErr w:type="spellStart"/>
-      <w:r>
-        <w:t>IkonLibrery</w:t>
-      </w:r>
-      <w:proofErr w:type="spellEnd"/>
-    </w:p>
-    <w:p>
-      <w:r>
-        <w:t>- **</w:t>
-      </w:r>
-      <w:proofErr w:type="spellStart"/>
-      <w:r>
-        <w:t>Vite</w:t>
-      </w:r>
-      <w:proofErr w:type="spellEnd"/>
-      <w:r>
-        <w:t xml:space="preserve">** (^7.1.7): </w:t>
-      </w:r>
-      <w:proofErr w:type="spellStart"/>
-      <w:r>
-        <w:t>Build</w:t>
-      </w:r>
-      <w:proofErr w:type="spellEnd"/>
-      <w:r>
-        <w:t xml:space="preserve"> </w:t>
-      </w:r>
-      <w:proofErr w:type="spellStart"/>
-      <w:r>
-        <w:t>tool</w:t>
-      </w:r>
-      <w:proofErr w:type="spellEnd"/>
-    </w:p>
-    <w:p>
-      <w:r>
-        <w:t>- **</w:t>
-      </w:r>
-      <w:proofErr w:type="spellStart"/>
-      <w:r>
-        <w:t>ESLint</w:t>
-      </w:r>
-      <w:proofErr w:type="spellEnd"/>
-      <w:r>
-        <w:t>** (^9.36.0): Kód minőség</w:t>
-      </w:r>
-    </w:p>
-    <w:p>
-      <w:pPr>
-        <w:pStyle w:val="Cmsor2"/>
-      </w:pPr>
-      <w:bookmarkStart w:id="18" w:name="_Toc210901045"/>
-      <w:r>
-        <w:t>Adatmodell leírása</w:t>
-      </w:r>
-      <w:bookmarkEnd w:id="18"/>
     </w:p>
     <w:p>
       <w:r>
@@ -2827,11 +2632,11 @@
       <w:pPr>
         <w:pStyle w:val="Cmsor2"/>
       </w:pPr>
-      <w:bookmarkStart w:id="19" w:name="_Toc210901046"/>
+      <w:bookmarkStart w:id="18" w:name="_Toc210901046"/>
       <w:r>
         <w:t>Részletes feladatspecifikáció, algoritmusok</w:t>
       </w:r>
-      <w:bookmarkEnd w:id="19"/>
+      <w:bookmarkEnd w:id="18"/>
     </w:p>
     <w:p>
       <w:r>
@@ -5532,11 +5337,11 @@
       <w:pPr>
         <w:pStyle w:val="Cmsor2"/>
       </w:pPr>
-      <w:bookmarkStart w:id="20" w:name="_Toc210901047"/>
+      <w:bookmarkStart w:id="19" w:name="_Toc210901047"/>
       <w:r>
         <w:t>Tesztelési dokumentáció</w:t>
       </w:r>
-      <w:bookmarkEnd w:id="20"/>
+      <w:bookmarkEnd w:id="19"/>
     </w:p>
     <w:p>
       <w:pPr>
@@ -6579,47 +6384,47 @@
       <w:pPr>
         <w:pStyle w:val="Cmsor1"/>
       </w:pPr>
-      <w:bookmarkStart w:id="21" w:name="_Toc210901048"/>
+      <w:bookmarkStart w:id="20" w:name="_Toc210901048"/>
       <w:r>
         <w:lastRenderedPageBreak/>
         <w:t>Összefoglalás</w:t>
       </w:r>
+      <w:bookmarkEnd w:id="20"/>
+    </w:p>
+    <w:p>
+      <w:pPr>
+        <w:pStyle w:val="Cmsor2"/>
+      </w:pPr>
+      <w:bookmarkStart w:id="21" w:name="_Toc210901049"/>
+      <w:r>
+        <w:t>Önértékelés</w:t>
+      </w:r>
       <w:bookmarkEnd w:id="21"/>
     </w:p>
     <w:p>
+      <w:r>
+        <w:t>A kitűzött célok elérése, a felmerült problémák és megoldásuk felsorolása.</w:t>
+      </w:r>
+    </w:p>
+    <w:p>
+      <w:r>
+        <w:t>A saját fejlődés bemutatása (mit tanult meg, hogyan alkalmazta…)</w:t>
+      </w:r>
+    </w:p>
+    <w:p>
+      <w:r>
+        <w:t>Ajánlott terjedelem: 0,5-1 oldal</w:t>
+      </w:r>
+    </w:p>
+    <w:p>
       <w:pPr>
         <w:pStyle w:val="Cmsor2"/>
       </w:pPr>
-      <w:bookmarkStart w:id="22" w:name="_Toc210901049"/>
-      <w:r>
-        <w:t>Önértékelés</w:t>
+      <w:bookmarkStart w:id="22" w:name="_Toc210901050"/>
+      <w:r>
+        <w:t>Továbbfejlesztési lehetőségek</w:t>
       </w:r>
       <w:bookmarkEnd w:id="22"/>
-    </w:p>
-    <w:p>
-      <w:r>
-        <w:t>A kitűzött célok elérése, a felmerült problémák és megoldásuk felsorolása.</w:t>
-      </w:r>
-    </w:p>
-    <w:p>
-      <w:r>
-        <w:t>A saját fejlődés bemutatása (mit tanult meg, hogyan alkalmazta…)</w:t>
-      </w:r>
-    </w:p>
-    <w:p>
-      <w:r>
-        <w:t>Ajánlott terjedelem: 0,5-1 oldal</w:t>
-      </w:r>
-    </w:p>
-    <w:p>
-      <w:pPr>
-        <w:pStyle w:val="Cmsor2"/>
-      </w:pPr>
-      <w:bookmarkStart w:id="23" w:name="_Toc210901050"/>
-      <w:r>
-        <w:t>Továbbfejlesztési lehetőségek</w:t>
-      </w:r>
-      <w:bookmarkEnd w:id="23"/>
     </w:p>
     <w:p>
       <w:pPr>
@@ -6663,8 +6468,8 @@
       <w:pPr>
         <w:pStyle w:val="Cmsor1"/>
       </w:pPr>
-      <w:bookmarkStart w:id="24" w:name="_Toc473730753"/>
-      <w:bookmarkStart w:id="25" w:name="_Toc210901051"/>
+      <w:bookmarkStart w:id="23" w:name="_Toc473730753"/>
+      <w:bookmarkStart w:id="24" w:name="_Toc210901051"/>
       <w:r>
         <w:lastRenderedPageBreak/>
         <w:t xml:space="preserve">Felhasznált </w:t>
@@ -6682,8 +6487,8 @@
       <w:r>
         <w:t>k</w:t>
       </w:r>
+      <w:bookmarkEnd w:id="23"/>
       <w:bookmarkEnd w:id="24"/>
-      <w:bookmarkEnd w:id="25"/>
       <w:proofErr w:type="spellEnd"/>
     </w:p>
     <w:p>
@@ -6746,12 +6551,12 @@
       <w:pPr>
         <w:pStyle w:val="Cmsor1"/>
       </w:pPr>
-      <w:bookmarkStart w:id="26" w:name="_Toc210901052"/>
+      <w:bookmarkStart w:id="25" w:name="_Toc210901052"/>
       <w:r>
         <w:lastRenderedPageBreak/>
         <w:t>Ábrajegyzék</w:t>
       </w:r>
-      <w:bookmarkEnd w:id="26"/>
+      <w:bookmarkEnd w:id="25"/>
     </w:p>
     <w:p>
       <w:pPr>
@@ -6854,7 +6659,7 @@
 </file>
 
 <file path=word/endnotes.xml><?xml version="1.0" encoding="utf-8"?>
-<w:endnotes xmlns:wpc="http://schemas.microsoft.com/office/word/2010/wordprocessingCanvas" xmlns:cx="http://schemas.microsoft.com/office/drawing/2014/chartex" xmlns:cx1="http://schemas.microsoft.com/office/drawing/2015/9/8/chartex" xmlns:cx2="http://schemas.microsoft.com/office/drawing/2015/10/21/chartex" xmlns:cx3="http://schemas.microsoft.com/office/drawing/2016/5/9/chartex" xmlns:cx4="http://schemas.microsoft.com/office/drawing/2016/5/10/chartex" xmlns:cx5="http://schemas.microsoft.com/office/drawing/2016/5/11/chartex" xmlns:cx6="http://schemas.microsoft.com/office/drawing/2016/5/12/chartex" xmlns:cx7="http://schemas.microsoft.com/office/drawing/2016/5/13/chartex" xmlns:cx8="http://schemas.microsoft.com/office/drawing/2016/5/14/chartex" xmlns:mc="http://schemas.openxmlformats.org/markup-compatibility/2006" xmlns:aink="http://schemas.microsoft.com/office/drawing/2016/ink" xmlns:am3d="http://schemas.microsoft.com/office/drawing/2017/model3d" xmlns:o="urn:schemas-microsoft-com:office:office" xmlns:r="http://schemas.openxmlformats.org/officeDocument/2006/relationships" xmlns:m="http://schemas.openxmlformats.org/officeDocument/2006/math" xmlns:v="urn:schemas-microsoft-com:vml" xmlns:wp14="http://schemas.microsoft.com/office/word/2010/wordprocessingDrawing" xmlns:wp="http://schemas.openxmlformats.org/drawingml/2006/wordprocessingDrawing" xmlns:w10="urn:schemas-microsoft-com:office:word" xmlns:w="http://schemas.openxmlformats.org/wordprocessingml/2006/main" xmlns:w14="http://schemas.microsoft.com/office/word/2010/wordml" xmlns:w15="http://schemas.microsoft.com/office/word/2012/wordml" xmlns:w16cex="http://schemas.microsoft.com/office/word/2018/wordml/cex" xmlns:w16cid="http://schemas.microsoft.com/office/word/2016/wordml/cid" xmlns:w16="http://schemas.microsoft.com/office/word/2018/wordml" xmlns:w16sdtdh="http://schemas.microsoft.com/office/word/2020/wordml/sdtdatahash" xmlns:w16se="http://schemas.microsoft.com/office/word/2015/wordml/symex" xmlns:wpg="http://schemas.microsoft.com/office/word/2010/wordprocessingGroup" xmlns:wpi="http://schemas.microsoft.com/office/word/2010/wordprocessingInk" xmlns:wne="http://schemas.microsoft.com/office/word/2006/wordml" xmlns:wps="http://schemas.microsoft.com/office/word/2010/wordprocessingShape" mc:Ignorable="w14 w15 w16se w16cid w16 w16cex w16sdtdh wp14">
+<w:endnotes xmlns:wpc="http://schemas.microsoft.com/office/word/2010/wordprocessingCanvas" xmlns:cx="http://schemas.microsoft.com/office/drawing/2014/chartex" xmlns:cx1="http://schemas.microsoft.com/office/drawing/2015/9/8/chartex" xmlns:cx2="http://schemas.microsoft.com/office/drawing/2015/10/21/chartex" xmlns:cx3="http://schemas.microsoft.com/office/drawing/2016/5/9/chartex" xmlns:cx4="http://schemas.microsoft.com/office/drawing/2016/5/10/chartex" xmlns:cx5="http://schemas.microsoft.com/office/drawing/2016/5/11/chartex" xmlns:cx6="http://schemas.microsoft.com/office/drawing/2016/5/12/chartex" xmlns:cx7="http://schemas.microsoft.com/office/drawing/2016/5/13/chartex" xmlns:cx8="http://schemas.microsoft.com/office/drawing/2016/5/14/chartex" xmlns:mc="http://schemas.openxmlformats.org/markup-compatibility/2006" xmlns:aink="http://schemas.microsoft.com/office/drawing/2016/ink" xmlns:am3d="http://schemas.microsoft.com/office/drawing/2017/model3d" xmlns:o="urn:schemas-microsoft-com:office:office" xmlns:oel="http://schemas.microsoft.com/office/2019/extlst" xmlns:r="http://schemas.openxmlformats.org/officeDocument/2006/relationships" xmlns:m="http://schemas.openxmlformats.org/officeDocument/2006/math" xmlns:v="urn:schemas-microsoft-com:vml" xmlns:wp14="http://schemas.microsoft.com/office/word/2010/wordprocessingDrawing" xmlns:wp="http://schemas.openxmlformats.org/drawingml/2006/wordprocessingDrawing" xmlns:w10="urn:schemas-microsoft-com:office:word" xmlns:w="http://schemas.openxmlformats.org/wordprocessingml/2006/main" xmlns:w14="http://schemas.microsoft.com/office/word/2010/wordml" xmlns:w15="http://schemas.microsoft.com/office/word/2012/wordml" xmlns:w16cex="http://schemas.microsoft.com/office/word/2018/wordml/cex" xmlns:w16cid="http://schemas.microsoft.com/office/word/2016/wordml/cid" xmlns:w16="http://schemas.microsoft.com/office/word/2018/wordml" xmlns:w16du="http://schemas.microsoft.com/office/word/2023/wordml/word16du" xmlns:w16sdtdh="http://schemas.microsoft.com/office/word/2020/wordml/sdtdatahash" xmlns:w16sdtfl="http://schemas.microsoft.com/office/word/2024/wordml/sdtformatlock" xmlns:w16se="http://schemas.microsoft.com/office/word/2015/wordml/symex" xmlns:wpg="http://schemas.microsoft.com/office/word/2010/wordprocessingGroup" xmlns:wpi="http://schemas.microsoft.com/office/word/2010/wordprocessingInk" xmlns:wne="http://schemas.microsoft.com/office/word/2006/wordml" xmlns:wps="http://schemas.microsoft.com/office/word/2010/wordprocessingShape" mc:Ignorable="w14 w15 w16se w16cid w16 w16cex w16sdtdh w16sdtfl w16du wp14">
   <w:endnote w:type="separator" w:id="-1">
     <w:p>
       <w:pPr>
@@ -6886,7 +6691,7 @@
 </file>
 
 <file path=word/footer1.xml><?xml version="1.0" encoding="utf-8"?>
-<w:ftr xmlns:wpc="http://schemas.microsoft.com/office/word/2010/wordprocessingCanvas" xmlns:cx="http://schemas.microsoft.com/office/drawing/2014/chartex" xmlns:cx1="http://schemas.microsoft.com/office/drawing/2015/9/8/chartex" xmlns:cx2="http://schemas.microsoft.com/office/drawing/2015/10/21/chartex" xmlns:cx3="http://schemas.microsoft.com/office/drawing/2016/5/9/chartex" xmlns:cx4="http://schemas.microsoft.com/office/drawing/2016/5/10/chartex" xmlns:cx5="http://schemas.microsoft.com/office/drawing/2016/5/11/chartex" xmlns:cx6="http://schemas.microsoft.com/office/drawing/2016/5/12/chartex" xmlns:cx7="http://schemas.microsoft.com/office/drawing/2016/5/13/chartex" xmlns:cx8="http://schemas.microsoft.com/office/drawing/2016/5/14/chartex" xmlns:mc="http://schemas.openxmlformats.org/markup-compatibility/2006" xmlns:aink="http://schemas.microsoft.com/office/drawing/2016/ink" xmlns:am3d="http://schemas.microsoft.com/office/drawing/2017/model3d" xmlns:o="urn:schemas-microsoft-com:office:office" xmlns:r="http://schemas.openxmlformats.org/officeDocument/2006/relationships" xmlns:m="http://schemas.openxmlformats.org/officeDocument/2006/math" xmlns:v="urn:schemas-microsoft-com:vml" xmlns:wp14="http://schemas.microsoft.com/office/word/2010/wordprocessingDrawing" xmlns:wp="http://schemas.openxmlformats.org/drawingml/2006/wordprocessingDrawing" xmlns:w10="urn:schemas-microsoft-com:office:word" xmlns:w="http://schemas.openxmlformats.org/wordprocessingml/2006/main" xmlns:w14="http://schemas.microsoft.com/office/word/2010/wordml" xmlns:w15="http://schemas.microsoft.com/office/word/2012/wordml" xmlns:w16cex="http://schemas.microsoft.com/office/word/2018/wordml/cex" xmlns:w16cid="http://schemas.microsoft.com/office/word/2016/wordml/cid" xmlns:w16="http://schemas.microsoft.com/office/word/2018/wordml" xmlns:w16sdtdh="http://schemas.microsoft.com/office/word/2020/wordml/sdtdatahash" xmlns:w16se="http://schemas.microsoft.com/office/word/2015/wordml/symex" xmlns:wpg="http://schemas.microsoft.com/office/word/2010/wordprocessingGroup" xmlns:wpi="http://schemas.microsoft.com/office/word/2010/wordprocessingInk" xmlns:wne="http://schemas.microsoft.com/office/word/2006/wordml" xmlns:wps="http://schemas.microsoft.com/office/word/2010/wordprocessingShape" mc:Ignorable="w14 w15 w16se w16cid w16 w16cex w16sdtdh wp14">
+<w:ftr xmlns:wpc="http://schemas.microsoft.com/office/word/2010/wordprocessingCanvas" xmlns:cx="http://schemas.microsoft.com/office/drawing/2014/chartex" xmlns:cx1="http://schemas.microsoft.com/office/drawing/2015/9/8/chartex" xmlns:cx2="http://schemas.microsoft.com/office/drawing/2015/10/21/chartex" xmlns:cx3="http://schemas.microsoft.com/office/drawing/2016/5/9/chartex" xmlns:cx4="http://schemas.microsoft.com/office/drawing/2016/5/10/chartex" xmlns:cx5="http://schemas.microsoft.com/office/drawing/2016/5/11/chartex" xmlns:cx6="http://schemas.microsoft.com/office/drawing/2016/5/12/chartex" xmlns:cx7="http://schemas.microsoft.com/office/drawing/2016/5/13/chartex" xmlns:cx8="http://schemas.microsoft.com/office/drawing/2016/5/14/chartex" xmlns:mc="http://schemas.openxmlformats.org/markup-compatibility/2006" xmlns:aink="http://schemas.microsoft.com/office/drawing/2016/ink" xmlns:am3d="http://schemas.microsoft.com/office/drawing/2017/model3d" xmlns:o="urn:schemas-microsoft-com:office:office" xmlns:oel="http://schemas.microsoft.com/office/2019/extlst" xmlns:r="http://schemas.openxmlformats.org/officeDocument/2006/relationships" xmlns:m="http://schemas.openxmlformats.org/officeDocument/2006/math" xmlns:v="urn:schemas-microsoft-com:vml" xmlns:wp14="http://schemas.microsoft.com/office/word/2010/wordprocessingDrawing" xmlns:wp="http://schemas.openxmlformats.org/drawingml/2006/wordprocessingDrawing" xmlns:w10="urn:schemas-microsoft-com:office:word" xmlns:w="http://schemas.openxmlformats.org/wordprocessingml/2006/main" xmlns:w14="http://schemas.microsoft.com/office/word/2010/wordml" xmlns:w15="http://schemas.microsoft.com/office/word/2012/wordml" xmlns:w16cex="http://schemas.microsoft.com/office/word/2018/wordml/cex" xmlns:w16cid="http://schemas.microsoft.com/office/word/2016/wordml/cid" xmlns:w16="http://schemas.microsoft.com/office/word/2018/wordml" xmlns:w16du="http://schemas.microsoft.com/office/word/2023/wordml/word16du" xmlns:w16sdtdh="http://schemas.microsoft.com/office/word/2020/wordml/sdtdatahash" xmlns:w16sdtfl="http://schemas.microsoft.com/office/word/2024/wordml/sdtformatlock" xmlns:w16se="http://schemas.microsoft.com/office/word/2015/wordml/symex" xmlns:wpg="http://schemas.microsoft.com/office/word/2010/wordprocessingGroup" xmlns:wpi="http://schemas.microsoft.com/office/word/2010/wordprocessingInk" xmlns:wne="http://schemas.microsoft.com/office/word/2006/wordml" xmlns:wps="http://schemas.microsoft.com/office/word/2010/wordprocessingShape" mc:Ignorable="w14 w15 w16se w16cid w16 w16cex w16sdtdh w16sdtfl w16du wp14">
   <w:p>
     <w:pPr>
       <w:pStyle w:val="llb"/>
@@ -6925,7 +6730,7 @@
 </file>
 
 <file path=word/footer2.xml><?xml version="1.0" encoding="utf-8"?>
-<w:ftr xmlns:wpc="http://schemas.microsoft.com/office/word/2010/wordprocessingCanvas" xmlns:cx="http://schemas.microsoft.com/office/drawing/2014/chartex" xmlns:cx1="http://schemas.microsoft.com/office/drawing/2015/9/8/chartex" xmlns:cx2="http://schemas.microsoft.com/office/drawing/2015/10/21/chartex" xmlns:cx3="http://schemas.microsoft.com/office/drawing/2016/5/9/chartex" xmlns:cx4="http://schemas.microsoft.com/office/drawing/2016/5/10/chartex" xmlns:cx5="http://schemas.microsoft.com/office/drawing/2016/5/11/chartex" xmlns:cx6="http://schemas.microsoft.com/office/drawing/2016/5/12/chartex" xmlns:cx7="http://schemas.microsoft.com/office/drawing/2016/5/13/chartex" xmlns:cx8="http://schemas.microsoft.com/office/drawing/2016/5/14/chartex" xmlns:mc="http://schemas.openxmlformats.org/markup-compatibility/2006" xmlns:aink="http://schemas.microsoft.com/office/drawing/2016/ink" xmlns:am3d="http://schemas.microsoft.com/office/drawing/2017/model3d" xmlns:o="urn:schemas-microsoft-com:office:office" xmlns:r="http://schemas.openxmlformats.org/officeDocument/2006/relationships" xmlns:m="http://schemas.openxmlformats.org/officeDocument/2006/math" xmlns:v="urn:schemas-microsoft-com:vml" xmlns:wp14="http://schemas.microsoft.com/office/word/2010/wordprocessingDrawing" xmlns:wp="http://schemas.openxmlformats.org/drawingml/2006/wordprocessingDrawing" xmlns:w10="urn:schemas-microsoft-com:office:word" xmlns:w="http://schemas.openxmlformats.org/wordprocessingml/2006/main" xmlns:w14="http://schemas.microsoft.com/office/word/2010/wordml" xmlns:w15="http://schemas.microsoft.com/office/word/2012/wordml" xmlns:w16cex="http://schemas.microsoft.com/office/word/2018/wordml/cex" xmlns:w16cid="http://schemas.microsoft.com/office/word/2016/wordml/cid" xmlns:w16="http://schemas.microsoft.com/office/word/2018/wordml" xmlns:w16sdtdh="http://schemas.microsoft.com/office/word/2020/wordml/sdtdatahash" xmlns:w16se="http://schemas.microsoft.com/office/word/2015/wordml/symex" xmlns:wpg="http://schemas.microsoft.com/office/word/2010/wordprocessingGroup" xmlns:wpi="http://schemas.microsoft.com/office/word/2010/wordprocessingInk" xmlns:wne="http://schemas.microsoft.com/office/word/2006/wordml" xmlns:wps="http://schemas.microsoft.com/office/word/2010/wordprocessingShape" mc:Ignorable="w14 w15 w16se w16cid w16 w16cex w16sdtdh wp14">
+<w:ftr xmlns:wpc="http://schemas.microsoft.com/office/word/2010/wordprocessingCanvas" xmlns:cx="http://schemas.microsoft.com/office/drawing/2014/chartex" xmlns:cx1="http://schemas.microsoft.com/office/drawing/2015/9/8/chartex" xmlns:cx2="http://schemas.microsoft.com/office/drawing/2015/10/21/chartex" xmlns:cx3="http://schemas.microsoft.com/office/drawing/2016/5/9/chartex" xmlns:cx4="http://schemas.microsoft.com/office/drawing/2016/5/10/chartex" xmlns:cx5="http://schemas.microsoft.com/office/drawing/2016/5/11/chartex" xmlns:cx6="http://schemas.microsoft.com/office/drawing/2016/5/12/chartex" xmlns:cx7="http://schemas.microsoft.com/office/drawing/2016/5/13/chartex" xmlns:cx8="http://schemas.microsoft.com/office/drawing/2016/5/14/chartex" xmlns:mc="http://schemas.openxmlformats.org/markup-compatibility/2006" xmlns:aink="http://schemas.microsoft.com/office/drawing/2016/ink" xmlns:am3d="http://schemas.microsoft.com/office/drawing/2017/model3d" xmlns:o="urn:schemas-microsoft-com:office:office" xmlns:oel="http://schemas.microsoft.com/office/2019/extlst" xmlns:r="http://schemas.openxmlformats.org/officeDocument/2006/relationships" xmlns:m="http://schemas.openxmlformats.org/officeDocument/2006/math" xmlns:v="urn:schemas-microsoft-com:vml" xmlns:wp14="http://schemas.microsoft.com/office/word/2010/wordprocessingDrawing" xmlns:wp="http://schemas.openxmlformats.org/drawingml/2006/wordprocessingDrawing" xmlns:w10="urn:schemas-microsoft-com:office:word" xmlns:w="http://schemas.openxmlformats.org/wordprocessingml/2006/main" xmlns:w14="http://schemas.microsoft.com/office/word/2010/wordml" xmlns:w15="http://schemas.microsoft.com/office/word/2012/wordml" xmlns:w16cex="http://schemas.microsoft.com/office/word/2018/wordml/cex" xmlns:w16cid="http://schemas.microsoft.com/office/word/2016/wordml/cid" xmlns:w16="http://schemas.microsoft.com/office/word/2018/wordml" xmlns:w16du="http://schemas.microsoft.com/office/word/2023/wordml/word16du" xmlns:w16sdtdh="http://schemas.microsoft.com/office/word/2020/wordml/sdtdatahash" xmlns:w16sdtfl="http://schemas.microsoft.com/office/word/2024/wordml/sdtformatlock" xmlns:w16se="http://schemas.microsoft.com/office/word/2015/wordml/symex" xmlns:wpg="http://schemas.microsoft.com/office/word/2010/wordprocessingGroup" xmlns:wpi="http://schemas.microsoft.com/office/word/2010/wordprocessingInk" xmlns:wne="http://schemas.microsoft.com/office/word/2006/wordml" xmlns:wps="http://schemas.microsoft.com/office/word/2010/wordprocessingShape" mc:Ignorable="w14 w15 w16se w16cid w16 w16cex w16sdtdh w16sdtfl w16du wp14">
   <w:tbl>
     <w:tblPr>
       <w:tblW w:w="0" w:type="auto"/>
@@ -6986,7 +6791,7 @@
 </file>
 
 <file path=word/footnotes.xml><?xml version="1.0" encoding="utf-8"?>
-<w:footnotes xmlns:wpc="http://schemas.microsoft.com/office/word/2010/wordprocessingCanvas" xmlns:cx="http://schemas.microsoft.com/office/drawing/2014/chartex" xmlns:cx1="http://schemas.microsoft.com/office/drawing/2015/9/8/chartex" xmlns:cx2="http://schemas.microsoft.com/office/drawing/2015/10/21/chartex" xmlns:cx3="http://schemas.microsoft.com/office/drawing/2016/5/9/chartex" xmlns:cx4="http://schemas.microsoft.com/office/drawing/2016/5/10/chartex" xmlns:cx5="http://schemas.microsoft.com/office/drawing/2016/5/11/chartex" xmlns:cx6="http://schemas.microsoft.com/office/drawing/2016/5/12/chartex" xmlns:cx7="http://schemas.microsoft.com/office/drawing/2016/5/13/chartex" xmlns:cx8="http://schemas.microsoft.com/office/drawing/2016/5/14/chartex" xmlns:mc="http://schemas.openxmlformats.org/markup-compatibility/2006" xmlns:aink="http://schemas.microsoft.com/office/drawing/2016/ink" xmlns:am3d="http://schemas.microsoft.com/office/drawing/2017/model3d" xmlns:o="urn:schemas-microsoft-com:office:office" xmlns:r="http://schemas.openxmlformats.org/officeDocument/2006/relationships" xmlns:m="http://schemas.openxmlformats.org/officeDocument/2006/math" xmlns:v="urn:schemas-microsoft-com:vml" xmlns:wp14="http://schemas.microsoft.com/office/word/2010/wordprocessingDrawing" xmlns:wp="http://schemas.openxmlformats.org/drawingml/2006/wordprocessingDrawing" xmlns:w10="urn:schemas-microsoft-com:office:word" xmlns:w="http://schemas.openxmlformats.org/wordprocessingml/2006/main" xmlns:w14="http://schemas.microsoft.com/office/word/2010/wordml" xmlns:w15="http://schemas.microsoft.com/office/word/2012/wordml" xmlns:w16cex="http://schemas.microsoft.com/office/word/2018/wordml/cex" xmlns:w16cid="http://schemas.microsoft.com/office/word/2016/wordml/cid" xmlns:w16="http://schemas.microsoft.com/office/word/2018/wordml" xmlns:w16sdtdh="http://schemas.microsoft.com/office/word/2020/wordml/sdtdatahash" xmlns:w16se="http://schemas.microsoft.com/office/word/2015/wordml/symex" xmlns:wpg="http://schemas.microsoft.com/office/word/2010/wordprocessingGroup" xmlns:wpi="http://schemas.microsoft.com/office/word/2010/wordprocessingInk" xmlns:wne="http://schemas.microsoft.com/office/word/2006/wordml" xmlns:wps="http://schemas.microsoft.com/office/word/2010/wordprocessingShape" mc:Ignorable="w14 w15 w16se w16cid w16 w16cex w16sdtdh wp14">
+<w:footnotes xmlns:wpc="http://schemas.microsoft.com/office/word/2010/wordprocessingCanvas" xmlns:cx="http://schemas.microsoft.com/office/drawing/2014/chartex" xmlns:cx1="http://schemas.microsoft.com/office/drawing/2015/9/8/chartex" xmlns:cx2="http://schemas.microsoft.com/office/drawing/2015/10/21/chartex" xmlns:cx3="http://schemas.microsoft.com/office/drawing/2016/5/9/chartex" xmlns:cx4="http://schemas.microsoft.com/office/drawing/2016/5/10/chartex" xmlns:cx5="http://schemas.microsoft.com/office/drawing/2016/5/11/chartex" xmlns:cx6="http://schemas.microsoft.com/office/drawing/2016/5/12/chartex" xmlns:cx7="http://schemas.microsoft.com/office/drawing/2016/5/13/chartex" xmlns:cx8="http://schemas.microsoft.com/office/drawing/2016/5/14/chartex" xmlns:mc="http://schemas.openxmlformats.org/markup-compatibility/2006" xmlns:aink="http://schemas.microsoft.com/office/drawing/2016/ink" xmlns:am3d="http://schemas.microsoft.com/office/drawing/2017/model3d" xmlns:o="urn:schemas-microsoft-com:office:office" xmlns:oel="http://schemas.microsoft.com/office/2019/extlst" xmlns:r="http://schemas.openxmlformats.org/officeDocument/2006/relationships" xmlns:m="http://schemas.openxmlformats.org/officeDocument/2006/math" xmlns:v="urn:schemas-microsoft-com:vml" xmlns:wp14="http://schemas.microsoft.com/office/word/2010/wordprocessingDrawing" xmlns:wp="http://schemas.openxmlformats.org/drawingml/2006/wordprocessingDrawing" xmlns:w10="urn:schemas-microsoft-com:office:word" xmlns:w="http://schemas.openxmlformats.org/wordprocessingml/2006/main" xmlns:w14="http://schemas.microsoft.com/office/word/2010/wordml" xmlns:w15="http://schemas.microsoft.com/office/word/2012/wordml" xmlns:w16cex="http://schemas.microsoft.com/office/word/2018/wordml/cex" xmlns:w16cid="http://schemas.microsoft.com/office/word/2016/wordml/cid" xmlns:w16="http://schemas.microsoft.com/office/word/2018/wordml" xmlns:w16du="http://schemas.microsoft.com/office/word/2023/wordml/word16du" xmlns:w16sdtdh="http://schemas.microsoft.com/office/word/2020/wordml/sdtdatahash" xmlns:w16sdtfl="http://schemas.microsoft.com/office/word/2024/wordml/sdtformatlock" xmlns:w16se="http://schemas.microsoft.com/office/word/2015/wordml/symex" xmlns:wpg="http://schemas.microsoft.com/office/word/2010/wordprocessingGroup" xmlns:wpi="http://schemas.microsoft.com/office/word/2010/wordprocessingInk" xmlns:wne="http://schemas.microsoft.com/office/word/2006/wordml" xmlns:wps="http://schemas.microsoft.com/office/word/2010/wordprocessingShape" mc:Ignorable="w14 w15 w16se w16cid w16 w16cex w16sdtdh w16sdtfl w16du wp14">
   <w:footnote w:type="separator" w:id="-1">
     <w:p>
       <w:pPr>
@@ -7018,7 +6823,7 @@
 </file>
 
 <file path=word/header1.xml><?xml version="1.0" encoding="utf-8"?>
-<w:hdr xmlns:wpc="http://schemas.microsoft.com/office/word/2010/wordprocessingCanvas" xmlns:cx="http://schemas.microsoft.com/office/drawing/2014/chartex" xmlns:cx1="http://schemas.microsoft.com/office/drawing/2015/9/8/chartex" xmlns:cx2="http://schemas.microsoft.com/office/drawing/2015/10/21/chartex" xmlns:cx3="http://schemas.microsoft.com/office/drawing/2016/5/9/chartex" xmlns:cx4="http://schemas.microsoft.com/office/drawing/2016/5/10/chartex" xmlns:cx5="http://schemas.microsoft.com/office/drawing/2016/5/11/chartex" xmlns:cx6="http://schemas.microsoft.com/office/drawing/2016/5/12/chartex" xmlns:cx7="http://schemas.microsoft.com/office/drawing/2016/5/13/chartex" xmlns:cx8="http://schemas.microsoft.com/office/drawing/2016/5/14/chartex" xmlns:mc="http://schemas.openxmlformats.org/markup-compatibility/2006" xmlns:aink="http://schemas.microsoft.com/office/drawing/2016/ink" xmlns:am3d="http://schemas.microsoft.com/office/drawing/2017/model3d" xmlns:o="urn:schemas-microsoft-com:office:office" xmlns:r="http://schemas.openxmlformats.org/officeDocument/2006/relationships" xmlns:m="http://schemas.openxmlformats.org/officeDocument/2006/math" xmlns:v="urn:schemas-microsoft-com:vml" xmlns:wp14="http://schemas.microsoft.com/office/word/2010/wordprocessingDrawing" xmlns:wp="http://schemas.openxmlformats.org/drawingml/2006/wordprocessingDrawing" xmlns:w10="urn:schemas-microsoft-com:office:word" xmlns:w="http://schemas.openxmlformats.org/wordprocessingml/2006/main" xmlns:w14="http://schemas.microsoft.com/office/word/2010/wordml" xmlns:w15="http://schemas.microsoft.com/office/word/2012/wordml" xmlns:w16cex="http://schemas.microsoft.com/office/word/2018/wordml/cex" xmlns:w16cid="http://schemas.microsoft.com/office/word/2016/wordml/cid" xmlns:w16="http://schemas.microsoft.com/office/word/2018/wordml" xmlns:w16sdtdh="http://schemas.microsoft.com/office/word/2020/wordml/sdtdatahash" xmlns:w16se="http://schemas.microsoft.com/office/word/2015/wordml/symex" xmlns:wpg="http://schemas.microsoft.com/office/word/2010/wordprocessingGroup" xmlns:wpi="http://schemas.microsoft.com/office/word/2010/wordprocessingInk" xmlns:wne="http://schemas.microsoft.com/office/word/2006/wordml" xmlns:wps="http://schemas.microsoft.com/office/word/2010/wordprocessingShape" mc:Ignorable="w14 w15 w16se w16cid w16 w16cex w16sdtdh wp14">
+<w:hdr xmlns:wpc="http://schemas.microsoft.com/office/word/2010/wordprocessingCanvas" xmlns:cx="http://schemas.microsoft.com/office/drawing/2014/chartex" xmlns:cx1="http://schemas.microsoft.com/office/drawing/2015/9/8/chartex" xmlns:cx2="http://schemas.microsoft.com/office/drawing/2015/10/21/chartex" xmlns:cx3="http://schemas.microsoft.com/office/drawing/2016/5/9/chartex" xmlns:cx4="http://schemas.microsoft.com/office/drawing/2016/5/10/chartex" xmlns:cx5="http://schemas.microsoft.com/office/drawing/2016/5/11/chartex" xmlns:cx6="http://schemas.microsoft.com/office/drawing/2016/5/12/chartex" xmlns:cx7="http://schemas.microsoft.com/office/drawing/2016/5/13/chartex" xmlns:cx8="http://schemas.microsoft.com/office/drawing/2016/5/14/chartex" xmlns:mc="http://schemas.openxmlformats.org/markup-compatibility/2006" xmlns:aink="http://schemas.microsoft.com/office/drawing/2016/ink" xmlns:am3d="http://schemas.microsoft.com/office/drawing/2017/model3d" xmlns:o="urn:schemas-microsoft-com:office:office" xmlns:oel="http://schemas.microsoft.com/office/2019/extlst" xmlns:r="http://schemas.openxmlformats.org/officeDocument/2006/relationships" xmlns:m="http://schemas.openxmlformats.org/officeDocument/2006/math" xmlns:v="urn:schemas-microsoft-com:vml" xmlns:wp14="http://schemas.microsoft.com/office/word/2010/wordprocessingDrawing" xmlns:wp="http://schemas.openxmlformats.org/drawingml/2006/wordprocessingDrawing" xmlns:w10="urn:schemas-microsoft-com:office:word" xmlns:w="http://schemas.openxmlformats.org/wordprocessingml/2006/main" xmlns:w14="http://schemas.microsoft.com/office/word/2010/wordml" xmlns:w15="http://schemas.microsoft.com/office/word/2012/wordml" xmlns:w16cex="http://schemas.microsoft.com/office/word/2018/wordml/cex" xmlns:w16cid="http://schemas.microsoft.com/office/word/2016/wordml/cid" xmlns:w16="http://schemas.microsoft.com/office/word/2018/wordml" xmlns:w16du="http://schemas.microsoft.com/office/word/2023/wordml/word16du" xmlns:w16sdtdh="http://schemas.microsoft.com/office/word/2020/wordml/sdtdatahash" xmlns:w16sdtfl="http://schemas.microsoft.com/office/word/2024/wordml/sdtformatlock" xmlns:w16se="http://schemas.microsoft.com/office/word/2015/wordml/symex" xmlns:wpg="http://schemas.microsoft.com/office/word/2010/wordprocessingGroup" xmlns:wpi="http://schemas.microsoft.com/office/word/2010/wordprocessingInk" xmlns:wne="http://schemas.microsoft.com/office/word/2006/wordml" xmlns:wps="http://schemas.microsoft.com/office/word/2010/wordprocessingShape" mc:Ignorable="w14 w15 w16se w16cid w16 w16cex w16sdtdh w16sdtfl w16du wp14">
   <w:p>
     <w:pPr>
       <w:pStyle w:val="lfej"/>
@@ -7045,7 +6850,7 @@
 </file>
 
 <file path=word/header2.xml><?xml version="1.0" encoding="utf-8"?>
-<w:hdr xmlns:wpc="http://schemas.microsoft.com/office/word/2010/wordprocessingCanvas" xmlns:cx="http://schemas.microsoft.com/office/drawing/2014/chartex" xmlns:cx1="http://schemas.microsoft.com/office/drawing/2015/9/8/chartex" xmlns:cx2="http://schemas.microsoft.com/office/drawing/2015/10/21/chartex" xmlns:cx3="http://schemas.microsoft.com/office/drawing/2016/5/9/chartex" xmlns:cx4="http://schemas.microsoft.com/office/drawing/2016/5/10/chartex" xmlns:cx5="http://schemas.microsoft.com/office/drawing/2016/5/11/chartex" xmlns:cx6="http://schemas.microsoft.com/office/drawing/2016/5/12/chartex" xmlns:cx7="http://schemas.microsoft.com/office/drawing/2016/5/13/chartex" xmlns:cx8="http://schemas.microsoft.com/office/drawing/2016/5/14/chartex" xmlns:mc="http://schemas.openxmlformats.org/markup-compatibility/2006" xmlns:aink="http://schemas.microsoft.com/office/drawing/2016/ink" xmlns:am3d="http://schemas.microsoft.com/office/drawing/2017/model3d" xmlns:o="urn:schemas-microsoft-com:office:office" xmlns:r="http://schemas.openxmlformats.org/officeDocument/2006/relationships" xmlns:m="http://schemas.openxmlformats.org/officeDocument/2006/math" xmlns:v="urn:schemas-microsoft-com:vml" xmlns:wp14="http://schemas.microsoft.com/office/word/2010/wordprocessingDrawing" xmlns:wp="http://schemas.openxmlformats.org/drawingml/2006/wordprocessingDrawing" xmlns:w10="urn:schemas-microsoft-com:office:word" xmlns:w="http://schemas.openxmlformats.org/wordprocessingml/2006/main" xmlns:w14="http://schemas.microsoft.com/office/word/2010/wordml" xmlns:w15="http://schemas.microsoft.com/office/word/2012/wordml" xmlns:w16cex="http://schemas.microsoft.com/office/word/2018/wordml/cex" xmlns:w16cid="http://schemas.microsoft.com/office/word/2016/wordml/cid" xmlns:w16="http://schemas.microsoft.com/office/word/2018/wordml" xmlns:w16sdtdh="http://schemas.microsoft.com/office/word/2020/wordml/sdtdatahash" xmlns:w16se="http://schemas.microsoft.com/office/word/2015/wordml/symex" xmlns:wpg="http://schemas.microsoft.com/office/word/2010/wordprocessingGroup" xmlns:wpi="http://schemas.microsoft.com/office/word/2010/wordprocessingInk" xmlns:wne="http://schemas.microsoft.com/office/word/2006/wordml" xmlns:wps="http://schemas.microsoft.com/office/word/2010/wordprocessingShape" mc:Ignorable="w14 w15 w16se w16cid w16 w16cex w16sdtdh wp14">
+<w:hdr xmlns:wpc="http://schemas.microsoft.com/office/word/2010/wordprocessingCanvas" xmlns:cx="http://schemas.microsoft.com/office/drawing/2014/chartex" xmlns:cx1="http://schemas.microsoft.com/office/drawing/2015/9/8/chartex" xmlns:cx2="http://schemas.microsoft.com/office/drawing/2015/10/21/chartex" xmlns:cx3="http://schemas.microsoft.com/office/drawing/2016/5/9/chartex" xmlns:cx4="http://schemas.microsoft.com/office/drawing/2016/5/10/chartex" xmlns:cx5="http://schemas.microsoft.com/office/drawing/2016/5/11/chartex" xmlns:cx6="http://schemas.microsoft.com/office/drawing/2016/5/12/chartex" xmlns:cx7="http://schemas.microsoft.com/office/drawing/2016/5/13/chartex" xmlns:cx8="http://schemas.microsoft.com/office/drawing/2016/5/14/chartex" xmlns:mc="http://schemas.openxmlformats.org/markup-compatibility/2006" xmlns:aink="http://schemas.microsoft.com/office/drawing/2016/ink" xmlns:am3d="http://schemas.microsoft.com/office/drawing/2017/model3d" xmlns:o="urn:schemas-microsoft-com:office:office" xmlns:oel="http://schemas.microsoft.com/office/2019/extlst" xmlns:r="http://schemas.openxmlformats.org/officeDocument/2006/relationships" xmlns:m="http://schemas.openxmlformats.org/officeDocument/2006/math" xmlns:v="urn:schemas-microsoft-com:vml" xmlns:wp14="http://schemas.microsoft.com/office/word/2010/wordprocessingDrawing" xmlns:wp="http://schemas.openxmlformats.org/drawingml/2006/wordprocessingDrawing" xmlns:w10="urn:schemas-microsoft-com:office:word" xmlns:w="http://schemas.openxmlformats.org/wordprocessingml/2006/main" xmlns:w14="http://schemas.microsoft.com/office/word/2010/wordml" xmlns:w15="http://schemas.microsoft.com/office/word/2012/wordml" xmlns:w16cex="http://schemas.microsoft.com/office/word/2018/wordml/cex" xmlns:w16cid="http://schemas.microsoft.com/office/word/2016/wordml/cid" xmlns:w16="http://schemas.microsoft.com/office/word/2018/wordml" xmlns:w16du="http://schemas.microsoft.com/office/word/2023/wordml/word16du" xmlns:w16sdtdh="http://schemas.microsoft.com/office/word/2020/wordml/sdtdatahash" xmlns:w16sdtfl="http://schemas.microsoft.com/office/word/2024/wordml/sdtformatlock" xmlns:w16se="http://schemas.microsoft.com/office/word/2015/wordml/symex" xmlns:wpg="http://schemas.microsoft.com/office/word/2010/wordprocessingGroup" xmlns:wpi="http://schemas.microsoft.com/office/word/2010/wordprocessingInk" xmlns:wne="http://schemas.microsoft.com/office/word/2006/wordml" xmlns:wps="http://schemas.microsoft.com/office/word/2010/wordprocessingShape" mc:Ignorable="w14 w15 w16se w16cid w16 w16cex w16sdtdh w16sdtfl w16du wp14">
   <w:tbl>
     <w:tblPr>
       <w:tblW w:w="0" w:type="auto"/>
@@ -7106,7 +6911,7 @@
 </file>
 
 <file path=word/numbering.xml><?xml version="1.0" encoding="utf-8"?>
-<w:numbering xmlns:wpc="http://schemas.microsoft.com/office/word/2010/wordprocessingCanvas" xmlns:cx="http://schemas.microsoft.com/office/drawing/2014/chartex" xmlns:cx1="http://schemas.microsoft.com/office/drawing/2015/9/8/chartex" xmlns:cx2="http://schemas.microsoft.com/office/drawing/2015/10/21/chartex" xmlns:cx3="http://schemas.microsoft.com/office/drawing/2016/5/9/chartex" xmlns:cx4="http://schemas.microsoft.com/office/drawing/2016/5/10/chartex" xmlns:cx5="http://schemas.microsoft.com/office/drawing/2016/5/11/chartex" xmlns:cx6="http://schemas.microsoft.com/office/drawing/2016/5/12/chartex" xmlns:cx7="http://schemas.microsoft.com/office/drawing/2016/5/13/chartex" xmlns:cx8="http://schemas.microsoft.com/office/drawing/2016/5/14/chartex" xmlns:mc="http://schemas.openxmlformats.org/markup-compatibility/2006" xmlns:aink="http://schemas.microsoft.com/office/drawing/2016/ink" xmlns:am3d="http://schemas.microsoft.com/office/drawing/2017/model3d" xmlns:o="urn:schemas-microsoft-com:office:office" xmlns:r="http://schemas.openxmlformats.org/officeDocument/2006/relationships" xmlns:m="http://schemas.openxmlformats.org/officeDocument/2006/math" xmlns:v="urn:schemas-microsoft-com:vml" xmlns:wp14="http://schemas.microsoft.com/office/word/2010/wordprocessingDrawing" xmlns:wp="http://schemas.openxmlformats.org/drawingml/2006/wordprocessingDrawing" xmlns:w10="urn:schemas-microsoft-com:office:word" xmlns:w="http://schemas.openxmlformats.org/wordprocessingml/2006/main" xmlns:w14="http://schemas.microsoft.com/office/word/2010/wordml" xmlns:w15="http://schemas.microsoft.com/office/word/2012/wordml" xmlns:w16cex="http://schemas.microsoft.com/office/word/2018/wordml/cex" xmlns:w16cid="http://schemas.microsoft.com/office/word/2016/wordml/cid" xmlns:w16="http://schemas.microsoft.com/office/word/2018/wordml" xmlns:w16sdtdh="http://schemas.microsoft.com/office/word/2020/wordml/sdtdatahash" xmlns:w16se="http://schemas.microsoft.com/office/word/2015/wordml/symex" xmlns:wpg="http://schemas.microsoft.com/office/word/2010/wordprocessingGroup" xmlns:wpi="http://schemas.microsoft.com/office/word/2010/wordprocessingInk" xmlns:wne="http://schemas.microsoft.com/office/word/2006/wordml" xmlns:wps="http://schemas.microsoft.com/office/word/2010/wordprocessingShape" mc:Ignorable="w14 w15 w16se w16cid w16 w16cex w16sdtdh wp14">
+<w:numbering xmlns:wpc="http://schemas.microsoft.com/office/word/2010/wordprocessingCanvas" xmlns:cx="http://schemas.microsoft.com/office/drawing/2014/chartex" xmlns:cx1="http://schemas.microsoft.com/office/drawing/2015/9/8/chartex" xmlns:cx2="http://schemas.microsoft.com/office/drawing/2015/10/21/chartex" xmlns:cx3="http://schemas.microsoft.com/office/drawing/2016/5/9/chartex" xmlns:cx4="http://schemas.microsoft.com/office/drawing/2016/5/10/chartex" xmlns:cx5="http://schemas.microsoft.com/office/drawing/2016/5/11/chartex" xmlns:cx6="http://schemas.microsoft.com/office/drawing/2016/5/12/chartex" xmlns:cx7="http://schemas.microsoft.com/office/drawing/2016/5/13/chartex" xmlns:cx8="http://schemas.microsoft.com/office/drawing/2016/5/14/chartex" xmlns:mc="http://schemas.openxmlformats.org/markup-compatibility/2006" xmlns:aink="http://schemas.microsoft.com/office/drawing/2016/ink" xmlns:am3d="http://schemas.microsoft.com/office/drawing/2017/model3d" xmlns:o="urn:schemas-microsoft-com:office:office" xmlns:oel="http://schemas.microsoft.com/office/2019/extlst" xmlns:r="http://schemas.openxmlformats.org/officeDocument/2006/relationships" xmlns:m="http://schemas.openxmlformats.org/officeDocument/2006/math" xmlns:v="urn:schemas-microsoft-com:vml" xmlns:wp14="http://schemas.microsoft.com/office/word/2010/wordprocessingDrawing" xmlns:wp="http://schemas.openxmlformats.org/drawingml/2006/wordprocessingDrawing" xmlns:w10="urn:schemas-microsoft-com:office:word" xmlns:w="http://schemas.openxmlformats.org/wordprocessingml/2006/main" xmlns:w14="http://schemas.microsoft.com/office/word/2010/wordml" xmlns:w15="http://schemas.microsoft.com/office/word/2012/wordml" xmlns:w16cex="http://schemas.microsoft.com/office/word/2018/wordml/cex" xmlns:w16cid="http://schemas.microsoft.com/office/word/2016/wordml/cid" xmlns:w16="http://schemas.microsoft.com/office/word/2018/wordml" xmlns:w16du="http://schemas.microsoft.com/office/word/2023/wordml/word16du" xmlns:w16sdtdh="http://schemas.microsoft.com/office/word/2020/wordml/sdtdatahash" xmlns:w16sdtfl="http://schemas.microsoft.com/office/word/2024/wordml/sdtformatlock" xmlns:w16se="http://schemas.microsoft.com/office/word/2015/wordml/symex" xmlns:wpg="http://schemas.microsoft.com/office/word/2010/wordprocessingGroup" xmlns:wpi="http://schemas.microsoft.com/office/word/2010/wordprocessingInk" xmlns:wne="http://schemas.microsoft.com/office/word/2006/wordml" xmlns:wps="http://schemas.microsoft.com/office/word/2010/wordprocessingShape" mc:Ignorable="w14 w15 w16se w16cid w16 w16cex w16sdtdh w16sdtfl w16du wp14">
   <w:abstractNum w:abstractNumId="0" w15:restartNumberingAfterBreak="0">
     <w:nsid w:val="05140A7B"/>
     <w:multiLevelType w:val="hybridMultilevel"/>
@@ -9240,71 +9045,71 @@
       </w:rPr>
     </w:lvl>
   </w:abstractNum>
-  <w:num w:numId="1">
+  <w:num w:numId="1" w16cid:durableId="1022435717">
     <w:abstractNumId w:val="5"/>
   </w:num>
-  <w:num w:numId="2">
+  <w:num w:numId="2" w16cid:durableId="486751749">
     <w:abstractNumId w:val="2"/>
   </w:num>
-  <w:num w:numId="3">
+  <w:num w:numId="3" w16cid:durableId="403527754">
     <w:abstractNumId w:val="11"/>
   </w:num>
-  <w:num w:numId="4">
+  <w:num w:numId="4" w16cid:durableId="1039432094">
     <w:abstractNumId w:val="7"/>
   </w:num>
-  <w:num w:numId="5">
+  <w:num w:numId="5" w16cid:durableId="521938505">
     <w:abstractNumId w:val="9"/>
   </w:num>
-  <w:num w:numId="6">
+  <w:num w:numId="6" w16cid:durableId="949704835">
     <w:abstractNumId w:val="15"/>
   </w:num>
-  <w:num w:numId="7">
+  <w:num w:numId="7" w16cid:durableId="1154373059">
     <w:abstractNumId w:val="9"/>
   </w:num>
-  <w:num w:numId="8">
+  <w:num w:numId="8" w16cid:durableId="1960456540">
     <w:abstractNumId w:val="13"/>
   </w:num>
-  <w:num w:numId="9">
+  <w:num w:numId="9" w16cid:durableId="511183441">
     <w:abstractNumId w:val="8"/>
   </w:num>
-  <w:num w:numId="10">
+  <w:num w:numId="10" w16cid:durableId="1373773111">
     <w:abstractNumId w:val="0"/>
   </w:num>
-  <w:num w:numId="11">
+  <w:num w:numId="11" w16cid:durableId="1985573836">
     <w:abstractNumId w:val="14"/>
   </w:num>
-  <w:num w:numId="12">
+  <w:num w:numId="12" w16cid:durableId="524288023">
     <w:abstractNumId w:val="4"/>
   </w:num>
-  <w:num w:numId="13">
+  <w:num w:numId="13" w16cid:durableId="184180024">
     <w:abstractNumId w:val="3"/>
   </w:num>
-  <w:num w:numId="14">
+  <w:num w:numId="14" w16cid:durableId="666521817">
     <w:abstractNumId w:val="12"/>
   </w:num>
-  <w:num w:numId="15">
+  <w:num w:numId="15" w16cid:durableId="336425162">
     <w:abstractNumId w:val="6"/>
   </w:num>
-  <w:num w:numId="16">
+  <w:num w:numId="16" w16cid:durableId="953942624">
     <w:abstractNumId w:val="13"/>
   </w:num>
-  <w:num w:numId="17">
+  <w:num w:numId="17" w16cid:durableId="259874657">
     <w:abstractNumId w:val="16"/>
   </w:num>
-  <w:num w:numId="18">
+  <w:num w:numId="18" w16cid:durableId="783381082">
     <w:abstractNumId w:val="10"/>
   </w:num>
-  <w:num w:numId="19">
+  <w:num w:numId="19" w16cid:durableId="1006206299">
     <w:abstractNumId w:val="1"/>
   </w:num>
-  <w:num w:numId="20">
+  <w:num w:numId="20" w16cid:durableId="268395936">
     <w:abstractNumId w:val="17"/>
   </w:num>
 </w:numbering>
 </file>
 
 <file path=word/styles.xml><?xml version="1.0" encoding="utf-8"?>
-<w:styles xmlns:mc="http://schemas.openxmlformats.org/markup-compatibility/2006" xmlns:r="http://schemas.openxmlformats.org/officeDocument/2006/relationships" xmlns:w="http://schemas.openxmlformats.org/wordprocessingml/2006/main" xmlns:w14="http://schemas.microsoft.com/office/word/2010/wordml" xmlns:w15="http://schemas.microsoft.com/office/word/2012/wordml" xmlns:w16cex="http://schemas.microsoft.com/office/word/2018/wordml/cex" xmlns:w16cid="http://schemas.microsoft.com/office/word/2016/wordml/cid" xmlns:w16="http://schemas.microsoft.com/office/word/2018/wordml" xmlns:w16sdtdh="http://schemas.microsoft.com/office/word/2020/wordml/sdtdatahash" xmlns:w16se="http://schemas.microsoft.com/office/word/2015/wordml/symex" mc:Ignorable="w14 w15 w16se w16cid w16 w16cex w16sdtdh">
+<w:styles xmlns:mc="http://schemas.openxmlformats.org/markup-compatibility/2006" xmlns:r="http://schemas.openxmlformats.org/officeDocument/2006/relationships" xmlns:w="http://schemas.openxmlformats.org/wordprocessingml/2006/main" xmlns:w14="http://schemas.microsoft.com/office/word/2010/wordml" xmlns:w15="http://schemas.microsoft.com/office/word/2012/wordml" xmlns:w16cex="http://schemas.microsoft.com/office/word/2018/wordml/cex" xmlns:w16cid="http://schemas.microsoft.com/office/word/2016/wordml/cid" xmlns:w16="http://schemas.microsoft.com/office/word/2018/wordml" xmlns:w16du="http://schemas.microsoft.com/office/word/2023/wordml/word16du" xmlns:w16sdtdh="http://schemas.microsoft.com/office/word/2020/wordml/sdtdatahash" xmlns:w16sdtfl="http://schemas.microsoft.com/office/word/2024/wordml/sdtformatlock" xmlns:w16se="http://schemas.microsoft.com/office/word/2015/wordml/symex" mc:Ignorable="w14 w15 w16se w16cid w16 w16cex w16sdtdh w16sdtfl w16du">
   <w:docDefaults>
     <w:rPrDefault>
       <w:rPr>
@@ -10809,21 +10614,10 @@
 </file>
 
 <file path=customXml/item1.xml><?xml version="1.0" encoding="utf-8"?>
-<p:properties xmlns:p="http://schemas.microsoft.com/office/2006/metadata/properties" xmlns:xsi="http://www.w3.org/2001/XMLSchema-instance" xmlns:pc="http://schemas.microsoft.com/office/infopath/2007/PartnerControls">
-  <documentManagement/>
-</p:properties>
+<b:Sources xmlns:b="http://schemas.openxmlformats.org/officeDocument/2006/bibliography" xmlns="http://schemas.openxmlformats.org/officeDocument/2006/bibliography" SelectedStyle="\APA.XSL" StyleName="APA"/>
 </file>
 
 <file path=customXml/item2.xml><?xml version="1.0" encoding="utf-8"?>
-<?mso-contentType ?>
-<FormTemplates xmlns="http://schemas.microsoft.com/sharepoint/v3/contenttype/forms">
-  <Display>DocumentLibraryForm</Display>
-  <Edit>DocumentLibraryForm</Edit>
-  <New>DocumentLibraryForm</New>
-</FormTemplates>
-</file>
-
-<file path=customXml/item3.xml><?xml version="1.0" encoding="utf-8"?>
 <ct:contentTypeSchema xmlns:ct="http://schemas.microsoft.com/office/2006/metadata/contentType" xmlns:ma="http://schemas.microsoft.com/office/2006/metadata/properties/metaAttributes" ct:_="" ma:_="" ma:contentTypeName="Dokumentum" ma:contentTypeID="0x010100A68ACE93D0DEBA4D8A5EE55AD7C8D291" ma:contentTypeVersion="0" ma:contentTypeDescription="Új dokumentum létrehozása." ma:contentTypeScope="" ma:versionID="938c6fba1452f923f2ea492e382da0ce">
   <xsd:schema xmlns:xsd="http://www.w3.org/2001/XMLSchema" xmlns:xs="http://www.w3.org/2001/XMLSchema" xmlns:p="http://schemas.microsoft.com/office/2006/metadata/properties" targetNamespace="http://schemas.microsoft.com/office/2006/metadata/properties" ma:root="true" ma:fieldsID="842132b1d35b662612c3cf288125e263">
     <xsd:element name="properties">
@@ -10937,28 +10731,30 @@
 </ct:contentTypeSchema>
 </file>
 
+<file path=customXml/item3.xml><?xml version="1.0" encoding="utf-8"?>
+<?mso-contentType ?>
+<FormTemplates xmlns="http://schemas.microsoft.com/sharepoint/v3/contenttype/forms">
+  <Display>DocumentLibraryForm</Display>
+  <Edit>DocumentLibraryForm</Edit>
+  <New>DocumentLibraryForm</New>
+</FormTemplates>
+</file>
+
 <file path=customXml/item4.xml><?xml version="1.0" encoding="utf-8"?>
-<b:Sources xmlns:b="http://schemas.openxmlformats.org/officeDocument/2006/bibliography" xmlns="http://schemas.openxmlformats.org/officeDocument/2006/bibliography" SelectedStyle="\APA.XSL" StyleName="APA"/>
+<p:properties xmlns:p="http://schemas.microsoft.com/office/2006/metadata/properties" xmlns:xsi="http://www.w3.org/2001/XMLSchema-instance" xmlns:pc="http://schemas.microsoft.com/office/infopath/2007/PartnerControls">
+  <documentManagement/>
+</p:properties>
 </file>
 
 <file path=customXml/itemProps1.xml><?xml version="1.0" encoding="utf-8"?>
-<ds:datastoreItem xmlns:ds="http://schemas.openxmlformats.org/officeDocument/2006/customXml" ds:itemID="{4683CF39-CBC1-469A-88EA-F31417A0D119}">
+<ds:datastoreItem xmlns:ds="http://schemas.openxmlformats.org/officeDocument/2006/customXml" ds:itemID="{31D8A198-B5FD-41D1-8F98-20D226CAF475}">
   <ds:schemaRefs>
-    <ds:schemaRef ds:uri="http://schemas.microsoft.com/office/2006/metadata/properties"/>
-    <ds:schemaRef ds:uri="http://schemas.microsoft.com/office/infopath/2007/PartnerControls"/>
+    <ds:schemaRef ds:uri="http://schemas.openxmlformats.org/officeDocument/2006/bibliography"/>
   </ds:schemaRefs>
 </ds:datastoreItem>
 </file>
 
 <file path=customXml/itemProps2.xml><?xml version="1.0" encoding="utf-8"?>
-<ds:datastoreItem xmlns:ds="http://schemas.openxmlformats.org/officeDocument/2006/customXml" ds:itemID="{49E9CE2F-4863-430F-A73B-CD3063AB172E}">
-  <ds:schemaRefs>
-    <ds:schemaRef ds:uri="http://schemas.microsoft.com/sharepoint/v3/contenttype/forms"/>
-  </ds:schemaRefs>
-</ds:datastoreItem>
-</file>
-
-<file path=customXml/itemProps3.xml><?xml version="1.0" encoding="utf-8"?>
 <ds:datastoreItem xmlns:ds="http://schemas.openxmlformats.org/officeDocument/2006/customXml" ds:itemID="{AE40C25B-A472-468B-AE3F-5868DB08A665}">
   <ds:schemaRefs>
     <ds:schemaRef ds:uri="http://schemas.microsoft.com/office/2006/metadata/contentType"/>
@@ -10974,10 +10770,19 @@
 </ds:datastoreItem>
 </file>
 
+<file path=customXml/itemProps3.xml><?xml version="1.0" encoding="utf-8"?>
+<ds:datastoreItem xmlns:ds="http://schemas.openxmlformats.org/officeDocument/2006/customXml" ds:itemID="{49E9CE2F-4863-430F-A73B-CD3063AB172E}">
+  <ds:schemaRefs>
+    <ds:schemaRef ds:uri="http://schemas.microsoft.com/sharepoint/v3/contenttype/forms"/>
+  </ds:schemaRefs>
+</ds:datastoreItem>
+</file>
+
 <file path=customXml/itemProps4.xml><?xml version="1.0" encoding="utf-8"?>
-<ds:datastoreItem xmlns:ds="http://schemas.openxmlformats.org/officeDocument/2006/customXml" ds:itemID="{31D8A198-B5FD-41D1-8F98-20D226CAF475}">
+<ds:datastoreItem xmlns:ds="http://schemas.openxmlformats.org/officeDocument/2006/customXml" ds:itemID="{4683CF39-CBC1-469A-88EA-F31417A0D119}">
   <ds:schemaRefs>
-    <ds:schemaRef ds:uri="http://schemas.openxmlformats.org/officeDocument/2006/bibliography"/>
+    <ds:schemaRef ds:uri="http://schemas.microsoft.com/office/2006/metadata/properties"/>
+    <ds:schemaRef ds:uri="http://schemas.microsoft.com/office/infopath/2007/PartnerControls"/>
   </ds:schemaRefs>
 </ds:datastoreItem>
 </file>